--- a/site/downloads/handbook-D2.docx
+++ b/site/downloads/handbook-D2.docx
@@ -1860,7 +1860,40 @@
           <w:b w:val="0"/>
           <w:i w:val="0"/>
         </w:rPr>
-        <w:t>Starter code:</w:t>
+        <w:t>Your code must pass these checks:</w:t>
+      </w:r>
+    </w:p>
+    <w:p>
+      <w:pPr>
+        <w:pStyle w:val="ListBullet"/>
+      </w:pPr>
+      <w:r>
+        <w:rPr>
+          <w:b w:val="0"/>
+          <w:i w:val="0"/>
+        </w:rPr>
+        <w:t>Return the locals of the innermost frame, where the error was raised, not the caller's or your own.</w:t>
+      </w:r>
+    </w:p>
+    <w:p>
+      <w:pPr>
+        <w:pStyle w:val="ListBullet"/>
+      </w:pPr>
+      <w:r>
+        <w:rPr>
+          <w:b w:val="0"/>
+          <w:i w:val="0"/>
+        </w:rPr>
+        <w:t>Return None when the call succeeds.</w:t>
+      </w:r>
+    </w:p>
+    <w:p>
+      <w:r>
+        <w:rPr>
+          <w:b w:val="0"/>
+          <w:i w:val="0"/>
+        </w:rPr>
+        <w:t>Shape of the answer. The reference solution defines these names. Write the bodies yourself.</w:t>
       </w:r>
     </w:p>
     <w:tbl>
@@ -1898,7 +1931,7 @@
                 <w:b w:val="0"/>
                 <w:sz w:val="16"/>
               </w:rPr>
-              <w:t>def crash_locals(fn, *args):</w:t>
+              <w:t># Local variables of the frame that raised, as pdb post-mortem shows them.</w:t>
             </w:r>
           </w:p>
           <w:p>
@@ -1921,7 +1954,7 @@
                 <w:b w:val="0"/>
                 <w:sz w:val="16"/>
               </w:rPr>
-              <w:t xml:space="preserve">    try:</w:t>
+              <w:t>def crash_locals(</w:t>
             </w:r>
           </w:p>
           <w:p>
@@ -1944,7 +1977,7 @@
                 <w:b w:val="0"/>
                 <w:sz w:val="16"/>
               </w:rPr>
-              <w:t xml:space="preserve">        fn(*args)</w:t>
+              <w:t xml:space="preserve">    fn: Callable[..., object],</w:t>
             </w:r>
           </w:p>
           <w:p>
@@ -1967,7 +2000,7 @@
                 <w:b w:val="0"/>
                 <w:sz w:val="16"/>
               </w:rPr>
-              <w:t xml:space="preserve">    except Exception:</w:t>
+              <w:t xml:space="preserve">    *args: object,</w:t>
             </w:r>
           </w:p>
           <w:p>
@@ -1990,7 +2023,7 @@
                 <w:b w:val="0"/>
                 <w:sz w:val="16"/>
               </w:rPr>
-              <w:t xml:space="preserve">        return locals()</w:t>
+              <w:t>) -&gt; dict[str, object] | None: ...</w:t>
             </w:r>
           </w:p>
         </w:tc>
@@ -1998,20 +2031,12 @@
     </w:tbl>
     <w:p/>
     <w:p>
-      <w:pPr>
-        <w:pStyle w:val="Heading5"/>
-      </w:pPr>
-      <w:r>
-        <w:t>Exercise 5. Spot the bug (level 3)</w:t>
-      </w:r>
-    </w:p>
-    <w:p>
-      <w:r>
-        <w:rPr>
-          <w:b w:val="0"/>
-          <w:i w:val="0"/>
-        </w:rPr>
-        <w:t>This function is ready for a scheduled job, except for one line. Tap it, then remove it and anything else left from debugging.</w:t>
+      <w:r>
+        <w:rPr>
+          <w:b w:val="0"/>
+          <w:i w:val="0"/>
+        </w:rPr>
+        <w:t>Starter code:</w:t>
       </w:r>
     </w:p>
     <w:tbl>
@@ -2049,7 +2074,7 @@
                 <w:b w:val="0"/>
                 <w:sz w:val="16"/>
               </w:rPr>
-              <w:t>def unweighted_base(rows: list[dict[str, object]]) -&gt; int:</w:t>
+              <w:t>def crash_locals(fn, *args):</w:t>
             </w:r>
           </w:p>
           <w:p>
@@ -2072,7 +2097,7 @@
                 <w:b w:val="0"/>
                 <w:sz w:val="16"/>
               </w:rPr>
-              <w:t xml:space="preserve">    """Count in-scope respondents."""</w:t>
+              <w:t xml:space="preserve">    try:</w:t>
             </w:r>
           </w:p>
           <w:p>
@@ -2095,7 +2120,7 @@
                 <w:b w:val="0"/>
                 <w:sz w:val="16"/>
               </w:rPr>
-              <w:t xml:space="preserve">    in_scope = [r for r in rows if r["in_scope"] is True]</w:t>
+              <w:t xml:space="preserve">        fn(*args)</w:t>
             </w:r>
           </w:p>
           <w:p>
@@ -2118,7 +2143,7 @@
                 <w:b w:val="0"/>
                 <w:sz w:val="16"/>
               </w:rPr>
-              <w:t xml:space="preserve">    breakpoint()</w:t>
+              <w:t xml:space="preserve">    except Exception:</w:t>
             </w:r>
           </w:p>
           <w:p>
@@ -2141,7 +2166,7 @@
                 <w:b w:val="0"/>
                 <w:sz w:val="16"/>
               </w:rPr>
-              <w:t xml:space="preserve">    return len(in_scope)</w:t>
+              <w:t xml:space="preserve">        return locals()</w:t>
             </w:r>
           </w:p>
         </w:tc>
@@ -2149,135 +2174,20 @@
     </w:tbl>
     <w:p/>
     <w:p>
-      <w:r>
-        <w:rPr>
-          <w:b w:val="0"/>
-          <w:i/>
-        </w:rPr>
-        <w:t>Write down the line number of the bug. Then write the fix.</w:t>
+      <w:pPr>
+        <w:pStyle w:val="Heading5"/>
+      </w:pPr>
+      <w:r>
+        <w:t>Exercise 5. Spot the bug (level 3)</w:t>
       </w:r>
     </w:p>
     <w:p>
-      <w:pPr>
-        <w:pStyle w:val="Heading4"/>
-      </w:pPr>
-      <w:r>
-        <w:t>Sources</w:t>
-      </w:r>
-    </w:p>
-    <w:p>
-      <w:pPr>
-        <w:pStyle w:val="ListBullet"/>
-      </w:pPr>
-      <w:r>
-        <w:rPr>
-          <w:b w:val="0"/>
-          <w:i w:val="0"/>
-        </w:rPr>
-        <w:t>python -m pdb -c continue enters post-mortem at the raising frame and prints 'Uncaught exception. Entering post mortem debugging'; PYTHONBREAKPOINT=0 disables breakpoint(); commands p, w, u, d, n, s, c, l, q. (verified: Local runs on CPython 3.13.12, September 2026.)</w:t>
-      </w:r>
-    </w:p>
-    <w:p>
-      <w:pPr>
-        <w:pStyle w:val="ListBullet"/>
-      </w:pPr>
-      <w:r>
-        <w:rPr>
-          <w:b w:val="0"/>
-          <w:i w:val="0"/>
-        </w:rPr>
-        <w:t>Databricks notebooks have a built-in interactive debugger for Python, available on serverless and recent runtimes, turned on in editor settings. (verified: https://docs.databricks.com/aws/en/notebooks/debugger (checked 2026-09-25))</w:t>
-      </w:r>
-    </w:p>
-    <w:p>
-      <w:pPr>
-        <w:pStyle w:val="ListBullet"/>
-      </w:pPr>
-      <w:r>
-        <w:rPr>
-          <w:b w:val="0"/>
-          <w:i w:val="0"/>
-        </w:rPr>
-        <w:t xml:space="preserve">ruff rule T100 flags debugger calls such as breakpoint(). (verified: ruff 0.16.9 run in this repo reports 'T100 Trace found: </w:t>
-      </w:r>
-      <w:r>
-        <w:rPr>
-          <w:rFonts w:ascii="Consolas" w:hAnsi="Consolas" w:eastAsia="Consolas"/>
-          <w:b w:val="0"/>
-          <w:sz w:val="19"/>
-        </w:rPr>
-        <w:t>breakpoint</w:t>
-      </w:r>
-      <w:r>
-        <w:rPr>
-          <w:b w:val="0"/>
-          <w:i w:val="0"/>
-        </w:rPr>
-        <w:t xml:space="preserve"> used'.)</w:t>
-      </w:r>
-    </w:p>
-    <w:p>
-      <w:pPr>
-        <w:pStyle w:val="Heading3"/>
-      </w:pPr>
-      <w:r>
-        <w:t>D2-L2 Logging levels that help at 3 a.m.</w:t>
-      </w:r>
-    </w:p>
-    <w:p>
-      <w:pPr>
-        <w:pStyle w:val="Heading4"/>
-      </w:pPr>
-      <w:r>
-        <w:t>Concept</w:t>
-      </w:r>
-    </w:p>
-    <w:p>
-      <w:r>
-        <w:rPr>
-          <w:b w:val="0"/>
-          <w:i w:val="0"/>
-        </w:rPr>
-        <w:t xml:space="preserve">A job that failed overnight leaves you its logs and nothing else. Good logs answer three questions fast: what ran, with what inputs, and where it stopped. Python's </w:t>
-      </w:r>
-      <w:r>
-        <w:rPr>
-          <w:rFonts w:ascii="Consolas" w:hAnsi="Consolas" w:eastAsia="Consolas"/>
-          <w:b w:val="0"/>
-          <w:sz w:val="19"/>
-        </w:rPr>
-        <w:t>logging</w:t>
-      </w:r>
-      <w:r>
-        <w:rPr>
-          <w:b w:val="0"/>
-          <w:i w:val="0"/>
-        </w:rPr>
-        <w:t xml:space="preserve"> module does this better than </w:t>
-      </w:r>
-      <w:r>
-        <w:rPr>
-          <w:rFonts w:ascii="Consolas" w:hAnsi="Consolas" w:eastAsia="Consolas"/>
-          <w:b w:val="0"/>
-          <w:sz w:val="19"/>
-        </w:rPr>
-        <w:t>print</w:t>
-      </w:r>
-      <w:r>
-        <w:rPr>
-          <w:b w:val="0"/>
-          <w:i w:val="0"/>
-        </w:rPr>
-        <w:t>.</w:t>
-      </w:r>
-    </w:p>
-    <w:p>
-      <w:r>
-        <w:rPr>
-          <w:b/>
-          <w:i w:val="0"/>
-        </w:rPr>
-        <w:t>One logger per module:</w:t>
+      <w:r>
+        <w:rPr>
+          <w:b w:val="0"/>
+          <w:i w:val="0"/>
+        </w:rPr>
+        <w:t>This function is ready for a scheduled job, except for one line. Tap it, then remove it and anything else left from debugging.</w:t>
       </w:r>
     </w:p>
     <w:tbl>
@@ -2315,7 +2225,7 @@
                 <w:b w:val="0"/>
                 <w:sz w:val="16"/>
               </w:rPr>
-              <w:t>import logging</w:t>
+              <w:t>def unweighted_base(rows: list[dict[str, object]]) -&gt; int:</w:t>
             </w:r>
           </w:p>
           <w:p>
@@ -2338,7 +2248,7 @@
                 <w:b w:val="0"/>
                 <w:sz w:val="16"/>
               </w:rPr>
-              <w:t xml:space="preserve"> </w:t>
+              <w:t xml:space="preserve">    """Count in-scope respondents."""</w:t>
             </w:r>
           </w:p>
           <w:p>
@@ -2361,7 +2271,53 @@
                 <w:b w:val="0"/>
                 <w:sz w:val="16"/>
               </w:rPr>
-              <w:t>logger = logging.getLogger(__name__)</w:t>
+              <w:t xml:space="preserve">    in_scope = [r for r in rows if r["in_scope"] is True]</w:t>
+            </w:r>
+          </w:p>
+          <w:p>
+            <w:pPr>
+              <w:spacing w:before="0" w:after="0" w:line="240" w:lineRule="auto"/>
+              <w:ind w:left="567" w:hanging="567"/>
+            </w:pPr>
+            <w:r>
+              <w:rPr>
+                <w:rFonts w:ascii="Consolas" w:hAnsi="Consolas" w:eastAsia="Consolas"/>
+                <w:b w:val="0"/>
+                <w:color w:val="5B6875"/>
+                <w:sz w:val="16"/>
+              </w:rPr>
+              <w:t xml:space="preserve">   4  </w:t>
+            </w:r>
+            <w:r>
+              <w:rPr>
+                <w:rFonts w:ascii="Consolas" w:hAnsi="Consolas" w:eastAsia="Consolas"/>
+                <w:b w:val="0"/>
+                <w:sz w:val="16"/>
+              </w:rPr>
+              <w:t xml:space="preserve">    breakpoint()</w:t>
+            </w:r>
+          </w:p>
+          <w:p>
+            <w:pPr>
+              <w:spacing w:before="0" w:after="0" w:line="240" w:lineRule="auto"/>
+              <w:ind w:left="567" w:hanging="567"/>
+            </w:pPr>
+            <w:r>
+              <w:rPr>
+                <w:rFonts w:ascii="Consolas" w:hAnsi="Consolas" w:eastAsia="Consolas"/>
+                <w:b w:val="0"/>
+                <w:color w:val="5B6875"/>
+                <w:sz w:val="16"/>
+              </w:rPr>
+              <w:t xml:space="preserve">   5  </w:t>
+            </w:r>
+            <w:r>
+              <w:rPr>
+                <w:rFonts w:ascii="Consolas" w:hAnsi="Consolas" w:eastAsia="Consolas"/>
+                <w:b w:val="0"/>
+                <w:sz w:val="16"/>
+              </w:rPr>
+              <w:t xml:space="preserve">    return len(in_scope)</w:t>
             </w:r>
           </w:p>
         </w:tc>
@@ -2371,268 +2327,18 @@
     <w:p>
       <w:r>
         <w:rPr>
-          <w:b/>
-          <w:i w:val="0"/>
-        </w:rPr>
-        <w:t>Levels</w:t>
-      </w:r>
-      <w:r>
-        <w:rPr>
-          <w:b w:val="0"/>
-          <w:i w:val="0"/>
-        </w:rPr>
-        <w:t>, lowest to highest, with their numbers:</w:t>
+          <w:b w:val="0"/>
+          <w:i/>
+        </w:rPr>
+        <w:t>Write down the line number of the bug. Then write the fix.</w:t>
       </w:r>
     </w:p>
-    <w:tbl>
-      <w:tblPr>
-        <w:tblStyle w:val="TableGrid"/>
-        <w:tblW w:type="auto" w:w="0"/>
-        <w:tblLook w:firstColumn="1" w:firstRow="1" w:lastColumn="0" w:lastRow="0" w:noHBand="0" w:noVBand="1" w:val="04A0"/>
-      </w:tblPr>
-      <w:tblGrid>
-        <w:gridCol w:w="2740"/>
-        <w:gridCol w:w="2740"/>
-        <w:gridCol w:w="2740"/>
-      </w:tblGrid>
-      <w:tr>
-        <w:tc>
-          <w:tcPr>
-            <w:tcW w:type="dxa" w:w="2740"/>
-          </w:tcPr>
-          <w:p>
-            <w:r>
-              <w:rPr>
-                <w:b/>
-              </w:rPr>
-              <w:t>Level</w:t>
-            </w:r>
-          </w:p>
-        </w:tc>
-        <w:tc>
-          <w:tcPr>
-            <w:tcW w:type="dxa" w:w="2740"/>
-          </w:tcPr>
-          <w:p>
-            <w:r>
-              <w:rPr>
-                <w:b/>
-              </w:rPr>
-              <w:t>Number</w:t>
-            </w:r>
-          </w:p>
-        </w:tc>
-        <w:tc>
-          <w:tcPr>
-            <w:tcW w:type="dxa" w:w="2740"/>
-          </w:tcPr>
-          <w:p>
-            <w:r>
-              <w:rPr>
-                <w:b/>
-              </w:rPr>
-              <w:t>Use it for</w:t>
-            </w:r>
-          </w:p>
-        </w:tc>
-      </w:tr>
-      <w:tr>
-        <w:tc>
-          <w:tcPr>
-            <w:tcW w:type="dxa" w:w="2740"/>
-          </w:tcPr>
-          <w:p>
-            <w:r>
-              <w:t>DEBUG</w:t>
-            </w:r>
-          </w:p>
-        </w:tc>
-        <w:tc>
-          <w:tcPr>
-            <w:tcW w:type="dxa" w:w="2740"/>
-          </w:tcPr>
-          <w:p>
-            <w:r>
-              <w:t>10</w:t>
-            </w:r>
-          </w:p>
-        </w:tc>
-        <w:tc>
-          <w:tcPr>
-            <w:tcW w:type="dxa" w:w="2740"/>
-          </w:tcPr>
-          <w:p>
-            <w:r>
-              <w:t>Detail you need only while investigating</w:t>
-            </w:r>
-          </w:p>
-        </w:tc>
-      </w:tr>
-      <w:tr>
-        <w:tc>
-          <w:tcPr>
-            <w:tcW w:type="dxa" w:w="2740"/>
-          </w:tcPr>
-          <w:p>
-            <w:r>
-              <w:t>INFO</w:t>
-            </w:r>
-          </w:p>
-        </w:tc>
-        <w:tc>
-          <w:tcPr>
-            <w:tcW w:type="dxa" w:w="2740"/>
-          </w:tcPr>
-          <w:p>
-            <w:r>
-              <w:t>20</w:t>
-            </w:r>
-          </w:p>
-        </w:tc>
-        <w:tc>
-          <w:tcPr>
-            <w:tcW w:type="dxa" w:w="2740"/>
-          </w:tcPr>
-          <w:p>
-            <w:r>
-              <w:t>Normal progress: step started, rows written</w:t>
-            </w:r>
-          </w:p>
-        </w:tc>
-      </w:tr>
-      <w:tr>
-        <w:tc>
-          <w:tcPr>
-            <w:tcW w:type="dxa" w:w="2740"/>
-          </w:tcPr>
-          <w:p>
-            <w:r>
-              <w:t>WARNING</w:t>
-            </w:r>
-          </w:p>
-        </w:tc>
-        <w:tc>
-          <w:tcPr>
-            <w:tcW w:type="dxa" w:w="2740"/>
-          </w:tcPr>
-          <w:p>
-            <w:r>
-              <w:t>30</w:t>
-            </w:r>
-          </w:p>
-        </w:tc>
-        <w:tc>
-          <w:tcPr>
-            <w:tcW w:type="dxa" w:w="2740"/>
-          </w:tcPr>
-          <w:p>
-            <w:r>
-              <w:t>Unexpected but handled: a WARN check</w:t>
-            </w:r>
-          </w:p>
-        </w:tc>
-      </w:tr>
-      <w:tr>
-        <w:tc>
-          <w:tcPr>
-            <w:tcW w:type="dxa" w:w="2740"/>
-          </w:tcPr>
-          <w:p>
-            <w:r>
-              <w:t>ERROR</w:t>
-            </w:r>
-          </w:p>
-        </w:tc>
-        <w:tc>
-          <w:tcPr>
-            <w:tcW w:type="dxa" w:w="2740"/>
-          </w:tcPr>
-          <w:p>
-            <w:r>
-              <w:t>40</w:t>
-            </w:r>
-          </w:p>
-        </w:tc>
-        <w:tc>
-          <w:tcPr>
-            <w:tcW w:type="dxa" w:w="2740"/>
-          </w:tcPr>
-          <w:p>
-            <w:r>
-              <w:t>A step failed</w:t>
-            </w:r>
-          </w:p>
-        </w:tc>
-      </w:tr>
-      <w:tr>
-        <w:tc>
-          <w:tcPr>
-            <w:tcW w:type="dxa" w:w="2740"/>
-          </w:tcPr>
-          <w:p>
-            <w:r>
-              <w:t>CRITICAL</w:t>
-            </w:r>
-          </w:p>
-        </w:tc>
-        <w:tc>
-          <w:tcPr>
-            <w:tcW w:type="dxa" w:w="2740"/>
-          </w:tcPr>
-          <w:p>
-            <w:r>
-              <w:t>50</w:t>
-            </w:r>
-          </w:p>
-        </w:tc>
-        <w:tc>
-          <w:tcPr>
-            <w:tcW w:type="dxa" w:w="2740"/>
-          </w:tcPr>
-          <w:p>
-            <w:r>
-              <w:t>The pipeline cannot continue</w:t>
-            </w:r>
-          </w:p>
-        </w:tc>
-      </w:tr>
-    </w:tbl>
     <w:p>
-      <w:r>
-        <w:rPr>
-          <w:b w:val="0"/>
-          <w:i w:val="0"/>
-        </w:rPr>
-        <w:t xml:space="preserve">A logger passes on records at or above its effective level. The root logger's default is </w:t>
-      </w:r>
-      <w:r>
-        <w:rPr>
-          <w:b/>
-          <w:i w:val="0"/>
-        </w:rPr>
-        <w:t>WARNING</w:t>
-      </w:r>
-      <w:r>
-        <w:rPr>
-          <w:b w:val="0"/>
-          <w:i w:val="0"/>
-        </w:rPr>
-        <w:t xml:space="preserve">, so </w:t>
-      </w:r>
-      <w:r>
-        <w:rPr>
-          <w:rFonts w:ascii="Consolas" w:hAnsi="Consolas" w:eastAsia="Consolas"/>
-          <w:b w:val="0"/>
-          <w:sz w:val="19"/>
-        </w:rPr>
-        <w:t>logger.info(...)</w:t>
-      </w:r>
-      <w:r>
-        <w:rPr>
-          <w:b w:val="0"/>
-          <w:i w:val="0"/>
-        </w:rPr>
-        <w:t xml:space="preserve"> prints nothing until you configure logging. Checked on Python 3.13:</w:t>
+      <w:pPr>
+        <w:pStyle w:val="Heading4"/>
+      </w:pPr>
+      <w:r>
+        <w:t>Sources</w:t>
       </w:r>
     </w:p>
     <w:p>
@@ -2641,47 +2347,10 @@
       </w:pPr>
       <w:r>
         <w:rPr>
-          <w:rFonts w:ascii="Consolas" w:hAnsi="Consolas" w:eastAsia="Consolas"/>
-          <w:b w:val="0"/>
-          <w:sz w:val="19"/>
-        </w:rPr>
-        <w:t>logging.basicConfig(level=logging.INFO)</w:t>
-      </w:r>
-      <w:r>
-        <w:rPr>
-          <w:b w:val="0"/>
-          <w:i w:val="0"/>
-        </w:rPr>
-        <w:t xml:space="preserve"> configures the root logger </w:t>
-      </w:r>
-      <w:r>
-        <w:rPr>
-          <w:b/>
-          <w:i w:val="0"/>
-        </w:rPr>
-        <w:t>once</w:t>
-      </w:r>
-      <w:r>
-        <w:rPr>
-          <w:b w:val="0"/>
-          <w:i w:val="0"/>
-        </w:rPr>
-        <w:t xml:space="preserve">. A second call does nothing, unless you pass </w:t>
-      </w:r>
-      <w:r>
-        <w:rPr>
-          <w:rFonts w:ascii="Consolas" w:hAnsi="Consolas" w:eastAsia="Consolas"/>
-          <w:b w:val="0"/>
-          <w:sz w:val="19"/>
-        </w:rPr>
-        <w:t>force=True</w:t>
-      </w:r>
-      <w:r>
-        <w:rPr>
-          <w:b w:val="0"/>
-          <w:i w:val="0"/>
-        </w:rPr>
-        <w:t>.</w:t>
+          <w:b w:val="0"/>
+          <w:i w:val="0"/>
+        </w:rPr>
+        <w:t>python -m pdb -c continue enters post-mortem at the raising frame and prints 'Uncaught exception. Entering post mortem debugging'; PYTHONBREAKPOINT=0 disables breakpoint(); commands p, w, u, d, n, s, c, l, q. (verified: Local runs on CPython 3.13.12, September 2026.)</w:t>
       </w:r>
     </w:p>
     <w:p>
@@ -2690,33 +2359,10 @@
       </w:pPr>
       <w:r>
         <w:rPr>
-          <w:rFonts w:ascii="Consolas" w:hAnsi="Consolas" w:eastAsia="Consolas"/>
-          <w:b w:val="0"/>
-          <w:sz w:val="19"/>
-        </w:rPr>
-        <w:t>logger.exception("...")</w:t>
-      </w:r>
-      <w:r>
-        <w:rPr>
-          <w:b w:val="0"/>
-          <w:i w:val="0"/>
-        </w:rPr>
-        <w:t xml:space="preserve"> inside an </w:t>
-      </w:r>
-      <w:r>
-        <w:rPr>
-          <w:rFonts w:ascii="Consolas" w:hAnsi="Consolas" w:eastAsia="Consolas"/>
-          <w:b w:val="0"/>
-          <w:sz w:val="19"/>
-        </w:rPr>
-        <w:t>except</w:t>
-      </w:r>
-      <w:r>
-        <w:rPr>
-          <w:b w:val="0"/>
-          <w:i w:val="0"/>
-        </w:rPr>
-        <w:t xml:space="preserve"> block logs at ERROR and appends the traceback.</w:t>
+          <w:b w:val="0"/>
+          <w:i w:val="0"/>
+        </w:rPr>
+        <w:t>Databricks notebooks have a built-in interactive debugger for Python, available on serverless and recent runtimes, turned on in editor settings. (verified: https://docs.databricks.com/aws/en/notebooks/debugger (checked 2026-09-25))</w:t>
       </w:r>
     </w:p>
     <w:p>
@@ -2728,7 +2374,7 @@
           <w:b w:val="0"/>
           <w:i w:val="0"/>
         </w:rPr>
-        <w:t xml:space="preserve">Pass values as arguments: </w:t>
+        <w:t xml:space="preserve">ruff rule T100 flags debugger calls such as breakpoint(). (verified: ruff 0.16.9 run in this repo reports 'T100 Trace found: </w:t>
       </w:r>
       <w:r>
         <w:rPr>
@@ -2736,84 +2382,22 @@
           <w:b w:val="0"/>
           <w:sz w:val="19"/>
         </w:rPr>
-        <w:t>logger.info("wrote %d rows to %s", n, table)</w:t>
-      </w:r>
-      <w:r>
-        <w:rPr>
-          <w:b w:val="0"/>
-          <w:i w:val="0"/>
-        </w:rPr>
-        <w:t>. The string is built only if the record is emitted. ruff rule G004 flags f-strings in logging calls.</w:t>
+        <w:t>breakpoint</w:t>
+      </w:r>
+      <w:r>
+        <w:rPr>
+          <w:b w:val="0"/>
+          <w:i w:val="0"/>
+        </w:rPr>
+        <w:t xml:space="preserve"> used'.)</w:t>
       </w:r>
     </w:p>
     <w:p>
-      <w:r>
-        <w:rPr>
-          <w:b/>
-          <w:i w:val="0"/>
-        </w:rPr>
-        <w:t>Logging is not control flow.</w:t>
-      </w:r>
-      <w:r>
-        <w:rPr>
-          <w:b w:val="0"/>
-          <w:i w:val="0"/>
-        </w:rPr>
-        <w:t xml:space="preserve"> </w:t>
-      </w:r>
-      <w:r>
-        <w:rPr>
-          <w:rFonts w:ascii="Consolas" w:hAnsi="Consolas" w:eastAsia="Consolas"/>
-          <w:b w:val="0"/>
-          <w:sz w:val="19"/>
-        </w:rPr>
-        <w:t>logger.critical(...)</w:t>
-      </w:r>
-      <w:r>
-        <w:rPr>
-          <w:b w:val="0"/>
-          <w:i w:val="0"/>
-        </w:rPr>
-        <w:t xml:space="preserve"> records a message. It does not stop anything. Your standard says a CRITICAL check </w:t>
-      </w:r>
-      <w:r>
-        <w:rPr>
-          <w:b/>
-          <w:i w:val="0"/>
-        </w:rPr>
-        <w:t>raises</w:t>
-      </w:r>
-      <w:r>
-        <w:rPr>
-          <w:b w:val="0"/>
-          <w:i w:val="0"/>
-        </w:rPr>
-        <w:t>. Log, then raise.</w:t>
-      </w:r>
-    </w:p>
-    <w:p>
-      <w:r>
-        <w:rPr>
-          <w:b/>
-          <w:i w:val="0"/>
-        </w:rPr>
-        <w:t>Logging is not your run log.</w:t>
-      </w:r>
-      <w:r>
-        <w:rPr>
-          <w:b w:val="0"/>
-          <w:i w:val="0"/>
-        </w:rPr>
-        <w:t xml:space="preserve"> Text logs are for people debugging. The Delta run log table, with one structured row per run, is for queries and dashboards. Write both.</w:t>
-      </w:r>
-    </w:p>
-    <w:p>
-      <w:r>
-        <w:rPr>
-          <w:b w:val="0"/>
-          <w:i w:val="0"/>
-        </w:rPr>
-        <w:t>Every log line in a pipeline should carry the identifiers that let you find the data: tracker, wave, table, run id.</w:t>
+      <w:pPr>
+        <w:pStyle w:val="Heading3"/>
+      </w:pPr>
+      <w:r>
+        <w:t>D2-L2 Logging levels that help at 3 a.m.</w:t>
       </w:r>
     </w:p>
     <w:p>
@@ -2821,7 +2405,7 @@
         <w:pStyle w:val="Heading4"/>
       </w:pPr>
       <w:r>
-        <w:t>Why it matters</w:t>
+        <w:t>Concept</w:t>
       </w:r>
     </w:p>
     <w:p>
@@ -2830,15 +2414,46 @@
           <w:b w:val="0"/>
           <w:i w:val="0"/>
         </w:rPr>
-        <w:t>A silver job logged "Processing..." and "Done" at INFO for every wave, and nothing else. When wave W14 produced 30% fewer rows, the logs could not say which step dropped them. Adding one INFO line per step, with the row count, tracker and wave, turned the next investigation from a day of reruns into a two-minute log search.</w:t>
+        <w:t xml:space="preserve">A job that failed overnight leaves you its logs and nothing else. Good logs answer three questions fast: what ran, with what inputs, and where it stopped. Python's </w:t>
+      </w:r>
+      <w:r>
+        <w:rPr>
+          <w:rFonts w:ascii="Consolas" w:hAnsi="Consolas" w:eastAsia="Consolas"/>
+          <w:b w:val="0"/>
+          <w:sz w:val="19"/>
+        </w:rPr>
+        <w:t>logging</w:t>
+      </w:r>
+      <w:r>
+        <w:rPr>
+          <w:b w:val="0"/>
+          <w:i w:val="0"/>
+        </w:rPr>
+        <w:t xml:space="preserve"> module does this better than </w:t>
+      </w:r>
+      <w:r>
+        <w:rPr>
+          <w:rFonts w:ascii="Consolas" w:hAnsi="Consolas" w:eastAsia="Consolas"/>
+          <w:b w:val="0"/>
+          <w:sz w:val="19"/>
+        </w:rPr>
+        <w:t>print</w:t>
+      </w:r>
+      <w:r>
+        <w:rPr>
+          <w:b w:val="0"/>
+          <w:i w:val="0"/>
+        </w:rPr>
+        <w:t>.</w:t>
       </w:r>
     </w:p>
     <w:p>
-      <w:pPr>
-        <w:pStyle w:val="Heading4"/>
-      </w:pPr>
-      <w:r>
-        <w:t>Worked example: weak code</w:t>
+      <w:r>
+        <w:rPr>
+          <w:b/>
+          <w:i w:val="0"/>
+        </w:rPr>
+        <w:t>One logger per module:</w:t>
       </w:r>
     </w:p>
     <w:tbl>
@@ -2922,161 +2537,459 @@
                 <w:b w:val="0"/>
                 <w:sz w:val="16"/>
               </w:rPr>
-              <w:t>def run_checks(results: list[dict[str, str]], wave_id: str) -&gt; None:</w:t>
+              <w:t>logger = logging.getLogger(__name__)</w:t>
             </w:r>
           </w:p>
+        </w:tc>
+      </w:tr>
+    </w:tbl>
+    <w:p/>
+    <w:p>
+      <w:r>
+        <w:rPr>
+          <w:b/>
+          <w:i w:val="0"/>
+        </w:rPr>
+        <w:t>Levels</w:t>
+      </w:r>
+      <w:r>
+        <w:rPr>
+          <w:b w:val="0"/>
+          <w:i w:val="0"/>
+        </w:rPr>
+        <w:t>, lowest to highest, with their numbers:</w:t>
+      </w:r>
+    </w:p>
+    <w:tbl>
+      <w:tblPr>
+        <w:tblStyle w:val="TableGrid"/>
+        <w:tblW w:type="auto" w:w="0"/>
+        <w:tblLook w:firstColumn="1" w:firstRow="1" w:lastColumn="0" w:lastRow="0" w:noHBand="0" w:noVBand="1" w:val="04A0"/>
+      </w:tblPr>
+      <w:tblGrid>
+        <w:gridCol w:w="2740"/>
+        <w:gridCol w:w="2740"/>
+        <w:gridCol w:w="2740"/>
+      </w:tblGrid>
+      <w:tr>
+        <w:tc>
+          <w:tcPr>
+            <w:tcW w:type="dxa" w:w="2740"/>
+          </w:tcPr>
           <w:p>
-            <w:pPr>
-              <w:spacing w:before="0" w:after="0" w:line="240" w:lineRule="auto"/>
-              <w:ind w:left="567" w:hanging="567"/>
-            </w:pPr>
-            <w:r>
-              <w:rPr>
-                <w:rFonts w:ascii="Consolas" w:hAnsi="Consolas" w:eastAsia="Consolas"/>
-                <w:b w:val="0"/>
-                <w:color w:val="5B6875"/>
-                <w:sz w:val="16"/>
-              </w:rPr>
-              <w:t xml:space="preserve">   4  </w:t>
-            </w:r>
-            <w:r>
-              <w:rPr>
-                <w:rFonts w:ascii="Consolas" w:hAnsi="Consolas" w:eastAsia="Consolas"/>
-                <w:b w:val="0"/>
-                <w:sz w:val="16"/>
-              </w:rPr>
-              <w:t xml:space="preserve">    """Report check results."""</w:t>
+            <w:r>
+              <w:rPr>
+                <w:b/>
+              </w:rPr>
+              <w:t>Level</w:t>
             </w:r>
           </w:p>
+        </w:tc>
+        <w:tc>
+          <w:tcPr>
+            <w:tcW w:type="dxa" w:w="2740"/>
+          </w:tcPr>
           <w:p>
-            <w:pPr>
-              <w:spacing w:before="0" w:after="0" w:line="240" w:lineRule="auto"/>
-              <w:ind w:left="567" w:hanging="567"/>
-            </w:pPr>
-            <w:r>
-              <w:rPr>
-                <w:rFonts w:ascii="Consolas" w:hAnsi="Consolas" w:eastAsia="Consolas"/>
-                <w:b w:val="0"/>
-                <w:color w:val="5B6875"/>
-                <w:sz w:val="16"/>
-              </w:rPr>
-              <w:t xml:space="preserve">   5  </w:t>
-            </w:r>
-            <w:r>
-              <w:rPr>
-                <w:rFonts w:ascii="Consolas" w:hAnsi="Consolas" w:eastAsia="Consolas"/>
-                <w:b w:val="0"/>
-                <w:sz w:val="16"/>
-              </w:rPr>
-              <w:t xml:space="preserve">    for r in results:</w:t>
+            <w:r>
+              <w:rPr>
+                <w:b/>
+              </w:rPr>
+              <w:t>Number</w:t>
             </w:r>
           </w:p>
+        </w:tc>
+        <w:tc>
+          <w:tcPr>
+            <w:tcW w:type="dxa" w:w="2740"/>
+          </w:tcPr>
           <w:p>
-            <w:pPr>
-              <w:spacing w:before="0" w:after="0" w:line="240" w:lineRule="auto"/>
-              <w:ind w:left="567" w:hanging="567"/>
-            </w:pPr>
-            <w:r>
-              <w:rPr>
-                <w:rFonts w:ascii="Consolas" w:hAnsi="Consolas" w:eastAsia="Consolas"/>
-                <w:b w:val="0"/>
-                <w:color w:val="5B6875"/>
-                <w:sz w:val="16"/>
-              </w:rPr>
-              <w:t xml:space="preserve">   6  </w:t>
-            </w:r>
-            <w:r>
-              <w:rPr>
-                <w:rFonts w:ascii="Consolas" w:hAnsi="Consolas" w:eastAsia="Consolas"/>
-                <w:b w:val="0"/>
-                <w:sz w:val="16"/>
-              </w:rPr>
-              <w:t xml:space="preserve">        if r["status"] == "FAIL" and r["severity"] == "CRITICAL":</w:t>
+            <w:r>
+              <w:rPr>
+                <w:b/>
+              </w:rPr>
+              <w:t>Use it for</w:t>
             </w:r>
           </w:p>
+        </w:tc>
+      </w:tr>
+      <w:tr>
+        <w:tc>
+          <w:tcPr>
+            <w:tcW w:type="dxa" w:w="2740"/>
+          </w:tcPr>
           <w:p>
-            <w:pPr>
-              <w:spacing w:before="0" w:after="0" w:line="240" w:lineRule="auto"/>
-              <w:ind w:left="567" w:hanging="567"/>
-            </w:pPr>
-            <w:r>
-              <w:rPr>
-                <w:rFonts w:ascii="Consolas" w:hAnsi="Consolas" w:eastAsia="Consolas"/>
-                <w:b/>
-                <w:color w:val="5B6875"/>
-                <w:sz w:val="16"/>
-              </w:rPr>
-              <w:t xml:space="preserve"> [1]  </w:t>
-            </w:r>
-            <w:r>
-              <w:rPr>
-                <w:rFonts w:ascii="Consolas" w:hAnsi="Consolas" w:eastAsia="Consolas"/>
-                <w:b w:val="0"/>
-                <w:sz w:val="16"/>
-              </w:rPr>
-              <w:t xml:space="preserve">            logging.critical(f"check failed: {r['check']}")</w:t>
+            <w:r>
+              <w:t>DEBUG</w:t>
             </w:r>
           </w:p>
+        </w:tc>
+        <w:tc>
+          <w:tcPr>
+            <w:tcW w:type="dxa" w:w="2740"/>
+          </w:tcPr>
           <w:p>
-            <w:pPr>
-              <w:spacing w:before="0" w:after="0" w:line="240" w:lineRule="auto"/>
-              <w:ind w:left="567" w:hanging="567"/>
-            </w:pPr>
-            <w:r>
-              <w:rPr>
-                <w:rFonts w:ascii="Consolas" w:hAnsi="Consolas" w:eastAsia="Consolas"/>
-                <w:b/>
-                <w:color w:val="5B6875"/>
-                <w:sz w:val="16"/>
-              </w:rPr>
-              <w:t xml:space="preserve"> [2]  </w:t>
-            </w:r>
-            <w:r>
-              <w:rPr>
-                <w:rFonts w:ascii="Consolas" w:hAnsi="Consolas" w:eastAsia="Consolas"/>
-                <w:b w:val="0"/>
-                <w:sz w:val="16"/>
-              </w:rPr>
-              <w:t xml:space="preserve">        print("checked", r["check"])</w:t>
+            <w:r>
+              <w:t>10</w:t>
+            </w:r>
+          </w:p>
+        </w:tc>
+        <w:tc>
+          <w:tcPr>
+            <w:tcW w:type="dxa" w:w="2740"/>
+          </w:tcPr>
+          <w:p>
+            <w:r>
+              <w:t>Detail you need only while investigating</w:t>
+            </w:r>
+          </w:p>
+        </w:tc>
+      </w:tr>
+      <w:tr>
+        <w:tc>
+          <w:tcPr>
+            <w:tcW w:type="dxa" w:w="2740"/>
+          </w:tcPr>
+          <w:p>
+            <w:r>
+              <w:t>INFO</w:t>
+            </w:r>
+          </w:p>
+        </w:tc>
+        <w:tc>
+          <w:tcPr>
+            <w:tcW w:type="dxa" w:w="2740"/>
+          </w:tcPr>
+          <w:p>
+            <w:r>
+              <w:t>20</w:t>
+            </w:r>
+          </w:p>
+        </w:tc>
+        <w:tc>
+          <w:tcPr>
+            <w:tcW w:type="dxa" w:w="2740"/>
+          </w:tcPr>
+          <w:p>
+            <w:r>
+              <w:t>Normal progress: step started, rows written</w:t>
+            </w:r>
+          </w:p>
+        </w:tc>
+      </w:tr>
+      <w:tr>
+        <w:tc>
+          <w:tcPr>
+            <w:tcW w:type="dxa" w:w="2740"/>
+          </w:tcPr>
+          <w:p>
+            <w:r>
+              <w:t>WARNING</w:t>
+            </w:r>
+          </w:p>
+        </w:tc>
+        <w:tc>
+          <w:tcPr>
+            <w:tcW w:type="dxa" w:w="2740"/>
+          </w:tcPr>
+          <w:p>
+            <w:r>
+              <w:t>30</w:t>
+            </w:r>
+          </w:p>
+        </w:tc>
+        <w:tc>
+          <w:tcPr>
+            <w:tcW w:type="dxa" w:w="2740"/>
+          </w:tcPr>
+          <w:p>
+            <w:r>
+              <w:t>Unexpected but handled: a WARN check</w:t>
+            </w:r>
+          </w:p>
+        </w:tc>
+      </w:tr>
+      <w:tr>
+        <w:tc>
+          <w:tcPr>
+            <w:tcW w:type="dxa" w:w="2740"/>
+          </w:tcPr>
+          <w:p>
+            <w:r>
+              <w:t>ERROR</w:t>
+            </w:r>
+          </w:p>
+        </w:tc>
+        <w:tc>
+          <w:tcPr>
+            <w:tcW w:type="dxa" w:w="2740"/>
+          </w:tcPr>
+          <w:p>
+            <w:r>
+              <w:t>40</w:t>
+            </w:r>
+          </w:p>
+        </w:tc>
+        <w:tc>
+          <w:tcPr>
+            <w:tcW w:type="dxa" w:w="2740"/>
+          </w:tcPr>
+          <w:p>
+            <w:r>
+              <w:t>A step failed</w:t>
+            </w:r>
+          </w:p>
+        </w:tc>
+      </w:tr>
+      <w:tr>
+        <w:tc>
+          <w:tcPr>
+            <w:tcW w:type="dxa" w:w="2740"/>
+          </w:tcPr>
+          <w:p>
+            <w:r>
+              <w:t>CRITICAL</w:t>
+            </w:r>
+          </w:p>
+        </w:tc>
+        <w:tc>
+          <w:tcPr>
+            <w:tcW w:type="dxa" w:w="2740"/>
+          </w:tcPr>
+          <w:p>
+            <w:r>
+              <w:t>50</w:t>
+            </w:r>
+          </w:p>
+        </w:tc>
+        <w:tc>
+          <w:tcPr>
+            <w:tcW w:type="dxa" w:w="2740"/>
+          </w:tcPr>
+          <w:p>
+            <w:r>
+              <w:t>The pipeline cannot continue</w:t>
             </w:r>
           </w:p>
         </w:tc>
       </w:tr>
     </w:tbl>
     <w:p>
-      <w:pPr>
-        <w:pStyle w:val="ListNumber"/>
-      </w:pPr>
+      <w:r>
+        <w:rPr>
+          <w:b w:val="0"/>
+          <w:i w:val="0"/>
+        </w:rPr>
+        <w:t xml:space="preserve">A logger passes on records at or above its effective level. The root logger's default is </w:t>
+      </w:r>
       <w:r>
         <w:rPr>
           <w:b/>
-        </w:rPr>
-        <w:t xml:space="preserve">Line 7. </w:t>
-      </w:r>
-      <w:r>
-        <w:rPr>
-          <w:b w:val="0"/>
-          <w:i w:val="0"/>
-        </w:rPr>
-        <w:t>Logs CRITICAL and carries on. The pipeline continues with bad data. The f-string is built even when filtered (G004).</w:t>
+          <w:i w:val="0"/>
+        </w:rPr>
+        <w:t>WARNING</w:t>
+      </w:r>
+      <w:r>
+        <w:rPr>
+          <w:b w:val="0"/>
+          <w:i w:val="0"/>
+        </w:rPr>
+        <w:t xml:space="preserve">, so </w:t>
+      </w:r>
+      <w:r>
+        <w:rPr>
+          <w:rFonts w:ascii="Consolas" w:hAnsi="Consolas" w:eastAsia="Consolas"/>
+          <w:b w:val="0"/>
+          <w:sz w:val="19"/>
+        </w:rPr>
+        <w:t>logger.info(...)</w:t>
+      </w:r>
+      <w:r>
+        <w:rPr>
+          <w:b w:val="0"/>
+          <w:i w:val="0"/>
+        </w:rPr>
+        <w:t xml:space="preserve"> prints nothing until you configure logging. Checked on Python 3.13:</w:t>
       </w:r>
     </w:p>
     <w:p>
       <w:pPr>
-        <w:pStyle w:val="ListNumber"/>
+        <w:pStyle w:val="ListBullet"/>
       </w:pPr>
       <w:r>
         <w:rPr>
+          <w:rFonts w:ascii="Consolas" w:hAnsi="Consolas" w:eastAsia="Consolas"/>
+          <w:b w:val="0"/>
+          <w:sz w:val="19"/>
+        </w:rPr>
+        <w:t>logging.basicConfig(level=logging.INFO)</w:t>
+      </w:r>
+      <w:r>
+        <w:rPr>
+          <w:b w:val="0"/>
+          <w:i w:val="0"/>
+        </w:rPr>
+        <w:t xml:space="preserve"> configures the root logger </w:t>
+      </w:r>
+      <w:r>
+        <w:rPr>
           <w:b/>
-        </w:rPr>
-        <w:t xml:space="preserve">Line 8. </w:t>
-      </w:r>
-      <w:r>
-        <w:rPr>
-          <w:b w:val="0"/>
-          <w:i w:val="0"/>
-        </w:rPr>
-        <w:t>print has no level, no logger name and no wave id.</w:t>
+          <w:i w:val="0"/>
+        </w:rPr>
+        <w:t>once</w:t>
+      </w:r>
+      <w:r>
+        <w:rPr>
+          <w:b w:val="0"/>
+          <w:i w:val="0"/>
+        </w:rPr>
+        <w:t xml:space="preserve">. A second call does nothing, unless you pass </w:t>
+      </w:r>
+      <w:r>
+        <w:rPr>
+          <w:rFonts w:ascii="Consolas" w:hAnsi="Consolas" w:eastAsia="Consolas"/>
+          <w:b w:val="0"/>
+          <w:sz w:val="19"/>
+        </w:rPr>
+        <w:t>force=True</w:t>
+      </w:r>
+      <w:r>
+        <w:rPr>
+          <w:b w:val="0"/>
+          <w:i w:val="0"/>
+        </w:rPr>
+        <w:t>.</w:t>
+      </w:r>
+    </w:p>
+    <w:p>
+      <w:pPr>
+        <w:pStyle w:val="ListBullet"/>
+      </w:pPr>
+      <w:r>
+        <w:rPr>
+          <w:rFonts w:ascii="Consolas" w:hAnsi="Consolas" w:eastAsia="Consolas"/>
+          <w:b w:val="0"/>
+          <w:sz w:val="19"/>
+        </w:rPr>
+        <w:t>logger.exception("...")</w:t>
+      </w:r>
+      <w:r>
+        <w:rPr>
+          <w:b w:val="0"/>
+          <w:i w:val="0"/>
+        </w:rPr>
+        <w:t xml:space="preserve"> inside an </w:t>
+      </w:r>
+      <w:r>
+        <w:rPr>
+          <w:rFonts w:ascii="Consolas" w:hAnsi="Consolas" w:eastAsia="Consolas"/>
+          <w:b w:val="0"/>
+          <w:sz w:val="19"/>
+        </w:rPr>
+        <w:t>except</w:t>
+      </w:r>
+      <w:r>
+        <w:rPr>
+          <w:b w:val="0"/>
+          <w:i w:val="0"/>
+        </w:rPr>
+        <w:t xml:space="preserve"> block logs at ERROR and appends the traceback.</w:t>
+      </w:r>
+    </w:p>
+    <w:p>
+      <w:pPr>
+        <w:pStyle w:val="ListBullet"/>
+      </w:pPr>
+      <w:r>
+        <w:rPr>
+          <w:b w:val="0"/>
+          <w:i w:val="0"/>
+        </w:rPr>
+        <w:t xml:space="preserve">Pass values as arguments: </w:t>
+      </w:r>
+      <w:r>
+        <w:rPr>
+          <w:rFonts w:ascii="Consolas" w:hAnsi="Consolas" w:eastAsia="Consolas"/>
+          <w:b w:val="0"/>
+          <w:sz w:val="19"/>
+        </w:rPr>
+        <w:t>logger.info("wrote %d rows to %s", n, table)</w:t>
+      </w:r>
+      <w:r>
+        <w:rPr>
+          <w:b w:val="0"/>
+          <w:i w:val="0"/>
+        </w:rPr>
+        <w:t>. The string is built only if the record is emitted. ruff rule G004 flags f-strings in logging calls.</w:t>
+      </w:r>
+    </w:p>
+    <w:p>
+      <w:r>
+        <w:rPr>
+          <w:b/>
+          <w:i w:val="0"/>
+        </w:rPr>
+        <w:t>Logging is not control flow.</w:t>
+      </w:r>
+      <w:r>
+        <w:rPr>
+          <w:b w:val="0"/>
+          <w:i w:val="0"/>
+        </w:rPr>
+        <w:t xml:space="preserve"> </w:t>
+      </w:r>
+      <w:r>
+        <w:rPr>
+          <w:rFonts w:ascii="Consolas" w:hAnsi="Consolas" w:eastAsia="Consolas"/>
+          <w:b w:val="0"/>
+          <w:sz w:val="19"/>
+        </w:rPr>
+        <w:t>logger.critical(...)</w:t>
+      </w:r>
+      <w:r>
+        <w:rPr>
+          <w:b w:val="0"/>
+          <w:i w:val="0"/>
+        </w:rPr>
+        <w:t xml:space="preserve"> records a message. It does not stop anything. Your standard says a CRITICAL check </w:t>
+      </w:r>
+      <w:r>
+        <w:rPr>
+          <w:b/>
+          <w:i w:val="0"/>
+        </w:rPr>
+        <w:t>raises</w:t>
+      </w:r>
+      <w:r>
+        <w:rPr>
+          <w:b w:val="0"/>
+          <w:i w:val="0"/>
+        </w:rPr>
+        <w:t>. Log, then raise.</w:t>
+      </w:r>
+    </w:p>
+    <w:p>
+      <w:r>
+        <w:rPr>
+          <w:b/>
+          <w:i w:val="0"/>
+        </w:rPr>
+        <w:t>Logging is not your run log.</w:t>
+      </w:r>
+      <w:r>
+        <w:rPr>
+          <w:b w:val="0"/>
+          <w:i w:val="0"/>
+        </w:rPr>
+        <w:t xml:space="preserve"> Text logs are for people debugging. The Delta run log table, with one structured row per run, is for queries and dashboards. Write both.</w:t>
+      </w:r>
+    </w:p>
+    <w:p>
+      <w:r>
+        <w:rPr>
+          <w:b w:val="0"/>
+          <w:i w:val="0"/>
+        </w:rPr>
+        <w:t>Every log line in a pipeline should carry the identifiers that let you find the data: tracker, wave, table, run id.</w:t>
       </w:r>
     </w:p>
     <w:p>
@@ -3084,7 +2997,24 @@
         <w:pStyle w:val="Heading4"/>
       </w:pPr>
       <w:r>
-        <w:t>Worked example: strong code</w:t>
+        <w:t>Why it matters</w:t>
+      </w:r>
+    </w:p>
+    <w:p>
+      <w:r>
+        <w:rPr>
+          <w:b w:val="0"/>
+          <w:i w:val="0"/>
+        </w:rPr>
+        <w:t>A silver job logged "Processing..." and "Done" at INFO for every wave, and nothing else. When wave W14 produced 30% fewer rows, the logs could not say which step dropped them. Adding one INFO line per step, with the row count, tracker and wave, turned the next investigation from a day of reruns into a two-minute log search.</w:t>
+      </w:r>
+    </w:p>
+    <w:p>
+      <w:pPr>
+        <w:pStyle w:val="Heading4"/>
+      </w:pPr>
+      <w:r>
+        <w:t>Worked example: weak code</w:t>
       </w:r>
     </w:p>
     <w:tbl>
@@ -3156,19 +3086,19 @@
             <w:r>
               <w:rPr>
                 <w:rFonts w:ascii="Consolas" w:hAnsi="Consolas" w:eastAsia="Consolas"/>
-                <w:b/>
+                <w:b w:val="0"/>
                 <w:color w:val="5B6875"/>
                 <w:sz w:val="16"/>
               </w:rPr>
-              <w:t xml:space="preserve"> [1]  </w:t>
-            </w:r>
-            <w:r>
-              <w:rPr>
-                <w:rFonts w:ascii="Consolas" w:hAnsi="Consolas" w:eastAsia="Consolas"/>
-                <w:b w:val="0"/>
-                <w:sz w:val="16"/>
-              </w:rPr>
-              <w:t>logger = logging.getLogger(__name__)</w:t>
+              <w:t xml:space="preserve">   3  </w:t>
+            </w:r>
+            <w:r>
+              <w:rPr>
+                <w:rFonts w:ascii="Consolas" w:hAnsi="Consolas" w:eastAsia="Consolas"/>
+                <w:b w:val="0"/>
+                <w:sz w:val="16"/>
+              </w:rPr>
+              <w:t>def run_checks(results: list[dict[str, str]], wave_id: str) -&gt; None:</w:t>
             </w:r>
           </w:p>
           <w:p>
@@ -3191,7 +3121,7 @@
                 <w:b w:val="0"/>
                 <w:sz w:val="16"/>
               </w:rPr>
-              <w:t xml:space="preserve"> </w:t>
+              <w:t xml:space="preserve">    """Report check results."""</w:t>
             </w:r>
           </w:p>
           <w:p>
@@ -3214,7 +3144,7 @@
                 <w:b w:val="0"/>
                 <w:sz w:val="16"/>
               </w:rPr>
-              <w:t xml:space="preserve"> </w:t>
+              <w:t xml:space="preserve">    for r in results:</w:t>
             </w:r>
           </w:p>
           <w:p>
@@ -3237,7 +3167,7 @@
                 <w:b w:val="0"/>
                 <w:sz w:val="16"/>
               </w:rPr>
-              <w:t>class CriticalCheckFailed(RuntimeError):</w:t>
+              <w:t xml:space="preserve">        if r["status"] == "FAIL" and r["severity"] == "CRITICAL":</w:t>
             </w:r>
           </w:p>
           <w:p>
@@ -3248,19 +3178,19 @@
             <w:r>
               <w:rPr>
                 <w:rFonts w:ascii="Consolas" w:hAnsi="Consolas" w:eastAsia="Consolas"/>
-                <w:b w:val="0"/>
+                <w:b/>
                 <w:color w:val="5B6875"/>
                 <w:sz w:val="16"/>
               </w:rPr>
-              <w:t xml:space="preserve">   7  </w:t>
-            </w:r>
-            <w:r>
-              <w:rPr>
-                <w:rFonts w:ascii="Consolas" w:hAnsi="Consolas" w:eastAsia="Consolas"/>
-                <w:b w:val="0"/>
-                <w:sz w:val="16"/>
-              </w:rPr>
-              <w:t xml:space="preserve">    """A CRITICAL data check failed and the pipeline must stop."""</w:t>
+              <w:t xml:space="preserve"> [1]  </w:t>
+            </w:r>
+            <w:r>
+              <w:rPr>
+                <w:rFonts w:ascii="Consolas" w:hAnsi="Consolas" w:eastAsia="Consolas"/>
+                <w:b w:val="0"/>
+                <w:sz w:val="16"/>
+              </w:rPr>
+              <w:t xml:space="preserve">            logging.critical(f"check failed: {r['check']}")</w:t>
             </w:r>
           </w:p>
           <w:p>
@@ -3271,121 +3201,6 @@
             <w:r>
               <w:rPr>
                 <w:rFonts w:ascii="Consolas" w:hAnsi="Consolas" w:eastAsia="Consolas"/>
-                <w:b w:val="0"/>
-                <w:color w:val="5B6875"/>
-                <w:sz w:val="16"/>
-              </w:rPr>
-              <w:t xml:space="preserve">   8  </w:t>
-            </w:r>
-            <w:r>
-              <w:rPr>
-                <w:rFonts w:ascii="Consolas" w:hAnsi="Consolas" w:eastAsia="Consolas"/>
-                <w:b w:val="0"/>
-                <w:sz w:val="16"/>
-              </w:rPr>
-              <w:t xml:space="preserve"> </w:t>
-            </w:r>
-          </w:p>
-          <w:p>
-            <w:pPr>
-              <w:spacing w:before="0" w:after="0" w:line="240" w:lineRule="auto"/>
-              <w:ind w:left="567" w:hanging="567"/>
-            </w:pPr>
-            <w:r>
-              <w:rPr>
-                <w:rFonts w:ascii="Consolas" w:hAnsi="Consolas" w:eastAsia="Consolas"/>
-                <w:b w:val="0"/>
-                <w:color w:val="5B6875"/>
-                <w:sz w:val="16"/>
-              </w:rPr>
-              <w:t xml:space="preserve">   9  </w:t>
-            </w:r>
-            <w:r>
-              <w:rPr>
-                <w:rFonts w:ascii="Consolas" w:hAnsi="Consolas" w:eastAsia="Consolas"/>
-                <w:b w:val="0"/>
-                <w:sz w:val="16"/>
-              </w:rPr>
-              <w:t xml:space="preserve"> </w:t>
-            </w:r>
-          </w:p>
-          <w:p>
-            <w:pPr>
-              <w:spacing w:before="0" w:after="0" w:line="240" w:lineRule="auto"/>
-              <w:ind w:left="567" w:hanging="567"/>
-            </w:pPr>
-            <w:r>
-              <w:rPr>
-                <w:rFonts w:ascii="Consolas" w:hAnsi="Consolas" w:eastAsia="Consolas"/>
-                <w:b w:val="0"/>
-                <w:color w:val="5B6875"/>
-                <w:sz w:val="16"/>
-              </w:rPr>
-              <w:t xml:space="preserve">  10  </w:t>
-            </w:r>
-            <w:r>
-              <w:rPr>
-                <w:rFonts w:ascii="Consolas" w:hAnsi="Consolas" w:eastAsia="Consolas"/>
-                <w:b w:val="0"/>
-                <w:sz w:val="16"/>
-              </w:rPr>
-              <w:t>def run_checks(results: list[dict[str, str]], wave_id: str) -&gt; None:</w:t>
-            </w:r>
-          </w:p>
-          <w:p>
-            <w:pPr>
-              <w:spacing w:before="0" w:after="0" w:line="240" w:lineRule="auto"/>
-              <w:ind w:left="567" w:hanging="567"/>
-            </w:pPr>
-            <w:r>
-              <w:rPr>
-                <w:rFonts w:ascii="Consolas" w:hAnsi="Consolas" w:eastAsia="Consolas"/>
-                <w:b w:val="0"/>
-                <w:color w:val="5B6875"/>
-                <w:sz w:val="16"/>
-              </w:rPr>
-              <w:t xml:space="preserve">  11  </w:t>
-            </w:r>
-            <w:r>
-              <w:rPr>
-                <w:rFonts w:ascii="Consolas" w:hAnsi="Consolas" w:eastAsia="Consolas"/>
-                <w:b w:val="0"/>
-                <w:sz w:val="16"/>
-              </w:rPr>
-              <w:t xml:space="preserve">    """Log each check result and stop on a CRITICAL failure."""</w:t>
-            </w:r>
-          </w:p>
-          <w:p>
-            <w:pPr>
-              <w:spacing w:before="0" w:after="0" w:line="240" w:lineRule="auto"/>
-              <w:ind w:left="567" w:hanging="567"/>
-            </w:pPr>
-            <w:r>
-              <w:rPr>
-                <w:rFonts w:ascii="Consolas" w:hAnsi="Consolas" w:eastAsia="Consolas"/>
-                <w:b w:val="0"/>
-                <w:color w:val="5B6875"/>
-                <w:sz w:val="16"/>
-              </w:rPr>
-              <w:t xml:space="preserve">  12  </w:t>
-            </w:r>
-            <w:r>
-              <w:rPr>
-                <w:rFonts w:ascii="Consolas" w:hAnsi="Consolas" w:eastAsia="Consolas"/>
-                <w:b w:val="0"/>
-                <w:sz w:val="16"/>
-              </w:rPr>
-              <w:t xml:space="preserve">    for r in results:</w:t>
-            </w:r>
-          </w:p>
-          <w:p>
-            <w:pPr>
-              <w:spacing w:before="0" w:after="0" w:line="240" w:lineRule="auto"/>
-              <w:ind w:left="567" w:hanging="567"/>
-            </w:pPr>
-            <w:r>
-              <w:rPr>
-                <w:rFonts w:ascii="Consolas" w:hAnsi="Consolas" w:eastAsia="Consolas"/>
                 <w:b/>
                 <w:color w:val="5B6875"/>
                 <w:sz w:val="16"/>
@@ -3398,76 +3213,7 @@
                 <w:b w:val="0"/>
                 <w:sz w:val="16"/>
               </w:rPr>
-              <w:t xml:space="preserve">        logger.info("wave %s check %s status %s", wave_id, r["check"], r["status"])</w:t>
-            </w:r>
-          </w:p>
-          <w:p>
-            <w:pPr>
-              <w:spacing w:before="0" w:after="0" w:line="240" w:lineRule="auto"/>
-              <w:ind w:left="567" w:hanging="567"/>
-            </w:pPr>
-            <w:r>
-              <w:rPr>
-                <w:rFonts w:ascii="Consolas" w:hAnsi="Consolas" w:eastAsia="Consolas"/>
-                <w:b w:val="0"/>
-                <w:color w:val="5B6875"/>
-                <w:sz w:val="16"/>
-              </w:rPr>
-              <w:t xml:space="preserve">  14  </w:t>
-            </w:r>
-            <w:r>
-              <w:rPr>
-                <w:rFonts w:ascii="Consolas" w:hAnsi="Consolas" w:eastAsia="Consolas"/>
-                <w:b w:val="0"/>
-                <w:sz w:val="16"/>
-              </w:rPr>
-              <w:t xml:space="preserve">        if r["status"] == "FAIL" and r["severity"] == "CRITICAL":</w:t>
-            </w:r>
-          </w:p>
-          <w:p>
-            <w:pPr>
-              <w:spacing w:before="0" w:after="0" w:line="240" w:lineRule="auto"/>
-              <w:ind w:left="567" w:hanging="567"/>
-            </w:pPr>
-            <w:r>
-              <w:rPr>
-                <w:rFonts w:ascii="Consolas" w:hAnsi="Consolas" w:eastAsia="Consolas"/>
-                <w:b w:val="0"/>
-                <w:color w:val="5B6875"/>
-                <w:sz w:val="16"/>
-              </w:rPr>
-              <w:t xml:space="preserve">  15  </w:t>
-            </w:r>
-            <w:r>
-              <w:rPr>
-                <w:rFonts w:ascii="Consolas" w:hAnsi="Consolas" w:eastAsia="Consolas"/>
-                <w:b w:val="0"/>
-                <w:sz w:val="16"/>
-              </w:rPr>
-              <w:t xml:space="preserve">            logger.critical("wave %s CRITICAL check %s failed", wave_id, r["check"])</w:t>
-            </w:r>
-          </w:p>
-          <w:p>
-            <w:pPr>
-              <w:spacing w:before="0" w:after="0" w:line="240" w:lineRule="auto"/>
-              <w:ind w:left="567" w:hanging="567"/>
-            </w:pPr>
-            <w:r>
-              <w:rPr>
-                <w:rFonts w:ascii="Consolas" w:hAnsi="Consolas" w:eastAsia="Consolas"/>
-                <w:b/>
-                <w:color w:val="5B6875"/>
-                <w:sz w:val="16"/>
-              </w:rPr>
-              <w:t xml:space="preserve"> [3]  </w:t>
-            </w:r>
-            <w:r>
-              <w:rPr>
-                <w:rFonts w:ascii="Consolas" w:hAnsi="Consolas" w:eastAsia="Consolas"/>
-                <w:b w:val="0"/>
-                <w:sz w:val="16"/>
-              </w:rPr>
-              <w:t xml:space="preserve">            raise CriticalCheckFailed(f"{r['check']} failed for wave {wave_id}")</w:t>
+              <w:t xml:space="preserve">        print("checked", r["check"])</w:t>
             </w:r>
           </w:p>
         </w:tc>
@@ -3481,14 +3227,14 @@
         <w:rPr>
           <w:b/>
         </w:rPr>
-        <w:t xml:space="preserve">Line 3. </w:t>
-      </w:r>
-      <w:r>
-        <w:rPr>
-          <w:b w:val="0"/>
-          <w:i w:val="0"/>
-        </w:rPr>
-        <w:t>A named logger per module. The name shows up in every record.</w:t>
+        <w:t xml:space="preserve">Line 7. </w:t>
+      </w:r>
+      <w:r>
+        <w:rPr>
+          <w:b w:val="0"/>
+          <w:i w:val="0"/>
+        </w:rPr>
+        <w:t>Logs CRITICAL and carries on. The pipeline continues with bad data. The f-string is built even when filtered (G004).</w:t>
       </w:r>
     </w:p>
     <w:p>
@@ -3499,41 +3245,14 @@
         <w:rPr>
           <w:b/>
         </w:rPr>
-        <w:t xml:space="preserve">Line 13. </w:t>
-      </w:r>
-      <w:r>
-        <w:rPr>
-          <w:b w:val="0"/>
-          <w:i w:val="0"/>
-        </w:rPr>
-        <w:t>Identifiers in every line, formatted only when emitted.</w:t>
-      </w:r>
-    </w:p>
-    <w:p>
-      <w:pPr>
-        <w:pStyle w:val="ListNumber"/>
-      </w:pPr>
-      <w:r>
-        <w:rPr>
-          <w:b/>
-        </w:rPr>
-        <w:t xml:space="preserve">Line 16. </w:t>
-      </w:r>
-      <w:r>
-        <w:rPr>
-          <w:b w:val="0"/>
-          <w:i w:val="0"/>
-        </w:rPr>
-        <w:t>Log, then raise. The level describes. The exception stops.</w:t>
-      </w:r>
-    </w:p>
-    <w:p>
-      <w:r>
-        <w:rPr>
-          <w:b w:val="0"/>
-          <w:i w:val="0"/>
-        </w:rPr>
-        <w:t>One named logger per module, levels that match severity, identifiers in every line, and a raise after every CRITICAL.</w:t>
+        <w:t xml:space="preserve">Line 8. </w:t>
+      </w:r>
+      <w:r>
+        <w:rPr>
+          <w:b w:val="0"/>
+          <w:i w:val="0"/>
+        </w:rPr>
+        <w:t>print has no level, no logger name and no wave id.</w:t>
       </w:r>
     </w:p>
     <w:p>
@@ -3541,108 +3260,7 @@
         <w:pStyle w:val="Heading4"/>
       </w:pPr>
       <w:r>
-        <w:t>Recap card</w:t>
-      </w:r>
-    </w:p>
-    <w:p>
-      <w:pPr>
-        <w:pStyle w:val="ListBullet"/>
-      </w:pPr>
-      <w:r>
-        <w:rPr>
-          <w:b/>
-          <w:i w:val="0"/>
-        </w:rPr>
-        <w:t>Logging levels and numbers</w:t>
-      </w:r>
-      <w:r>
-        <w:rPr>
-          <w:b w:val="0"/>
-          <w:i w:val="0"/>
-        </w:rPr>
-        <w:t xml:space="preserve"> DEBUG 10, INFO 20, WARNING 30, ERROR 40, CRITICAL 50. Default effective level: WARNING.</w:t>
-      </w:r>
-    </w:p>
-    <w:p>
-      <w:pPr>
-        <w:pStyle w:val="ListBullet"/>
-      </w:pPr>
-      <w:r>
-        <w:rPr>
-          <w:b/>
-          <w:i w:val="0"/>
-        </w:rPr>
-        <w:t>basicConfig called twice</w:t>
-      </w:r>
-      <w:r>
-        <w:rPr>
-          <w:b w:val="0"/>
-          <w:i w:val="0"/>
-        </w:rPr>
-        <w:t xml:space="preserve"> The second call does nothing, unless force=True.</w:t>
-      </w:r>
-    </w:p>
-    <w:p>
-      <w:pPr>
-        <w:pStyle w:val="ListBullet"/>
-      </w:pPr>
-      <w:r>
-        <w:rPr>
-          <w:b/>
-          <w:i w:val="0"/>
-        </w:rPr>
-        <w:t>logger.exception</w:t>
-      </w:r>
-      <w:r>
-        <w:rPr>
-          <w:b w:val="0"/>
-          <w:i w:val="0"/>
-        </w:rPr>
-        <w:t xml:space="preserve"> Logs at ERROR with the traceback. Call it inside an except block.</w:t>
-      </w:r>
-    </w:p>
-    <w:p>
-      <w:pPr>
-        <w:pStyle w:val="ListBullet"/>
-      </w:pPr>
-      <w:r>
-        <w:rPr>
-          <w:b/>
-          <w:i w:val="0"/>
-        </w:rPr>
-        <w:t>Does logger.critical stop the pipeline?</w:t>
-      </w:r>
-      <w:r>
-        <w:rPr>
-          <w:b w:val="0"/>
-          <w:i w:val="0"/>
-        </w:rPr>
-        <w:t xml:space="preserve"> No. Log, then raise.</w:t>
-      </w:r>
-    </w:p>
-    <w:p>
-      <w:pPr>
-        <w:pStyle w:val="Heading4"/>
-      </w:pPr>
-      <w:r>
-        <w:t>Practice</w:t>
-      </w:r>
-    </w:p>
-    <w:p>
-      <w:pPr>
-        <w:pStyle w:val="Heading5"/>
-      </w:pPr>
-      <w:r>
-        <w:t>Exercise 1. Predict the output (level 1)</w:t>
-      </w:r>
-    </w:p>
-    <w:p>
-      <w:r>
-        <w:rPr>
-          <w:b w:val="0"/>
-          <w:i w:val="0"/>
-        </w:rPr>
-        <w:t>Nothing has configured logging. What does this print?</w:t>
+        <w:t>Worked example: strong code</w:t>
       </w:r>
     </w:p>
     <w:tbl>
@@ -3714,19 +3332,19 @@
             <w:r>
               <w:rPr>
                 <w:rFonts w:ascii="Consolas" w:hAnsi="Consolas" w:eastAsia="Consolas"/>
-                <w:b w:val="0"/>
+                <w:b/>
                 <w:color w:val="5B6875"/>
                 <w:sz w:val="16"/>
               </w:rPr>
-              <w:t xml:space="preserve">   3  </w:t>
-            </w:r>
-            <w:r>
-              <w:rPr>
-                <w:rFonts w:ascii="Consolas" w:hAnsi="Consolas" w:eastAsia="Consolas"/>
-                <w:b w:val="0"/>
-                <w:sz w:val="16"/>
-              </w:rPr>
-              <w:t>logger = logging.getLogger("qa")</w:t>
+              <w:t xml:space="preserve"> [1]  </w:t>
+            </w:r>
+            <w:r>
+              <w:rPr>
+                <w:rFonts w:ascii="Consolas" w:hAnsi="Consolas" w:eastAsia="Consolas"/>
+                <w:b w:val="0"/>
+                <w:sz w:val="16"/>
+              </w:rPr>
+              <w:t>logger = logging.getLogger(__name__)</w:t>
             </w:r>
           </w:p>
           <w:p>
@@ -3749,7 +3367,7 @@
                 <w:b w:val="0"/>
                 <w:sz w:val="16"/>
               </w:rPr>
-              <w:t>logger.info("rows written")</w:t>
+              <w:t xml:space="preserve"> </w:t>
             </w:r>
           </w:p>
           <w:p>
@@ -3772,58 +3390,334 @@
                 <w:b w:val="0"/>
                 <w:sz w:val="16"/>
               </w:rPr>
-              <w:t>logger.warning("weight sum low")</w:t>
+              <w:t xml:space="preserve"> </w:t>
+            </w:r>
+          </w:p>
+          <w:p>
+            <w:pPr>
+              <w:spacing w:before="0" w:after="0" w:line="240" w:lineRule="auto"/>
+              <w:ind w:left="567" w:hanging="567"/>
+            </w:pPr>
+            <w:r>
+              <w:rPr>
+                <w:rFonts w:ascii="Consolas" w:hAnsi="Consolas" w:eastAsia="Consolas"/>
+                <w:b w:val="0"/>
+                <w:color w:val="5B6875"/>
+                <w:sz w:val="16"/>
+              </w:rPr>
+              <w:t xml:space="preserve">   6  </w:t>
+            </w:r>
+            <w:r>
+              <w:rPr>
+                <w:rFonts w:ascii="Consolas" w:hAnsi="Consolas" w:eastAsia="Consolas"/>
+                <w:b w:val="0"/>
+                <w:sz w:val="16"/>
+              </w:rPr>
+              <w:t>class CriticalCheckFailed(RuntimeError):</w:t>
+            </w:r>
+          </w:p>
+          <w:p>
+            <w:pPr>
+              <w:spacing w:before="0" w:after="0" w:line="240" w:lineRule="auto"/>
+              <w:ind w:left="567" w:hanging="567"/>
+            </w:pPr>
+            <w:r>
+              <w:rPr>
+                <w:rFonts w:ascii="Consolas" w:hAnsi="Consolas" w:eastAsia="Consolas"/>
+                <w:b w:val="0"/>
+                <w:color w:val="5B6875"/>
+                <w:sz w:val="16"/>
+              </w:rPr>
+              <w:t xml:space="preserve">   7  </w:t>
+            </w:r>
+            <w:r>
+              <w:rPr>
+                <w:rFonts w:ascii="Consolas" w:hAnsi="Consolas" w:eastAsia="Consolas"/>
+                <w:b w:val="0"/>
+                <w:sz w:val="16"/>
+              </w:rPr>
+              <w:t xml:space="preserve">    """A CRITICAL data check failed and the pipeline must stop."""</w:t>
+            </w:r>
+          </w:p>
+          <w:p>
+            <w:pPr>
+              <w:spacing w:before="0" w:after="0" w:line="240" w:lineRule="auto"/>
+              <w:ind w:left="567" w:hanging="567"/>
+            </w:pPr>
+            <w:r>
+              <w:rPr>
+                <w:rFonts w:ascii="Consolas" w:hAnsi="Consolas" w:eastAsia="Consolas"/>
+                <w:b w:val="0"/>
+                <w:color w:val="5B6875"/>
+                <w:sz w:val="16"/>
+              </w:rPr>
+              <w:t xml:space="preserve">   8  </w:t>
+            </w:r>
+            <w:r>
+              <w:rPr>
+                <w:rFonts w:ascii="Consolas" w:hAnsi="Consolas" w:eastAsia="Consolas"/>
+                <w:b w:val="0"/>
+                <w:sz w:val="16"/>
+              </w:rPr>
+              <w:t xml:space="preserve"> </w:t>
+            </w:r>
+          </w:p>
+          <w:p>
+            <w:pPr>
+              <w:spacing w:before="0" w:after="0" w:line="240" w:lineRule="auto"/>
+              <w:ind w:left="567" w:hanging="567"/>
+            </w:pPr>
+            <w:r>
+              <w:rPr>
+                <w:rFonts w:ascii="Consolas" w:hAnsi="Consolas" w:eastAsia="Consolas"/>
+                <w:b w:val="0"/>
+                <w:color w:val="5B6875"/>
+                <w:sz w:val="16"/>
+              </w:rPr>
+              <w:t xml:space="preserve">   9  </w:t>
+            </w:r>
+            <w:r>
+              <w:rPr>
+                <w:rFonts w:ascii="Consolas" w:hAnsi="Consolas" w:eastAsia="Consolas"/>
+                <w:b w:val="0"/>
+                <w:sz w:val="16"/>
+              </w:rPr>
+              <w:t xml:space="preserve"> </w:t>
+            </w:r>
+          </w:p>
+          <w:p>
+            <w:pPr>
+              <w:spacing w:before="0" w:after="0" w:line="240" w:lineRule="auto"/>
+              <w:ind w:left="567" w:hanging="567"/>
+            </w:pPr>
+            <w:r>
+              <w:rPr>
+                <w:rFonts w:ascii="Consolas" w:hAnsi="Consolas" w:eastAsia="Consolas"/>
+                <w:b w:val="0"/>
+                <w:color w:val="5B6875"/>
+                <w:sz w:val="16"/>
+              </w:rPr>
+              <w:t xml:space="preserve">  10  </w:t>
+            </w:r>
+            <w:r>
+              <w:rPr>
+                <w:rFonts w:ascii="Consolas" w:hAnsi="Consolas" w:eastAsia="Consolas"/>
+                <w:b w:val="0"/>
+                <w:sz w:val="16"/>
+              </w:rPr>
+              <w:t>def run_checks(results: list[dict[str, str]], wave_id: str) -&gt; None:</w:t>
+            </w:r>
+          </w:p>
+          <w:p>
+            <w:pPr>
+              <w:spacing w:before="0" w:after="0" w:line="240" w:lineRule="auto"/>
+              <w:ind w:left="567" w:hanging="567"/>
+            </w:pPr>
+            <w:r>
+              <w:rPr>
+                <w:rFonts w:ascii="Consolas" w:hAnsi="Consolas" w:eastAsia="Consolas"/>
+                <w:b w:val="0"/>
+                <w:color w:val="5B6875"/>
+                <w:sz w:val="16"/>
+              </w:rPr>
+              <w:t xml:space="preserve">  11  </w:t>
+            </w:r>
+            <w:r>
+              <w:rPr>
+                <w:rFonts w:ascii="Consolas" w:hAnsi="Consolas" w:eastAsia="Consolas"/>
+                <w:b w:val="0"/>
+                <w:sz w:val="16"/>
+              </w:rPr>
+              <w:t xml:space="preserve">    """Log each check result and stop on a CRITICAL failure."""</w:t>
+            </w:r>
+          </w:p>
+          <w:p>
+            <w:pPr>
+              <w:spacing w:before="0" w:after="0" w:line="240" w:lineRule="auto"/>
+              <w:ind w:left="567" w:hanging="567"/>
+            </w:pPr>
+            <w:r>
+              <w:rPr>
+                <w:rFonts w:ascii="Consolas" w:hAnsi="Consolas" w:eastAsia="Consolas"/>
+                <w:b w:val="0"/>
+                <w:color w:val="5B6875"/>
+                <w:sz w:val="16"/>
+              </w:rPr>
+              <w:t xml:space="preserve">  12  </w:t>
+            </w:r>
+            <w:r>
+              <w:rPr>
+                <w:rFonts w:ascii="Consolas" w:hAnsi="Consolas" w:eastAsia="Consolas"/>
+                <w:b w:val="0"/>
+                <w:sz w:val="16"/>
+              </w:rPr>
+              <w:t xml:space="preserve">    for r in results:</w:t>
+            </w:r>
+          </w:p>
+          <w:p>
+            <w:pPr>
+              <w:spacing w:before="0" w:after="0" w:line="240" w:lineRule="auto"/>
+              <w:ind w:left="567" w:hanging="567"/>
+            </w:pPr>
+            <w:r>
+              <w:rPr>
+                <w:rFonts w:ascii="Consolas" w:hAnsi="Consolas" w:eastAsia="Consolas"/>
+                <w:b/>
+                <w:color w:val="5B6875"/>
+                <w:sz w:val="16"/>
+              </w:rPr>
+              <w:t xml:space="preserve"> [2]  </w:t>
+            </w:r>
+            <w:r>
+              <w:rPr>
+                <w:rFonts w:ascii="Consolas" w:hAnsi="Consolas" w:eastAsia="Consolas"/>
+                <w:b w:val="0"/>
+                <w:sz w:val="16"/>
+              </w:rPr>
+              <w:t xml:space="preserve">        logger.info("wave %s check %s status %s", wave_id, r["check"], r["status"])</w:t>
+            </w:r>
+          </w:p>
+          <w:p>
+            <w:pPr>
+              <w:spacing w:before="0" w:after="0" w:line="240" w:lineRule="auto"/>
+              <w:ind w:left="567" w:hanging="567"/>
+            </w:pPr>
+            <w:r>
+              <w:rPr>
+                <w:rFonts w:ascii="Consolas" w:hAnsi="Consolas" w:eastAsia="Consolas"/>
+                <w:b w:val="0"/>
+                <w:color w:val="5B6875"/>
+                <w:sz w:val="16"/>
+              </w:rPr>
+              <w:t xml:space="preserve">  14  </w:t>
+            </w:r>
+            <w:r>
+              <w:rPr>
+                <w:rFonts w:ascii="Consolas" w:hAnsi="Consolas" w:eastAsia="Consolas"/>
+                <w:b w:val="0"/>
+                <w:sz w:val="16"/>
+              </w:rPr>
+              <w:t xml:space="preserve">        if r["status"] == "FAIL" and r["severity"] == "CRITICAL":</w:t>
+            </w:r>
+          </w:p>
+          <w:p>
+            <w:pPr>
+              <w:spacing w:before="0" w:after="0" w:line="240" w:lineRule="auto"/>
+              <w:ind w:left="567" w:hanging="567"/>
+            </w:pPr>
+            <w:r>
+              <w:rPr>
+                <w:rFonts w:ascii="Consolas" w:hAnsi="Consolas" w:eastAsia="Consolas"/>
+                <w:b w:val="0"/>
+                <w:color w:val="5B6875"/>
+                <w:sz w:val="16"/>
+              </w:rPr>
+              <w:t xml:space="preserve">  15  </w:t>
+            </w:r>
+            <w:r>
+              <w:rPr>
+                <w:rFonts w:ascii="Consolas" w:hAnsi="Consolas" w:eastAsia="Consolas"/>
+                <w:b w:val="0"/>
+                <w:sz w:val="16"/>
+              </w:rPr>
+              <w:t xml:space="preserve">            logger.critical("wave %s CRITICAL check %s failed", wave_id, r["check"])</w:t>
+            </w:r>
+          </w:p>
+          <w:p>
+            <w:pPr>
+              <w:spacing w:before="0" w:after="0" w:line="240" w:lineRule="auto"/>
+              <w:ind w:left="567" w:hanging="567"/>
+            </w:pPr>
+            <w:r>
+              <w:rPr>
+                <w:rFonts w:ascii="Consolas" w:hAnsi="Consolas" w:eastAsia="Consolas"/>
+                <w:b/>
+                <w:color w:val="5B6875"/>
+                <w:sz w:val="16"/>
+              </w:rPr>
+              <w:t xml:space="preserve"> [3]  </w:t>
+            </w:r>
+            <w:r>
+              <w:rPr>
+                <w:rFonts w:ascii="Consolas" w:hAnsi="Consolas" w:eastAsia="Consolas"/>
+                <w:b w:val="0"/>
+                <w:sz w:val="16"/>
+              </w:rPr>
+              <w:t xml:space="preserve">            raise CriticalCheckFailed(f"{r['check']} failed for wave {wave_id}")</w:t>
             </w:r>
           </w:p>
         </w:tc>
       </w:tr>
     </w:tbl>
-    <w:p/>
     <w:p>
       <w:pPr>
-        <w:pStyle w:val="Heading5"/>
+        <w:pStyle w:val="ListNumber"/>
       </w:pPr>
       <w:r>
-        <w:t>Exercise 2. Multiple choice (level 2)</w:t>
+        <w:rPr>
+          <w:b/>
+        </w:rPr>
+        <w:t xml:space="preserve">Line 3. </w:t>
+      </w:r>
+      <w:r>
+        <w:rPr>
+          <w:b w:val="0"/>
+          <w:i w:val="0"/>
+        </w:rPr>
+        <w:t>A named logger per module. The name shows up in every record.</w:t>
       </w:r>
     </w:p>
     <w:p>
-      <w:r>
-        <w:rPr>
-          <w:b w:val="0"/>
-          <w:i w:val="0"/>
-        </w:rPr>
-        <w:t xml:space="preserve">A notebook calls </w:t>
-      </w:r>
-      <w:r>
-        <w:rPr>
-          <w:rFonts w:ascii="Consolas" w:hAnsi="Consolas" w:eastAsia="Consolas"/>
-          <w:b w:val="0"/>
-          <w:sz w:val="19"/>
-        </w:rPr>
-        <w:t>logging.basicConfig(level=logging.WARNING)</w:t>
-      </w:r>
-      <w:r>
-        <w:rPr>
-          <w:b w:val="0"/>
-          <w:i w:val="0"/>
-        </w:rPr>
-        <w:t xml:space="preserve"> in its first cell, then </w:t>
-      </w:r>
-      <w:r>
-        <w:rPr>
-          <w:rFonts w:ascii="Consolas" w:hAnsi="Consolas" w:eastAsia="Consolas"/>
-          <w:b w:val="0"/>
-          <w:sz w:val="19"/>
-        </w:rPr>
-        <w:t>logging.basicConfig(level=logging.DEBUG)</w:t>
-      </w:r>
-      <w:r>
-        <w:rPr>
-          <w:b w:val="0"/>
-          <w:i w:val="0"/>
-        </w:rPr>
-        <w:t xml:space="preserve"> later. What is the root level after the second call?</w:t>
+      <w:pPr>
+        <w:pStyle w:val="ListNumber"/>
+      </w:pPr>
+      <w:r>
+        <w:rPr>
+          <w:b/>
+        </w:rPr>
+        <w:t xml:space="preserve">Line 13. </w:t>
+      </w:r>
+      <w:r>
+        <w:rPr>
+          <w:b w:val="0"/>
+          <w:i w:val="0"/>
+        </w:rPr>
+        <w:t>Identifiers in every line, formatted only when emitted.</w:t>
+      </w:r>
+    </w:p>
+    <w:p>
+      <w:pPr>
+        <w:pStyle w:val="ListNumber"/>
+      </w:pPr>
+      <w:r>
+        <w:rPr>
+          <w:b/>
+        </w:rPr>
+        <w:t xml:space="preserve">Line 16. </w:t>
+      </w:r>
+      <w:r>
+        <w:rPr>
+          <w:b w:val="0"/>
+          <w:i w:val="0"/>
+        </w:rPr>
+        <w:t>Log, then raise. The level describes. The exception stops.</w:t>
+      </w:r>
+    </w:p>
+    <w:p>
+      <w:r>
+        <w:rPr>
+          <w:b w:val="0"/>
+          <w:i w:val="0"/>
+        </w:rPr>
+        <w:t>One named logger per module, levels that match severity, identifiers in every line, and a raise after every CRITICAL.</w:t>
+      </w:r>
+    </w:p>
+    <w:p>
+      <w:pPr>
+        <w:pStyle w:val="Heading4"/>
+      </w:pPr>
+      <w:r>
+        <w:t>Recap card</w:t>
       </w:r>
     </w:p>
     <w:p>
@@ -3832,10 +3726,17 @@
       </w:pPr>
       <w:r>
         <w:rPr>
-          <w:b w:val="0"/>
-          <w:i w:val="0"/>
-        </w:rPr>
-        <w:t>a) WARNING: the second call does nothing</w:t>
+          <w:b/>
+          <w:i w:val="0"/>
+        </w:rPr>
+        <w:t>Logging levels and numbers</w:t>
+      </w:r>
+      <w:r>
+        <w:rPr>
+          <w:b w:val="0"/>
+          <w:i w:val="0"/>
+        </w:rPr>
+        <w:t xml:space="preserve"> DEBUG 10, INFO 20, WARNING 30, ERROR 40, CRITICAL 50. Default effective level: WARNING.</w:t>
       </w:r>
     </w:p>
     <w:p>
@@ -3844,10 +3745,17 @@
       </w:pPr>
       <w:r>
         <w:rPr>
-          <w:b w:val="0"/>
-          <w:i w:val="0"/>
-        </w:rPr>
-        <w:t>b) DEBUG</w:t>
+          <w:b/>
+          <w:i w:val="0"/>
+        </w:rPr>
+        <w:t>basicConfig called twice</w:t>
+      </w:r>
+      <w:r>
+        <w:rPr>
+          <w:b w:val="0"/>
+          <w:i w:val="0"/>
+        </w:rPr>
+        <w:t xml:space="preserve"> The second call does nothing, unless force=True.</w:t>
       </w:r>
     </w:p>
     <w:p>
@@ -3856,10 +3764,17 @@
       </w:pPr>
       <w:r>
         <w:rPr>
-          <w:b w:val="0"/>
-          <w:i w:val="0"/>
-        </w:rPr>
-        <w:t>c) An error is raised</w:t>
+          <w:b/>
+          <w:i w:val="0"/>
+        </w:rPr>
+        <w:t>logger.exception</w:t>
+      </w:r>
+      <w:r>
+        <w:rPr>
+          <w:b w:val="0"/>
+          <w:i w:val="0"/>
+        </w:rPr>
+        <w:t xml:space="preserve"> Logs at ERROR with the traceback. Call it inside an except block.</w:t>
       </w:r>
     </w:p>
     <w:p>
@@ -3868,43 +3783,25 @@
       </w:pPr>
       <w:r>
         <w:rPr>
-          <w:b w:val="0"/>
-          <w:i w:val="0"/>
-        </w:rPr>
-        <w:t>d) Both handlers are active</w:t>
-      </w:r>
-    </w:p>
-    <w:p>
-      <w:r>
-        <w:rPr>
           <w:b/>
           <w:i w:val="0"/>
         </w:rPr>
-        <w:t>Why?</w:t>
+        <w:t>Does logger.critical stop the pipeline?</w:t>
+      </w:r>
+      <w:r>
+        <w:rPr>
+          <w:b w:val="0"/>
+          <w:i w:val="0"/>
+        </w:rPr>
+        <w:t xml:space="preserve"> No. Log, then raise.</w:t>
       </w:r>
     </w:p>
     <w:p>
       <w:pPr>
-        <w:pStyle w:val="ListBullet"/>
+        <w:pStyle w:val="Heading4"/>
       </w:pPr>
       <w:r>
-        <w:rPr>
-          <w:b w:val="0"/>
-          <w:i w:val="0"/>
-        </w:rPr>
-        <w:t>r1) basicConfig does nothing if the root logger already has handlers, unless force=True.</w:t>
-      </w:r>
-    </w:p>
-    <w:p>
-      <w:pPr>
-        <w:pStyle w:val="ListBullet"/>
-      </w:pPr>
-      <w:r>
-        <w:rPr>
-          <w:b w:val="0"/>
-          <w:i w:val="0"/>
-        </w:rPr>
-        <w:t>r2) Logging levels can never be lowered.</w:t>
+        <w:t>Practice</w:t>
       </w:r>
     </w:p>
     <w:p>
@@ -3912,7 +3809,7 @@
         <w:pStyle w:val="Heading5"/>
       </w:pPr>
       <w:r>
-        <w:t>Exercise 3. Fill the gap (level 2)</w:t>
+        <w:t>Exercise 1. Predict the output (level 1)</w:t>
       </w:r>
     </w:p>
     <w:p>
@@ -3921,7 +3818,7 @@
           <w:b w:val="0"/>
           <w:i w:val="0"/>
         </w:rPr>
-        <w:t>Log the failure with its traceback, then stop the pipeline.</w:t>
+        <w:t>Nothing has configured logging. What does this print?</w:t>
       </w:r>
     </w:p>
     <w:tbl>
@@ -3959,7 +3856,7 @@
                 <w:b w:val="0"/>
                 <w:sz w:val="16"/>
               </w:rPr>
-              <w:t>try:</w:t>
+              <w:t>import logging</w:t>
             </w:r>
           </w:p>
           <w:p>
@@ -3982,7 +3879,7 @@
                 <w:b w:val="0"/>
                 <w:sz w:val="16"/>
               </w:rPr>
-              <w:t xml:space="preserve">    validate(df)</w:t>
+              <w:t xml:space="preserve"> </w:t>
             </w:r>
           </w:p>
           <w:p>
@@ -4005,7 +3902,7 @@
                 <w:b w:val="0"/>
                 <w:sz w:val="16"/>
               </w:rPr>
-              <w:t>except ContractError:</w:t>
+              <w:t>logger = logging.getLogger("qa")</w:t>
             </w:r>
           </w:p>
           <w:p>
@@ -4028,7 +3925,7 @@
                 <w:b w:val="0"/>
                 <w:sz w:val="16"/>
               </w:rPr>
-              <w:t xml:space="preserve">    logger._____(1)("contract failed for wave %s", wave_id)</w:t>
+              <w:t>logger.info("rows written")</w:t>
             </w:r>
           </w:p>
           <w:p>
@@ -4051,7 +3948,7 @@
                 <w:b w:val="0"/>
                 <w:sz w:val="16"/>
               </w:rPr>
-              <w:t xml:space="preserve">    _____(2)</w:t>
+              <w:t>logger.warning("weight sum low")</w:t>
             </w:r>
           </w:p>
         </w:tc>
@@ -4063,7 +3960,7 @@
         <w:pStyle w:val="Heading5"/>
       </w:pPr>
       <w:r>
-        <w:t>Exercise 4. Write the function (level 3)</w:t>
+        <w:t>Exercise 2. Multiple choice (level 2)</w:t>
       </w:r>
     </w:p>
     <w:p>
@@ -4072,7 +3969,7 @@
           <w:b w:val="0"/>
           <w:i w:val="0"/>
         </w:rPr>
-        <w:t xml:space="preserve">Write </w:t>
+        <w:t xml:space="preserve">A notebook calls </w:t>
       </w:r>
       <w:r>
         <w:rPr>
@@ -4080,14 +3977,14 @@
           <w:b w:val="0"/>
           <w:sz w:val="19"/>
         </w:rPr>
-        <w:t>log_check(logger: logging.Logger, check: str, status: str, severity: str, wave_id: str) -&gt; None</w:t>
-      </w:r>
-      <w:r>
-        <w:rPr>
-          <w:b w:val="0"/>
-          <w:i w:val="0"/>
-        </w:rPr>
-        <w:t xml:space="preserve">. Log at INFO for </w:t>
+        <w:t>logging.basicConfig(level=logging.WARNING)</w:t>
+      </w:r>
+      <w:r>
+        <w:rPr>
+          <w:b w:val="0"/>
+          <w:i w:val="0"/>
+        </w:rPr>
+        <w:t xml:space="preserve"> in its first cell, then </w:t>
       </w:r>
       <w:r>
         <w:rPr>
@@ -4095,113 +3992,112 @@
           <w:b w:val="0"/>
           <w:sz w:val="19"/>
         </w:rPr>
-        <w:t>"PASS"</w:t>
-      </w:r>
-      <w:r>
-        <w:rPr>
-          <w:b w:val="0"/>
-          <w:i w:val="0"/>
-        </w:rPr>
-        <w:t xml:space="preserve">, WARNING for </w:t>
-      </w:r>
-      <w:r>
-        <w:rPr>
-          <w:rFonts w:ascii="Consolas" w:hAnsi="Consolas" w:eastAsia="Consolas"/>
-          <w:b w:val="0"/>
-          <w:sz w:val="19"/>
-        </w:rPr>
-        <w:t>"WARN"</w:t>
-      </w:r>
-      <w:r>
-        <w:rPr>
-          <w:b w:val="0"/>
-          <w:i w:val="0"/>
-        </w:rPr>
-        <w:t xml:space="preserve">, ERROR for </w:t>
-      </w:r>
-      <w:r>
-        <w:rPr>
-          <w:rFonts w:ascii="Consolas" w:hAnsi="Consolas" w:eastAsia="Consolas"/>
-          <w:b w:val="0"/>
-          <w:sz w:val="19"/>
-        </w:rPr>
-        <w:t>"FAIL"</w:t>
-      </w:r>
-      <w:r>
-        <w:rPr>
-          <w:b w:val="0"/>
-          <w:i w:val="0"/>
-        </w:rPr>
-        <w:t xml:space="preserve"> with non-CRITICAL severity, and CRITICAL for </w:t>
-      </w:r>
-      <w:r>
-        <w:rPr>
-          <w:rFonts w:ascii="Consolas" w:hAnsi="Consolas" w:eastAsia="Consolas"/>
-          <w:b w:val="0"/>
-          <w:sz w:val="19"/>
-        </w:rPr>
-        <w:t>"FAIL"</w:t>
-      </w:r>
-      <w:r>
-        <w:rPr>
-          <w:b w:val="0"/>
-          <w:i w:val="0"/>
-        </w:rPr>
-        <w:t xml:space="preserve"> with </w:t>
-      </w:r>
-      <w:r>
-        <w:rPr>
-          <w:rFonts w:ascii="Consolas" w:hAnsi="Consolas" w:eastAsia="Consolas"/>
-          <w:b w:val="0"/>
-          <w:sz w:val="19"/>
-        </w:rPr>
-        <w:t>"CRITICAL"</w:t>
-      </w:r>
-      <w:r>
-        <w:rPr>
-          <w:b w:val="0"/>
-          <w:i w:val="0"/>
-        </w:rPr>
-        <w:t xml:space="preserve"> severity, then raise </w:t>
-      </w:r>
-      <w:r>
-        <w:rPr>
-          <w:rFonts w:ascii="Consolas" w:hAnsi="Consolas" w:eastAsia="Consolas"/>
-          <w:b w:val="0"/>
-          <w:sz w:val="19"/>
-        </w:rPr>
-        <w:t>RuntimeError</w:t>
-      </w:r>
-      <w:r>
-        <w:rPr>
-          <w:b w:val="0"/>
-          <w:i w:val="0"/>
-        </w:rPr>
-        <w:t xml:space="preserve">. Every message contains the wave id and check name. Use %-style arguments, not f-strings, in the logging calls. Raise </w:t>
-      </w:r>
-      <w:r>
-        <w:rPr>
-          <w:rFonts w:ascii="Consolas" w:hAnsi="Consolas" w:eastAsia="Consolas"/>
-          <w:b w:val="0"/>
-          <w:sz w:val="19"/>
-        </w:rPr>
-        <w:t>ValueError</w:t>
-      </w:r>
-      <w:r>
-        <w:rPr>
-          <w:b w:val="0"/>
-          <w:i w:val="0"/>
-        </w:rPr>
-        <w:t xml:space="preserve"> for an unknown status.</w:t>
+        <w:t>logging.basicConfig(level=logging.DEBUG)</w:t>
+      </w:r>
+      <w:r>
+        <w:rPr>
+          <w:b w:val="0"/>
+          <w:i w:val="0"/>
+        </w:rPr>
+        <w:t xml:space="preserve"> later. What is the root level after the second call?</w:t>
       </w:r>
     </w:p>
     <w:p>
-      <w:r>
-        <w:rPr>
-          <w:b w:val="0"/>
-          <w:i w:val="0"/>
-        </w:rPr>
-        <w:t>Starter code:</w:t>
+      <w:pPr>
+        <w:pStyle w:val="ListBullet"/>
+      </w:pPr>
+      <w:r>
+        <w:rPr>
+          <w:b w:val="0"/>
+          <w:i w:val="0"/>
+        </w:rPr>
+        <w:t>a) WARNING: the second call does nothing</w:t>
+      </w:r>
+    </w:p>
+    <w:p>
+      <w:pPr>
+        <w:pStyle w:val="ListBullet"/>
+      </w:pPr>
+      <w:r>
+        <w:rPr>
+          <w:b w:val="0"/>
+          <w:i w:val="0"/>
+        </w:rPr>
+        <w:t>b) DEBUG</w:t>
+      </w:r>
+    </w:p>
+    <w:p>
+      <w:pPr>
+        <w:pStyle w:val="ListBullet"/>
+      </w:pPr>
+      <w:r>
+        <w:rPr>
+          <w:b w:val="0"/>
+          <w:i w:val="0"/>
+        </w:rPr>
+        <w:t>c) An error is raised</w:t>
+      </w:r>
+    </w:p>
+    <w:p>
+      <w:pPr>
+        <w:pStyle w:val="ListBullet"/>
+      </w:pPr>
+      <w:r>
+        <w:rPr>
+          <w:b w:val="0"/>
+          <w:i w:val="0"/>
+        </w:rPr>
+        <w:t>d) Both handlers are active</w:t>
+      </w:r>
+    </w:p>
+    <w:p>
+      <w:r>
+        <w:rPr>
+          <w:b/>
+          <w:i w:val="0"/>
+        </w:rPr>
+        <w:t>Why?</w:t>
+      </w:r>
+    </w:p>
+    <w:p>
+      <w:pPr>
+        <w:pStyle w:val="ListBullet"/>
+      </w:pPr>
+      <w:r>
+        <w:rPr>
+          <w:b w:val="0"/>
+          <w:i w:val="0"/>
+        </w:rPr>
+        <w:t>r1) basicConfig does nothing if the root logger already has handlers, unless force=True.</w:t>
+      </w:r>
+    </w:p>
+    <w:p>
+      <w:pPr>
+        <w:pStyle w:val="ListBullet"/>
+      </w:pPr>
+      <w:r>
+        <w:rPr>
+          <w:b w:val="0"/>
+          <w:i w:val="0"/>
+        </w:rPr>
+        <w:t>r2) Logging levels can never be lowered.</w:t>
+      </w:r>
+    </w:p>
+    <w:p>
+      <w:pPr>
+        <w:pStyle w:val="Heading5"/>
+      </w:pPr>
+      <w:r>
+        <w:t>Exercise 3. Fill the gap (level 2)</w:t>
+      </w:r>
+    </w:p>
+    <w:p>
+      <w:r>
+        <w:rPr>
+          <w:b w:val="0"/>
+          <w:i w:val="0"/>
+        </w:rPr>
+        <w:t>Log the failure with its traceback, then stop the pipeline.</w:t>
       </w:r>
     </w:p>
     <w:tbl>
@@ -4239,7 +4135,7 @@
                 <w:b w:val="0"/>
                 <w:sz w:val="16"/>
               </w:rPr>
-              <w:t>import logging</w:t>
+              <w:t>try:</w:t>
             </w:r>
           </w:p>
           <w:p>
@@ -4262,7 +4158,7 @@
                 <w:b w:val="0"/>
                 <w:sz w:val="16"/>
               </w:rPr>
-              <w:t xml:space="preserve"> </w:t>
+              <w:t xml:space="preserve">    validate(df)</w:t>
             </w:r>
           </w:p>
           <w:p>
@@ -4285,7 +4181,7 @@
                 <w:b w:val="0"/>
                 <w:sz w:val="16"/>
               </w:rPr>
-              <w:t xml:space="preserve"> </w:t>
+              <w:t>except ContractError:</w:t>
             </w:r>
           </w:p>
           <w:p>
@@ -4308,7 +4204,7 @@
                 <w:b w:val="0"/>
                 <w:sz w:val="16"/>
               </w:rPr>
-              <w:t>def log_check(logger, check, status, severity, wave_id):</w:t>
+              <w:t xml:space="preserve">    logger._____(1)("contract failed for wave %s", wave_id)</w:t>
             </w:r>
           </w:p>
           <w:p>
@@ -4331,7 +4227,7 @@
                 <w:b w:val="0"/>
                 <w:sz w:val="16"/>
               </w:rPr>
-              <w:t xml:space="preserve">    logger.info(f"{check} {status}")</w:t>
+              <w:t xml:space="preserve">    _____(2)</w:t>
             </w:r>
           </w:p>
         </w:tc>
@@ -4343,7 +4239,7 @@
         <w:pStyle w:val="Heading5"/>
       </w:pPr>
       <w:r>
-        <w:t>Exercise 5. Architecture design (level 4)</w:t>
+        <w:t>Exercise 4. Write the function (level 3)</w:t>
       </w:r>
     </w:p>
     <w:p>
@@ -4352,7 +4248,127 @@
           <w:b w:val="0"/>
           <w:i w:val="0"/>
         </w:rPr>
-        <w:t>Set the logging for a silver job that runs nightly on Databricks.</w:t>
+        <w:t xml:space="preserve">Write </w:t>
+      </w:r>
+      <w:r>
+        <w:rPr>
+          <w:rFonts w:ascii="Consolas" w:hAnsi="Consolas" w:eastAsia="Consolas"/>
+          <w:b w:val="0"/>
+          <w:sz w:val="19"/>
+        </w:rPr>
+        <w:t>log_check(logger: logging.Logger, check: str, status: str, severity: str, wave_id: str) -&gt; None</w:t>
+      </w:r>
+      <w:r>
+        <w:rPr>
+          <w:b w:val="0"/>
+          <w:i w:val="0"/>
+        </w:rPr>
+        <w:t xml:space="preserve">. Log at INFO for </w:t>
+      </w:r>
+      <w:r>
+        <w:rPr>
+          <w:rFonts w:ascii="Consolas" w:hAnsi="Consolas" w:eastAsia="Consolas"/>
+          <w:b w:val="0"/>
+          <w:sz w:val="19"/>
+        </w:rPr>
+        <w:t>"PASS"</w:t>
+      </w:r>
+      <w:r>
+        <w:rPr>
+          <w:b w:val="0"/>
+          <w:i w:val="0"/>
+        </w:rPr>
+        <w:t xml:space="preserve">, WARNING for </w:t>
+      </w:r>
+      <w:r>
+        <w:rPr>
+          <w:rFonts w:ascii="Consolas" w:hAnsi="Consolas" w:eastAsia="Consolas"/>
+          <w:b w:val="0"/>
+          <w:sz w:val="19"/>
+        </w:rPr>
+        <w:t>"WARN"</w:t>
+      </w:r>
+      <w:r>
+        <w:rPr>
+          <w:b w:val="0"/>
+          <w:i w:val="0"/>
+        </w:rPr>
+        <w:t xml:space="preserve">, ERROR for </w:t>
+      </w:r>
+      <w:r>
+        <w:rPr>
+          <w:rFonts w:ascii="Consolas" w:hAnsi="Consolas" w:eastAsia="Consolas"/>
+          <w:b w:val="0"/>
+          <w:sz w:val="19"/>
+        </w:rPr>
+        <w:t>"FAIL"</w:t>
+      </w:r>
+      <w:r>
+        <w:rPr>
+          <w:b w:val="0"/>
+          <w:i w:val="0"/>
+        </w:rPr>
+        <w:t xml:space="preserve"> with non-CRITICAL severity, and CRITICAL for </w:t>
+      </w:r>
+      <w:r>
+        <w:rPr>
+          <w:rFonts w:ascii="Consolas" w:hAnsi="Consolas" w:eastAsia="Consolas"/>
+          <w:b w:val="0"/>
+          <w:sz w:val="19"/>
+        </w:rPr>
+        <w:t>"FAIL"</w:t>
+      </w:r>
+      <w:r>
+        <w:rPr>
+          <w:b w:val="0"/>
+          <w:i w:val="0"/>
+        </w:rPr>
+        <w:t xml:space="preserve"> with </w:t>
+      </w:r>
+      <w:r>
+        <w:rPr>
+          <w:rFonts w:ascii="Consolas" w:hAnsi="Consolas" w:eastAsia="Consolas"/>
+          <w:b w:val="0"/>
+          <w:sz w:val="19"/>
+        </w:rPr>
+        <w:t>"CRITICAL"</w:t>
+      </w:r>
+      <w:r>
+        <w:rPr>
+          <w:b w:val="0"/>
+          <w:i w:val="0"/>
+        </w:rPr>
+        <w:t xml:space="preserve"> severity, then raise </w:t>
+      </w:r>
+      <w:r>
+        <w:rPr>
+          <w:rFonts w:ascii="Consolas" w:hAnsi="Consolas" w:eastAsia="Consolas"/>
+          <w:b w:val="0"/>
+          <w:sz w:val="19"/>
+        </w:rPr>
+        <w:t>RuntimeError</w:t>
+      </w:r>
+      <w:r>
+        <w:rPr>
+          <w:b w:val="0"/>
+          <w:i w:val="0"/>
+        </w:rPr>
+        <w:t xml:space="preserve">. Every message contains the wave id and check name. Use %-style arguments, not f-strings, in the logging calls. Raise </w:t>
+      </w:r>
+      <w:r>
+        <w:rPr>
+          <w:rFonts w:ascii="Consolas" w:hAnsi="Consolas" w:eastAsia="Consolas"/>
+          <w:b w:val="0"/>
+          <w:sz w:val="19"/>
+        </w:rPr>
+        <w:t>ValueError</w:t>
+      </w:r>
+      <w:r>
+        <w:rPr>
+          <w:b w:val="0"/>
+          <w:i w:val="0"/>
+        </w:rPr>
+        <w:t xml:space="preserve"> for an unknown status.</w:t>
       </w:r>
     </w:p>
     <w:p>
@@ -4361,51 +4377,7 @@
           <w:b w:val="0"/>
           <w:i w:val="0"/>
         </w:rPr>
-        <w:t>Options: INFO, with DEBUG switched on by a job parameter when investigating, DEBUG always.</w:t>
-      </w:r>
-    </w:p>
-    <w:p>
-      <w:pPr>
-        <w:pStyle w:val="ListNumber"/>
-      </w:pPr>
-      <w:r>
-        <w:rPr>
-          <w:b w:val="0"/>
-          <w:i w:val="0"/>
-        </w:rPr>
-        <w:t>Level in production</w:t>
-      </w:r>
-    </w:p>
-    <w:p>
-      <w:pPr>
-        <w:pStyle w:val="ListNumber"/>
-      </w:pPr>
-      <w:r>
-        <w:rPr>
-          <w:b w:val="0"/>
-          <w:i w:val="0"/>
-        </w:rPr>
-        <w:t>Each step's log line</w:t>
-      </w:r>
-    </w:p>
-    <w:p>
-      <w:pPr>
-        <w:pStyle w:val="ListNumber"/>
-      </w:pPr>
-      <w:r>
-        <w:rPr>
-          <w:b w:val="0"/>
-          <w:i w:val="0"/>
-        </w:rPr>
-        <w:t>Run history for dashboards</w:t>
-      </w:r>
-    </w:p>
-    <w:p>
-      <w:pPr>
-        <w:pStyle w:val="Heading4"/>
-      </w:pPr>
-      <w:r>
-        <w:t>Sources</w:t>
+        <w:t>Your code must pass these checks:</w:t>
       </w:r>
     </w:p>
     <w:p>
@@ -4417,7 +4389,7 @@
           <w:b w:val="0"/>
           <w:i w:val="0"/>
         </w:rPr>
-        <w:t>Default effective level WARNING; unconfigured output is the bare message; basicConfig second call no-op unless force=True; logger.exception logs at ERROR with traceback; level numbers 10 to 50. (verified: Local run on CPython 3.13.12, September 2026.)</w:t>
+        <w:t>PASS is INFO, WARN is WARNING, a non-critical FAIL is ERROR. Include the wave and check in each message.</w:t>
       </w:r>
     </w:p>
     <w:p>
@@ -4429,544 +4401,28 @@
           <w:b w:val="0"/>
           <w:i w:val="0"/>
         </w:rPr>
-        <w:t>ruff rule G004 flags f-strings in logging calls. (verified: ruff 0.16.9 run in this repo reports 'G004 Logging statement uses f-string'.)</w:t>
+        <w:t>A CRITICAL failure logs at CRITICAL and then raises RuntimeError.</w:t>
       </w:r>
     </w:p>
     <w:p>
       <w:pPr>
-        <w:pStyle w:val="Heading3"/>
+        <w:pStyle w:val="ListBullet"/>
       </w:pPr>
       <w:r>
-        <w:t>D2-L3 explain(), the Spark UI and the query profile</w:t>
+        <w:rPr>
+          <w:b w:val="0"/>
+          <w:i w:val="0"/>
+        </w:rPr>
+        <w:t>Unknown statuses raise ValueError.</w:t>
       </w:r>
     </w:p>
     <w:p>
-      <w:pPr>
-        <w:pStyle w:val="Heading4"/>
-      </w:pPr>
-      <w:r>
-        <w:t>Concept</w:t>
-      </w:r>
-    </w:p>
-    <w:p>
-      <w:r>
-        <w:rPr>
-          <w:b w:val="0"/>
-          <w:i w:val="0"/>
-        </w:rPr>
-        <w:t xml:space="preserve">A slow Spark job often shows why in its </w:t>
-      </w:r>
-      <w:r>
-        <w:rPr>
-          <w:b/>
-          <w:i w:val="0"/>
-        </w:rPr>
-        <w:t>plan</w:t>
-      </w:r>
-      <w:r>
-        <w:rPr>
-          <w:b w:val="0"/>
-          <w:i w:val="0"/>
-        </w:rPr>
-        <w:t>. Read it before you tune anything.</w:t>
-      </w:r>
-    </w:p>
-    <w:p>
-      <w:r>
-        <w:rPr>
-          <w:rFonts w:ascii="Consolas" w:hAnsi="Consolas" w:eastAsia="Consolas"/>
-          <w:b w:val="0"/>
-          <w:sz w:val="19"/>
-        </w:rPr>
-        <w:t>df.explain()</w:t>
-      </w:r>
-      <w:r>
-        <w:rPr>
-          <w:b w:val="0"/>
-          <w:i w:val="0"/>
-        </w:rPr>
-        <w:t xml:space="preserve"> prints the physical plan without running the query. </w:t>
-      </w:r>
-      <w:r>
-        <w:rPr>
-          <w:rFonts w:ascii="Consolas" w:hAnsi="Consolas" w:eastAsia="Consolas"/>
-          <w:b w:val="0"/>
-          <w:sz w:val="19"/>
-        </w:rPr>
-        <w:t>df.explain("formatted")</w:t>
-      </w:r>
-      <w:r>
-        <w:rPr>
-          <w:b w:val="0"/>
-          <w:i w:val="0"/>
-        </w:rPr>
-        <w:t xml:space="preserve"> numbers each operator and lists its details below. The other modes are </w:t>
-      </w:r>
-      <w:r>
-        <w:rPr>
-          <w:rFonts w:ascii="Consolas" w:hAnsi="Consolas" w:eastAsia="Consolas"/>
-          <w:b w:val="0"/>
-          <w:sz w:val="19"/>
-        </w:rPr>
-        <w:t>"simple"</w:t>
-      </w:r>
-      <w:r>
-        <w:rPr>
-          <w:b w:val="0"/>
-          <w:i w:val="0"/>
-        </w:rPr>
-        <w:t xml:space="preserve"> (the default), </w:t>
-      </w:r>
-      <w:r>
-        <w:rPr>
-          <w:rFonts w:ascii="Consolas" w:hAnsi="Consolas" w:eastAsia="Consolas"/>
-          <w:b w:val="0"/>
-          <w:sz w:val="19"/>
-        </w:rPr>
-        <w:t>"extended"</w:t>
-      </w:r>
-      <w:r>
-        <w:rPr>
-          <w:b w:val="0"/>
-          <w:i w:val="0"/>
-        </w:rPr>
-        <w:t xml:space="preserve">, </w:t>
-      </w:r>
-      <w:r>
-        <w:rPr>
-          <w:rFonts w:ascii="Consolas" w:hAnsi="Consolas" w:eastAsia="Consolas"/>
-          <w:b w:val="0"/>
-          <w:sz w:val="19"/>
-        </w:rPr>
-        <w:t>"codegen"</w:t>
-      </w:r>
-      <w:r>
-        <w:rPr>
-          <w:b w:val="0"/>
-          <w:i w:val="0"/>
-        </w:rPr>
-        <w:t xml:space="preserve"> and </w:t>
-      </w:r>
-      <w:r>
-        <w:rPr>
-          <w:rFonts w:ascii="Consolas" w:hAnsi="Consolas" w:eastAsia="Consolas"/>
-          <w:b w:val="0"/>
-          <w:sz w:val="19"/>
-        </w:rPr>
-        <w:t>"cost"</w:t>
-      </w:r>
-      <w:r>
-        <w:rPr>
-          <w:b w:val="0"/>
-          <w:i w:val="0"/>
-        </w:rPr>
-        <w:t xml:space="preserve">. Read the tree from the </w:t>
-      </w:r>
-      <w:r>
-        <w:rPr>
-          <w:b/>
-          <w:i w:val="0"/>
-        </w:rPr>
-        <w:t>bottom up</w:t>
-      </w:r>
-      <w:r>
-        <w:rPr>
-          <w:b w:val="0"/>
-          <w:i w:val="0"/>
-        </w:rPr>
-        <w:t>: the scan is at the bottom, the result at the top.</w:t>
-      </w:r>
-    </w:p>
-    <w:p>
-      <w:r>
-        <w:rPr>
-          <w:b w:val="0"/>
-          <w:i w:val="0"/>
-        </w:rPr>
-        <w:t>What to look for (examples from PySpark 4.0.4):</w:t>
-      </w:r>
-    </w:p>
-    <w:tbl>
-      <w:tblPr>
-        <w:tblStyle w:val="TableGrid"/>
-        <w:tblW w:type="auto" w:w="0"/>
-        <w:tblLook w:firstColumn="1" w:firstRow="1" w:lastColumn="0" w:lastRow="0" w:noHBand="0" w:noVBand="1" w:val="04A0"/>
-      </w:tblPr>
-      <w:tblGrid>
-        <w:gridCol w:w="4110"/>
-        <w:gridCol w:w="4110"/>
-      </w:tblGrid>
-      <w:tr>
-        <w:tc>
-          <w:tcPr>
-            <w:tcW w:type="dxa" w:w="4110"/>
-          </w:tcPr>
-          <w:p>
-            <w:r>
-              <w:rPr>
-                <w:b/>
-              </w:rPr>
-              <w:t>In the plan</w:t>
-            </w:r>
-          </w:p>
-        </w:tc>
-        <w:tc>
-          <w:tcPr>
-            <w:tcW w:type="dxa" w:w="4110"/>
-          </w:tcPr>
-          <w:p>
-            <w:r>
-              <w:rPr>
-                <w:b/>
-              </w:rPr>
-              <w:t>Means</w:t>
-            </w:r>
-          </w:p>
-        </w:tc>
-      </w:tr>
-      <w:tr>
-        <w:tc>
-          <w:tcPr>
-            <w:tcW w:type="dxa" w:w="4110"/>
-          </w:tcPr>
-          <w:p>
-            <w:r>
-              <w:t>PartitionFilters: [(wave_id = 3)]</w:t>
-            </w:r>
-          </w:p>
-        </w:tc>
-        <w:tc>
-          <w:tcPr>
-            <w:tcW w:type="dxa" w:w="4110"/>
-          </w:tcPr>
-          <w:p>
-            <w:r>
-              <w:t>Only matching partitions are read. Good.</w:t>
-            </w:r>
-          </w:p>
-        </w:tc>
-      </w:tr>
-      <w:tr>
-        <w:tc>
-          <w:tcPr>
-            <w:tcW w:type="dxa" w:w="4110"/>
-          </w:tcPr>
-          <w:p>
-            <w:r>
-              <w:t>PushedFilters: [GreaterThan(w,1.0)]</w:t>
-            </w:r>
-          </w:p>
-        </w:tc>
-        <w:tc>
-          <w:tcPr>
-            <w:tcW w:type="dxa" w:w="4110"/>
-          </w:tcPr>
-          <w:p>
-            <w:r>
-              <w:t>The filter runs inside the file reader. Good.</w:t>
-            </w:r>
-          </w:p>
-        </w:tc>
-      </w:tr>
-      <w:tr>
-        <w:tc>
-          <w:tcPr>
-            <w:tcW w:type="dxa" w:w="4110"/>
-          </w:tcPr>
-          <w:p>
-            <w:r>
-              <w:t>PushedFilters: [] on a filtered query</w:t>
-            </w:r>
-          </w:p>
-        </w:tc>
-        <w:tc>
-          <w:tcPr>
-            <w:tcW w:type="dxa" w:w="4110"/>
-          </w:tcPr>
-          <w:p>
-            <w:r>
-              <w:t>Nothing was pushed down. Check the filter's column and type.</w:t>
-            </w:r>
-          </w:p>
-        </w:tc>
-      </w:tr>
-      <w:tr>
-        <w:tc>
-          <w:tcPr>
-            <w:tcW w:type="dxa" w:w="4110"/>
-          </w:tcPr>
-          <w:p>
-            <w:r>
-              <w:t>Exchange hashpartitioning(...)</w:t>
-            </w:r>
-          </w:p>
-        </w:tc>
-        <w:tc>
-          <w:tcPr>
-            <w:tcW w:type="dxa" w:w="4110"/>
-          </w:tcPr>
-          <w:p>
-            <w:r>
-              <w:t>A shuffle: data moves across the cluster. Each one costs time.</w:t>
-            </w:r>
-          </w:p>
-        </w:tc>
-      </w:tr>
-      <w:tr>
-        <w:tc>
-          <w:tcPr>
-            <w:tcW w:type="dxa" w:w="4110"/>
-          </w:tcPr>
-          <w:p>
-            <w:r>
-              <w:t>BroadcastHashJoin</w:t>
-            </w:r>
-          </w:p>
-        </w:tc>
-        <w:tc>
-          <w:tcPr>
-            <w:tcW w:type="dxa" w:w="4110"/>
-          </w:tcPr>
-          <w:p>
-            <w:r>
-              <w:t>The small side is copied to every executor. No shuffle of the large side.</w:t>
-            </w:r>
-          </w:p>
-        </w:tc>
-      </w:tr>
-      <w:tr>
-        <w:tc>
-          <w:tcPr>
-            <w:tcW w:type="dxa" w:w="4110"/>
-          </w:tcPr>
-          <w:p>
-            <w:r>
-              <w:t>SortMergeJoin</w:t>
-            </w:r>
-          </w:p>
-        </w:tc>
-        <w:tc>
-          <w:tcPr>
-            <w:tcW w:type="dxa" w:w="4110"/>
-          </w:tcPr>
-          <w:p>
-            <w:r>
-              <w:t>Both sides are shuffled and sorted. Normal for two large tables.</w:t>
-            </w:r>
-          </w:p>
-        </w:tc>
-      </w:tr>
-      <w:tr>
-        <w:tc>
-          <w:tcPr>
-            <w:tcW w:type="dxa" w:w="4110"/>
-          </w:tcPr>
-          <w:p>
-            <w:r>
-              <w:t>CartesianProduct or BroadcastNestedLoopJoin</w:t>
-            </w:r>
-          </w:p>
-        </w:tc>
-        <w:tc>
-          <w:tcPr>
-            <w:tcW w:type="dxa" w:w="4110"/>
-          </w:tcPr>
-          <w:p>
-            <w:r>
-              <w:t>Every row meets every row. Usually a missing join condition.</w:t>
-            </w:r>
-          </w:p>
-        </w:tc>
-      </w:tr>
-      <w:tr>
-        <w:tc>
-          <w:tcPr>
-            <w:tcW w:type="dxa" w:w="4110"/>
-          </w:tcPr>
-          <w:p>
-            <w:r>
-              <w:t>BatchEvalPython</w:t>
-            </w:r>
-          </w:p>
-        </w:tc>
-        <w:tc>
-          <w:tcPr>
-            <w:tcW w:type="dxa" w:w="4110"/>
-          </w:tcPr>
-          <w:p>
-            <w:r>
-              <w:t>A Python UDF. Rows leave the JVM for a Python worker.</w:t>
-            </w:r>
-          </w:p>
-        </w:tc>
-      </w:tr>
-    </w:tbl>
-    <w:p>
-      <w:r>
-        <w:rPr>
-          <w:rFonts w:ascii="Consolas" w:hAnsi="Consolas" w:eastAsia="Consolas"/>
-          <w:b w:val="0"/>
-          <w:sz w:val="19"/>
-        </w:rPr>
-        <w:t>AdaptiveSparkPlan isFinalPlan=false</w:t>
-      </w:r>
-      <w:r>
-        <w:rPr>
-          <w:b w:val="0"/>
-          <w:i w:val="0"/>
-        </w:rPr>
-        <w:t xml:space="preserve"> means adaptive query execution will adjust the plan at run time, for example switching a join to broadcast. </w:t>
-      </w:r>
-      <w:r>
-        <w:rPr>
-          <w:rFonts w:ascii="Consolas" w:hAnsi="Consolas" w:eastAsia="Consolas"/>
-          <w:b w:val="0"/>
-          <w:sz w:val="19"/>
-        </w:rPr>
-        <w:t>explain()</w:t>
-      </w:r>
-      <w:r>
-        <w:rPr>
-          <w:b w:val="0"/>
-          <w:i w:val="0"/>
-        </w:rPr>
-        <w:t xml:space="preserve"> shows the starting plan.</w:t>
-      </w:r>
-    </w:p>
-    <w:p>
-      <w:r>
-        <w:rPr>
-          <w:b/>
-          <w:i w:val="0"/>
-        </w:rPr>
-        <w:t>After the run</w:t>
-      </w:r>
-      <w:r>
-        <w:rPr>
-          <w:b w:val="0"/>
-          <w:i w:val="0"/>
-        </w:rPr>
-        <w:t xml:space="preserve">, look at what happened. On classic compute, the </w:t>
-      </w:r>
-      <w:r>
-        <w:rPr>
-          <w:b/>
-          <w:i w:val="0"/>
-        </w:rPr>
-        <w:t>Spark UI</w:t>
-      </w:r>
-      <w:r>
-        <w:rPr>
-          <w:b w:val="0"/>
-          <w:i w:val="0"/>
-        </w:rPr>
-        <w:t xml:space="preserve"> shows jobs, stages, tasks and the SQL tab with row counts per operator. On </w:t>
-      </w:r>
-      <w:r>
-        <w:rPr>
-          <w:b/>
-          <w:i w:val="0"/>
-        </w:rPr>
-        <w:t>serverless</w:t>
-      </w:r>
-      <w:r>
-        <w:rPr>
-          <w:b w:val="0"/>
-          <w:i w:val="0"/>
-        </w:rPr>
-        <w:t xml:space="preserve">, the Spark UI is not available. Use the </w:t>
-      </w:r>
-      <w:r>
-        <w:rPr>
-          <w:b/>
-          <w:i w:val="0"/>
-        </w:rPr>
-        <w:t>query profile</w:t>
-      </w:r>
-      <w:r>
-        <w:rPr>
-          <w:b w:val="0"/>
-          <w:i w:val="0"/>
-        </w:rPr>
-        <w:t>, which shows each operator with its time spent, rows and memory peak, and a Top operators panel.</w:t>
-      </w:r>
-    </w:p>
-    <w:p>
-      <w:r>
-        <w:rPr>
-          <w:b w:val="0"/>
-          <w:i w:val="0"/>
-        </w:rPr>
-        <w:t xml:space="preserve">In the UI or profile, compare </w:t>
-      </w:r>
-      <w:r>
-        <w:rPr>
-          <w:b/>
-          <w:i w:val="0"/>
-        </w:rPr>
-        <w:t>rows out</w:t>
-      </w:r>
-      <w:r>
-        <w:rPr>
-          <w:b w:val="0"/>
-          <w:i w:val="0"/>
-        </w:rPr>
-        <w:t xml:space="preserve"> of each join with rows in. A join whose output exceeds its larger input is duplicating rows (lesson D3-L1). Look for one task far slower than the rest of its stage: that is skew.</w:t>
-      </w:r>
-    </w:p>
-    <w:p>
-      <w:pPr>
-        <w:pStyle w:val="Heading4"/>
-      </w:pPr>
-      <w:r>
-        <w:t>Why it matters</w:t>
-      </w:r>
-    </w:p>
-    <w:p>
-      <w:r>
-        <w:rPr>
-          <w:b w:val="0"/>
-          <w:i w:val="0"/>
-        </w:rPr>
-        <w:t xml:space="preserve">A gold job's runtime grew from 4 minutes to 70 over a month. Nobody had changed the code. </w:t>
-      </w:r>
-      <w:r>
-        <w:rPr>
-          <w:rFonts w:ascii="Consolas" w:hAnsi="Consolas" w:eastAsia="Consolas"/>
-          <w:b w:val="0"/>
-          <w:sz w:val="19"/>
-        </w:rPr>
-        <w:t>explain()</w:t>
-      </w:r>
-      <w:r>
-        <w:rPr>
-          <w:b w:val="0"/>
-          <w:i w:val="0"/>
-        </w:rPr>
-        <w:t xml:space="preserve"> showed </w:t>
-      </w:r>
-      <w:r>
-        <w:rPr>
-          <w:rFonts w:ascii="Consolas" w:hAnsi="Consolas" w:eastAsia="Consolas"/>
-          <w:b w:val="0"/>
-          <w:sz w:val="19"/>
-        </w:rPr>
-        <w:t>BroadcastNestedLoopJoin</w:t>
-      </w:r>
-      <w:r>
-        <w:rPr>
-          <w:b w:val="0"/>
-          <w:i w:val="0"/>
-        </w:rPr>
-        <w:t>: a join on a range condition, fine while the dimension held 50 rows, painful at 4,000. The plan named the problem in one line. Rewriting the range join as an equi-join on a precomputed band key brought it back to 5 minutes.</w:t>
-      </w:r>
-    </w:p>
-    <w:p>
-      <w:pPr>
-        <w:pStyle w:val="Heading4"/>
-      </w:pPr>
-      <w:r>
-        <w:t>Worked example: weak code</w:t>
+      <w:r>
+        <w:rPr>
+          <w:b w:val="0"/>
+          <w:i w:val="0"/>
+        </w:rPr>
+        <w:t>Shape of the answer. The reference solution defines these names. Write the bodies yourself.</w:t>
       </w:r>
     </w:p>
     <w:tbl>
@@ -5004,7 +4460,7 @@
                 <w:b w:val="0"/>
                 <w:sz w:val="16"/>
               </w:rPr>
-              <w:t>from pyspark.sql import functions as F</w:t>
+              <w:t># Module constant.</w:t>
             </w:r>
           </w:p>
           <w:p>
@@ -5027,7 +4483,7 @@
                 <w:b w:val="0"/>
                 <w:sz w:val="16"/>
               </w:rPr>
-              <w:t xml:space="preserve"> </w:t>
+              <w:t>STATUS_LEVELS = ...</w:t>
             </w:r>
           </w:p>
           <w:p>
@@ -5038,19 +4494,19 @@
             <w:r>
               <w:rPr>
                 <w:rFonts w:ascii="Consolas" w:hAnsi="Consolas" w:eastAsia="Consolas"/>
-                <w:b/>
+                <w:b w:val="0"/>
                 <w:color w:val="5B6875"/>
                 <w:sz w:val="16"/>
               </w:rPr>
-              <w:t xml:space="preserve"> [1]  </w:t>
-            </w:r>
-            <w:r>
-              <w:rPr>
-                <w:rFonts w:ascii="Consolas" w:hAnsi="Consolas" w:eastAsia="Consolas"/>
-                <w:b w:val="0"/>
-                <w:sz w:val="16"/>
-              </w:rPr>
-              <w:t>joined = respondents.crossJoin(regions).filter(</w:t>
+              <w:t xml:space="preserve">   3  </w:t>
+            </w:r>
+            <w:r>
+              <w:rPr>
+                <w:rFonts w:ascii="Consolas" w:hAnsi="Consolas" w:eastAsia="Consolas"/>
+                <w:b w:val="0"/>
+                <w:sz w:val="16"/>
+              </w:rPr>
+              <w:t xml:space="preserve"> </w:t>
             </w:r>
           </w:p>
           <w:p>
@@ -5073,7 +4529,7 @@
                 <w:b w:val="0"/>
                 <w:sz w:val="16"/>
               </w:rPr>
-              <w:t xml:space="preserve">    F.col("postcode_area") == F.col("area_code")</w:t>
+              <w:t># Log one check result at a level matching its outcome.</w:t>
             </w:r>
           </w:p>
           <w:p>
@@ -5096,7 +4552,7 @@
                 <w:b w:val="0"/>
                 <w:sz w:val="16"/>
               </w:rPr>
-              <w:t>)</w:t>
+              <w:t>def log_check(</w:t>
             </w:r>
           </w:p>
           <w:p>
@@ -5107,66 +4563,147 @@
             <w:r>
               <w:rPr>
                 <w:rFonts w:ascii="Consolas" w:hAnsi="Consolas" w:eastAsia="Consolas"/>
-                <w:b/>
+                <w:b w:val="0"/>
                 <w:color w:val="5B6875"/>
                 <w:sz w:val="16"/>
               </w:rPr>
-              <w:t xml:space="preserve"> [2]  </w:t>
-            </w:r>
-            <w:r>
-              <w:rPr>
-                <w:rFonts w:ascii="Consolas" w:hAnsi="Consolas" w:eastAsia="Consolas"/>
-                <w:b w:val="0"/>
-                <w:sz w:val="16"/>
-              </w:rPr>
-              <w:t>joined.write.mode("overwrite").saveAsTable("research_gold.nat_regions")</w:t>
+              <w:t xml:space="preserve">   6  </w:t>
+            </w:r>
+            <w:r>
+              <w:rPr>
+                <w:rFonts w:ascii="Consolas" w:hAnsi="Consolas" w:eastAsia="Consolas"/>
+                <w:b w:val="0"/>
+                <w:sz w:val="16"/>
+              </w:rPr>
+              <w:t xml:space="preserve">    logger: logging.Logger,</w:t>
+            </w:r>
+          </w:p>
+          <w:p>
+            <w:pPr>
+              <w:spacing w:before="0" w:after="0" w:line="240" w:lineRule="auto"/>
+              <w:ind w:left="567" w:hanging="567"/>
+            </w:pPr>
+            <w:r>
+              <w:rPr>
+                <w:rFonts w:ascii="Consolas" w:hAnsi="Consolas" w:eastAsia="Consolas"/>
+                <w:b w:val="0"/>
+                <w:color w:val="5B6875"/>
+                <w:sz w:val="16"/>
+              </w:rPr>
+              <w:t xml:space="preserve">   7  </w:t>
+            </w:r>
+            <w:r>
+              <w:rPr>
+                <w:rFonts w:ascii="Consolas" w:hAnsi="Consolas" w:eastAsia="Consolas"/>
+                <w:b w:val="0"/>
+                <w:sz w:val="16"/>
+              </w:rPr>
+              <w:t xml:space="preserve">    check: str,</w:t>
+            </w:r>
+          </w:p>
+          <w:p>
+            <w:pPr>
+              <w:spacing w:before="0" w:after="0" w:line="240" w:lineRule="auto"/>
+              <w:ind w:left="567" w:hanging="567"/>
+            </w:pPr>
+            <w:r>
+              <w:rPr>
+                <w:rFonts w:ascii="Consolas" w:hAnsi="Consolas" w:eastAsia="Consolas"/>
+                <w:b w:val="0"/>
+                <w:color w:val="5B6875"/>
+                <w:sz w:val="16"/>
+              </w:rPr>
+              <w:t xml:space="preserve">   8  </w:t>
+            </w:r>
+            <w:r>
+              <w:rPr>
+                <w:rFonts w:ascii="Consolas" w:hAnsi="Consolas" w:eastAsia="Consolas"/>
+                <w:b w:val="0"/>
+                <w:sz w:val="16"/>
+              </w:rPr>
+              <w:t xml:space="preserve">    status: str,</w:t>
+            </w:r>
+          </w:p>
+          <w:p>
+            <w:pPr>
+              <w:spacing w:before="0" w:after="0" w:line="240" w:lineRule="auto"/>
+              <w:ind w:left="567" w:hanging="567"/>
+            </w:pPr>
+            <w:r>
+              <w:rPr>
+                <w:rFonts w:ascii="Consolas" w:hAnsi="Consolas" w:eastAsia="Consolas"/>
+                <w:b w:val="0"/>
+                <w:color w:val="5B6875"/>
+                <w:sz w:val="16"/>
+              </w:rPr>
+              <w:t xml:space="preserve">   9  </w:t>
+            </w:r>
+            <w:r>
+              <w:rPr>
+                <w:rFonts w:ascii="Consolas" w:hAnsi="Consolas" w:eastAsia="Consolas"/>
+                <w:b w:val="0"/>
+                <w:sz w:val="16"/>
+              </w:rPr>
+              <w:t xml:space="preserve">    severity: str,</w:t>
+            </w:r>
+          </w:p>
+          <w:p>
+            <w:pPr>
+              <w:spacing w:before="0" w:after="0" w:line="240" w:lineRule="auto"/>
+              <w:ind w:left="567" w:hanging="567"/>
+            </w:pPr>
+            <w:r>
+              <w:rPr>
+                <w:rFonts w:ascii="Consolas" w:hAnsi="Consolas" w:eastAsia="Consolas"/>
+                <w:b w:val="0"/>
+                <w:color w:val="5B6875"/>
+                <w:sz w:val="16"/>
+              </w:rPr>
+              <w:t xml:space="preserve">  10  </w:t>
+            </w:r>
+            <w:r>
+              <w:rPr>
+                <w:rFonts w:ascii="Consolas" w:hAnsi="Consolas" w:eastAsia="Consolas"/>
+                <w:b w:val="0"/>
+                <w:sz w:val="16"/>
+              </w:rPr>
+              <w:t xml:space="preserve">    wave_id: str,</w:t>
+            </w:r>
+          </w:p>
+          <w:p>
+            <w:pPr>
+              <w:spacing w:before="0" w:after="0" w:line="240" w:lineRule="auto"/>
+              <w:ind w:left="567" w:hanging="567"/>
+            </w:pPr>
+            <w:r>
+              <w:rPr>
+                <w:rFonts w:ascii="Consolas" w:hAnsi="Consolas" w:eastAsia="Consolas"/>
+                <w:b w:val="0"/>
+                <w:color w:val="5B6875"/>
+                <w:sz w:val="16"/>
+              </w:rPr>
+              <w:t xml:space="preserve">  11  </w:t>
+            </w:r>
+            <w:r>
+              <w:rPr>
+                <w:rFonts w:ascii="Consolas" w:hAnsi="Consolas" w:eastAsia="Consolas"/>
+                <w:b w:val="0"/>
+                <w:sz w:val="16"/>
+              </w:rPr>
+              <w:t>) -&gt; None: ...</w:t>
             </w:r>
           </w:p>
         </w:tc>
       </w:tr>
     </w:tbl>
+    <w:p/>
     <w:p>
-      <w:pPr>
-        <w:pStyle w:val="ListNumber"/>
-      </w:pPr>
-      <w:r>
-        <w:rPr>
-          <w:b/>
-        </w:rPr>
-        <w:t xml:space="preserve">Line 3. </w:t>
-      </w:r>
-      <w:r>
-        <w:rPr>
-          <w:b w:val="0"/>
-          <w:i w:val="0"/>
-        </w:rPr>
-        <w:t>A cross join first, then a filter. Check the plan before you trust the optimiser to rewrite it.</w:t>
-      </w:r>
-    </w:p>
-    <w:p>
-      <w:pPr>
-        <w:pStyle w:val="ListNumber"/>
-      </w:pPr>
-      <w:r>
-        <w:rPr>
-          <w:b/>
-        </w:rPr>
-        <w:t xml:space="preserve">Line 6. </w:t>
-      </w:r>
-      <w:r>
-        <w:rPr>
-          <w:b w:val="0"/>
-          <w:i w:val="0"/>
-        </w:rPr>
-        <w:t>Runs without ever reading the plan.</w:t>
-      </w:r>
-    </w:p>
-    <w:p>
-      <w:pPr>
-        <w:pStyle w:val="Heading4"/>
-      </w:pPr>
-      <w:r>
-        <w:t>Worked example: strong code</w:t>
+      <w:r>
+        <w:rPr>
+          <w:b w:val="0"/>
+          <w:i w:val="0"/>
+        </w:rPr>
+        <w:t>Starter code:</w:t>
       </w:r>
     </w:p>
     <w:tbl>
@@ -5204,7 +4741,7 @@
                 <w:b w:val="0"/>
                 <w:sz w:val="16"/>
               </w:rPr>
-              <w:t>from pyspark.sql import functions as F</w:t>
+              <w:t>import logging</w:t>
             </w:r>
           </w:p>
           <w:p>
@@ -5250,7 +4787,7 @@
                 <w:b w:val="0"/>
                 <w:sz w:val="16"/>
               </w:rPr>
-              <w:t>joined = respondents.join(</w:t>
+              <w:t xml:space="preserve"> </w:t>
             </w:r>
           </w:p>
           <w:p>
@@ -5261,19 +4798,19 @@
             <w:r>
               <w:rPr>
                 <w:rFonts w:ascii="Consolas" w:hAnsi="Consolas" w:eastAsia="Consolas"/>
-                <w:b/>
+                <w:b w:val="0"/>
                 <w:color w:val="5B6875"/>
                 <w:sz w:val="16"/>
               </w:rPr>
-              <w:t xml:space="preserve"> [1]  </w:t>
-            </w:r>
-            <w:r>
-              <w:rPr>
-                <w:rFonts w:ascii="Consolas" w:hAnsi="Consolas" w:eastAsia="Consolas"/>
-                <w:b w:val="0"/>
-                <w:sz w:val="16"/>
-              </w:rPr>
-              <w:t xml:space="preserve">    F.broadcast(regions), respondents["postcode_area"] == regions["area_code"], "left"</w:t>
+              <w:t xml:space="preserve">   4  </w:t>
+            </w:r>
+            <w:r>
+              <w:rPr>
+                <w:rFonts w:ascii="Consolas" w:hAnsi="Consolas" w:eastAsia="Consolas"/>
+                <w:b w:val="0"/>
+                <w:sz w:val="16"/>
+              </w:rPr>
+              <w:t>def log_check(logger, check, status, severity, wave_id):</w:t>
             </w:r>
           </w:p>
           <w:p>
@@ -5296,115 +4833,564 @@
                 <w:b w:val="0"/>
                 <w:sz w:val="16"/>
               </w:rPr>
-              <w:t>)</w:t>
+              <w:t xml:space="preserve">    logger.info(f"{check} {status}")</w:t>
             </w:r>
           </w:p>
+        </w:tc>
+      </w:tr>
+    </w:tbl>
+    <w:p/>
+    <w:p>
+      <w:pPr>
+        <w:pStyle w:val="Heading5"/>
+      </w:pPr>
+      <w:r>
+        <w:t>Exercise 5. Architecture design (level 4)</w:t>
+      </w:r>
+    </w:p>
+    <w:p>
+      <w:r>
+        <w:rPr>
+          <w:b w:val="0"/>
+          <w:i w:val="0"/>
+        </w:rPr>
+        <w:t>Set the logging for a silver job that runs nightly on Databricks.</w:t>
+      </w:r>
+    </w:p>
+    <w:p>
+      <w:r>
+        <w:rPr>
+          <w:b w:val="0"/>
+          <w:i w:val="0"/>
+        </w:rPr>
+        <w:t>Options: INFO, with DEBUG switched on by a job parameter when investigating, DEBUG always.</w:t>
+      </w:r>
+    </w:p>
+    <w:p>
+      <w:pPr>
+        <w:pStyle w:val="ListNumber"/>
+      </w:pPr>
+      <w:r>
+        <w:rPr>
+          <w:b w:val="0"/>
+          <w:i w:val="0"/>
+        </w:rPr>
+        <w:t>Level in production</w:t>
+      </w:r>
+    </w:p>
+    <w:p>
+      <w:pPr>
+        <w:pStyle w:val="ListNumber"/>
+      </w:pPr>
+      <w:r>
+        <w:rPr>
+          <w:b w:val="0"/>
+          <w:i w:val="0"/>
+        </w:rPr>
+        <w:t>Each step's log line</w:t>
+      </w:r>
+    </w:p>
+    <w:p>
+      <w:pPr>
+        <w:pStyle w:val="ListNumber"/>
+      </w:pPr>
+      <w:r>
+        <w:rPr>
+          <w:b w:val="0"/>
+          <w:i w:val="0"/>
+        </w:rPr>
+        <w:t>Run history for dashboards</w:t>
+      </w:r>
+    </w:p>
+    <w:p>
+      <w:pPr>
+        <w:pStyle w:val="Heading4"/>
+      </w:pPr>
+      <w:r>
+        <w:t>Sources</w:t>
+      </w:r>
+    </w:p>
+    <w:p>
+      <w:pPr>
+        <w:pStyle w:val="ListBullet"/>
+      </w:pPr>
+      <w:r>
+        <w:rPr>
+          <w:b w:val="0"/>
+          <w:i w:val="0"/>
+        </w:rPr>
+        <w:t>Default effective level WARNING; unconfigured output is the bare message; basicConfig second call no-op unless force=True; logger.exception logs at ERROR with traceback; level numbers 10 to 50. (verified: Local run on CPython 3.13.12, September 2026.)</w:t>
+      </w:r>
+    </w:p>
+    <w:p>
+      <w:pPr>
+        <w:pStyle w:val="ListBullet"/>
+      </w:pPr>
+      <w:r>
+        <w:rPr>
+          <w:b w:val="0"/>
+          <w:i w:val="0"/>
+        </w:rPr>
+        <w:t>ruff rule G004 flags f-strings in logging calls. (verified: ruff 0.16.9 run in this repo reports 'G004 Logging statement uses f-string'.)</w:t>
+      </w:r>
+    </w:p>
+    <w:p>
+      <w:pPr>
+        <w:pStyle w:val="Heading3"/>
+      </w:pPr>
+      <w:r>
+        <w:t>D2-L3 explain(), the Spark UI and the query profile</w:t>
+      </w:r>
+    </w:p>
+    <w:p>
+      <w:pPr>
+        <w:pStyle w:val="Heading4"/>
+      </w:pPr>
+      <w:r>
+        <w:t>Concept</w:t>
+      </w:r>
+    </w:p>
+    <w:p>
+      <w:r>
+        <w:rPr>
+          <w:b w:val="0"/>
+          <w:i w:val="0"/>
+        </w:rPr>
+        <w:t xml:space="preserve">A slow Spark job often shows why in its </w:t>
+      </w:r>
+      <w:r>
+        <w:rPr>
+          <w:b/>
+          <w:i w:val="0"/>
+        </w:rPr>
+        <w:t>plan</w:t>
+      </w:r>
+      <w:r>
+        <w:rPr>
+          <w:b w:val="0"/>
+          <w:i w:val="0"/>
+        </w:rPr>
+        <w:t>. Read it before you tune anything.</w:t>
+      </w:r>
+    </w:p>
+    <w:p>
+      <w:r>
+        <w:rPr>
+          <w:rFonts w:ascii="Consolas" w:hAnsi="Consolas" w:eastAsia="Consolas"/>
+          <w:b w:val="0"/>
+          <w:sz w:val="19"/>
+        </w:rPr>
+        <w:t>df.explain()</w:t>
+      </w:r>
+      <w:r>
+        <w:rPr>
+          <w:b w:val="0"/>
+          <w:i w:val="0"/>
+        </w:rPr>
+        <w:t xml:space="preserve"> prints the physical plan without running the query. </w:t>
+      </w:r>
+      <w:r>
+        <w:rPr>
+          <w:rFonts w:ascii="Consolas" w:hAnsi="Consolas" w:eastAsia="Consolas"/>
+          <w:b w:val="0"/>
+          <w:sz w:val="19"/>
+        </w:rPr>
+        <w:t>df.explain("formatted")</w:t>
+      </w:r>
+      <w:r>
+        <w:rPr>
+          <w:b w:val="0"/>
+          <w:i w:val="0"/>
+        </w:rPr>
+        <w:t xml:space="preserve"> numbers each operator and lists its details below. The other modes are </w:t>
+      </w:r>
+      <w:r>
+        <w:rPr>
+          <w:rFonts w:ascii="Consolas" w:hAnsi="Consolas" w:eastAsia="Consolas"/>
+          <w:b w:val="0"/>
+          <w:sz w:val="19"/>
+        </w:rPr>
+        <w:t>"simple"</w:t>
+      </w:r>
+      <w:r>
+        <w:rPr>
+          <w:b w:val="0"/>
+          <w:i w:val="0"/>
+        </w:rPr>
+        <w:t xml:space="preserve"> (the default), </w:t>
+      </w:r>
+      <w:r>
+        <w:rPr>
+          <w:rFonts w:ascii="Consolas" w:hAnsi="Consolas" w:eastAsia="Consolas"/>
+          <w:b w:val="0"/>
+          <w:sz w:val="19"/>
+        </w:rPr>
+        <w:t>"extended"</w:t>
+      </w:r>
+      <w:r>
+        <w:rPr>
+          <w:b w:val="0"/>
+          <w:i w:val="0"/>
+        </w:rPr>
+        <w:t xml:space="preserve">, </w:t>
+      </w:r>
+      <w:r>
+        <w:rPr>
+          <w:rFonts w:ascii="Consolas" w:hAnsi="Consolas" w:eastAsia="Consolas"/>
+          <w:b w:val="0"/>
+          <w:sz w:val="19"/>
+        </w:rPr>
+        <w:t>"codegen"</w:t>
+      </w:r>
+      <w:r>
+        <w:rPr>
+          <w:b w:val="0"/>
+          <w:i w:val="0"/>
+        </w:rPr>
+        <w:t xml:space="preserve"> and </w:t>
+      </w:r>
+      <w:r>
+        <w:rPr>
+          <w:rFonts w:ascii="Consolas" w:hAnsi="Consolas" w:eastAsia="Consolas"/>
+          <w:b w:val="0"/>
+          <w:sz w:val="19"/>
+        </w:rPr>
+        <w:t>"cost"</w:t>
+      </w:r>
+      <w:r>
+        <w:rPr>
+          <w:b w:val="0"/>
+          <w:i w:val="0"/>
+        </w:rPr>
+        <w:t xml:space="preserve">. Read the tree from the </w:t>
+      </w:r>
+      <w:r>
+        <w:rPr>
+          <w:b/>
+          <w:i w:val="0"/>
+        </w:rPr>
+        <w:t>bottom up</w:t>
+      </w:r>
+      <w:r>
+        <w:rPr>
+          <w:b w:val="0"/>
+          <w:i w:val="0"/>
+        </w:rPr>
+        <w:t>: the scan is at the bottom, the result at the top.</w:t>
+      </w:r>
+    </w:p>
+    <w:p>
+      <w:r>
+        <w:rPr>
+          <w:b w:val="0"/>
+          <w:i w:val="0"/>
+        </w:rPr>
+        <w:t>What to look for (examples from PySpark 4.0.4):</w:t>
+      </w:r>
+    </w:p>
+    <w:tbl>
+      <w:tblPr>
+        <w:tblStyle w:val="TableGrid"/>
+        <w:tblW w:type="auto" w:w="0"/>
+        <w:tblLook w:firstColumn="1" w:firstRow="1" w:lastColumn="0" w:lastRow="0" w:noHBand="0" w:noVBand="1" w:val="04A0"/>
+      </w:tblPr>
+      <w:tblGrid>
+        <w:gridCol w:w="4110"/>
+        <w:gridCol w:w="4110"/>
+      </w:tblGrid>
+      <w:tr>
+        <w:tc>
+          <w:tcPr>
+            <w:tcW w:type="dxa" w:w="4110"/>
+          </w:tcPr>
           <w:p>
-            <w:pPr>
-              <w:spacing w:before="0" w:after="0" w:line="240" w:lineRule="auto"/>
-              <w:ind w:left="567" w:hanging="567"/>
-            </w:pPr>
-            <w:r>
-              <w:rPr>
-                <w:rFonts w:ascii="Consolas" w:hAnsi="Consolas" w:eastAsia="Consolas"/>
+            <w:r>
+              <w:rPr>
                 <w:b/>
-                <w:color w:val="5B6875"/>
-                <w:sz w:val="16"/>
-              </w:rPr>
-              <w:t xml:space="preserve"> [2]  </w:t>
-            </w:r>
-            <w:r>
-              <w:rPr>
-                <w:rFonts w:ascii="Consolas" w:hAnsi="Consolas" w:eastAsia="Consolas"/>
-                <w:b w:val="0"/>
-                <w:sz w:val="16"/>
-              </w:rPr>
-              <w:t>joined.explain("formatted")</w:t>
+              </w:rPr>
+              <w:t>In the plan</w:t>
             </w:r>
           </w:p>
+        </w:tc>
+        <w:tc>
+          <w:tcPr>
+            <w:tcW w:type="dxa" w:w="4110"/>
+          </w:tcPr>
           <w:p>
-            <w:pPr>
-              <w:spacing w:before="0" w:after="0" w:line="240" w:lineRule="auto"/>
-              <w:ind w:left="567" w:hanging="567"/>
-            </w:pPr>
-            <w:r>
-              <w:rPr>
-                <w:rFonts w:ascii="Consolas" w:hAnsi="Consolas" w:eastAsia="Consolas"/>
-                <w:b w:val="0"/>
-                <w:color w:val="5B6875"/>
-                <w:sz w:val="16"/>
-              </w:rPr>
-              <w:t xml:space="preserve">   7  </w:t>
-            </w:r>
-            <w:r>
-              <w:rPr>
-                <w:rFonts w:ascii="Consolas" w:hAnsi="Consolas" w:eastAsia="Consolas"/>
-                <w:b w:val="0"/>
-                <w:sz w:val="16"/>
-              </w:rPr>
-              <w:t># Expect BroadcastHashJoin, no CartesianProduct, one scan of respondents.</w:t>
+            <w:r>
+              <w:rPr>
+                <w:b/>
+              </w:rPr>
+              <w:t>Means</w:t>
             </w:r>
           </w:p>
+        </w:tc>
+      </w:tr>
+      <w:tr>
+        <w:tc>
+          <w:tcPr>
+            <w:tcW w:type="dxa" w:w="4110"/>
+          </w:tcPr>
           <w:p>
-            <w:pPr>
-              <w:spacing w:before="0" w:after="0" w:line="240" w:lineRule="auto"/>
-              <w:ind w:left="567" w:hanging="567"/>
-            </w:pPr>
-            <w:r>
-              <w:rPr>
-                <w:rFonts w:ascii="Consolas" w:hAnsi="Consolas" w:eastAsia="Consolas"/>
-                <w:b w:val="0"/>
-                <w:color w:val="5B6875"/>
-                <w:sz w:val="16"/>
-              </w:rPr>
-              <w:t xml:space="preserve">   8  </w:t>
-            </w:r>
-            <w:r>
-              <w:rPr>
-                <w:rFonts w:ascii="Consolas" w:hAnsi="Consolas" w:eastAsia="Consolas"/>
-                <w:b w:val="0"/>
-                <w:sz w:val="16"/>
-              </w:rPr>
-              <w:t>joined.write.mode("overwrite").saveAsTable("research_gold.nat_regions")</w:t>
+            <w:r>
+              <w:t>PartitionFilters: [(wave_id = 3)]</w:t>
+            </w:r>
+          </w:p>
+        </w:tc>
+        <w:tc>
+          <w:tcPr>
+            <w:tcW w:type="dxa" w:w="4110"/>
+          </w:tcPr>
+          <w:p>
+            <w:r>
+              <w:t>Only matching partitions are read. Good.</w:t>
+            </w:r>
+          </w:p>
+        </w:tc>
+      </w:tr>
+      <w:tr>
+        <w:tc>
+          <w:tcPr>
+            <w:tcW w:type="dxa" w:w="4110"/>
+          </w:tcPr>
+          <w:p>
+            <w:r>
+              <w:t>PushedFilters: [GreaterThan(w,1.0)]</w:t>
+            </w:r>
+          </w:p>
+        </w:tc>
+        <w:tc>
+          <w:tcPr>
+            <w:tcW w:type="dxa" w:w="4110"/>
+          </w:tcPr>
+          <w:p>
+            <w:r>
+              <w:t>The filter runs inside the file reader. Good.</w:t>
+            </w:r>
+          </w:p>
+        </w:tc>
+      </w:tr>
+      <w:tr>
+        <w:tc>
+          <w:tcPr>
+            <w:tcW w:type="dxa" w:w="4110"/>
+          </w:tcPr>
+          <w:p>
+            <w:r>
+              <w:t>PushedFilters: [] on a filtered query</w:t>
+            </w:r>
+          </w:p>
+        </w:tc>
+        <w:tc>
+          <w:tcPr>
+            <w:tcW w:type="dxa" w:w="4110"/>
+          </w:tcPr>
+          <w:p>
+            <w:r>
+              <w:t>Nothing was pushed down. Check the filter's column and type.</w:t>
+            </w:r>
+          </w:p>
+        </w:tc>
+      </w:tr>
+      <w:tr>
+        <w:tc>
+          <w:tcPr>
+            <w:tcW w:type="dxa" w:w="4110"/>
+          </w:tcPr>
+          <w:p>
+            <w:r>
+              <w:t>Exchange hashpartitioning(...)</w:t>
+            </w:r>
+          </w:p>
+        </w:tc>
+        <w:tc>
+          <w:tcPr>
+            <w:tcW w:type="dxa" w:w="4110"/>
+          </w:tcPr>
+          <w:p>
+            <w:r>
+              <w:t>A shuffle: data moves across the cluster. Each one costs time.</w:t>
+            </w:r>
+          </w:p>
+        </w:tc>
+      </w:tr>
+      <w:tr>
+        <w:tc>
+          <w:tcPr>
+            <w:tcW w:type="dxa" w:w="4110"/>
+          </w:tcPr>
+          <w:p>
+            <w:r>
+              <w:t>BroadcastHashJoin</w:t>
+            </w:r>
+          </w:p>
+        </w:tc>
+        <w:tc>
+          <w:tcPr>
+            <w:tcW w:type="dxa" w:w="4110"/>
+          </w:tcPr>
+          <w:p>
+            <w:r>
+              <w:t>The small side is copied to every executor. No shuffle of the large side.</w:t>
+            </w:r>
+          </w:p>
+        </w:tc>
+      </w:tr>
+      <w:tr>
+        <w:tc>
+          <w:tcPr>
+            <w:tcW w:type="dxa" w:w="4110"/>
+          </w:tcPr>
+          <w:p>
+            <w:r>
+              <w:t>SortMergeJoin</w:t>
+            </w:r>
+          </w:p>
+        </w:tc>
+        <w:tc>
+          <w:tcPr>
+            <w:tcW w:type="dxa" w:w="4110"/>
+          </w:tcPr>
+          <w:p>
+            <w:r>
+              <w:t>Both sides are shuffled and sorted. Normal for two large tables.</w:t>
+            </w:r>
+          </w:p>
+        </w:tc>
+      </w:tr>
+      <w:tr>
+        <w:tc>
+          <w:tcPr>
+            <w:tcW w:type="dxa" w:w="4110"/>
+          </w:tcPr>
+          <w:p>
+            <w:r>
+              <w:t>CartesianProduct or BroadcastNestedLoopJoin</w:t>
+            </w:r>
+          </w:p>
+        </w:tc>
+        <w:tc>
+          <w:tcPr>
+            <w:tcW w:type="dxa" w:w="4110"/>
+          </w:tcPr>
+          <w:p>
+            <w:r>
+              <w:t>Every row meets every row. Usually a missing join condition.</w:t>
+            </w:r>
+          </w:p>
+        </w:tc>
+      </w:tr>
+      <w:tr>
+        <w:tc>
+          <w:tcPr>
+            <w:tcW w:type="dxa" w:w="4110"/>
+          </w:tcPr>
+          <w:p>
+            <w:r>
+              <w:t>BatchEvalPython</w:t>
+            </w:r>
+          </w:p>
+        </w:tc>
+        <w:tc>
+          <w:tcPr>
+            <w:tcW w:type="dxa" w:w="4110"/>
+          </w:tcPr>
+          <w:p>
+            <w:r>
+              <w:t>A Python UDF. Rows leave the JVM for a Python worker.</w:t>
             </w:r>
           </w:p>
         </w:tc>
       </w:tr>
     </w:tbl>
     <w:p>
-      <w:pPr>
-        <w:pStyle w:val="ListNumber"/>
-      </w:pPr>
-      <w:r>
-        <w:rPr>
-          <w:b/>
-        </w:rPr>
-        <w:t xml:space="preserve">Line 4. </w:t>
-      </w:r>
-      <w:r>
-        <w:rPr>
-          <w:b w:val="0"/>
-          <w:i w:val="0"/>
-        </w:rPr>
-        <w:t>An explicit equi-join with the small side broadcast.</w:t>
+      <w:r>
+        <w:rPr>
+          <w:rFonts w:ascii="Consolas" w:hAnsi="Consolas" w:eastAsia="Consolas"/>
+          <w:b w:val="0"/>
+          <w:sz w:val="19"/>
+        </w:rPr>
+        <w:t>AdaptiveSparkPlan isFinalPlan=false</w:t>
+      </w:r>
+      <w:r>
+        <w:rPr>
+          <w:b w:val="0"/>
+          <w:i w:val="0"/>
+        </w:rPr>
+        <w:t xml:space="preserve"> means adaptive query execution will adjust the plan at run time, for example switching a join to broadcast. </w:t>
+      </w:r>
+      <w:r>
+        <w:rPr>
+          <w:rFonts w:ascii="Consolas" w:hAnsi="Consolas" w:eastAsia="Consolas"/>
+          <w:b w:val="0"/>
+          <w:sz w:val="19"/>
+        </w:rPr>
+        <w:t>explain()</w:t>
+      </w:r>
+      <w:r>
+        <w:rPr>
+          <w:b w:val="0"/>
+          <w:i w:val="0"/>
+        </w:rPr>
+        <w:t xml:space="preserve"> shows the starting plan.</w:t>
       </w:r>
     </w:p>
     <w:p>
-      <w:pPr>
-        <w:pStyle w:val="ListNumber"/>
-      </w:pPr>
       <w:r>
         <w:rPr>
           <w:b/>
-        </w:rPr>
-        <w:t xml:space="preserve">Line 6. </w:t>
-      </w:r>
-      <w:r>
-        <w:rPr>
-          <w:b w:val="0"/>
-          <w:i w:val="0"/>
-        </w:rPr>
-        <w:t>Read the plan once, when you write the code, and again when data volumes change.</w:t>
+          <w:i w:val="0"/>
+        </w:rPr>
+        <w:t>After the run</w:t>
+      </w:r>
+      <w:r>
+        <w:rPr>
+          <w:b w:val="0"/>
+          <w:i w:val="0"/>
+        </w:rPr>
+        <w:t xml:space="preserve">, look at what happened. On classic compute, the </w:t>
+      </w:r>
+      <w:r>
+        <w:rPr>
+          <w:b/>
+          <w:i w:val="0"/>
+        </w:rPr>
+        <w:t>Spark UI</w:t>
+      </w:r>
+      <w:r>
+        <w:rPr>
+          <w:b w:val="0"/>
+          <w:i w:val="0"/>
+        </w:rPr>
+        <w:t xml:space="preserve"> shows jobs, stages, tasks and the SQL tab with row counts per operator. On </w:t>
+      </w:r>
+      <w:r>
+        <w:rPr>
+          <w:b/>
+          <w:i w:val="0"/>
+        </w:rPr>
+        <w:t>serverless</w:t>
+      </w:r>
+      <w:r>
+        <w:rPr>
+          <w:b w:val="0"/>
+          <w:i w:val="0"/>
+        </w:rPr>
+        <w:t xml:space="preserve">, the Spark UI is not available. Use the </w:t>
+      </w:r>
+      <w:r>
+        <w:rPr>
+          <w:b/>
+          <w:i w:val="0"/>
+        </w:rPr>
+        <w:t>query profile</w:t>
+      </w:r>
+      <w:r>
+        <w:rPr>
+          <w:b w:val="0"/>
+          <w:i w:val="0"/>
+        </w:rPr>
+        <w:t>, which shows each operator with its time spent, rows and memory peak, and a Top operators panel.</w:t>
       </w:r>
     </w:p>
     <w:p>
@@ -5413,7 +5399,21 @@
           <w:b w:val="0"/>
           <w:i w:val="0"/>
         </w:rPr>
-        <w:t>Read the plan bottom up, look for pushed filters, shuffles, join types and Python UDFs, then confirm rows per operator in the Spark UI or query profile.</w:t>
+        <w:t xml:space="preserve">In the UI or profile, compare </w:t>
+      </w:r>
+      <w:r>
+        <w:rPr>
+          <w:b/>
+          <w:i w:val="0"/>
+        </w:rPr>
+        <w:t>rows out</w:t>
+      </w:r>
+      <w:r>
+        <w:rPr>
+          <w:b w:val="0"/>
+          <w:i w:val="0"/>
+        </w:rPr>
+        <w:t xml:space="preserve"> of each join with rows in. A join whose output exceeds its larger input is duplicating rows (lesson D3-L1). Look for one task far slower than the rest of its stage: that is skew.</w:t>
       </w:r>
     </w:p>
     <w:p>
@@ -5421,83 +5421,46 @@
         <w:pStyle w:val="Heading4"/>
       </w:pPr>
       <w:r>
-        <w:t>Recap card</w:t>
+        <w:t>Why it matters</w:t>
       </w:r>
     </w:p>
     <w:p>
-      <w:pPr>
-        <w:pStyle w:val="ListBullet"/>
-      </w:pPr>
-      <w:r>
-        <w:rPr>
-          <w:b/>
-          <w:i w:val="0"/>
-        </w:rPr>
-        <w:t>Read a physical plan in which direction?</w:t>
-      </w:r>
-      <w:r>
-        <w:rPr>
-          <w:b w:val="0"/>
-          <w:i w:val="0"/>
-        </w:rPr>
-        <w:t xml:space="preserve"> Bottom up: scan at the bottom, result at the top.</w:t>
-      </w:r>
-    </w:p>
-    <w:p>
-      <w:pPr>
-        <w:pStyle w:val="ListBullet"/>
-      </w:pPr>
-      <w:r>
-        <w:rPr>
-          <w:b/>
-          <w:i w:val="0"/>
-        </w:rPr>
-        <w:t>PartitionFilters and PushedFilters</w:t>
-      </w:r>
-      <w:r>
-        <w:rPr>
-          <w:b w:val="0"/>
-          <w:i w:val="0"/>
-        </w:rPr>
-        <w:t xml:space="preserve"> Filters applied while reading. Empty PushedFilters on a filtered query means no pushdown.</w:t>
-      </w:r>
-    </w:p>
-    <w:p>
-      <w:pPr>
-        <w:pStyle w:val="ListBullet"/>
-      </w:pPr>
-      <w:r>
-        <w:rPr>
-          <w:b/>
-          <w:i w:val="0"/>
-        </w:rPr>
-        <w:t>Plan operators that signal trouble</w:t>
-      </w:r>
-      <w:r>
-        <w:rPr>
-          <w:b w:val="0"/>
-          <w:i w:val="0"/>
-        </w:rPr>
-        <w:t xml:space="preserve"> CartesianProduct or BroadcastNestedLoopJoin (cross join), BatchEvalPython (Python UDF), many Exchange (shuffles).</w:t>
-      </w:r>
-    </w:p>
-    <w:p>
-      <w:pPr>
-        <w:pStyle w:val="ListBullet"/>
-      </w:pPr>
-      <w:r>
-        <w:rPr>
-          <w:b/>
-          <w:i w:val="0"/>
-        </w:rPr>
-        <w:t>Spark UI on serverless</w:t>
-      </w:r>
-      <w:r>
-        <w:rPr>
-          <w:b w:val="0"/>
-          <w:i w:val="0"/>
-        </w:rPr>
-        <w:t xml:space="preserve"> Not available. Use the query profile: time spent, rows and memory per operator.</w:t>
+      <w:r>
+        <w:rPr>
+          <w:b w:val="0"/>
+          <w:i w:val="0"/>
+        </w:rPr>
+        <w:t xml:space="preserve">A gold job's runtime grew from 4 minutes to 70 over a month. Nobody had changed the code. </w:t>
+      </w:r>
+      <w:r>
+        <w:rPr>
+          <w:rFonts w:ascii="Consolas" w:hAnsi="Consolas" w:eastAsia="Consolas"/>
+          <w:b w:val="0"/>
+          <w:sz w:val="19"/>
+        </w:rPr>
+        <w:t>explain()</w:t>
+      </w:r>
+      <w:r>
+        <w:rPr>
+          <w:b w:val="0"/>
+          <w:i w:val="0"/>
+        </w:rPr>
+        <w:t xml:space="preserve"> showed </w:t>
+      </w:r>
+      <w:r>
+        <w:rPr>
+          <w:rFonts w:ascii="Consolas" w:hAnsi="Consolas" w:eastAsia="Consolas"/>
+          <w:b w:val="0"/>
+          <w:sz w:val="19"/>
+        </w:rPr>
+        <w:t>BroadcastNestedLoopJoin</w:t>
+      </w:r>
+      <w:r>
+        <w:rPr>
+          <w:b w:val="0"/>
+          <w:i w:val="0"/>
+        </w:rPr>
+        <w:t>: a join on a range condition, fine while the dimension held 50 rows, painful at 4,000. The plan named the problem in one line. Rewriting the range join as an equi-join on a precomputed band key brought it back to 5 minutes.</w:t>
       </w:r>
     </w:p>
     <w:p>
@@ -5505,152 +5468,7 @@
         <w:pStyle w:val="Heading4"/>
       </w:pPr>
       <w:r>
-        <w:t>Practice</w:t>
-      </w:r>
-    </w:p>
-    <w:p>
-      <w:pPr>
-        <w:pStyle w:val="Heading5"/>
-      </w:pPr>
-      <w:r>
-        <w:t>Exercise 1. Multiple choice (level 1)</w:t>
-      </w:r>
-    </w:p>
-    <w:p>
-      <w:r>
-        <w:rPr>
-          <w:b w:val="0"/>
-          <w:i w:val="0"/>
-        </w:rPr>
-        <w:t xml:space="preserve">A job's plan contains </w:t>
-      </w:r>
-      <w:r>
-        <w:rPr>
-          <w:rFonts w:ascii="Consolas" w:hAnsi="Consolas" w:eastAsia="Consolas"/>
-          <w:b w:val="0"/>
-          <w:sz w:val="19"/>
-        </w:rPr>
-        <w:t>CartesianProduct</w:t>
-      </w:r>
-      <w:r>
-        <w:rPr>
-          <w:b w:val="0"/>
-          <w:i w:val="0"/>
-        </w:rPr>
-        <w:t>. What is the most likely cause?</w:t>
-      </w:r>
-    </w:p>
-    <w:p>
-      <w:pPr>
-        <w:pStyle w:val="ListBullet"/>
-      </w:pPr>
-      <w:r>
-        <w:rPr>
-          <w:b w:val="0"/>
-          <w:i w:val="0"/>
-        </w:rPr>
-        <w:t>a) A join without an equality condition, so every row meets every row</w:t>
-      </w:r>
-    </w:p>
-    <w:p>
-      <w:pPr>
-        <w:pStyle w:val="ListBullet"/>
-      </w:pPr>
-      <w:r>
-        <w:rPr>
-          <w:b w:val="0"/>
-          <w:i w:val="0"/>
-        </w:rPr>
-        <w:t>b) A broadcast join</w:t>
-      </w:r>
-    </w:p>
-    <w:p>
-      <w:pPr>
-        <w:pStyle w:val="ListBullet"/>
-      </w:pPr>
-      <w:r>
-        <w:rPr>
-          <w:b w:val="0"/>
-          <w:i w:val="0"/>
-        </w:rPr>
-        <w:t>c) A Python UDF</w:t>
-      </w:r>
-    </w:p>
-    <w:p>
-      <w:pPr>
-        <w:pStyle w:val="ListBullet"/>
-      </w:pPr>
-      <w:r>
-        <w:rPr>
-          <w:b w:val="0"/>
-          <w:i w:val="0"/>
-        </w:rPr>
-        <w:t>d) Partition pruning</w:t>
-      </w:r>
-    </w:p>
-    <w:p>
-      <w:r>
-        <w:rPr>
-          <w:b/>
-          <w:i w:val="0"/>
-        </w:rPr>
-        <w:t>Why?</w:t>
-      </w:r>
-    </w:p>
-    <w:p>
-      <w:pPr>
-        <w:pStyle w:val="ListBullet"/>
-      </w:pPr>
-      <w:r>
-        <w:rPr>
-          <w:b w:val="0"/>
-          <w:i w:val="0"/>
-        </w:rPr>
-        <w:t>r1) A Cartesian product pairs every row with every row. It comes from a cross join or a join condition Spark cannot use as an equi-join.</w:t>
-      </w:r>
-    </w:p>
-    <w:p>
-      <w:pPr>
-        <w:pStyle w:val="ListBullet"/>
-      </w:pPr>
-      <w:r>
-        <w:rPr>
-          <w:b w:val="0"/>
-          <w:i w:val="0"/>
-        </w:rPr>
-        <w:t>r2) Spark uses Cartesian products for all small tables.</w:t>
-      </w:r>
-    </w:p>
-    <w:p>
-      <w:pPr>
-        <w:pStyle w:val="Heading5"/>
-      </w:pPr>
-      <w:r>
-        <w:t>Exercise 2. Spot the bug (level 2)</w:t>
-      </w:r>
-    </w:p>
-    <w:p>
-      <w:r>
-        <w:rPr>
-          <w:b w:val="0"/>
-          <w:i w:val="0"/>
-        </w:rPr>
-        <w:t xml:space="preserve">This is the formatted plan for </w:t>
-      </w:r>
-      <w:r>
-        <w:rPr>
-          <w:rFonts w:ascii="Consolas" w:hAnsi="Consolas" w:eastAsia="Consolas"/>
-          <w:b w:val="0"/>
-          <w:sz w:val="19"/>
-        </w:rPr>
-        <w:t>spark.read.parquet(path).filter(F.col("w") &gt; 1.0).groupBy("wave_id").agg(F.sum("w"))</w:t>
-      </w:r>
-      <w:r>
-        <w:rPr>
-          <w:b w:val="0"/>
-          <w:i w:val="0"/>
-        </w:rPr>
-        <w:t>. Tap the line that shows a shuffle.</w:t>
+        <w:t>Worked example: weak code</w:t>
       </w:r>
     </w:p>
     <w:tbl>
@@ -5688,7 +5506,7 @@
                 <w:b w:val="0"/>
                 <w:sz w:val="16"/>
               </w:rPr>
-              <w:t>AdaptiveSparkPlan (6)</w:t>
+              <w:t>from pyspark.sql import functions as F</w:t>
             </w:r>
           </w:p>
           <w:p>
@@ -5711,7 +5529,7 @@
                 <w:b w:val="0"/>
                 <w:sz w:val="16"/>
               </w:rPr>
-              <w:t>+- HashAggregate (5)</w:t>
+              <w:t xml:space="preserve"> </w:t>
             </w:r>
           </w:p>
           <w:p>
@@ -5722,19 +5540,19 @@
             <w:r>
               <w:rPr>
                 <w:rFonts w:ascii="Consolas" w:hAnsi="Consolas" w:eastAsia="Consolas"/>
-                <w:b w:val="0"/>
+                <w:b/>
                 <w:color w:val="5B6875"/>
                 <w:sz w:val="16"/>
               </w:rPr>
-              <w:t xml:space="preserve">   3  </w:t>
-            </w:r>
-            <w:r>
-              <w:rPr>
-                <w:rFonts w:ascii="Consolas" w:hAnsi="Consolas" w:eastAsia="Consolas"/>
-                <w:b w:val="0"/>
-                <w:sz w:val="16"/>
-              </w:rPr>
-              <w:t xml:space="preserve">   +- Exchange (4)</w:t>
+              <w:t xml:space="preserve"> [1]  </w:t>
+            </w:r>
+            <w:r>
+              <w:rPr>
+                <w:rFonts w:ascii="Consolas" w:hAnsi="Consolas" w:eastAsia="Consolas"/>
+                <w:b w:val="0"/>
+                <w:sz w:val="16"/>
+              </w:rPr>
+              <w:t>joined = respondents.crossJoin(regions).filter(</w:t>
             </w:r>
           </w:p>
           <w:p>
@@ -5757,7 +5575,7 @@
                 <w:b w:val="0"/>
                 <w:sz w:val="16"/>
               </w:rPr>
-              <w:t xml:space="preserve">      +- HashAggregate (3)</w:t>
+              <w:t xml:space="preserve">    F.col("postcode_area") == F.col("area_code")</w:t>
             </w:r>
           </w:p>
           <w:p>
@@ -5780,7 +5598,7 @@
                 <w:b w:val="0"/>
                 <w:sz w:val="16"/>
               </w:rPr>
-              <w:t xml:space="preserve">         +- Filter (2)</w:t>
+              <w:t>)</w:t>
             </w:r>
           </w:p>
           <w:p>
@@ -5791,6 +5609,690 @@
             <w:r>
               <w:rPr>
                 <w:rFonts w:ascii="Consolas" w:hAnsi="Consolas" w:eastAsia="Consolas"/>
+                <w:b/>
+                <w:color w:val="5B6875"/>
+                <w:sz w:val="16"/>
+              </w:rPr>
+              <w:t xml:space="preserve"> [2]  </w:t>
+            </w:r>
+            <w:r>
+              <w:rPr>
+                <w:rFonts w:ascii="Consolas" w:hAnsi="Consolas" w:eastAsia="Consolas"/>
+                <w:b w:val="0"/>
+                <w:sz w:val="16"/>
+              </w:rPr>
+              <w:t>joined.write.mode("overwrite").saveAsTable("research_gold.nat_regions")</w:t>
+            </w:r>
+          </w:p>
+        </w:tc>
+      </w:tr>
+    </w:tbl>
+    <w:p>
+      <w:pPr>
+        <w:pStyle w:val="ListNumber"/>
+      </w:pPr>
+      <w:r>
+        <w:rPr>
+          <w:b/>
+        </w:rPr>
+        <w:t xml:space="preserve">Line 3. </w:t>
+      </w:r>
+      <w:r>
+        <w:rPr>
+          <w:b w:val="0"/>
+          <w:i w:val="0"/>
+        </w:rPr>
+        <w:t>A cross join first, then a filter. Check the plan before you trust the optimiser to rewrite it.</w:t>
+      </w:r>
+    </w:p>
+    <w:p>
+      <w:pPr>
+        <w:pStyle w:val="ListNumber"/>
+      </w:pPr>
+      <w:r>
+        <w:rPr>
+          <w:b/>
+        </w:rPr>
+        <w:t xml:space="preserve">Line 6. </w:t>
+      </w:r>
+      <w:r>
+        <w:rPr>
+          <w:b w:val="0"/>
+          <w:i w:val="0"/>
+        </w:rPr>
+        <w:t>Runs without ever reading the plan.</w:t>
+      </w:r>
+    </w:p>
+    <w:p>
+      <w:pPr>
+        <w:pStyle w:val="Heading4"/>
+      </w:pPr>
+      <w:r>
+        <w:t>Worked example: strong code</w:t>
+      </w:r>
+    </w:p>
+    <w:tbl>
+      <w:tblPr>
+        <w:tblW w:type="auto" w:w="0"/>
+        <w:jc w:val="left"/>
+        <w:tblLook w:firstColumn="1" w:firstRow="1" w:lastColumn="0" w:lastRow="0" w:noHBand="0" w:noVBand="1" w:val="04A0"/>
+      </w:tblPr>
+      <w:tblGrid>
+        <w:gridCol w:w="8221"/>
+      </w:tblGrid>
+      <w:tr>
+        <w:tc>
+          <w:tcPr>
+            <w:tcW w:type="dxa" w:w="8221"/>
+            <w:shd w:val="clear" w:color="auto" w:fill="F2F4F7"/>
+          </w:tcPr>
+          <w:p>
+            <w:pPr>
+              <w:spacing w:before="0" w:after="0" w:line="240" w:lineRule="auto"/>
+              <w:ind w:left="567" w:hanging="567"/>
+            </w:pPr>
+            <w:r>
+              <w:rPr>
+                <w:rFonts w:ascii="Consolas" w:hAnsi="Consolas" w:eastAsia="Consolas"/>
+                <w:b w:val="0"/>
+                <w:color w:val="5B6875"/>
+                <w:sz w:val="16"/>
+              </w:rPr>
+              <w:t xml:space="preserve">   1  </w:t>
+            </w:r>
+            <w:r>
+              <w:rPr>
+                <w:rFonts w:ascii="Consolas" w:hAnsi="Consolas" w:eastAsia="Consolas"/>
+                <w:b w:val="0"/>
+                <w:sz w:val="16"/>
+              </w:rPr>
+              <w:t>from pyspark.sql import functions as F</w:t>
+            </w:r>
+          </w:p>
+          <w:p>
+            <w:pPr>
+              <w:spacing w:before="0" w:after="0" w:line="240" w:lineRule="auto"/>
+              <w:ind w:left="567" w:hanging="567"/>
+            </w:pPr>
+            <w:r>
+              <w:rPr>
+                <w:rFonts w:ascii="Consolas" w:hAnsi="Consolas" w:eastAsia="Consolas"/>
+                <w:b w:val="0"/>
+                <w:color w:val="5B6875"/>
+                <w:sz w:val="16"/>
+              </w:rPr>
+              <w:t xml:space="preserve">   2  </w:t>
+            </w:r>
+            <w:r>
+              <w:rPr>
+                <w:rFonts w:ascii="Consolas" w:hAnsi="Consolas" w:eastAsia="Consolas"/>
+                <w:b w:val="0"/>
+                <w:sz w:val="16"/>
+              </w:rPr>
+              <w:t xml:space="preserve"> </w:t>
+            </w:r>
+          </w:p>
+          <w:p>
+            <w:pPr>
+              <w:spacing w:before="0" w:after="0" w:line="240" w:lineRule="auto"/>
+              <w:ind w:left="567" w:hanging="567"/>
+            </w:pPr>
+            <w:r>
+              <w:rPr>
+                <w:rFonts w:ascii="Consolas" w:hAnsi="Consolas" w:eastAsia="Consolas"/>
+                <w:b w:val="0"/>
+                <w:color w:val="5B6875"/>
+                <w:sz w:val="16"/>
+              </w:rPr>
+              <w:t xml:space="preserve">   3  </w:t>
+            </w:r>
+            <w:r>
+              <w:rPr>
+                <w:rFonts w:ascii="Consolas" w:hAnsi="Consolas" w:eastAsia="Consolas"/>
+                <w:b w:val="0"/>
+                <w:sz w:val="16"/>
+              </w:rPr>
+              <w:t>joined = respondents.join(</w:t>
+            </w:r>
+          </w:p>
+          <w:p>
+            <w:pPr>
+              <w:spacing w:before="0" w:after="0" w:line="240" w:lineRule="auto"/>
+              <w:ind w:left="567" w:hanging="567"/>
+            </w:pPr>
+            <w:r>
+              <w:rPr>
+                <w:rFonts w:ascii="Consolas" w:hAnsi="Consolas" w:eastAsia="Consolas"/>
+                <w:b/>
+                <w:color w:val="5B6875"/>
+                <w:sz w:val="16"/>
+              </w:rPr>
+              <w:t xml:space="preserve"> [1]  </w:t>
+            </w:r>
+            <w:r>
+              <w:rPr>
+                <w:rFonts w:ascii="Consolas" w:hAnsi="Consolas" w:eastAsia="Consolas"/>
+                <w:b w:val="0"/>
+                <w:sz w:val="16"/>
+              </w:rPr>
+              <w:t xml:space="preserve">    F.broadcast(regions), respondents["postcode_area"] == regions["area_code"], "left"</w:t>
+            </w:r>
+          </w:p>
+          <w:p>
+            <w:pPr>
+              <w:spacing w:before="0" w:after="0" w:line="240" w:lineRule="auto"/>
+              <w:ind w:left="567" w:hanging="567"/>
+            </w:pPr>
+            <w:r>
+              <w:rPr>
+                <w:rFonts w:ascii="Consolas" w:hAnsi="Consolas" w:eastAsia="Consolas"/>
+                <w:b w:val="0"/>
+                <w:color w:val="5B6875"/>
+                <w:sz w:val="16"/>
+              </w:rPr>
+              <w:t xml:space="preserve">   5  </w:t>
+            </w:r>
+            <w:r>
+              <w:rPr>
+                <w:rFonts w:ascii="Consolas" w:hAnsi="Consolas" w:eastAsia="Consolas"/>
+                <w:b w:val="0"/>
+                <w:sz w:val="16"/>
+              </w:rPr>
+              <w:t>)</w:t>
+            </w:r>
+          </w:p>
+          <w:p>
+            <w:pPr>
+              <w:spacing w:before="0" w:after="0" w:line="240" w:lineRule="auto"/>
+              <w:ind w:left="567" w:hanging="567"/>
+            </w:pPr>
+            <w:r>
+              <w:rPr>
+                <w:rFonts w:ascii="Consolas" w:hAnsi="Consolas" w:eastAsia="Consolas"/>
+                <w:b/>
+                <w:color w:val="5B6875"/>
+                <w:sz w:val="16"/>
+              </w:rPr>
+              <w:t xml:space="preserve"> [2]  </w:t>
+            </w:r>
+            <w:r>
+              <w:rPr>
+                <w:rFonts w:ascii="Consolas" w:hAnsi="Consolas" w:eastAsia="Consolas"/>
+                <w:b w:val="0"/>
+                <w:sz w:val="16"/>
+              </w:rPr>
+              <w:t>joined.explain("formatted")</w:t>
+            </w:r>
+          </w:p>
+          <w:p>
+            <w:pPr>
+              <w:spacing w:before="0" w:after="0" w:line="240" w:lineRule="auto"/>
+              <w:ind w:left="567" w:hanging="567"/>
+            </w:pPr>
+            <w:r>
+              <w:rPr>
+                <w:rFonts w:ascii="Consolas" w:hAnsi="Consolas" w:eastAsia="Consolas"/>
+                <w:b w:val="0"/>
+                <w:color w:val="5B6875"/>
+                <w:sz w:val="16"/>
+              </w:rPr>
+              <w:t xml:space="preserve">   7  </w:t>
+            </w:r>
+            <w:r>
+              <w:rPr>
+                <w:rFonts w:ascii="Consolas" w:hAnsi="Consolas" w:eastAsia="Consolas"/>
+                <w:b w:val="0"/>
+                <w:sz w:val="16"/>
+              </w:rPr>
+              <w:t># Expect BroadcastHashJoin, no CartesianProduct, one scan of respondents.</w:t>
+            </w:r>
+          </w:p>
+          <w:p>
+            <w:pPr>
+              <w:spacing w:before="0" w:after="0" w:line="240" w:lineRule="auto"/>
+              <w:ind w:left="567" w:hanging="567"/>
+            </w:pPr>
+            <w:r>
+              <w:rPr>
+                <w:rFonts w:ascii="Consolas" w:hAnsi="Consolas" w:eastAsia="Consolas"/>
+                <w:b w:val="0"/>
+                <w:color w:val="5B6875"/>
+                <w:sz w:val="16"/>
+              </w:rPr>
+              <w:t xml:space="preserve">   8  </w:t>
+            </w:r>
+            <w:r>
+              <w:rPr>
+                <w:rFonts w:ascii="Consolas" w:hAnsi="Consolas" w:eastAsia="Consolas"/>
+                <w:b w:val="0"/>
+                <w:sz w:val="16"/>
+              </w:rPr>
+              <w:t>joined.write.mode("overwrite").saveAsTable("research_gold.nat_regions")</w:t>
+            </w:r>
+          </w:p>
+        </w:tc>
+      </w:tr>
+    </w:tbl>
+    <w:p>
+      <w:pPr>
+        <w:pStyle w:val="ListNumber"/>
+      </w:pPr>
+      <w:r>
+        <w:rPr>
+          <w:b/>
+        </w:rPr>
+        <w:t xml:space="preserve">Line 4. </w:t>
+      </w:r>
+      <w:r>
+        <w:rPr>
+          <w:b w:val="0"/>
+          <w:i w:val="0"/>
+        </w:rPr>
+        <w:t>An explicit equi-join with the small side broadcast.</w:t>
+      </w:r>
+    </w:p>
+    <w:p>
+      <w:pPr>
+        <w:pStyle w:val="ListNumber"/>
+      </w:pPr>
+      <w:r>
+        <w:rPr>
+          <w:b/>
+        </w:rPr>
+        <w:t xml:space="preserve">Line 6. </w:t>
+      </w:r>
+      <w:r>
+        <w:rPr>
+          <w:b w:val="0"/>
+          <w:i w:val="0"/>
+        </w:rPr>
+        <w:t>Read the plan once, when you write the code, and again when data volumes change.</w:t>
+      </w:r>
+    </w:p>
+    <w:p>
+      <w:r>
+        <w:rPr>
+          <w:b w:val="0"/>
+          <w:i w:val="0"/>
+        </w:rPr>
+        <w:t>Read the plan bottom up, look for pushed filters, shuffles, join types and Python UDFs, then confirm rows per operator in the Spark UI or query profile.</w:t>
+      </w:r>
+    </w:p>
+    <w:p>
+      <w:pPr>
+        <w:pStyle w:val="Heading4"/>
+      </w:pPr>
+      <w:r>
+        <w:t>Recap card</w:t>
+      </w:r>
+    </w:p>
+    <w:p>
+      <w:pPr>
+        <w:pStyle w:val="ListBullet"/>
+      </w:pPr>
+      <w:r>
+        <w:rPr>
+          <w:b/>
+          <w:i w:val="0"/>
+        </w:rPr>
+        <w:t>Read a physical plan in which direction?</w:t>
+      </w:r>
+      <w:r>
+        <w:rPr>
+          <w:b w:val="0"/>
+          <w:i w:val="0"/>
+        </w:rPr>
+        <w:t xml:space="preserve"> Bottom up: scan at the bottom, result at the top.</w:t>
+      </w:r>
+    </w:p>
+    <w:p>
+      <w:pPr>
+        <w:pStyle w:val="ListBullet"/>
+      </w:pPr>
+      <w:r>
+        <w:rPr>
+          <w:b/>
+          <w:i w:val="0"/>
+        </w:rPr>
+        <w:t>PartitionFilters and PushedFilters</w:t>
+      </w:r>
+      <w:r>
+        <w:rPr>
+          <w:b w:val="0"/>
+          <w:i w:val="0"/>
+        </w:rPr>
+        <w:t xml:space="preserve"> Filters applied while reading. Empty PushedFilters on a filtered query means no pushdown.</w:t>
+      </w:r>
+    </w:p>
+    <w:p>
+      <w:pPr>
+        <w:pStyle w:val="ListBullet"/>
+      </w:pPr>
+      <w:r>
+        <w:rPr>
+          <w:b/>
+          <w:i w:val="0"/>
+        </w:rPr>
+        <w:t>Plan operators that signal trouble</w:t>
+      </w:r>
+      <w:r>
+        <w:rPr>
+          <w:b w:val="0"/>
+          <w:i w:val="0"/>
+        </w:rPr>
+        <w:t xml:space="preserve"> CartesianProduct or BroadcastNestedLoopJoin (cross join), BatchEvalPython (Python UDF), many Exchange (shuffles).</w:t>
+      </w:r>
+    </w:p>
+    <w:p>
+      <w:pPr>
+        <w:pStyle w:val="ListBullet"/>
+      </w:pPr>
+      <w:r>
+        <w:rPr>
+          <w:b/>
+          <w:i w:val="0"/>
+        </w:rPr>
+        <w:t>Spark UI on serverless</w:t>
+      </w:r>
+      <w:r>
+        <w:rPr>
+          <w:b w:val="0"/>
+          <w:i w:val="0"/>
+        </w:rPr>
+        <w:t xml:space="preserve"> Not available. Use the query profile: time spent, rows and memory per operator.</w:t>
+      </w:r>
+    </w:p>
+    <w:p>
+      <w:pPr>
+        <w:pStyle w:val="Heading4"/>
+      </w:pPr>
+      <w:r>
+        <w:t>Practice</w:t>
+      </w:r>
+    </w:p>
+    <w:p>
+      <w:pPr>
+        <w:pStyle w:val="Heading5"/>
+      </w:pPr>
+      <w:r>
+        <w:t>Exercise 1. Multiple choice (level 1)</w:t>
+      </w:r>
+    </w:p>
+    <w:p>
+      <w:r>
+        <w:rPr>
+          <w:b w:val="0"/>
+          <w:i w:val="0"/>
+        </w:rPr>
+        <w:t xml:space="preserve">A job's plan contains </w:t>
+      </w:r>
+      <w:r>
+        <w:rPr>
+          <w:rFonts w:ascii="Consolas" w:hAnsi="Consolas" w:eastAsia="Consolas"/>
+          <w:b w:val="0"/>
+          <w:sz w:val="19"/>
+        </w:rPr>
+        <w:t>CartesianProduct</w:t>
+      </w:r>
+      <w:r>
+        <w:rPr>
+          <w:b w:val="0"/>
+          <w:i w:val="0"/>
+        </w:rPr>
+        <w:t>. What is the most likely cause?</w:t>
+      </w:r>
+    </w:p>
+    <w:p>
+      <w:pPr>
+        <w:pStyle w:val="ListBullet"/>
+      </w:pPr>
+      <w:r>
+        <w:rPr>
+          <w:b w:val="0"/>
+          <w:i w:val="0"/>
+        </w:rPr>
+        <w:t>a) A join without an equality condition, so every row meets every row</w:t>
+      </w:r>
+    </w:p>
+    <w:p>
+      <w:pPr>
+        <w:pStyle w:val="ListBullet"/>
+      </w:pPr>
+      <w:r>
+        <w:rPr>
+          <w:b w:val="0"/>
+          <w:i w:val="0"/>
+        </w:rPr>
+        <w:t>b) A broadcast join</w:t>
+      </w:r>
+    </w:p>
+    <w:p>
+      <w:pPr>
+        <w:pStyle w:val="ListBullet"/>
+      </w:pPr>
+      <w:r>
+        <w:rPr>
+          <w:b w:val="0"/>
+          <w:i w:val="0"/>
+        </w:rPr>
+        <w:t>c) A Python UDF</w:t>
+      </w:r>
+    </w:p>
+    <w:p>
+      <w:pPr>
+        <w:pStyle w:val="ListBullet"/>
+      </w:pPr>
+      <w:r>
+        <w:rPr>
+          <w:b w:val="0"/>
+          <w:i w:val="0"/>
+        </w:rPr>
+        <w:t>d) Partition pruning</w:t>
+      </w:r>
+    </w:p>
+    <w:p>
+      <w:r>
+        <w:rPr>
+          <w:b/>
+          <w:i w:val="0"/>
+        </w:rPr>
+        <w:t>Why?</w:t>
+      </w:r>
+    </w:p>
+    <w:p>
+      <w:pPr>
+        <w:pStyle w:val="ListBullet"/>
+      </w:pPr>
+      <w:r>
+        <w:rPr>
+          <w:b w:val="0"/>
+          <w:i w:val="0"/>
+        </w:rPr>
+        <w:t>r1) A Cartesian product pairs every row with every row. It comes from a cross join or a join condition Spark cannot use as an equi-join.</w:t>
+      </w:r>
+    </w:p>
+    <w:p>
+      <w:pPr>
+        <w:pStyle w:val="ListBullet"/>
+      </w:pPr>
+      <w:r>
+        <w:rPr>
+          <w:b w:val="0"/>
+          <w:i w:val="0"/>
+        </w:rPr>
+        <w:t>r2) Spark uses Cartesian products for all small tables.</w:t>
+      </w:r>
+    </w:p>
+    <w:p>
+      <w:pPr>
+        <w:pStyle w:val="Heading5"/>
+      </w:pPr>
+      <w:r>
+        <w:t>Exercise 2. Spot the bug (level 2)</w:t>
+      </w:r>
+    </w:p>
+    <w:p>
+      <w:r>
+        <w:rPr>
+          <w:b w:val="0"/>
+          <w:i w:val="0"/>
+        </w:rPr>
+        <w:t xml:space="preserve">This is the formatted plan for </w:t>
+      </w:r>
+      <w:r>
+        <w:rPr>
+          <w:rFonts w:ascii="Consolas" w:hAnsi="Consolas" w:eastAsia="Consolas"/>
+          <w:b w:val="0"/>
+          <w:sz w:val="19"/>
+        </w:rPr>
+        <w:t>spark.read.parquet(path).filter(F.col("w") &gt; 1.0).groupBy("wave_id").agg(F.sum("w"))</w:t>
+      </w:r>
+      <w:r>
+        <w:rPr>
+          <w:b w:val="0"/>
+          <w:i w:val="0"/>
+        </w:rPr>
+        <w:t>. Tap the line that shows a shuffle.</w:t>
+      </w:r>
+    </w:p>
+    <w:tbl>
+      <w:tblPr>
+        <w:tblW w:type="auto" w:w="0"/>
+        <w:jc w:val="left"/>
+        <w:tblLook w:firstColumn="1" w:firstRow="1" w:lastColumn="0" w:lastRow="0" w:noHBand="0" w:noVBand="1" w:val="04A0"/>
+      </w:tblPr>
+      <w:tblGrid>
+        <w:gridCol w:w="8221"/>
+      </w:tblGrid>
+      <w:tr>
+        <w:tc>
+          <w:tcPr>
+            <w:tcW w:type="dxa" w:w="8221"/>
+            <w:shd w:val="clear" w:color="auto" w:fill="F2F4F7"/>
+          </w:tcPr>
+          <w:p>
+            <w:pPr>
+              <w:spacing w:before="0" w:after="0" w:line="240" w:lineRule="auto"/>
+              <w:ind w:left="567" w:hanging="567"/>
+            </w:pPr>
+            <w:r>
+              <w:rPr>
+                <w:rFonts w:ascii="Consolas" w:hAnsi="Consolas" w:eastAsia="Consolas"/>
+                <w:b w:val="0"/>
+                <w:color w:val="5B6875"/>
+                <w:sz w:val="16"/>
+              </w:rPr>
+              <w:t xml:space="preserve">   1  </w:t>
+            </w:r>
+            <w:r>
+              <w:rPr>
+                <w:rFonts w:ascii="Consolas" w:hAnsi="Consolas" w:eastAsia="Consolas"/>
+                <w:b w:val="0"/>
+                <w:sz w:val="16"/>
+              </w:rPr>
+              <w:t>AdaptiveSparkPlan (6)</w:t>
+            </w:r>
+          </w:p>
+          <w:p>
+            <w:pPr>
+              <w:spacing w:before="0" w:after="0" w:line="240" w:lineRule="auto"/>
+              <w:ind w:left="567" w:hanging="567"/>
+            </w:pPr>
+            <w:r>
+              <w:rPr>
+                <w:rFonts w:ascii="Consolas" w:hAnsi="Consolas" w:eastAsia="Consolas"/>
+                <w:b w:val="0"/>
+                <w:color w:val="5B6875"/>
+                <w:sz w:val="16"/>
+              </w:rPr>
+              <w:t xml:space="preserve">   2  </w:t>
+            </w:r>
+            <w:r>
+              <w:rPr>
+                <w:rFonts w:ascii="Consolas" w:hAnsi="Consolas" w:eastAsia="Consolas"/>
+                <w:b w:val="0"/>
+                <w:sz w:val="16"/>
+              </w:rPr>
+              <w:t>+- HashAggregate (5)</w:t>
+            </w:r>
+          </w:p>
+          <w:p>
+            <w:pPr>
+              <w:spacing w:before="0" w:after="0" w:line="240" w:lineRule="auto"/>
+              <w:ind w:left="567" w:hanging="567"/>
+            </w:pPr>
+            <w:r>
+              <w:rPr>
+                <w:rFonts w:ascii="Consolas" w:hAnsi="Consolas" w:eastAsia="Consolas"/>
+                <w:b w:val="0"/>
+                <w:color w:val="5B6875"/>
+                <w:sz w:val="16"/>
+              </w:rPr>
+              <w:t xml:space="preserve">   3  </w:t>
+            </w:r>
+            <w:r>
+              <w:rPr>
+                <w:rFonts w:ascii="Consolas" w:hAnsi="Consolas" w:eastAsia="Consolas"/>
+                <w:b w:val="0"/>
+                <w:sz w:val="16"/>
+              </w:rPr>
+              <w:t xml:space="preserve">   +- Exchange (4)</w:t>
+            </w:r>
+          </w:p>
+          <w:p>
+            <w:pPr>
+              <w:spacing w:before="0" w:after="0" w:line="240" w:lineRule="auto"/>
+              <w:ind w:left="567" w:hanging="567"/>
+            </w:pPr>
+            <w:r>
+              <w:rPr>
+                <w:rFonts w:ascii="Consolas" w:hAnsi="Consolas" w:eastAsia="Consolas"/>
+                <w:b w:val="0"/>
+                <w:color w:val="5B6875"/>
+                <w:sz w:val="16"/>
+              </w:rPr>
+              <w:t xml:space="preserve">   4  </w:t>
+            </w:r>
+            <w:r>
+              <w:rPr>
+                <w:rFonts w:ascii="Consolas" w:hAnsi="Consolas" w:eastAsia="Consolas"/>
+                <w:b w:val="0"/>
+                <w:sz w:val="16"/>
+              </w:rPr>
+              <w:t xml:space="preserve">      +- HashAggregate (3)</w:t>
+            </w:r>
+          </w:p>
+          <w:p>
+            <w:pPr>
+              <w:spacing w:before="0" w:after="0" w:line="240" w:lineRule="auto"/>
+              <w:ind w:left="567" w:hanging="567"/>
+            </w:pPr>
+            <w:r>
+              <w:rPr>
+                <w:rFonts w:ascii="Consolas" w:hAnsi="Consolas" w:eastAsia="Consolas"/>
+                <w:b w:val="0"/>
+                <w:color w:val="5B6875"/>
+                <w:sz w:val="16"/>
+              </w:rPr>
+              <w:t xml:space="preserve">   5  </w:t>
+            </w:r>
+            <w:r>
+              <w:rPr>
+                <w:rFonts w:ascii="Consolas" w:hAnsi="Consolas" w:eastAsia="Consolas"/>
+                <w:b w:val="0"/>
+                <w:sz w:val="16"/>
+              </w:rPr>
+              <w:t xml:space="preserve">         +- Filter (2)</w:t>
+            </w:r>
+          </w:p>
+          <w:p>
+            <w:pPr>
+              <w:spacing w:before="0" w:after="0" w:line="240" w:lineRule="auto"/>
+              <w:ind w:left="567" w:hanging="567"/>
+            </w:pPr>
+            <w:r>
+              <w:rPr>
+                <w:rFonts w:ascii="Consolas" w:hAnsi="Consolas" w:eastAsia="Consolas"/>
                 <w:b w:val="0"/>
                 <w:color w:val="5B6875"/>
                 <w:sz w:val="16"/>
@@ -6128,6 +6630,413 @@
         <w:t>.</w:t>
       </w:r>
     </w:p>
+    <w:p>
+      <w:r>
+        <w:rPr>
+          <w:b w:val="0"/>
+          <w:i w:val="0"/>
+        </w:rPr>
+        <w:t>Your code must pass these checks:</w:t>
+      </w:r>
+    </w:p>
+    <w:p>
+      <w:pPr>
+        <w:pStyle w:val="ListBullet"/>
+      </w:pPr>
+      <w:r>
+        <w:rPr>
+          <w:b w:val="0"/>
+          <w:i w:val="0"/>
+        </w:rPr>
+        <w:t>BroadcastNestedLoopJoin is a cross join too, and BatchEvalPython is a Python UDF. Keep the order.</w:t>
+      </w:r>
+    </w:p>
+    <w:p>
+      <w:pPr>
+        <w:pStyle w:val="ListBullet"/>
+      </w:pPr>
+      <w:r>
+        <w:rPr>
+          <w:b w:val="0"/>
+          <w:i w:val="0"/>
+        </w:rPr>
+        <w:t>BroadcastExchange is not a shuffle. Count only plain Exchange operators.</w:t>
+      </w:r>
+    </w:p>
+    <w:p>
+      <w:pPr>
+        <w:pStyle w:val="ListBullet"/>
+      </w:pPr>
+      <w:r>
+        <w:rPr>
+          <w:b w:val="0"/>
+          <w:i w:val="0"/>
+        </w:rPr>
+        <w:t>Three shuffles is more than the default of 2.</w:t>
+      </w:r>
+    </w:p>
+    <w:p>
+      <w:pPr>
+        <w:pStyle w:val="ListBullet"/>
+      </w:pPr>
+      <w:r>
+        <w:rPr>
+          <w:b w:val="0"/>
+          <w:i w:val="0"/>
+        </w:rPr>
+        <w:t>No warnings for a normal plan.</w:t>
+      </w:r>
+    </w:p>
+    <w:p>
+      <w:r>
+        <w:rPr>
+          <w:b w:val="0"/>
+          <w:i w:val="0"/>
+        </w:rPr>
+        <w:t>Shape of the answer. The reference solution defines these names. Write the bodies yourself.</w:t>
+      </w:r>
+    </w:p>
+    <w:tbl>
+      <w:tblPr>
+        <w:tblW w:type="auto" w:w="0"/>
+        <w:jc w:val="left"/>
+        <w:tblLook w:firstColumn="1" w:firstRow="1" w:lastColumn="0" w:lastRow="0" w:noHBand="0" w:noVBand="1" w:val="04A0"/>
+      </w:tblPr>
+      <w:tblGrid>
+        <w:gridCol w:w="8221"/>
+      </w:tblGrid>
+      <w:tr>
+        <w:tc>
+          <w:tcPr>
+            <w:tcW w:type="dxa" w:w="8221"/>
+            <w:shd w:val="clear" w:color="auto" w:fill="F2F4F7"/>
+          </w:tcPr>
+          <w:p>
+            <w:pPr>
+              <w:spacing w:before="0" w:after="0" w:line="240" w:lineRule="auto"/>
+              <w:ind w:left="567" w:hanging="567"/>
+            </w:pPr>
+            <w:r>
+              <w:rPr>
+                <w:rFonts w:ascii="Consolas" w:hAnsi="Consolas" w:eastAsia="Consolas"/>
+                <w:b w:val="0"/>
+                <w:color w:val="5B6875"/>
+                <w:sz w:val="16"/>
+              </w:rPr>
+              <w:t xml:space="preserve">   1  </w:t>
+            </w:r>
+            <w:r>
+              <w:rPr>
+                <w:rFonts w:ascii="Consolas" w:hAnsi="Consolas" w:eastAsia="Consolas"/>
+                <w:b w:val="0"/>
+                <w:sz w:val="16"/>
+              </w:rPr>
+              <w:t># Module constant.</w:t>
+            </w:r>
+          </w:p>
+          <w:p>
+            <w:pPr>
+              <w:spacing w:before="0" w:after="0" w:line="240" w:lineRule="auto"/>
+              <w:ind w:left="567" w:hanging="567"/>
+            </w:pPr>
+            <w:r>
+              <w:rPr>
+                <w:rFonts w:ascii="Consolas" w:hAnsi="Consolas" w:eastAsia="Consolas"/>
+                <w:b w:val="0"/>
+                <w:color w:val="5B6875"/>
+                <w:sz w:val="16"/>
+              </w:rPr>
+              <w:t xml:space="preserve">   2  </w:t>
+            </w:r>
+            <w:r>
+              <w:rPr>
+                <w:rFonts w:ascii="Consolas" w:hAnsi="Consolas" w:eastAsia="Consolas"/>
+                <w:b w:val="0"/>
+                <w:sz w:val="16"/>
+              </w:rPr>
+              <w:t>CROSS_JOIN_OPERATORS = ...</w:t>
+            </w:r>
+          </w:p>
+          <w:p>
+            <w:pPr>
+              <w:spacing w:before="0" w:after="0" w:line="240" w:lineRule="auto"/>
+              <w:ind w:left="567" w:hanging="567"/>
+            </w:pPr>
+            <w:r>
+              <w:rPr>
+                <w:rFonts w:ascii="Consolas" w:hAnsi="Consolas" w:eastAsia="Consolas"/>
+                <w:b w:val="0"/>
+                <w:color w:val="5B6875"/>
+                <w:sz w:val="16"/>
+              </w:rPr>
+              <w:t xml:space="preserve">   3  </w:t>
+            </w:r>
+            <w:r>
+              <w:rPr>
+                <w:rFonts w:ascii="Consolas" w:hAnsi="Consolas" w:eastAsia="Consolas"/>
+                <w:b w:val="0"/>
+                <w:sz w:val="16"/>
+              </w:rPr>
+              <w:t xml:space="preserve"> </w:t>
+            </w:r>
+          </w:p>
+          <w:p>
+            <w:pPr>
+              <w:spacing w:before="0" w:after="0" w:line="240" w:lineRule="auto"/>
+              <w:ind w:left="567" w:hanging="567"/>
+            </w:pPr>
+            <w:r>
+              <w:rPr>
+                <w:rFonts w:ascii="Consolas" w:hAnsi="Consolas" w:eastAsia="Consolas"/>
+                <w:b w:val="0"/>
+                <w:color w:val="5B6875"/>
+                <w:sz w:val="16"/>
+              </w:rPr>
+              <w:t xml:space="preserve">   4  </w:t>
+            </w:r>
+            <w:r>
+              <w:rPr>
+                <w:rFonts w:ascii="Consolas" w:hAnsi="Consolas" w:eastAsia="Consolas"/>
+                <w:b w:val="0"/>
+                <w:sz w:val="16"/>
+              </w:rPr>
+              <w:t># Module constant.</w:t>
+            </w:r>
+          </w:p>
+          <w:p>
+            <w:pPr>
+              <w:spacing w:before="0" w:after="0" w:line="240" w:lineRule="auto"/>
+              <w:ind w:left="567" w:hanging="567"/>
+            </w:pPr>
+            <w:r>
+              <w:rPr>
+                <w:rFonts w:ascii="Consolas" w:hAnsi="Consolas" w:eastAsia="Consolas"/>
+                <w:b w:val="0"/>
+                <w:color w:val="5B6875"/>
+                <w:sz w:val="16"/>
+              </w:rPr>
+              <w:t xml:space="preserve">   5  </w:t>
+            </w:r>
+            <w:r>
+              <w:rPr>
+                <w:rFonts w:ascii="Consolas" w:hAnsi="Consolas" w:eastAsia="Consolas"/>
+                <w:b w:val="0"/>
+                <w:sz w:val="16"/>
+              </w:rPr>
+              <w:t>PYTHON_UDF_OPERATORS = ...</w:t>
+            </w:r>
+          </w:p>
+          <w:p>
+            <w:pPr>
+              <w:spacing w:before="0" w:after="0" w:line="240" w:lineRule="auto"/>
+              <w:ind w:left="567" w:hanging="567"/>
+            </w:pPr>
+            <w:r>
+              <w:rPr>
+                <w:rFonts w:ascii="Consolas" w:hAnsi="Consolas" w:eastAsia="Consolas"/>
+                <w:b w:val="0"/>
+                <w:color w:val="5B6875"/>
+                <w:sz w:val="16"/>
+              </w:rPr>
+              <w:t xml:space="preserve">   6  </w:t>
+            </w:r>
+            <w:r>
+              <w:rPr>
+                <w:rFonts w:ascii="Consolas" w:hAnsi="Consolas" w:eastAsia="Consolas"/>
+                <w:b w:val="0"/>
+                <w:sz w:val="16"/>
+              </w:rPr>
+              <w:t xml:space="preserve"> </w:t>
+            </w:r>
+          </w:p>
+          <w:p>
+            <w:pPr>
+              <w:spacing w:before="0" w:after="0" w:line="240" w:lineRule="auto"/>
+              <w:ind w:left="567" w:hanging="567"/>
+            </w:pPr>
+            <w:r>
+              <w:rPr>
+                <w:rFonts w:ascii="Consolas" w:hAnsi="Consolas" w:eastAsia="Consolas"/>
+                <w:b w:val="0"/>
+                <w:color w:val="5B6875"/>
+                <w:sz w:val="16"/>
+              </w:rPr>
+              <w:t xml:space="preserve">   7  </w:t>
+            </w:r>
+            <w:r>
+              <w:rPr>
+                <w:rFonts w:ascii="Consolas" w:hAnsi="Consolas" w:eastAsia="Consolas"/>
+                <w:b w:val="0"/>
+                <w:sz w:val="16"/>
+              </w:rPr>
+              <w:t># Module constant.</w:t>
+            </w:r>
+          </w:p>
+          <w:p>
+            <w:pPr>
+              <w:spacing w:before="0" w:after="0" w:line="240" w:lineRule="auto"/>
+              <w:ind w:left="567" w:hanging="567"/>
+            </w:pPr>
+            <w:r>
+              <w:rPr>
+                <w:rFonts w:ascii="Consolas" w:hAnsi="Consolas" w:eastAsia="Consolas"/>
+                <w:b w:val="0"/>
+                <w:color w:val="5B6875"/>
+                <w:sz w:val="16"/>
+              </w:rPr>
+              <w:t xml:space="preserve">   8  </w:t>
+            </w:r>
+            <w:r>
+              <w:rPr>
+                <w:rFonts w:ascii="Consolas" w:hAnsi="Consolas" w:eastAsia="Consolas"/>
+                <w:b w:val="0"/>
+                <w:sz w:val="16"/>
+              </w:rPr>
+              <w:t>SHUFFLE_PATTERN = ...</w:t>
+            </w:r>
+          </w:p>
+          <w:p>
+            <w:pPr>
+              <w:spacing w:before="0" w:after="0" w:line="240" w:lineRule="auto"/>
+              <w:ind w:left="567" w:hanging="567"/>
+            </w:pPr>
+            <w:r>
+              <w:rPr>
+                <w:rFonts w:ascii="Consolas" w:hAnsi="Consolas" w:eastAsia="Consolas"/>
+                <w:b w:val="0"/>
+                <w:color w:val="5B6875"/>
+                <w:sz w:val="16"/>
+              </w:rPr>
+              <w:t xml:space="preserve">   9  </w:t>
+            </w:r>
+            <w:r>
+              <w:rPr>
+                <w:rFonts w:ascii="Consolas" w:hAnsi="Consolas" w:eastAsia="Consolas"/>
+                <w:b w:val="0"/>
+                <w:sz w:val="16"/>
+              </w:rPr>
+              <w:t xml:space="preserve"> </w:t>
+            </w:r>
+          </w:p>
+          <w:p>
+            <w:pPr>
+              <w:spacing w:before="0" w:after="0" w:line="240" w:lineRule="auto"/>
+              <w:ind w:left="567" w:hanging="567"/>
+            </w:pPr>
+            <w:r>
+              <w:rPr>
+                <w:rFonts w:ascii="Consolas" w:hAnsi="Consolas" w:eastAsia="Consolas"/>
+                <w:b w:val="0"/>
+                <w:color w:val="5B6875"/>
+                <w:sz w:val="16"/>
+              </w:rPr>
+              <w:t xml:space="preserve">  10  </w:t>
+            </w:r>
+            <w:r>
+              <w:rPr>
+                <w:rFonts w:ascii="Consolas" w:hAnsi="Consolas" w:eastAsia="Consolas"/>
+                <w:b w:val="0"/>
+                <w:sz w:val="16"/>
+              </w:rPr>
+              <w:t># Warnings for common problems in a Spark physical plan.</w:t>
+            </w:r>
+          </w:p>
+          <w:p>
+            <w:pPr>
+              <w:spacing w:before="0" w:after="0" w:line="240" w:lineRule="auto"/>
+              <w:ind w:left="567" w:hanging="567"/>
+            </w:pPr>
+            <w:r>
+              <w:rPr>
+                <w:rFonts w:ascii="Consolas" w:hAnsi="Consolas" w:eastAsia="Consolas"/>
+                <w:b w:val="0"/>
+                <w:color w:val="5B6875"/>
+                <w:sz w:val="16"/>
+              </w:rPr>
+              <w:t xml:space="preserve">  11  </w:t>
+            </w:r>
+            <w:r>
+              <w:rPr>
+                <w:rFonts w:ascii="Consolas" w:hAnsi="Consolas" w:eastAsia="Consolas"/>
+                <w:b w:val="0"/>
+                <w:sz w:val="16"/>
+              </w:rPr>
+              <w:t>def plan_warnings(</w:t>
+            </w:r>
+          </w:p>
+          <w:p>
+            <w:pPr>
+              <w:spacing w:before="0" w:after="0" w:line="240" w:lineRule="auto"/>
+              <w:ind w:left="567" w:hanging="567"/>
+            </w:pPr>
+            <w:r>
+              <w:rPr>
+                <w:rFonts w:ascii="Consolas" w:hAnsi="Consolas" w:eastAsia="Consolas"/>
+                <w:b w:val="0"/>
+                <w:color w:val="5B6875"/>
+                <w:sz w:val="16"/>
+              </w:rPr>
+              <w:t xml:space="preserve">  12  </w:t>
+            </w:r>
+            <w:r>
+              <w:rPr>
+                <w:rFonts w:ascii="Consolas" w:hAnsi="Consolas" w:eastAsia="Consolas"/>
+                <w:b w:val="0"/>
+                <w:sz w:val="16"/>
+              </w:rPr>
+              <w:t xml:space="preserve">    plan: str,</w:t>
+            </w:r>
+          </w:p>
+          <w:p>
+            <w:pPr>
+              <w:spacing w:before="0" w:after="0" w:line="240" w:lineRule="auto"/>
+              <w:ind w:left="567" w:hanging="567"/>
+            </w:pPr>
+            <w:r>
+              <w:rPr>
+                <w:rFonts w:ascii="Consolas" w:hAnsi="Consolas" w:eastAsia="Consolas"/>
+                <w:b w:val="0"/>
+                <w:color w:val="5B6875"/>
+                <w:sz w:val="16"/>
+              </w:rPr>
+              <w:t xml:space="preserve">  13  </w:t>
+            </w:r>
+            <w:r>
+              <w:rPr>
+                <w:rFonts w:ascii="Consolas" w:hAnsi="Consolas" w:eastAsia="Consolas"/>
+                <w:b w:val="0"/>
+                <w:sz w:val="16"/>
+              </w:rPr>
+              <w:t xml:space="preserve">    max_exchanges: int = 2,</w:t>
+            </w:r>
+          </w:p>
+          <w:p>
+            <w:pPr>
+              <w:spacing w:before="0" w:after="0" w:line="240" w:lineRule="auto"/>
+              <w:ind w:left="567" w:hanging="567"/>
+            </w:pPr>
+            <w:r>
+              <w:rPr>
+                <w:rFonts w:ascii="Consolas" w:hAnsi="Consolas" w:eastAsia="Consolas"/>
+                <w:b w:val="0"/>
+                <w:color w:val="5B6875"/>
+                <w:sz w:val="16"/>
+              </w:rPr>
+              <w:t xml:space="preserve">  14  </w:t>
+            </w:r>
+            <w:r>
+              <w:rPr>
+                <w:rFonts w:ascii="Consolas" w:hAnsi="Consolas" w:eastAsia="Consolas"/>
+                <w:b w:val="0"/>
+                <w:sz w:val="16"/>
+              </w:rPr>
+              <w:t>) -&gt; list[str]: ...</w:t>
+            </w:r>
+          </w:p>
+        </w:tc>
+      </w:tr>
+    </w:tbl>
+    <w:p/>
     <w:p>
       <w:r>
         <w:rPr>

--- a/site/downloads/handbook-D2.docx
+++ b/site/downloads/handbook-D2.docx
@@ -1857,43 +1857,94 @@
     <w:p>
       <w:r>
         <w:rPr>
-          <w:b w:val="0"/>
-          <w:i w:val="0"/>
-        </w:rPr>
-        <w:t>Your code must pass these checks:</w:t>
+          <w:b/>
+          <w:i w:val="0"/>
+        </w:rPr>
+        <w:t>What you need to know.</w:t>
       </w:r>
     </w:p>
     <w:p>
-      <w:pPr>
-        <w:pStyle w:val="ListBullet"/>
-      </w:pPr>
-      <w:r>
-        <w:rPr>
-          <w:b w:val="0"/>
-          <w:i w:val="0"/>
-        </w:rPr>
-        <w:t>Return the locals of the innermost frame, where the error was raised, not the caller's or your own.</w:t>
-      </w:r>
-    </w:p>
-    <w:p>
-      <w:pPr>
-        <w:pStyle w:val="ListBullet"/>
-      </w:pPr>
-      <w:r>
-        <w:rPr>
-          <w:b w:val="0"/>
-          <w:i w:val="0"/>
-        </w:rPr>
-        <w:t>Return None when the call succeeds.</w:t>
-      </w:r>
-    </w:p>
-    <w:p>
-      <w:r>
-        <w:rPr>
-          <w:b w:val="0"/>
-          <w:i w:val="0"/>
-        </w:rPr>
-        <w:t>Shape of the answer. The reference solution defines these names. Write the bodies yourself.</w:t>
+      <w:r>
+        <w:rPr>
+          <w:b w:val="0"/>
+          <w:i w:val="0"/>
+        </w:rPr>
+        <w:t xml:space="preserve">An exception carries its traceback in </w:t>
+      </w:r>
+      <w:r>
+        <w:rPr>
+          <w:rFonts w:ascii="Consolas" w:hAnsi="Consolas" w:eastAsia="Consolas"/>
+          <w:b w:val="0"/>
+          <w:sz w:val="19"/>
+        </w:rPr>
+        <w:t>err.__traceback__</w:t>
+      </w:r>
+      <w:r>
+        <w:rPr>
+          <w:b w:val="0"/>
+          <w:i w:val="0"/>
+        </w:rPr>
+        <w:t xml:space="preserve">. A traceback is a chain of frames, outermost first: </w:t>
+      </w:r>
+      <w:r>
+        <w:rPr>
+          <w:rFonts w:ascii="Consolas" w:hAnsi="Consolas" w:eastAsia="Consolas"/>
+          <w:b w:val="0"/>
+          <w:sz w:val="19"/>
+        </w:rPr>
+        <w:t>tb.tb_next</w:t>
+      </w:r>
+      <w:r>
+        <w:rPr>
+          <w:b w:val="0"/>
+          <w:i w:val="0"/>
+        </w:rPr>
+        <w:t xml:space="preserve"> moves one call deeper and is </w:t>
+      </w:r>
+      <w:r>
+        <w:rPr>
+          <w:rFonts w:ascii="Consolas" w:hAnsi="Consolas" w:eastAsia="Consolas"/>
+          <w:b w:val="0"/>
+          <w:sz w:val="19"/>
+        </w:rPr>
+        <w:t>None</w:t>
+      </w:r>
+      <w:r>
+        <w:rPr>
+          <w:b w:val="0"/>
+          <w:i w:val="0"/>
+        </w:rPr>
+        <w:t xml:space="preserve"> at the innermost frame. </w:t>
+      </w:r>
+      <w:r>
+        <w:rPr>
+          <w:rFonts w:ascii="Consolas" w:hAnsi="Consolas" w:eastAsia="Consolas"/>
+          <w:b w:val="0"/>
+          <w:sz w:val="19"/>
+        </w:rPr>
+        <w:t>tb.tb_frame</w:t>
+      </w:r>
+      <w:r>
+        <w:rPr>
+          <w:b w:val="0"/>
+          <w:i w:val="0"/>
+        </w:rPr>
+        <w:t xml:space="preserve"> is the frame itself, and </w:t>
+      </w:r>
+      <w:r>
+        <w:rPr>
+          <w:rFonts w:ascii="Consolas" w:hAnsi="Consolas" w:eastAsia="Consolas"/>
+          <w:b w:val="0"/>
+          <w:sz w:val="19"/>
+        </w:rPr>
+        <w:t>tb.tb_frame.f_locals</w:t>
+      </w:r>
+      <w:r>
+        <w:rPr>
+          <w:b w:val="0"/>
+          <w:i w:val="0"/>
+        </w:rPr>
+        <w:t xml:space="preserve"> holds its local variables as a dict.</w:t>
       </w:r>
     </w:p>
     <w:tbl>
@@ -1931,7 +1982,7 @@
                 <w:b w:val="0"/>
                 <w:sz w:val="16"/>
               </w:rPr>
-              <w:t># Local variables of the frame that raised, as pdb post-mortem shows them.</w:t>
+              <w:t>def inner():</w:t>
             </w:r>
           </w:p>
           <w:p>
@@ -1954,7 +2005,7 @@
                 <w:b w:val="0"/>
                 <w:sz w:val="16"/>
               </w:rPr>
-              <w:t>def crash_locals(</w:t>
+              <w:t xml:space="preserve">    raise ValueError</w:t>
             </w:r>
           </w:p>
           <w:p>
@@ -1977,7 +2028,7 @@
                 <w:b w:val="0"/>
                 <w:sz w:val="16"/>
               </w:rPr>
-              <w:t xml:space="preserve">    fn: Callable[..., object],</w:t>
+              <w:t xml:space="preserve"> </w:t>
             </w:r>
           </w:p>
           <w:p>
@@ -2000,7 +2051,7 @@
                 <w:b w:val="0"/>
                 <w:sz w:val="16"/>
               </w:rPr>
-              <w:t xml:space="preserve">    *args: object,</w:t>
+              <w:t>def outer():</w:t>
             </w:r>
           </w:p>
           <w:p>
@@ -2023,7 +2074,168 @@
                 <w:b w:val="0"/>
                 <w:sz w:val="16"/>
               </w:rPr>
-              <w:t>) -&gt; dict[str, object] | None: ...</w:t>
+              <w:t xml:space="preserve">    count = 3</w:t>
+            </w:r>
+          </w:p>
+          <w:p>
+            <w:pPr>
+              <w:spacing w:before="0" w:after="0" w:line="240" w:lineRule="auto"/>
+              <w:ind w:left="567" w:hanging="567"/>
+            </w:pPr>
+            <w:r>
+              <w:rPr>
+                <w:rFonts w:ascii="Consolas" w:hAnsi="Consolas" w:eastAsia="Consolas"/>
+                <w:b w:val="0"/>
+                <w:color w:val="5B6875"/>
+                <w:sz w:val="16"/>
+              </w:rPr>
+              <w:t xml:space="preserve">   6  </w:t>
+            </w:r>
+            <w:r>
+              <w:rPr>
+                <w:rFonts w:ascii="Consolas" w:hAnsi="Consolas" w:eastAsia="Consolas"/>
+                <w:b w:val="0"/>
+                <w:sz w:val="16"/>
+              </w:rPr>
+              <w:t xml:space="preserve">    inner()</w:t>
+            </w:r>
+          </w:p>
+          <w:p>
+            <w:pPr>
+              <w:spacing w:before="0" w:after="0" w:line="240" w:lineRule="auto"/>
+              <w:ind w:left="567" w:hanging="567"/>
+            </w:pPr>
+            <w:r>
+              <w:rPr>
+                <w:rFonts w:ascii="Consolas" w:hAnsi="Consolas" w:eastAsia="Consolas"/>
+                <w:b w:val="0"/>
+                <w:color w:val="5B6875"/>
+                <w:sz w:val="16"/>
+              </w:rPr>
+              <w:t xml:space="preserve">   7  </w:t>
+            </w:r>
+            <w:r>
+              <w:rPr>
+                <w:rFonts w:ascii="Consolas" w:hAnsi="Consolas" w:eastAsia="Consolas"/>
+                <w:b w:val="0"/>
+                <w:sz w:val="16"/>
+              </w:rPr>
+              <w:t xml:space="preserve"> </w:t>
+            </w:r>
+          </w:p>
+          <w:p>
+            <w:pPr>
+              <w:spacing w:before="0" w:after="0" w:line="240" w:lineRule="auto"/>
+              <w:ind w:left="567" w:hanging="567"/>
+            </w:pPr>
+            <w:r>
+              <w:rPr>
+                <w:rFonts w:ascii="Consolas" w:hAnsi="Consolas" w:eastAsia="Consolas"/>
+                <w:b w:val="0"/>
+                <w:color w:val="5B6875"/>
+                <w:sz w:val="16"/>
+              </w:rPr>
+              <w:t xml:space="preserve">   8  </w:t>
+            </w:r>
+            <w:r>
+              <w:rPr>
+                <w:rFonts w:ascii="Consolas" w:hAnsi="Consolas" w:eastAsia="Consolas"/>
+                <w:b w:val="0"/>
+                <w:sz w:val="16"/>
+              </w:rPr>
+              <w:t>try:</w:t>
+            </w:r>
+          </w:p>
+          <w:p>
+            <w:pPr>
+              <w:spacing w:before="0" w:after="0" w:line="240" w:lineRule="auto"/>
+              <w:ind w:left="567" w:hanging="567"/>
+            </w:pPr>
+            <w:r>
+              <w:rPr>
+                <w:rFonts w:ascii="Consolas" w:hAnsi="Consolas" w:eastAsia="Consolas"/>
+                <w:b w:val="0"/>
+                <w:color w:val="5B6875"/>
+                <w:sz w:val="16"/>
+              </w:rPr>
+              <w:t xml:space="preserve">   9  </w:t>
+            </w:r>
+            <w:r>
+              <w:rPr>
+                <w:rFonts w:ascii="Consolas" w:hAnsi="Consolas" w:eastAsia="Consolas"/>
+                <w:b w:val="0"/>
+                <w:sz w:val="16"/>
+              </w:rPr>
+              <w:t xml:space="preserve">    outer()</w:t>
+            </w:r>
+          </w:p>
+          <w:p>
+            <w:pPr>
+              <w:spacing w:before="0" w:after="0" w:line="240" w:lineRule="auto"/>
+              <w:ind w:left="567" w:hanging="567"/>
+            </w:pPr>
+            <w:r>
+              <w:rPr>
+                <w:rFonts w:ascii="Consolas" w:hAnsi="Consolas" w:eastAsia="Consolas"/>
+                <w:b w:val="0"/>
+                <w:color w:val="5B6875"/>
+                <w:sz w:val="16"/>
+              </w:rPr>
+              <w:t xml:space="preserve">  10  </w:t>
+            </w:r>
+            <w:r>
+              <w:rPr>
+                <w:rFonts w:ascii="Consolas" w:hAnsi="Consolas" w:eastAsia="Consolas"/>
+                <w:b w:val="0"/>
+                <w:sz w:val="16"/>
+              </w:rPr>
+              <w:t>except Exception as err:</w:t>
+            </w:r>
+          </w:p>
+          <w:p>
+            <w:pPr>
+              <w:spacing w:before="0" w:after="0" w:line="240" w:lineRule="auto"/>
+              <w:ind w:left="567" w:hanging="567"/>
+            </w:pPr>
+            <w:r>
+              <w:rPr>
+                <w:rFonts w:ascii="Consolas" w:hAnsi="Consolas" w:eastAsia="Consolas"/>
+                <w:b w:val="0"/>
+                <w:color w:val="5B6875"/>
+                <w:sz w:val="16"/>
+              </w:rPr>
+              <w:t xml:space="preserve">  11  </w:t>
+            </w:r>
+            <w:r>
+              <w:rPr>
+                <w:rFonts w:ascii="Consolas" w:hAnsi="Consolas" w:eastAsia="Consolas"/>
+                <w:b w:val="0"/>
+                <w:sz w:val="16"/>
+              </w:rPr>
+              <w:t xml:space="preserve">    tb = err.__traceback__              # the frame that called outer()</w:t>
+            </w:r>
+          </w:p>
+          <w:p>
+            <w:pPr>
+              <w:spacing w:before="0" w:after="0" w:line="240" w:lineRule="auto"/>
+              <w:ind w:left="567" w:hanging="567"/>
+            </w:pPr>
+            <w:r>
+              <w:rPr>
+                <w:rFonts w:ascii="Consolas" w:hAnsi="Consolas" w:eastAsia="Consolas"/>
+                <w:b w:val="0"/>
+                <w:color w:val="5B6875"/>
+                <w:sz w:val="16"/>
+              </w:rPr>
+              <w:t xml:space="preserve">  12  </w:t>
+            </w:r>
+            <w:r>
+              <w:rPr>
+                <w:rFonts w:ascii="Consolas" w:hAnsi="Consolas" w:eastAsia="Consolas"/>
+                <w:b w:val="0"/>
+                <w:sz w:val="16"/>
+              </w:rPr>
+              <w:t xml:space="preserve">    tb.tb_next.tb_frame.f_locals        # {'count': 3}: outer's locals</w:t>
             </w:r>
           </w:p>
         </w:tc>
@@ -2036,7 +2248,40 @@
           <w:b w:val="0"/>
           <w:i w:val="0"/>
         </w:rPr>
-        <w:t>Starter code:</w:t>
+        <w:t>Your code must pass these checks:</w:t>
+      </w:r>
+    </w:p>
+    <w:p>
+      <w:pPr>
+        <w:pStyle w:val="ListBullet"/>
+      </w:pPr>
+      <w:r>
+        <w:rPr>
+          <w:b w:val="0"/>
+          <w:i w:val="0"/>
+        </w:rPr>
+        <w:t>Return the locals of the innermost frame, where the error was raised, not the caller's or your own.</w:t>
+      </w:r>
+    </w:p>
+    <w:p>
+      <w:pPr>
+        <w:pStyle w:val="ListBullet"/>
+      </w:pPr>
+      <w:r>
+        <w:rPr>
+          <w:b w:val="0"/>
+          <w:i w:val="0"/>
+        </w:rPr>
+        <w:t>Return None when the call succeeds.</w:t>
+      </w:r>
+    </w:p>
+    <w:p>
+      <w:r>
+        <w:rPr>
+          <w:b w:val="0"/>
+          <w:i w:val="0"/>
+        </w:rPr>
+        <w:t>Shape of the answer. The reference solution defines these names. Write the bodies yourself.</w:t>
       </w:r>
     </w:p>
     <w:tbl>
@@ -2074,7 +2319,7 @@
                 <w:b w:val="0"/>
                 <w:sz w:val="16"/>
               </w:rPr>
-              <w:t>def crash_locals(fn, *args):</w:t>
+              <w:t># Local variables of the frame that raised, as pdb post-mortem shows them.</w:t>
             </w:r>
           </w:p>
           <w:p>
@@ -2097,7 +2342,7 @@
                 <w:b w:val="0"/>
                 <w:sz w:val="16"/>
               </w:rPr>
-              <w:t xml:space="preserve">    try:</w:t>
+              <w:t>def crash_locals(</w:t>
             </w:r>
           </w:p>
           <w:p>
@@ -2120,7 +2365,7 @@
                 <w:b w:val="0"/>
                 <w:sz w:val="16"/>
               </w:rPr>
-              <w:t xml:space="preserve">        fn(*args)</w:t>
+              <w:t xml:space="preserve">    fn: Callable[..., object],</w:t>
             </w:r>
           </w:p>
           <w:p>
@@ -2143,7 +2388,7 @@
                 <w:b w:val="0"/>
                 <w:sz w:val="16"/>
               </w:rPr>
-              <w:t xml:space="preserve">    except Exception:</w:t>
+              <w:t xml:space="preserve">    *args: object,</w:t>
             </w:r>
           </w:p>
           <w:p>
@@ -2166,7 +2411,7 @@
                 <w:b w:val="0"/>
                 <w:sz w:val="16"/>
               </w:rPr>
-              <w:t xml:space="preserve">        return locals()</w:t>
+              <w:t>) -&gt; dict[str, object] | None: ...</w:t>
             </w:r>
           </w:p>
         </w:tc>
@@ -2174,20 +2419,12 @@
     </w:tbl>
     <w:p/>
     <w:p>
-      <w:pPr>
-        <w:pStyle w:val="Heading5"/>
-      </w:pPr>
-      <w:r>
-        <w:t>Exercise 5. Spot the bug (level 3)</w:t>
-      </w:r>
-    </w:p>
-    <w:p>
-      <w:r>
-        <w:rPr>
-          <w:b w:val="0"/>
-          <w:i w:val="0"/>
-        </w:rPr>
-        <w:t>This function is ready for a scheduled job, except for one line. Tap it, then remove it and anything else left from debugging.</w:t>
+      <w:r>
+        <w:rPr>
+          <w:b w:val="0"/>
+          <w:i w:val="0"/>
+        </w:rPr>
+        <w:t>Starter code:</w:t>
       </w:r>
     </w:p>
     <w:tbl>
@@ -2225,7 +2462,7 @@
                 <w:b w:val="0"/>
                 <w:sz w:val="16"/>
               </w:rPr>
-              <w:t>def unweighted_base(rows: list[dict[str, object]]) -&gt; int:</w:t>
+              <w:t>def crash_locals(fn, *args):</w:t>
             </w:r>
           </w:p>
           <w:p>
@@ -2248,7 +2485,7 @@
                 <w:b w:val="0"/>
                 <w:sz w:val="16"/>
               </w:rPr>
-              <w:t xml:space="preserve">    """Count in-scope respondents."""</w:t>
+              <w:t xml:space="preserve">    try:</w:t>
             </w:r>
           </w:p>
           <w:p>
@@ -2271,7 +2508,7 @@
                 <w:b w:val="0"/>
                 <w:sz w:val="16"/>
               </w:rPr>
-              <w:t xml:space="preserve">    in_scope = [r for r in rows if r["in_scope"] is True]</w:t>
+              <w:t xml:space="preserve">        fn(*args)</w:t>
             </w:r>
           </w:p>
           <w:p>
@@ -2294,7 +2531,7 @@
                 <w:b w:val="0"/>
                 <w:sz w:val="16"/>
               </w:rPr>
-              <w:t xml:space="preserve">    breakpoint()</w:t>
+              <w:t xml:space="preserve">    except Exception:</w:t>
             </w:r>
           </w:p>
           <w:p>
@@ -2317,7 +2554,7 @@
                 <w:b w:val="0"/>
                 <w:sz w:val="16"/>
               </w:rPr>
-              <w:t xml:space="preserve">    return len(in_scope)</w:t>
+              <w:t xml:space="preserve">        return locals()</w:t>
             </w:r>
           </w:p>
         </w:tc>
@@ -2325,135 +2562,20 @@
     </w:tbl>
     <w:p/>
     <w:p>
-      <w:r>
-        <w:rPr>
-          <w:b w:val="0"/>
-          <w:i/>
-        </w:rPr>
-        <w:t>Write down the line number of the bug. Then write the fix.</w:t>
+      <w:pPr>
+        <w:pStyle w:val="Heading5"/>
+      </w:pPr>
+      <w:r>
+        <w:t>Exercise 5. Spot the bug (level 3)</w:t>
       </w:r>
     </w:p>
     <w:p>
-      <w:pPr>
-        <w:pStyle w:val="Heading4"/>
-      </w:pPr>
-      <w:r>
-        <w:t>Sources</w:t>
-      </w:r>
-    </w:p>
-    <w:p>
-      <w:pPr>
-        <w:pStyle w:val="ListBullet"/>
-      </w:pPr>
-      <w:r>
-        <w:rPr>
-          <w:b w:val="0"/>
-          <w:i w:val="0"/>
-        </w:rPr>
-        <w:t>python -m pdb -c continue enters post-mortem at the raising frame and prints 'Uncaught exception. Entering post mortem debugging'; PYTHONBREAKPOINT=0 disables breakpoint(); commands p, w, u, d, n, s, c, l, q. (verified: Local runs on CPython 3.13.12, September 2026.)</w:t>
-      </w:r>
-    </w:p>
-    <w:p>
-      <w:pPr>
-        <w:pStyle w:val="ListBullet"/>
-      </w:pPr>
-      <w:r>
-        <w:rPr>
-          <w:b w:val="0"/>
-          <w:i w:val="0"/>
-        </w:rPr>
-        <w:t>Databricks notebooks have a built-in interactive debugger for Python, available on serverless and recent runtimes, turned on in editor settings. (verified: https://docs.databricks.com/aws/en/notebooks/debugger (checked 2026-09-25))</w:t>
-      </w:r>
-    </w:p>
-    <w:p>
-      <w:pPr>
-        <w:pStyle w:val="ListBullet"/>
-      </w:pPr>
-      <w:r>
-        <w:rPr>
-          <w:b w:val="0"/>
-          <w:i w:val="0"/>
-        </w:rPr>
-        <w:t xml:space="preserve">ruff rule T100 flags debugger calls such as breakpoint(). (verified: ruff 0.16.9 run in this repo reports 'T100 Trace found: </w:t>
-      </w:r>
-      <w:r>
-        <w:rPr>
-          <w:rFonts w:ascii="Consolas" w:hAnsi="Consolas" w:eastAsia="Consolas"/>
-          <w:b w:val="0"/>
-          <w:sz w:val="19"/>
-        </w:rPr>
-        <w:t>breakpoint</w:t>
-      </w:r>
-      <w:r>
-        <w:rPr>
-          <w:b w:val="0"/>
-          <w:i w:val="0"/>
-        </w:rPr>
-        <w:t xml:space="preserve"> used'.)</w:t>
-      </w:r>
-    </w:p>
-    <w:p>
-      <w:pPr>
-        <w:pStyle w:val="Heading3"/>
-      </w:pPr>
-      <w:r>
-        <w:t>D2-L2 Logging levels that help at 3 a.m.</w:t>
-      </w:r>
-    </w:p>
-    <w:p>
-      <w:pPr>
-        <w:pStyle w:val="Heading4"/>
-      </w:pPr>
-      <w:r>
-        <w:t>Concept</w:t>
-      </w:r>
-    </w:p>
-    <w:p>
-      <w:r>
-        <w:rPr>
-          <w:b w:val="0"/>
-          <w:i w:val="0"/>
-        </w:rPr>
-        <w:t xml:space="preserve">A job that failed overnight leaves you its logs and nothing else. Good logs answer three questions fast: what ran, with what inputs, and where it stopped. Python's </w:t>
-      </w:r>
-      <w:r>
-        <w:rPr>
-          <w:rFonts w:ascii="Consolas" w:hAnsi="Consolas" w:eastAsia="Consolas"/>
-          <w:b w:val="0"/>
-          <w:sz w:val="19"/>
-        </w:rPr>
-        <w:t>logging</w:t>
-      </w:r>
-      <w:r>
-        <w:rPr>
-          <w:b w:val="0"/>
-          <w:i w:val="0"/>
-        </w:rPr>
-        <w:t xml:space="preserve"> module does this better than </w:t>
-      </w:r>
-      <w:r>
-        <w:rPr>
-          <w:rFonts w:ascii="Consolas" w:hAnsi="Consolas" w:eastAsia="Consolas"/>
-          <w:b w:val="0"/>
-          <w:sz w:val="19"/>
-        </w:rPr>
-        <w:t>print</w:t>
-      </w:r>
-      <w:r>
-        <w:rPr>
-          <w:b w:val="0"/>
-          <w:i w:val="0"/>
-        </w:rPr>
-        <w:t>.</w:t>
-      </w:r>
-    </w:p>
-    <w:p>
-      <w:r>
-        <w:rPr>
-          <w:b/>
-          <w:i w:val="0"/>
-        </w:rPr>
-        <w:t>One logger per module:</w:t>
+      <w:r>
+        <w:rPr>
+          <w:b w:val="0"/>
+          <w:i w:val="0"/>
+        </w:rPr>
+        <w:t>This function is ready for a scheduled job, except for one line. Tap it, then remove it and anything else left from debugging.</w:t>
       </w:r>
     </w:p>
     <w:tbl>
@@ -2491,7 +2613,7 @@
                 <w:b w:val="0"/>
                 <w:sz w:val="16"/>
               </w:rPr>
-              <w:t>import logging</w:t>
+              <w:t>def unweighted_base(rows: list[dict[str, object]]) -&gt; int:</w:t>
             </w:r>
           </w:p>
           <w:p>
@@ -2514,7 +2636,7 @@
                 <w:b w:val="0"/>
                 <w:sz w:val="16"/>
               </w:rPr>
-              <w:t xml:space="preserve"> </w:t>
+              <w:t xml:space="preserve">    """Count in-scope respondents."""</w:t>
             </w:r>
           </w:p>
           <w:p>
@@ -2537,7 +2659,53 @@
                 <w:b w:val="0"/>
                 <w:sz w:val="16"/>
               </w:rPr>
-              <w:t>logger = logging.getLogger(__name__)</w:t>
+              <w:t xml:space="preserve">    in_scope = [r for r in rows if r["in_scope"] is True]</w:t>
+            </w:r>
+          </w:p>
+          <w:p>
+            <w:pPr>
+              <w:spacing w:before="0" w:after="0" w:line="240" w:lineRule="auto"/>
+              <w:ind w:left="567" w:hanging="567"/>
+            </w:pPr>
+            <w:r>
+              <w:rPr>
+                <w:rFonts w:ascii="Consolas" w:hAnsi="Consolas" w:eastAsia="Consolas"/>
+                <w:b w:val="0"/>
+                <w:color w:val="5B6875"/>
+                <w:sz w:val="16"/>
+              </w:rPr>
+              <w:t xml:space="preserve">   4  </w:t>
+            </w:r>
+            <w:r>
+              <w:rPr>
+                <w:rFonts w:ascii="Consolas" w:hAnsi="Consolas" w:eastAsia="Consolas"/>
+                <w:b w:val="0"/>
+                <w:sz w:val="16"/>
+              </w:rPr>
+              <w:t xml:space="preserve">    breakpoint()</w:t>
+            </w:r>
+          </w:p>
+          <w:p>
+            <w:pPr>
+              <w:spacing w:before="0" w:after="0" w:line="240" w:lineRule="auto"/>
+              <w:ind w:left="567" w:hanging="567"/>
+            </w:pPr>
+            <w:r>
+              <w:rPr>
+                <w:rFonts w:ascii="Consolas" w:hAnsi="Consolas" w:eastAsia="Consolas"/>
+                <w:b w:val="0"/>
+                <w:color w:val="5B6875"/>
+                <w:sz w:val="16"/>
+              </w:rPr>
+              <w:t xml:space="preserve">   5  </w:t>
+            </w:r>
+            <w:r>
+              <w:rPr>
+                <w:rFonts w:ascii="Consolas" w:hAnsi="Consolas" w:eastAsia="Consolas"/>
+                <w:b w:val="0"/>
+                <w:sz w:val="16"/>
+              </w:rPr>
+              <w:t xml:space="preserve">    return len(in_scope)</w:t>
             </w:r>
           </w:p>
         </w:tc>
@@ -2547,268 +2715,18 @@
     <w:p>
       <w:r>
         <w:rPr>
-          <w:b/>
-          <w:i w:val="0"/>
-        </w:rPr>
-        <w:t>Levels</w:t>
-      </w:r>
-      <w:r>
-        <w:rPr>
-          <w:b w:val="0"/>
-          <w:i w:val="0"/>
-        </w:rPr>
-        <w:t>, lowest to highest, with their numbers:</w:t>
+          <w:b w:val="0"/>
+          <w:i/>
+        </w:rPr>
+        <w:t>Write down the line number of the bug. Then write the fix.</w:t>
       </w:r>
     </w:p>
-    <w:tbl>
-      <w:tblPr>
-        <w:tblStyle w:val="TableGrid"/>
-        <w:tblW w:type="auto" w:w="0"/>
-        <w:tblLook w:firstColumn="1" w:firstRow="1" w:lastColumn="0" w:lastRow="0" w:noHBand="0" w:noVBand="1" w:val="04A0"/>
-      </w:tblPr>
-      <w:tblGrid>
-        <w:gridCol w:w="2740"/>
-        <w:gridCol w:w="2740"/>
-        <w:gridCol w:w="2740"/>
-      </w:tblGrid>
-      <w:tr>
-        <w:tc>
-          <w:tcPr>
-            <w:tcW w:type="dxa" w:w="2740"/>
-          </w:tcPr>
-          <w:p>
-            <w:r>
-              <w:rPr>
-                <w:b/>
-              </w:rPr>
-              <w:t>Level</w:t>
-            </w:r>
-          </w:p>
-        </w:tc>
-        <w:tc>
-          <w:tcPr>
-            <w:tcW w:type="dxa" w:w="2740"/>
-          </w:tcPr>
-          <w:p>
-            <w:r>
-              <w:rPr>
-                <w:b/>
-              </w:rPr>
-              <w:t>Number</w:t>
-            </w:r>
-          </w:p>
-        </w:tc>
-        <w:tc>
-          <w:tcPr>
-            <w:tcW w:type="dxa" w:w="2740"/>
-          </w:tcPr>
-          <w:p>
-            <w:r>
-              <w:rPr>
-                <w:b/>
-              </w:rPr>
-              <w:t>Use it for</w:t>
-            </w:r>
-          </w:p>
-        </w:tc>
-      </w:tr>
-      <w:tr>
-        <w:tc>
-          <w:tcPr>
-            <w:tcW w:type="dxa" w:w="2740"/>
-          </w:tcPr>
-          <w:p>
-            <w:r>
-              <w:t>DEBUG</w:t>
-            </w:r>
-          </w:p>
-        </w:tc>
-        <w:tc>
-          <w:tcPr>
-            <w:tcW w:type="dxa" w:w="2740"/>
-          </w:tcPr>
-          <w:p>
-            <w:r>
-              <w:t>10</w:t>
-            </w:r>
-          </w:p>
-        </w:tc>
-        <w:tc>
-          <w:tcPr>
-            <w:tcW w:type="dxa" w:w="2740"/>
-          </w:tcPr>
-          <w:p>
-            <w:r>
-              <w:t>Detail you need only while investigating</w:t>
-            </w:r>
-          </w:p>
-        </w:tc>
-      </w:tr>
-      <w:tr>
-        <w:tc>
-          <w:tcPr>
-            <w:tcW w:type="dxa" w:w="2740"/>
-          </w:tcPr>
-          <w:p>
-            <w:r>
-              <w:t>INFO</w:t>
-            </w:r>
-          </w:p>
-        </w:tc>
-        <w:tc>
-          <w:tcPr>
-            <w:tcW w:type="dxa" w:w="2740"/>
-          </w:tcPr>
-          <w:p>
-            <w:r>
-              <w:t>20</w:t>
-            </w:r>
-          </w:p>
-        </w:tc>
-        <w:tc>
-          <w:tcPr>
-            <w:tcW w:type="dxa" w:w="2740"/>
-          </w:tcPr>
-          <w:p>
-            <w:r>
-              <w:t>Normal progress: step started, rows written</w:t>
-            </w:r>
-          </w:p>
-        </w:tc>
-      </w:tr>
-      <w:tr>
-        <w:tc>
-          <w:tcPr>
-            <w:tcW w:type="dxa" w:w="2740"/>
-          </w:tcPr>
-          <w:p>
-            <w:r>
-              <w:t>WARNING</w:t>
-            </w:r>
-          </w:p>
-        </w:tc>
-        <w:tc>
-          <w:tcPr>
-            <w:tcW w:type="dxa" w:w="2740"/>
-          </w:tcPr>
-          <w:p>
-            <w:r>
-              <w:t>30</w:t>
-            </w:r>
-          </w:p>
-        </w:tc>
-        <w:tc>
-          <w:tcPr>
-            <w:tcW w:type="dxa" w:w="2740"/>
-          </w:tcPr>
-          <w:p>
-            <w:r>
-              <w:t>Unexpected but handled: a WARN check</w:t>
-            </w:r>
-          </w:p>
-        </w:tc>
-      </w:tr>
-      <w:tr>
-        <w:tc>
-          <w:tcPr>
-            <w:tcW w:type="dxa" w:w="2740"/>
-          </w:tcPr>
-          <w:p>
-            <w:r>
-              <w:t>ERROR</w:t>
-            </w:r>
-          </w:p>
-        </w:tc>
-        <w:tc>
-          <w:tcPr>
-            <w:tcW w:type="dxa" w:w="2740"/>
-          </w:tcPr>
-          <w:p>
-            <w:r>
-              <w:t>40</w:t>
-            </w:r>
-          </w:p>
-        </w:tc>
-        <w:tc>
-          <w:tcPr>
-            <w:tcW w:type="dxa" w:w="2740"/>
-          </w:tcPr>
-          <w:p>
-            <w:r>
-              <w:t>A step failed</w:t>
-            </w:r>
-          </w:p>
-        </w:tc>
-      </w:tr>
-      <w:tr>
-        <w:tc>
-          <w:tcPr>
-            <w:tcW w:type="dxa" w:w="2740"/>
-          </w:tcPr>
-          <w:p>
-            <w:r>
-              <w:t>CRITICAL</w:t>
-            </w:r>
-          </w:p>
-        </w:tc>
-        <w:tc>
-          <w:tcPr>
-            <w:tcW w:type="dxa" w:w="2740"/>
-          </w:tcPr>
-          <w:p>
-            <w:r>
-              <w:t>50</w:t>
-            </w:r>
-          </w:p>
-        </w:tc>
-        <w:tc>
-          <w:tcPr>
-            <w:tcW w:type="dxa" w:w="2740"/>
-          </w:tcPr>
-          <w:p>
-            <w:r>
-              <w:t>The pipeline cannot continue</w:t>
-            </w:r>
-          </w:p>
-        </w:tc>
-      </w:tr>
-    </w:tbl>
     <w:p>
-      <w:r>
-        <w:rPr>
-          <w:b w:val="0"/>
-          <w:i w:val="0"/>
-        </w:rPr>
-        <w:t xml:space="preserve">A logger passes on records at or above its effective level. The root logger's default is </w:t>
-      </w:r>
-      <w:r>
-        <w:rPr>
-          <w:b/>
-          <w:i w:val="0"/>
-        </w:rPr>
-        <w:t>WARNING</w:t>
-      </w:r>
-      <w:r>
-        <w:rPr>
-          <w:b w:val="0"/>
-          <w:i w:val="0"/>
-        </w:rPr>
-        <w:t xml:space="preserve">, so </w:t>
-      </w:r>
-      <w:r>
-        <w:rPr>
-          <w:rFonts w:ascii="Consolas" w:hAnsi="Consolas" w:eastAsia="Consolas"/>
-          <w:b w:val="0"/>
-          <w:sz w:val="19"/>
-        </w:rPr>
-        <w:t>logger.info(...)</w:t>
-      </w:r>
-      <w:r>
-        <w:rPr>
-          <w:b w:val="0"/>
-          <w:i w:val="0"/>
-        </w:rPr>
-        <w:t xml:space="preserve"> prints nothing until you configure logging. Checked on Python 3.13:</w:t>
+      <w:pPr>
+        <w:pStyle w:val="Heading4"/>
+      </w:pPr>
+      <w:r>
+        <w:t>Sources</w:t>
       </w:r>
     </w:p>
     <w:p>
@@ -2817,47 +2735,10 @@
       </w:pPr>
       <w:r>
         <w:rPr>
-          <w:rFonts w:ascii="Consolas" w:hAnsi="Consolas" w:eastAsia="Consolas"/>
-          <w:b w:val="0"/>
-          <w:sz w:val="19"/>
-        </w:rPr>
-        <w:t>logging.basicConfig(level=logging.INFO)</w:t>
-      </w:r>
-      <w:r>
-        <w:rPr>
-          <w:b w:val="0"/>
-          <w:i w:val="0"/>
-        </w:rPr>
-        <w:t xml:space="preserve"> configures the root logger </w:t>
-      </w:r>
-      <w:r>
-        <w:rPr>
-          <w:b/>
-          <w:i w:val="0"/>
-        </w:rPr>
-        <w:t>once</w:t>
-      </w:r>
-      <w:r>
-        <w:rPr>
-          <w:b w:val="0"/>
-          <w:i w:val="0"/>
-        </w:rPr>
-        <w:t xml:space="preserve">. A second call does nothing, unless you pass </w:t>
-      </w:r>
-      <w:r>
-        <w:rPr>
-          <w:rFonts w:ascii="Consolas" w:hAnsi="Consolas" w:eastAsia="Consolas"/>
-          <w:b w:val="0"/>
-          <w:sz w:val="19"/>
-        </w:rPr>
-        <w:t>force=True</w:t>
-      </w:r>
-      <w:r>
-        <w:rPr>
-          <w:b w:val="0"/>
-          <w:i w:val="0"/>
-        </w:rPr>
-        <w:t>.</w:t>
+          <w:b w:val="0"/>
+          <w:i w:val="0"/>
+        </w:rPr>
+        <w:t>python -m pdb -c continue enters post-mortem at the raising frame and prints 'Uncaught exception. Entering post mortem debugging'; PYTHONBREAKPOINT=0 disables breakpoint(); commands p, w, u, d, n, s, c, l, q. (verified: Local runs on CPython 3.13.12, September 2026.)</w:t>
       </w:r>
     </w:p>
     <w:p>
@@ -2866,33 +2747,10 @@
       </w:pPr>
       <w:r>
         <w:rPr>
-          <w:rFonts w:ascii="Consolas" w:hAnsi="Consolas" w:eastAsia="Consolas"/>
-          <w:b w:val="0"/>
-          <w:sz w:val="19"/>
-        </w:rPr>
-        <w:t>logger.exception("...")</w:t>
-      </w:r>
-      <w:r>
-        <w:rPr>
-          <w:b w:val="0"/>
-          <w:i w:val="0"/>
-        </w:rPr>
-        <w:t xml:space="preserve"> inside an </w:t>
-      </w:r>
-      <w:r>
-        <w:rPr>
-          <w:rFonts w:ascii="Consolas" w:hAnsi="Consolas" w:eastAsia="Consolas"/>
-          <w:b w:val="0"/>
-          <w:sz w:val="19"/>
-        </w:rPr>
-        <w:t>except</w:t>
-      </w:r>
-      <w:r>
-        <w:rPr>
-          <w:b w:val="0"/>
-          <w:i w:val="0"/>
-        </w:rPr>
-        <w:t xml:space="preserve"> block logs at ERROR and appends the traceback.</w:t>
+          <w:b w:val="0"/>
+          <w:i w:val="0"/>
+        </w:rPr>
+        <w:t>Databricks notebooks have a built-in interactive debugger for Python, available on serverless and recent runtimes, turned on in editor settings. (verified: https://docs.databricks.com/aws/en/notebooks/debugger (checked 2026-09-25))</w:t>
       </w:r>
     </w:p>
     <w:p>
@@ -2904,7 +2762,7 @@
           <w:b w:val="0"/>
           <w:i w:val="0"/>
         </w:rPr>
-        <w:t xml:space="preserve">Pass values as arguments: </w:t>
+        <w:t xml:space="preserve">ruff rule T100 flags debugger calls such as breakpoint(). (verified: ruff 0.16.9 run in this repo reports 'T100 Trace found: </w:t>
       </w:r>
       <w:r>
         <w:rPr>
@@ -2912,84 +2770,22 @@
           <w:b w:val="0"/>
           <w:sz w:val="19"/>
         </w:rPr>
-        <w:t>logger.info("wrote %d rows to %s", n, table)</w:t>
-      </w:r>
-      <w:r>
-        <w:rPr>
-          <w:b w:val="0"/>
-          <w:i w:val="0"/>
-        </w:rPr>
-        <w:t>. The string is built only if the record is emitted. ruff rule G004 flags f-strings in logging calls.</w:t>
+        <w:t>breakpoint</w:t>
+      </w:r>
+      <w:r>
+        <w:rPr>
+          <w:b w:val="0"/>
+          <w:i w:val="0"/>
+        </w:rPr>
+        <w:t xml:space="preserve"> used'.)</w:t>
       </w:r>
     </w:p>
     <w:p>
-      <w:r>
-        <w:rPr>
-          <w:b/>
-          <w:i w:val="0"/>
-        </w:rPr>
-        <w:t>Logging is not control flow.</w:t>
-      </w:r>
-      <w:r>
-        <w:rPr>
-          <w:b w:val="0"/>
-          <w:i w:val="0"/>
-        </w:rPr>
-        <w:t xml:space="preserve"> </w:t>
-      </w:r>
-      <w:r>
-        <w:rPr>
-          <w:rFonts w:ascii="Consolas" w:hAnsi="Consolas" w:eastAsia="Consolas"/>
-          <w:b w:val="0"/>
-          <w:sz w:val="19"/>
-        </w:rPr>
-        <w:t>logger.critical(...)</w:t>
-      </w:r>
-      <w:r>
-        <w:rPr>
-          <w:b w:val="0"/>
-          <w:i w:val="0"/>
-        </w:rPr>
-        <w:t xml:space="preserve"> records a message. It does not stop anything. Your standard says a CRITICAL check </w:t>
-      </w:r>
-      <w:r>
-        <w:rPr>
-          <w:b/>
-          <w:i w:val="0"/>
-        </w:rPr>
-        <w:t>raises</w:t>
-      </w:r>
-      <w:r>
-        <w:rPr>
-          <w:b w:val="0"/>
-          <w:i w:val="0"/>
-        </w:rPr>
-        <w:t>. Log, then raise.</w:t>
-      </w:r>
-    </w:p>
-    <w:p>
-      <w:r>
-        <w:rPr>
-          <w:b/>
-          <w:i w:val="0"/>
-        </w:rPr>
-        <w:t>Logging is not your run log.</w:t>
-      </w:r>
-      <w:r>
-        <w:rPr>
-          <w:b w:val="0"/>
-          <w:i w:val="0"/>
-        </w:rPr>
-        <w:t xml:space="preserve"> Text logs are for people debugging. The Delta run log table, with one structured row per run, is for queries and dashboards. Write both.</w:t>
-      </w:r>
-    </w:p>
-    <w:p>
-      <w:r>
-        <w:rPr>
-          <w:b w:val="0"/>
-          <w:i w:val="0"/>
-        </w:rPr>
-        <w:t>Every log line in a pipeline should carry the identifiers that let you find the data: tracker, wave, table, run id.</w:t>
+      <w:pPr>
+        <w:pStyle w:val="Heading3"/>
+      </w:pPr>
+      <w:r>
+        <w:t>D2-L2 Logging levels that help at 3 a.m.</w:t>
       </w:r>
     </w:p>
     <w:p>
@@ -2997,7 +2793,7 @@
         <w:pStyle w:val="Heading4"/>
       </w:pPr>
       <w:r>
-        <w:t>Why it matters</w:t>
+        <w:t>Concept</w:t>
       </w:r>
     </w:p>
     <w:p>
@@ -3006,15 +2802,46 @@
           <w:b w:val="0"/>
           <w:i w:val="0"/>
         </w:rPr>
-        <w:t>A silver job logged "Processing..." and "Done" at INFO for every wave, and nothing else. When wave W14 produced 30% fewer rows, the logs could not say which step dropped them. Adding one INFO line per step, with the row count, tracker and wave, turned the next investigation from a day of reruns into a two-minute log search.</w:t>
+        <w:t xml:space="preserve">A job that failed overnight leaves you its logs and nothing else. Good logs answer three questions fast: what ran, with what inputs, and where it stopped. Python's </w:t>
+      </w:r>
+      <w:r>
+        <w:rPr>
+          <w:rFonts w:ascii="Consolas" w:hAnsi="Consolas" w:eastAsia="Consolas"/>
+          <w:b w:val="0"/>
+          <w:sz w:val="19"/>
+        </w:rPr>
+        <w:t>logging</w:t>
+      </w:r>
+      <w:r>
+        <w:rPr>
+          <w:b w:val="0"/>
+          <w:i w:val="0"/>
+        </w:rPr>
+        <w:t xml:space="preserve"> module does this better than </w:t>
+      </w:r>
+      <w:r>
+        <w:rPr>
+          <w:rFonts w:ascii="Consolas" w:hAnsi="Consolas" w:eastAsia="Consolas"/>
+          <w:b w:val="0"/>
+          <w:sz w:val="19"/>
+        </w:rPr>
+        <w:t>print</w:t>
+      </w:r>
+      <w:r>
+        <w:rPr>
+          <w:b w:val="0"/>
+          <w:i w:val="0"/>
+        </w:rPr>
+        <w:t>.</w:t>
       </w:r>
     </w:p>
     <w:p>
-      <w:pPr>
-        <w:pStyle w:val="Heading4"/>
-      </w:pPr>
-      <w:r>
-        <w:t>Worked example: weak code</w:t>
+      <w:r>
+        <w:rPr>
+          <w:b/>
+          <w:i w:val="0"/>
+        </w:rPr>
+        <w:t>One logger per module:</w:t>
       </w:r>
     </w:p>
     <w:tbl>
@@ -3098,161 +2925,459 @@
                 <w:b w:val="0"/>
                 <w:sz w:val="16"/>
               </w:rPr>
-              <w:t>def run_checks(results: list[dict[str, str]], wave_id: str) -&gt; None:</w:t>
+              <w:t>logger = logging.getLogger(__name__)</w:t>
             </w:r>
           </w:p>
+        </w:tc>
+      </w:tr>
+    </w:tbl>
+    <w:p/>
+    <w:p>
+      <w:r>
+        <w:rPr>
+          <w:b/>
+          <w:i w:val="0"/>
+        </w:rPr>
+        <w:t>Levels</w:t>
+      </w:r>
+      <w:r>
+        <w:rPr>
+          <w:b w:val="0"/>
+          <w:i w:val="0"/>
+        </w:rPr>
+        <w:t>, lowest to highest, with their numbers:</w:t>
+      </w:r>
+    </w:p>
+    <w:tbl>
+      <w:tblPr>
+        <w:tblStyle w:val="TableGrid"/>
+        <w:tblW w:type="auto" w:w="0"/>
+        <w:tblLook w:firstColumn="1" w:firstRow="1" w:lastColumn="0" w:lastRow="0" w:noHBand="0" w:noVBand="1" w:val="04A0"/>
+      </w:tblPr>
+      <w:tblGrid>
+        <w:gridCol w:w="2740"/>
+        <w:gridCol w:w="2740"/>
+        <w:gridCol w:w="2740"/>
+      </w:tblGrid>
+      <w:tr>
+        <w:tc>
+          <w:tcPr>
+            <w:tcW w:type="dxa" w:w="2740"/>
+          </w:tcPr>
           <w:p>
-            <w:pPr>
-              <w:spacing w:before="0" w:after="0" w:line="240" w:lineRule="auto"/>
-              <w:ind w:left="567" w:hanging="567"/>
-            </w:pPr>
-            <w:r>
-              <w:rPr>
-                <w:rFonts w:ascii="Consolas" w:hAnsi="Consolas" w:eastAsia="Consolas"/>
-                <w:b w:val="0"/>
-                <w:color w:val="5B6875"/>
-                <w:sz w:val="16"/>
-              </w:rPr>
-              <w:t xml:space="preserve">   4  </w:t>
-            </w:r>
-            <w:r>
-              <w:rPr>
-                <w:rFonts w:ascii="Consolas" w:hAnsi="Consolas" w:eastAsia="Consolas"/>
-                <w:b w:val="0"/>
-                <w:sz w:val="16"/>
-              </w:rPr>
-              <w:t xml:space="preserve">    """Report check results."""</w:t>
+            <w:r>
+              <w:rPr>
+                <w:b/>
+              </w:rPr>
+              <w:t>Level</w:t>
             </w:r>
           </w:p>
+        </w:tc>
+        <w:tc>
+          <w:tcPr>
+            <w:tcW w:type="dxa" w:w="2740"/>
+          </w:tcPr>
           <w:p>
-            <w:pPr>
-              <w:spacing w:before="0" w:after="0" w:line="240" w:lineRule="auto"/>
-              <w:ind w:left="567" w:hanging="567"/>
-            </w:pPr>
-            <w:r>
-              <w:rPr>
-                <w:rFonts w:ascii="Consolas" w:hAnsi="Consolas" w:eastAsia="Consolas"/>
-                <w:b w:val="0"/>
-                <w:color w:val="5B6875"/>
-                <w:sz w:val="16"/>
-              </w:rPr>
-              <w:t xml:space="preserve">   5  </w:t>
-            </w:r>
-            <w:r>
-              <w:rPr>
-                <w:rFonts w:ascii="Consolas" w:hAnsi="Consolas" w:eastAsia="Consolas"/>
-                <w:b w:val="0"/>
-                <w:sz w:val="16"/>
-              </w:rPr>
-              <w:t xml:space="preserve">    for r in results:</w:t>
+            <w:r>
+              <w:rPr>
+                <w:b/>
+              </w:rPr>
+              <w:t>Number</w:t>
             </w:r>
           </w:p>
+        </w:tc>
+        <w:tc>
+          <w:tcPr>
+            <w:tcW w:type="dxa" w:w="2740"/>
+          </w:tcPr>
           <w:p>
-            <w:pPr>
-              <w:spacing w:before="0" w:after="0" w:line="240" w:lineRule="auto"/>
-              <w:ind w:left="567" w:hanging="567"/>
-            </w:pPr>
-            <w:r>
-              <w:rPr>
-                <w:rFonts w:ascii="Consolas" w:hAnsi="Consolas" w:eastAsia="Consolas"/>
-                <w:b w:val="0"/>
-                <w:color w:val="5B6875"/>
-                <w:sz w:val="16"/>
-              </w:rPr>
-              <w:t xml:space="preserve">   6  </w:t>
-            </w:r>
-            <w:r>
-              <w:rPr>
-                <w:rFonts w:ascii="Consolas" w:hAnsi="Consolas" w:eastAsia="Consolas"/>
-                <w:b w:val="0"/>
-                <w:sz w:val="16"/>
-              </w:rPr>
-              <w:t xml:space="preserve">        if r["status"] == "FAIL" and r["severity"] == "CRITICAL":</w:t>
+            <w:r>
+              <w:rPr>
+                <w:b/>
+              </w:rPr>
+              <w:t>Use it for</w:t>
             </w:r>
           </w:p>
+        </w:tc>
+      </w:tr>
+      <w:tr>
+        <w:tc>
+          <w:tcPr>
+            <w:tcW w:type="dxa" w:w="2740"/>
+          </w:tcPr>
           <w:p>
-            <w:pPr>
-              <w:spacing w:before="0" w:after="0" w:line="240" w:lineRule="auto"/>
-              <w:ind w:left="567" w:hanging="567"/>
-            </w:pPr>
-            <w:r>
-              <w:rPr>
-                <w:rFonts w:ascii="Consolas" w:hAnsi="Consolas" w:eastAsia="Consolas"/>
-                <w:b/>
-                <w:color w:val="5B6875"/>
-                <w:sz w:val="16"/>
-              </w:rPr>
-              <w:t xml:space="preserve"> [1]  </w:t>
-            </w:r>
-            <w:r>
-              <w:rPr>
-                <w:rFonts w:ascii="Consolas" w:hAnsi="Consolas" w:eastAsia="Consolas"/>
-                <w:b w:val="0"/>
-                <w:sz w:val="16"/>
-              </w:rPr>
-              <w:t xml:space="preserve">            logging.critical(f"check failed: {r['check']}")</w:t>
+            <w:r>
+              <w:t>DEBUG</w:t>
             </w:r>
           </w:p>
+        </w:tc>
+        <w:tc>
+          <w:tcPr>
+            <w:tcW w:type="dxa" w:w="2740"/>
+          </w:tcPr>
           <w:p>
-            <w:pPr>
-              <w:spacing w:before="0" w:after="0" w:line="240" w:lineRule="auto"/>
-              <w:ind w:left="567" w:hanging="567"/>
-            </w:pPr>
-            <w:r>
-              <w:rPr>
-                <w:rFonts w:ascii="Consolas" w:hAnsi="Consolas" w:eastAsia="Consolas"/>
-                <w:b/>
-                <w:color w:val="5B6875"/>
-                <w:sz w:val="16"/>
-              </w:rPr>
-              <w:t xml:space="preserve"> [2]  </w:t>
-            </w:r>
-            <w:r>
-              <w:rPr>
-                <w:rFonts w:ascii="Consolas" w:hAnsi="Consolas" w:eastAsia="Consolas"/>
-                <w:b w:val="0"/>
-                <w:sz w:val="16"/>
-              </w:rPr>
-              <w:t xml:space="preserve">        print("checked", r["check"])</w:t>
+            <w:r>
+              <w:t>10</w:t>
+            </w:r>
+          </w:p>
+        </w:tc>
+        <w:tc>
+          <w:tcPr>
+            <w:tcW w:type="dxa" w:w="2740"/>
+          </w:tcPr>
+          <w:p>
+            <w:r>
+              <w:t>Detail you need only while investigating</w:t>
+            </w:r>
+          </w:p>
+        </w:tc>
+      </w:tr>
+      <w:tr>
+        <w:tc>
+          <w:tcPr>
+            <w:tcW w:type="dxa" w:w="2740"/>
+          </w:tcPr>
+          <w:p>
+            <w:r>
+              <w:t>INFO</w:t>
+            </w:r>
+          </w:p>
+        </w:tc>
+        <w:tc>
+          <w:tcPr>
+            <w:tcW w:type="dxa" w:w="2740"/>
+          </w:tcPr>
+          <w:p>
+            <w:r>
+              <w:t>20</w:t>
+            </w:r>
+          </w:p>
+        </w:tc>
+        <w:tc>
+          <w:tcPr>
+            <w:tcW w:type="dxa" w:w="2740"/>
+          </w:tcPr>
+          <w:p>
+            <w:r>
+              <w:t>Normal progress: step started, rows written</w:t>
+            </w:r>
+          </w:p>
+        </w:tc>
+      </w:tr>
+      <w:tr>
+        <w:tc>
+          <w:tcPr>
+            <w:tcW w:type="dxa" w:w="2740"/>
+          </w:tcPr>
+          <w:p>
+            <w:r>
+              <w:t>WARNING</w:t>
+            </w:r>
+          </w:p>
+        </w:tc>
+        <w:tc>
+          <w:tcPr>
+            <w:tcW w:type="dxa" w:w="2740"/>
+          </w:tcPr>
+          <w:p>
+            <w:r>
+              <w:t>30</w:t>
+            </w:r>
+          </w:p>
+        </w:tc>
+        <w:tc>
+          <w:tcPr>
+            <w:tcW w:type="dxa" w:w="2740"/>
+          </w:tcPr>
+          <w:p>
+            <w:r>
+              <w:t>Unexpected but handled: a WARN check</w:t>
+            </w:r>
+          </w:p>
+        </w:tc>
+      </w:tr>
+      <w:tr>
+        <w:tc>
+          <w:tcPr>
+            <w:tcW w:type="dxa" w:w="2740"/>
+          </w:tcPr>
+          <w:p>
+            <w:r>
+              <w:t>ERROR</w:t>
+            </w:r>
+          </w:p>
+        </w:tc>
+        <w:tc>
+          <w:tcPr>
+            <w:tcW w:type="dxa" w:w="2740"/>
+          </w:tcPr>
+          <w:p>
+            <w:r>
+              <w:t>40</w:t>
+            </w:r>
+          </w:p>
+        </w:tc>
+        <w:tc>
+          <w:tcPr>
+            <w:tcW w:type="dxa" w:w="2740"/>
+          </w:tcPr>
+          <w:p>
+            <w:r>
+              <w:t>A step failed</w:t>
+            </w:r>
+          </w:p>
+        </w:tc>
+      </w:tr>
+      <w:tr>
+        <w:tc>
+          <w:tcPr>
+            <w:tcW w:type="dxa" w:w="2740"/>
+          </w:tcPr>
+          <w:p>
+            <w:r>
+              <w:t>CRITICAL</w:t>
+            </w:r>
+          </w:p>
+        </w:tc>
+        <w:tc>
+          <w:tcPr>
+            <w:tcW w:type="dxa" w:w="2740"/>
+          </w:tcPr>
+          <w:p>
+            <w:r>
+              <w:t>50</w:t>
+            </w:r>
+          </w:p>
+        </w:tc>
+        <w:tc>
+          <w:tcPr>
+            <w:tcW w:type="dxa" w:w="2740"/>
+          </w:tcPr>
+          <w:p>
+            <w:r>
+              <w:t>The pipeline cannot continue</w:t>
             </w:r>
           </w:p>
         </w:tc>
       </w:tr>
     </w:tbl>
     <w:p>
-      <w:pPr>
-        <w:pStyle w:val="ListNumber"/>
-      </w:pPr>
+      <w:r>
+        <w:rPr>
+          <w:b w:val="0"/>
+          <w:i w:val="0"/>
+        </w:rPr>
+        <w:t xml:space="preserve">A logger passes on records at or above its effective level. The root logger's default is </w:t>
+      </w:r>
       <w:r>
         <w:rPr>
           <w:b/>
-        </w:rPr>
-        <w:t xml:space="preserve">Line 7. </w:t>
-      </w:r>
-      <w:r>
-        <w:rPr>
-          <w:b w:val="0"/>
-          <w:i w:val="0"/>
-        </w:rPr>
-        <w:t>Logs CRITICAL and carries on. The pipeline continues with bad data. The f-string is built even when filtered (G004).</w:t>
+          <w:i w:val="0"/>
+        </w:rPr>
+        <w:t>WARNING</w:t>
+      </w:r>
+      <w:r>
+        <w:rPr>
+          <w:b w:val="0"/>
+          <w:i w:val="0"/>
+        </w:rPr>
+        <w:t xml:space="preserve">, so </w:t>
+      </w:r>
+      <w:r>
+        <w:rPr>
+          <w:rFonts w:ascii="Consolas" w:hAnsi="Consolas" w:eastAsia="Consolas"/>
+          <w:b w:val="0"/>
+          <w:sz w:val="19"/>
+        </w:rPr>
+        <w:t>logger.info(...)</w:t>
+      </w:r>
+      <w:r>
+        <w:rPr>
+          <w:b w:val="0"/>
+          <w:i w:val="0"/>
+        </w:rPr>
+        <w:t xml:space="preserve"> prints nothing until you configure logging. Checked on Python 3.13:</w:t>
       </w:r>
     </w:p>
     <w:p>
       <w:pPr>
-        <w:pStyle w:val="ListNumber"/>
+        <w:pStyle w:val="ListBullet"/>
       </w:pPr>
       <w:r>
         <w:rPr>
+          <w:rFonts w:ascii="Consolas" w:hAnsi="Consolas" w:eastAsia="Consolas"/>
+          <w:b w:val="0"/>
+          <w:sz w:val="19"/>
+        </w:rPr>
+        <w:t>logging.basicConfig(level=logging.INFO)</w:t>
+      </w:r>
+      <w:r>
+        <w:rPr>
+          <w:b w:val="0"/>
+          <w:i w:val="0"/>
+        </w:rPr>
+        <w:t xml:space="preserve"> configures the root logger </w:t>
+      </w:r>
+      <w:r>
+        <w:rPr>
           <w:b/>
-        </w:rPr>
-        <w:t xml:space="preserve">Line 8. </w:t>
-      </w:r>
-      <w:r>
-        <w:rPr>
-          <w:b w:val="0"/>
-          <w:i w:val="0"/>
-        </w:rPr>
-        <w:t>print has no level, no logger name and no wave id.</w:t>
+          <w:i w:val="0"/>
+        </w:rPr>
+        <w:t>once</w:t>
+      </w:r>
+      <w:r>
+        <w:rPr>
+          <w:b w:val="0"/>
+          <w:i w:val="0"/>
+        </w:rPr>
+        <w:t xml:space="preserve">. A second call does nothing, unless you pass </w:t>
+      </w:r>
+      <w:r>
+        <w:rPr>
+          <w:rFonts w:ascii="Consolas" w:hAnsi="Consolas" w:eastAsia="Consolas"/>
+          <w:b w:val="0"/>
+          <w:sz w:val="19"/>
+        </w:rPr>
+        <w:t>force=True</w:t>
+      </w:r>
+      <w:r>
+        <w:rPr>
+          <w:b w:val="0"/>
+          <w:i w:val="0"/>
+        </w:rPr>
+        <w:t>.</w:t>
+      </w:r>
+    </w:p>
+    <w:p>
+      <w:pPr>
+        <w:pStyle w:val="ListBullet"/>
+      </w:pPr>
+      <w:r>
+        <w:rPr>
+          <w:rFonts w:ascii="Consolas" w:hAnsi="Consolas" w:eastAsia="Consolas"/>
+          <w:b w:val="0"/>
+          <w:sz w:val="19"/>
+        </w:rPr>
+        <w:t>logger.exception("...")</w:t>
+      </w:r>
+      <w:r>
+        <w:rPr>
+          <w:b w:val="0"/>
+          <w:i w:val="0"/>
+        </w:rPr>
+        <w:t xml:space="preserve"> inside an </w:t>
+      </w:r>
+      <w:r>
+        <w:rPr>
+          <w:rFonts w:ascii="Consolas" w:hAnsi="Consolas" w:eastAsia="Consolas"/>
+          <w:b w:val="0"/>
+          <w:sz w:val="19"/>
+        </w:rPr>
+        <w:t>except</w:t>
+      </w:r>
+      <w:r>
+        <w:rPr>
+          <w:b w:val="0"/>
+          <w:i w:val="0"/>
+        </w:rPr>
+        <w:t xml:space="preserve"> block logs at ERROR and appends the traceback.</w:t>
+      </w:r>
+    </w:p>
+    <w:p>
+      <w:pPr>
+        <w:pStyle w:val="ListBullet"/>
+      </w:pPr>
+      <w:r>
+        <w:rPr>
+          <w:b w:val="0"/>
+          <w:i w:val="0"/>
+        </w:rPr>
+        <w:t xml:space="preserve">Pass values as arguments: </w:t>
+      </w:r>
+      <w:r>
+        <w:rPr>
+          <w:rFonts w:ascii="Consolas" w:hAnsi="Consolas" w:eastAsia="Consolas"/>
+          <w:b w:val="0"/>
+          <w:sz w:val="19"/>
+        </w:rPr>
+        <w:t>logger.info("wrote %d rows to %s", n, table)</w:t>
+      </w:r>
+      <w:r>
+        <w:rPr>
+          <w:b w:val="0"/>
+          <w:i w:val="0"/>
+        </w:rPr>
+        <w:t>. The string is built only if the record is emitted. ruff rule G004 flags f-strings in logging calls.</w:t>
+      </w:r>
+    </w:p>
+    <w:p>
+      <w:r>
+        <w:rPr>
+          <w:b/>
+          <w:i w:val="0"/>
+        </w:rPr>
+        <w:t>Logging is not control flow.</w:t>
+      </w:r>
+      <w:r>
+        <w:rPr>
+          <w:b w:val="0"/>
+          <w:i w:val="0"/>
+        </w:rPr>
+        <w:t xml:space="preserve"> </w:t>
+      </w:r>
+      <w:r>
+        <w:rPr>
+          <w:rFonts w:ascii="Consolas" w:hAnsi="Consolas" w:eastAsia="Consolas"/>
+          <w:b w:val="0"/>
+          <w:sz w:val="19"/>
+        </w:rPr>
+        <w:t>logger.critical(...)</w:t>
+      </w:r>
+      <w:r>
+        <w:rPr>
+          <w:b w:val="0"/>
+          <w:i w:val="0"/>
+        </w:rPr>
+        <w:t xml:space="preserve"> records a message. It does not stop anything. Your standard says a CRITICAL check </w:t>
+      </w:r>
+      <w:r>
+        <w:rPr>
+          <w:b/>
+          <w:i w:val="0"/>
+        </w:rPr>
+        <w:t>raises</w:t>
+      </w:r>
+      <w:r>
+        <w:rPr>
+          <w:b w:val="0"/>
+          <w:i w:val="0"/>
+        </w:rPr>
+        <w:t>. Log, then raise.</w:t>
+      </w:r>
+    </w:p>
+    <w:p>
+      <w:r>
+        <w:rPr>
+          <w:b/>
+          <w:i w:val="0"/>
+        </w:rPr>
+        <w:t>Logging is not your run log.</w:t>
+      </w:r>
+      <w:r>
+        <w:rPr>
+          <w:b w:val="0"/>
+          <w:i w:val="0"/>
+        </w:rPr>
+        <w:t xml:space="preserve"> Text logs are for people debugging. The Delta run log table, with one structured row per run, is for queries and dashboards. Write both.</w:t>
+      </w:r>
+    </w:p>
+    <w:p>
+      <w:r>
+        <w:rPr>
+          <w:b w:val="0"/>
+          <w:i w:val="0"/>
+        </w:rPr>
+        <w:t>Every log line in a pipeline should carry the identifiers that let you find the data: tracker, wave, table, run id.</w:t>
       </w:r>
     </w:p>
     <w:p>
@@ -3260,7 +3385,24 @@
         <w:pStyle w:val="Heading4"/>
       </w:pPr>
       <w:r>
-        <w:t>Worked example: strong code</w:t>
+        <w:t>Why it matters</w:t>
+      </w:r>
+    </w:p>
+    <w:p>
+      <w:r>
+        <w:rPr>
+          <w:b w:val="0"/>
+          <w:i w:val="0"/>
+        </w:rPr>
+        <w:t>A silver job logged "Processing..." and "Done" at INFO for every wave, and nothing else. When wave W14 produced 30% fewer rows, the logs could not say which step dropped them. Adding one INFO line per step, with the row count, tracker and wave, turned the next investigation from a day of reruns into a two-minute log search.</w:t>
+      </w:r>
+    </w:p>
+    <w:p>
+      <w:pPr>
+        <w:pStyle w:val="Heading4"/>
+      </w:pPr>
+      <w:r>
+        <w:t>Worked example: weak code</w:t>
       </w:r>
     </w:p>
     <w:tbl>
@@ -3332,19 +3474,19 @@
             <w:r>
               <w:rPr>
                 <w:rFonts w:ascii="Consolas" w:hAnsi="Consolas" w:eastAsia="Consolas"/>
-                <w:b/>
+                <w:b w:val="0"/>
                 <w:color w:val="5B6875"/>
                 <w:sz w:val="16"/>
               </w:rPr>
-              <w:t xml:space="preserve"> [1]  </w:t>
-            </w:r>
-            <w:r>
-              <w:rPr>
-                <w:rFonts w:ascii="Consolas" w:hAnsi="Consolas" w:eastAsia="Consolas"/>
-                <w:b w:val="0"/>
-                <w:sz w:val="16"/>
-              </w:rPr>
-              <w:t>logger = logging.getLogger(__name__)</w:t>
+              <w:t xml:space="preserve">   3  </w:t>
+            </w:r>
+            <w:r>
+              <w:rPr>
+                <w:rFonts w:ascii="Consolas" w:hAnsi="Consolas" w:eastAsia="Consolas"/>
+                <w:b w:val="0"/>
+                <w:sz w:val="16"/>
+              </w:rPr>
+              <w:t>def run_checks(results: list[dict[str, str]], wave_id: str) -&gt; None:</w:t>
             </w:r>
           </w:p>
           <w:p>
@@ -3367,7 +3509,7 @@
                 <w:b w:val="0"/>
                 <w:sz w:val="16"/>
               </w:rPr>
-              <w:t xml:space="preserve"> </w:t>
+              <w:t xml:space="preserve">    """Report check results."""</w:t>
             </w:r>
           </w:p>
           <w:p>
@@ -3390,7 +3532,7 @@
                 <w:b w:val="0"/>
                 <w:sz w:val="16"/>
               </w:rPr>
-              <w:t xml:space="preserve"> </w:t>
+              <w:t xml:space="preserve">    for r in results:</w:t>
             </w:r>
           </w:p>
           <w:p>
@@ -3413,7 +3555,7 @@
                 <w:b w:val="0"/>
                 <w:sz w:val="16"/>
               </w:rPr>
-              <w:t>class CriticalCheckFailed(RuntimeError):</w:t>
+              <w:t xml:space="preserve">        if r["status"] == "FAIL" and r["severity"] == "CRITICAL":</w:t>
             </w:r>
           </w:p>
           <w:p>
@@ -3424,19 +3566,19 @@
             <w:r>
               <w:rPr>
                 <w:rFonts w:ascii="Consolas" w:hAnsi="Consolas" w:eastAsia="Consolas"/>
-                <w:b w:val="0"/>
+                <w:b/>
                 <w:color w:val="5B6875"/>
                 <w:sz w:val="16"/>
               </w:rPr>
-              <w:t xml:space="preserve">   7  </w:t>
-            </w:r>
-            <w:r>
-              <w:rPr>
-                <w:rFonts w:ascii="Consolas" w:hAnsi="Consolas" w:eastAsia="Consolas"/>
-                <w:b w:val="0"/>
-                <w:sz w:val="16"/>
-              </w:rPr>
-              <w:t xml:space="preserve">    """A CRITICAL data check failed and the pipeline must stop."""</w:t>
+              <w:t xml:space="preserve"> [1]  </w:t>
+            </w:r>
+            <w:r>
+              <w:rPr>
+                <w:rFonts w:ascii="Consolas" w:hAnsi="Consolas" w:eastAsia="Consolas"/>
+                <w:b w:val="0"/>
+                <w:sz w:val="16"/>
+              </w:rPr>
+              <w:t xml:space="preserve">            logging.critical(f"check failed: {r['check']}")</w:t>
             </w:r>
           </w:p>
           <w:p>
@@ -3447,121 +3589,6 @@
             <w:r>
               <w:rPr>
                 <w:rFonts w:ascii="Consolas" w:hAnsi="Consolas" w:eastAsia="Consolas"/>
-                <w:b w:val="0"/>
-                <w:color w:val="5B6875"/>
-                <w:sz w:val="16"/>
-              </w:rPr>
-              <w:t xml:space="preserve">   8  </w:t>
-            </w:r>
-            <w:r>
-              <w:rPr>
-                <w:rFonts w:ascii="Consolas" w:hAnsi="Consolas" w:eastAsia="Consolas"/>
-                <w:b w:val="0"/>
-                <w:sz w:val="16"/>
-              </w:rPr>
-              <w:t xml:space="preserve"> </w:t>
-            </w:r>
-          </w:p>
-          <w:p>
-            <w:pPr>
-              <w:spacing w:before="0" w:after="0" w:line="240" w:lineRule="auto"/>
-              <w:ind w:left="567" w:hanging="567"/>
-            </w:pPr>
-            <w:r>
-              <w:rPr>
-                <w:rFonts w:ascii="Consolas" w:hAnsi="Consolas" w:eastAsia="Consolas"/>
-                <w:b w:val="0"/>
-                <w:color w:val="5B6875"/>
-                <w:sz w:val="16"/>
-              </w:rPr>
-              <w:t xml:space="preserve">   9  </w:t>
-            </w:r>
-            <w:r>
-              <w:rPr>
-                <w:rFonts w:ascii="Consolas" w:hAnsi="Consolas" w:eastAsia="Consolas"/>
-                <w:b w:val="0"/>
-                <w:sz w:val="16"/>
-              </w:rPr>
-              <w:t xml:space="preserve"> </w:t>
-            </w:r>
-          </w:p>
-          <w:p>
-            <w:pPr>
-              <w:spacing w:before="0" w:after="0" w:line="240" w:lineRule="auto"/>
-              <w:ind w:left="567" w:hanging="567"/>
-            </w:pPr>
-            <w:r>
-              <w:rPr>
-                <w:rFonts w:ascii="Consolas" w:hAnsi="Consolas" w:eastAsia="Consolas"/>
-                <w:b w:val="0"/>
-                <w:color w:val="5B6875"/>
-                <w:sz w:val="16"/>
-              </w:rPr>
-              <w:t xml:space="preserve">  10  </w:t>
-            </w:r>
-            <w:r>
-              <w:rPr>
-                <w:rFonts w:ascii="Consolas" w:hAnsi="Consolas" w:eastAsia="Consolas"/>
-                <w:b w:val="0"/>
-                <w:sz w:val="16"/>
-              </w:rPr>
-              <w:t>def run_checks(results: list[dict[str, str]], wave_id: str) -&gt; None:</w:t>
-            </w:r>
-          </w:p>
-          <w:p>
-            <w:pPr>
-              <w:spacing w:before="0" w:after="0" w:line="240" w:lineRule="auto"/>
-              <w:ind w:left="567" w:hanging="567"/>
-            </w:pPr>
-            <w:r>
-              <w:rPr>
-                <w:rFonts w:ascii="Consolas" w:hAnsi="Consolas" w:eastAsia="Consolas"/>
-                <w:b w:val="0"/>
-                <w:color w:val="5B6875"/>
-                <w:sz w:val="16"/>
-              </w:rPr>
-              <w:t xml:space="preserve">  11  </w:t>
-            </w:r>
-            <w:r>
-              <w:rPr>
-                <w:rFonts w:ascii="Consolas" w:hAnsi="Consolas" w:eastAsia="Consolas"/>
-                <w:b w:val="0"/>
-                <w:sz w:val="16"/>
-              </w:rPr>
-              <w:t xml:space="preserve">    """Log each check result and stop on a CRITICAL failure."""</w:t>
-            </w:r>
-          </w:p>
-          <w:p>
-            <w:pPr>
-              <w:spacing w:before="0" w:after="0" w:line="240" w:lineRule="auto"/>
-              <w:ind w:left="567" w:hanging="567"/>
-            </w:pPr>
-            <w:r>
-              <w:rPr>
-                <w:rFonts w:ascii="Consolas" w:hAnsi="Consolas" w:eastAsia="Consolas"/>
-                <w:b w:val="0"/>
-                <w:color w:val="5B6875"/>
-                <w:sz w:val="16"/>
-              </w:rPr>
-              <w:t xml:space="preserve">  12  </w:t>
-            </w:r>
-            <w:r>
-              <w:rPr>
-                <w:rFonts w:ascii="Consolas" w:hAnsi="Consolas" w:eastAsia="Consolas"/>
-                <w:b w:val="0"/>
-                <w:sz w:val="16"/>
-              </w:rPr>
-              <w:t xml:space="preserve">    for r in results:</w:t>
-            </w:r>
-          </w:p>
-          <w:p>
-            <w:pPr>
-              <w:spacing w:before="0" w:after="0" w:line="240" w:lineRule="auto"/>
-              <w:ind w:left="567" w:hanging="567"/>
-            </w:pPr>
-            <w:r>
-              <w:rPr>
-                <w:rFonts w:ascii="Consolas" w:hAnsi="Consolas" w:eastAsia="Consolas"/>
                 <w:b/>
                 <w:color w:val="5B6875"/>
                 <w:sz w:val="16"/>
@@ -3574,76 +3601,7 @@
                 <w:b w:val="0"/>
                 <w:sz w:val="16"/>
               </w:rPr>
-              <w:t xml:space="preserve">        logger.info("wave %s check %s status %s", wave_id, r["check"], r["status"])</w:t>
-            </w:r>
-          </w:p>
-          <w:p>
-            <w:pPr>
-              <w:spacing w:before="0" w:after="0" w:line="240" w:lineRule="auto"/>
-              <w:ind w:left="567" w:hanging="567"/>
-            </w:pPr>
-            <w:r>
-              <w:rPr>
-                <w:rFonts w:ascii="Consolas" w:hAnsi="Consolas" w:eastAsia="Consolas"/>
-                <w:b w:val="0"/>
-                <w:color w:val="5B6875"/>
-                <w:sz w:val="16"/>
-              </w:rPr>
-              <w:t xml:space="preserve">  14  </w:t>
-            </w:r>
-            <w:r>
-              <w:rPr>
-                <w:rFonts w:ascii="Consolas" w:hAnsi="Consolas" w:eastAsia="Consolas"/>
-                <w:b w:val="0"/>
-                <w:sz w:val="16"/>
-              </w:rPr>
-              <w:t xml:space="preserve">        if r["status"] == "FAIL" and r["severity"] == "CRITICAL":</w:t>
-            </w:r>
-          </w:p>
-          <w:p>
-            <w:pPr>
-              <w:spacing w:before="0" w:after="0" w:line="240" w:lineRule="auto"/>
-              <w:ind w:left="567" w:hanging="567"/>
-            </w:pPr>
-            <w:r>
-              <w:rPr>
-                <w:rFonts w:ascii="Consolas" w:hAnsi="Consolas" w:eastAsia="Consolas"/>
-                <w:b w:val="0"/>
-                <w:color w:val="5B6875"/>
-                <w:sz w:val="16"/>
-              </w:rPr>
-              <w:t xml:space="preserve">  15  </w:t>
-            </w:r>
-            <w:r>
-              <w:rPr>
-                <w:rFonts w:ascii="Consolas" w:hAnsi="Consolas" w:eastAsia="Consolas"/>
-                <w:b w:val="0"/>
-                <w:sz w:val="16"/>
-              </w:rPr>
-              <w:t xml:space="preserve">            logger.critical("wave %s CRITICAL check %s failed", wave_id, r["check"])</w:t>
-            </w:r>
-          </w:p>
-          <w:p>
-            <w:pPr>
-              <w:spacing w:before="0" w:after="0" w:line="240" w:lineRule="auto"/>
-              <w:ind w:left="567" w:hanging="567"/>
-            </w:pPr>
-            <w:r>
-              <w:rPr>
-                <w:rFonts w:ascii="Consolas" w:hAnsi="Consolas" w:eastAsia="Consolas"/>
-                <w:b/>
-                <w:color w:val="5B6875"/>
-                <w:sz w:val="16"/>
-              </w:rPr>
-              <w:t xml:space="preserve"> [3]  </w:t>
-            </w:r>
-            <w:r>
-              <w:rPr>
-                <w:rFonts w:ascii="Consolas" w:hAnsi="Consolas" w:eastAsia="Consolas"/>
-                <w:b w:val="0"/>
-                <w:sz w:val="16"/>
-              </w:rPr>
-              <w:t xml:space="preserve">            raise CriticalCheckFailed(f"{r['check']} failed for wave {wave_id}")</w:t>
+              <w:t xml:space="preserve">        print("checked", r["check"])</w:t>
             </w:r>
           </w:p>
         </w:tc>
@@ -3657,14 +3615,14 @@
         <w:rPr>
           <w:b/>
         </w:rPr>
-        <w:t xml:space="preserve">Line 3. </w:t>
-      </w:r>
-      <w:r>
-        <w:rPr>
-          <w:b w:val="0"/>
-          <w:i w:val="0"/>
-        </w:rPr>
-        <w:t>A named logger per module. The name shows up in every record.</w:t>
+        <w:t xml:space="preserve">Line 7. </w:t>
+      </w:r>
+      <w:r>
+        <w:rPr>
+          <w:b w:val="0"/>
+          <w:i w:val="0"/>
+        </w:rPr>
+        <w:t>Logs CRITICAL and carries on. The pipeline continues with bad data. The f-string is built even when filtered (G004).</w:t>
       </w:r>
     </w:p>
     <w:p>
@@ -3675,41 +3633,14 @@
         <w:rPr>
           <w:b/>
         </w:rPr>
-        <w:t xml:space="preserve">Line 13. </w:t>
-      </w:r>
-      <w:r>
-        <w:rPr>
-          <w:b w:val="0"/>
-          <w:i w:val="0"/>
-        </w:rPr>
-        <w:t>Identifiers in every line, formatted only when emitted.</w:t>
-      </w:r>
-    </w:p>
-    <w:p>
-      <w:pPr>
-        <w:pStyle w:val="ListNumber"/>
-      </w:pPr>
-      <w:r>
-        <w:rPr>
-          <w:b/>
-        </w:rPr>
-        <w:t xml:space="preserve">Line 16. </w:t>
-      </w:r>
-      <w:r>
-        <w:rPr>
-          <w:b w:val="0"/>
-          <w:i w:val="0"/>
-        </w:rPr>
-        <w:t>Log, then raise. The level describes. The exception stops.</w:t>
-      </w:r>
-    </w:p>
-    <w:p>
-      <w:r>
-        <w:rPr>
-          <w:b w:val="0"/>
-          <w:i w:val="0"/>
-        </w:rPr>
-        <w:t>One named logger per module, levels that match severity, identifiers in every line, and a raise after every CRITICAL.</w:t>
+        <w:t xml:space="preserve">Line 8. </w:t>
+      </w:r>
+      <w:r>
+        <w:rPr>
+          <w:b w:val="0"/>
+          <w:i w:val="0"/>
+        </w:rPr>
+        <w:t>print has no level, no logger name and no wave id.</w:t>
       </w:r>
     </w:p>
     <w:p>
@@ -3717,108 +3648,7 @@
         <w:pStyle w:val="Heading4"/>
       </w:pPr>
       <w:r>
-        <w:t>Recap card</w:t>
-      </w:r>
-    </w:p>
-    <w:p>
-      <w:pPr>
-        <w:pStyle w:val="ListBullet"/>
-      </w:pPr>
-      <w:r>
-        <w:rPr>
-          <w:b/>
-          <w:i w:val="0"/>
-        </w:rPr>
-        <w:t>Logging levels and numbers</w:t>
-      </w:r>
-      <w:r>
-        <w:rPr>
-          <w:b w:val="0"/>
-          <w:i w:val="0"/>
-        </w:rPr>
-        <w:t xml:space="preserve"> DEBUG 10, INFO 20, WARNING 30, ERROR 40, CRITICAL 50. Default effective level: WARNING.</w:t>
-      </w:r>
-    </w:p>
-    <w:p>
-      <w:pPr>
-        <w:pStyle w:val="ListBullet"/>
-      </w:pPr>
-      <w:r>
-        <w:rPr>
-          <w:b/>
-          <w:i w:val="0"/>
-        </w:rPr>
-        <w:t>basicConfig called twice</w:t>
-      </w:r>
-      <w:r>
-        <w:rPr>
-          <w:b w:val="0"/>
-          <w:i w:val="0"/>
-        </w:rPr>
-        <w:t xml:space="preserve"> The second call does nothing, unless force=True.</w:t>
-      </w:r>
-    </w:p>
-    <w:p>
-      <w:pPr>
-        <w:pStyle w:val="ListBullet"/>
-      </w:pPr>
-      <w:r>
-        <w:rPr>
-          <w:b/>
-          <w:i w:val="0"/>
-        </w:rPr>
-        <w:t>logger.exception</w:t>
-      </w:r>
-      <w:r>
-        <w:rPr>
-          <w:b w:val="0"/>
-          <w:i w:val="0"/>
-        </w:rPr>
-        <w:t xml:space="preserve"> Logs at ERROR with the traceback. Call it inside an except block.</w:t>
-      </w:r>
-    </w:p>
-    <w:p>
-      <w:pPr>
-        <w:pStyle w:val="ListBullet"/>
-      </w:pPr>
-      <w:r>
-        <w:rPr>
-          <w:b/>
-          <w:i w:val="0"/>
-        </w:rPr>
-        <w:t>Does logger.critical stop the pipeline?</w:t>
-      </w:r>
-      <w:r>
-        <w:rPr>
-          <w:b w:val="0"/>
-          <w:i w:val="0"/>
-        </w:rPr>
-        <w:t xml:space="preserve"> No. Log, then raise.</w:t>
-      </w:r>
-    </w:p>
-    <w:p>
-      <w:pPr>
-        <w:pStyle w:val="Heading4"/>
-      </w:pPr>
-      <w:r>
-        <w:t>Practice</w:t>
-      </w:r>
-    </w:p>
-    <w:p>
-      <w:pPr>
-        <w:pStyle w:val="Heading5"/>
-      </w:pPr>
-      <w:r>
-        <w:t>Exercise 1. Predict the output (level 1)</w:t>
-      </w:r>
-    </w:p>
-    <w:p>
-      <w:r>
-        <w:rPr>
-          <w:b w:val="0"/>
-          <w:i w:val="0"/>
-        </w:rPr>
-        <w:t>Nothing has configured logging. What does this print?</w:t>
+        <w:t>Worked example: strong code</w:t>
       </w:r>
     </w:p>
     <w:tbl>
@@ -3890,19 +3720,19 @@
             <w:r>
               <w:rPr>
                 <w:rFonts w:ascii="Consolas" w:hAnsi="Consolas" w:eastAsia="Consolas"/>
-                <w:b w:val="0"/>
+                <w:b/>
                 <w:color w:val="5B6875"/>
                 <w:sz w:val="16"/>
               </w:rPr>
-              <w:t xml:space="preserve">   3  </w:t>
-            </w:r>
-            <w:r>
-              <w:rPr>
-                <w:rFonts w:ascii="Consolas" w:hAnsi="Consolas" w:eastAsia="Consolas"/>
-                <w:b w:val="0"/>
-                <w:sz w:val="16"/>
-              </w:rPr>
-              <w:t>logger = logging.getLogger("qa")</w:t>
+              <w:t xml:space="preserve"> [1]  </w:t>
+            </w:r>
+            <w:r>
+              <w:rPr>
+                <w:rFonts w:ascii="Consolas" w:hAnsi="Consolas" w:eastAsia="Consolas"/>
+                <w:b w:val="0"/>
+                <w:sz w:val="16"/>
+              </w:rPr>
+              <w:t>logger = logging.getLogger(__name__)</w:t>
             </w:r>
           </w:p>
           <w:p>
@@ -3925,7 +3755,7 @@
                 <w:b w:val="0"/>
                 <w:sz w:val="16"/>
               </w:rPr>
-              <w:t>logger.info("rows written")</w:t>
+              <w:t xml:space="preserve"> </w:t>
             </w:r>
           </w:p>
           <w:p>
@@ -3948,58 +3778,334 @@
                 <w:b w:val="0"/>
                 <w:sz w:val="16"/>
               </w:rPr>
-              <w:t>logger.warning("weight sum low")</w:t>
+              <w:t xml:space="preserve"> </w:t>
+            </w:r>
+          </w:p>
+          <w:p>
+            <w:pPr>
+              <w:spacing w:before="0" w:after="0" w:line="240" w:lineRule="auto"/>
+              <w:ind w:left="567" w:hanging="567"/>
+            </w:pPr>
+            <w:r>
+              <w:rPr>
+                <w:rFonts w:ascii="Consolas" w:hAnsi="Consolas" w:eastAsia="Consolas"/>
+                <w:b w:val="0"/>
+                <w:color w:val="5B6875"/>
+                <w:sz w:val="16"/>
+              </w:rPr>
+              <w:t xml:space="preserve">   6  </w:t>
+            </w:r>
+            <w:r>
+              <w:rPr>
+                <w:rFonts w:ascii="Consolas" w:hAnsi="Consolas" w:eastAsia="Consolas"/>
+                <w:b w:val="0"/>
+                <w:sz w:val="16"/>
+              </w:rPr>
+              <w:t>class CriticalCheckFailed(RuntimeError):</w:t>
+            </w:r>
+          </w:p>
+          <w:p>
+            <w:pPr>
+              <w:spacing w:before="0" w:after="0" w:line="240" w:lineRule="auto"/>
+              <w:ind w:left="567" w:hanging="567"/>
+            </w:pPr>
+            <w:r>
+              <w:rPr>
+                <w:rFonts w:ascii="Consolas" w:hAnsi="Consolas" w:eastAsia="Consolas"/>
+                <w:b w:val="0"/>
+                <w:color w:val="5B6875"/>
+                <w:sz w:val="16"/>
+              </w:rPr>
+              <w:t xml:space="preserve">   7  </w:t>
+            </w:r>
+            <w:r>
+              <w:rPr>
+                <w:rFonts w:ascii="Consolas" w:hAnsi="Consolas" w:eastAsia="Consolas"/>
+                <w:b w:val="0"/>
+                <w:sz w:val="16"/>
+              </w:rPr>
+              <w:t xml:space="preserve">    """A CRITICAL data check failed and the pipeline must stop."""</w:t>
+            </w:r>
+          </w:p>
+          <w:p>
+            <w:pPr>
+              <w:spacing w:before="0" w:after="0" w:line="240" w:lineRule="auto"/>
+              <w:ind w:left="567" w:hanging="567"/>
+            </w:pPr>
+            <w:r>
+              <w:rPr>
+                <w:rFonts w:ascii="Consolas" w:hAnsi="Consolas" w:eastAsia="Consolas"/>
+                <w:b w:val="0"/>
+                <w:color w:val="5B6875"/>
+                <w:sz w:val="16"/>
+              </w:rPr>
+              <w:t xml:space="preserve">   8  </w:t>
+            </w:r>
+            <w:r>
+              <w:rPr>
+                <w:rFonts w:ascii="Consolas" w:hAnsi="Consolas" w:eastAsia="Consolas"/>
+                <w:b w:val="0"/>
+                <w:sz w:val="16"/>
+              </w:rPr>
+              <w:t xml:space="preserve"> </w:t>
+            </w:r>
+          </w:p>
+          <w:p>
+            <w:pPr>
+              <w:spacing w:before="0" w:after="0" w:line="240" w:lineRule="auto"/>
+              <w:ind w:left="567" w:hanging="567"/>
+            </w:pPr>
+            <w:r>
+              <w:rPr>
+                <w:rFonts w:ascii="Consolas" w:hAnsi="Consolas" w:eastAsia="Consolas"/>
+                <w:b w:val="0"/>
+                <w:color w:val="5B6875"/>
+                <w:sz w:val="16"/>
+              </w:rPr>
+              <w:t xml:space="preserve">   9  </w:t>
+            </w:r>
+            <w:r>
+              <w:rPr>
+                <w:rFonts w:ascii="Consolas" w:hAnsi="Consolas" w:eastAsia="Consolas"/>
+                <w:b w:val="0"/>
+                <w:sz w:val="16"/>
+              </w:rPr>
+              <w:t xml:space="preserve"> </w:t>
+            </w:r>
+          </w:p>
+          <w:p>
+            <w:pPr>
+              <w:spacing w:before="0" w:after="0" w:line="240" w:lineRule="auto"/>
+              <w:ind w:left="567" w:hanging="567"/>
+            </w:pPr>
+            <w:r>
+              <w:rPr>
+                <w:rFonts w:ascii="Consolas" w:hAnsi="Consolas" w:eastAsia="Consolas"/>
+                <w:b w:val="0"/>
+                <w:color w:val="5B6875"/>
+                <w:sz w:val="16"/>
+              </w:rPr>
+              <w:t xml:space="preserve">  10  </w:t>
+            </w:r>
+            <w:r>
+              <w:rPr>
+                <w:rFonts w:ascii="Consolas" w:hAnsi="Consolas" w:eastAsia="Consolas"/>
+                <w:b w:val="0"/>
+                <w:sz w:val="16"/>
+              </w:rPr>
+              <w:t>def run_checks(results: list[dict[str, str]], wave_id: str) -&gt; None:</w:t>
+            </w:r>
+          </w:p>
+          <w:p>
+            <w:pPr>
+              <w:spacing w:before="0" w:after="0" w:line="240" w:lineRule="auto"/>
+              <w:ind w:left="567" w:hanging="567"/>
+            </w:pPr>
+            <w:r>
+              <w:rPr>
+                <w:rFonts w:ascii="Consolas" w:hAnsi="Consolas" w:eastAsia="Consolas"/>
+                <w:b w:val="0"/>
+                <w:color w:val="5B6875"/>
+                <w:sz w:val="16"/>
+              </w:rPr>
+              <w:t xml:space="preserve">  11  </w:t>
+            </w:r>
+            <w:r>
+              <w:rPr>
+                <w:rFonts w:ascii="Consolas" w:hAnsi="Consolas" w:eastAsia="Consolas"/>
+                <w:b w:val="0"/>
+                <w:sz w:val="16"/>
+              </w:rPr>
+              <w:t xml:space="preserve">    """Log each check result and stop on a CRITICAL failure."""</w:t>
+            </w:r>
+          </w:p>
+          <w:p>
+            <w:pPr>
+              <w:spacing w:before="0" w:after="0" w:line="240" w:lineRule="auto"/>
+              <w:ind w:left="567" w:hanging="567"/>
+            </w:pPr>
+            <w:r>
+              <w:rPr>
+                <w:rFonts w:ascii="Consolas" w:hAnsi="Consolas" w:eastAsia="Consolas"/>
+                <w:b w:val="0"/>
+                <w:color w:val="5B6875"/>
+                <w:sz w:val="16"/>
+              </w:rPr>
+              <w:t xml:space="preserve">  12  </w:t>
+            </w:r>
+            <w:r>
+              <w:rPr>
+                <w:rFonts w:ascii="Consolas" w:hAnsi="Consolas" w:eastAsia="Consolas"/>
+                <w:b w:val="0"/>
+                <w:sz w:val="16"/>
+              </w:rPr>
+              <w:t xml:space="preserve">    for r in results:</w:t>
+            </w:r>
+          </w:p>
+          <w:p>
+            <w:pPr>
+              <w:spacing w:before="0" w:after="0" w:line="240" w:lineRule="auto"/>
+              <w:ind w:left="567" w:hanging="567"/>
+            </w:pPr>
+            <w:r>
+              <w:rPr>
+                <w:rFonts w:ascii="Consolas" w:hAnsi="Consolas" w:eastAsia="Consolas"/>
+                <w:b/>
+                <w:color w:val="5B6875"/>
+                <w:sz w:val="16"/>
+              </w:rPr>
+              <w:t xml:space="preserve"> [2]  </w:t>
+            </w:r>
+            <w:r>
+              <w:rPr>
+                <w:rFonts w:ascii="Consolas" w:hAnsi="Consolas" w:eastAsia="Consolas"/>
+                <w:b w:val="0"/>
+                <w:sz w:val="16"/>
+              </w:rPr>
+              <w:t xml:space="preserve">        logger.info("wave %s check %s status %s", wave_id, r["check"], r["status"])</w:t>
+            </w:r>
+          </w:p>
+          <w:p>
+            <w:pPr>
+              <w:spacing w:before="0" w:after="0" w:line="240" w:lineRule="auto"/>
+              <w:ind w:left="567" w:hanging="567"/>
+            </w:pPr>
+            <w:r>
+              <w:rPr>
+                <w:rFonts w:ascii="Consolas" w:hAnsi="Consolas" w:eastAsia="Consolas"/>
+                <w:b w:val="0"/>
+                <w:color w:val="5B6875"/>
+                <w:sz w:val="16"/>
+              </w:rPr>
+              <w:t xml:space="preserve">  14  </w:t>
+            </w:r>
+            <w:r>
+              <w:rPr>
+                <w:rFonts w:ascii="Consolas" w:hAnsi="Consolas" w:eastAsia="Consolas"/>
+                <w:b w:val="0"/>
+                <w:sz w:val="16"/>
+              </w:rPr>
+              <w:t xml:space="preserve">        if r["status"] == "FAIL" and r["severity"] == "CRITICAL":</w:t>
+            </w:r>
+          </w:p>
+          <w:p>
+            <w:pPr>
+              <w:spacing w:before="0" w:after="0" w:line="240" w:lineRule="auto"/>
+              <w:ind w:left="567" w:hanging="567"/>
+            </w:pPr>
+            <w:r>
+              <w:rPr>
+                <w:rFonts w:ascii="Consolas" w:hAnsi="Consolas" w:eastAsia="Consolas"/>
+                <w:b w:val="0"/>
+                <w:color w:val="5B6875"/>
+                <w:sz w:val="16"/>
+              </w:rPr>
+              <w:t xml:space="preserve">  15  </w:t>
+            </w:r>
+            <w:r>
+              <w:rPr>
+                <w:rFonts w:ascii="Consolas" w:hAnsi="Consolas" w:eastAsia="Consolas"/>
+                <w:b w:val="0"/>
+                <w:sz w:val="16"/>
+              </w:rPr>
+              <w:t xml:space="preserve">            logger.critical("wave %s CRITICAL check %s failed", wave_id, r["check"])</w:t>
+            </w:r>
+          </w:p>
+          <w:p>
+            <w:pPr>
+              <w:spacing w:before="0" w:after="0" w:line="240" w:lineRule="auto"/>
+              <w:ind w:left="567" w:hanging="567"/>
+            </w:pPr>
+            <w:r>
+              <w:rPr>
+                <w:rFonts w:ascii="Consolas" w:hAnsi="Consolas" w:eastAsia="Consolas"/>
+                <w:b/>
+                <w:color w:val="5B6875"/>
+                <w:sz w:val="16"/>
+              </w:rPr>
+              <w:t xml:space="preserve"> [3]  </w:t>
+            </w:r>
+            <w:r>
+              <w:rPr>
+                <w:rFonts w:ascii="Consolas" w:hAnsi="Consolas" w:eastAsia="Consolas"/>
+                <w:b w:val="0"/>
+                <w:sz w:val="16"/>
+              </w:rPr>
+              <w:t xml:space="preserve">            raise CriticalCheckFailed(f"{r['check']} failed for wave {wave_id}")</w:t>
             </w:r>
           </w:p>
         </w:tc>
       </w:tr>
     </w:tbl>
-    <w:p/>
     <w:p>
       <w:pPr>
-        <w:pStyle w:val="Heading5"/>
+        <w:pStyle w:val="ListNumber"/>
       </w:pPr>
       <w:r>
-        <w:t>Exercise 2. Multiple choice (level 2)</w:t>
+        <w:rPr>
+          <w:b/>
+        </w:rPr>
+        <w:t xml:space="preserve">Line 3. </w:t>
+      </w:r>
+      <w:r>
+        <w:rPr>
+          <w:b w:val="0"/>
+          <w:i w:val="0"/>
+        </w:rPr>
+        <w:t>A named logger per module. The name shows up in every record.</w:t>
       </w:r>
     </w:p>
     <w:p>
-      <w:r>
-        <w:rPr>
-          <w:b w:val="0"/>
-          <w:i w:val="0"/>
-        </w:rPr>
-        <w:t xml:space="preserve">A notebook calls </w:t>
-      </w:r>
-      <w:r>
-        <w:rPr>
-          <w:rFonts w:ascii="Consolas" w:hAnsi="Consolas" w:eastAsia="Consolas"/>
-          <w:b w:val="0"/>
-          <w:sz w:val="19"/>
-        </w:rPr>
-        <w:t>logging.basicConfig(level=logging.WARNING)</w:t>
-      </w:r>
-      <w:r>
-        <w:rPr>
-          <w:b w:val="0"/>
-          <w:i w:val="0"/>
-        </w:rPr>
-        <w:t xml:space="preserve"> in its first cell, then </w:t>
-      </w:r>
-      <w:r>
-        <w:rPr>
-          <w:rFonts w:ascii="Consolas" w:hAnsi="Consolas" w:eastAsia="Consolas"/>
-          <w:b w:val="0"/>
-          <w:sz w:val="19"/>
-        </w:rPr>
-        <w:t>logging.basicConfig(level=logging.DEBUG)</w:t>
-      </w:r>
-      <w:r>
-        <w:rPr>
-          <w:b w:val="0"/>
-          <w:i w:val="0"/>
-        </w:rPr>
-        <w:t xml:space="preserve"> later. What is the root level after the second call?</w:t>
+      <w:pPr>
+        <w:pStyle w:val="ListNumber"/>
+      </w:pPr>
+      <w:r>
+        <w:rPr>
+          <w:b/>
+        </w:rPr>
+        <w:t xml:space="preserve">Line 13. </w:t>
+      </w:r>
+      <w:r>
+        <w:rPr>
+          <w:b w:val="0"/>
+          <w:i w:val="0"/>
+        </w:rPr>
+        <w:t>Identifiers in every line, formatted only when emitted.</w:t>
+      </w:r>
+    </w:p>
+    <w:p>
+      <w:pPr>
+        <w:pStyle w:val="ListNumber"/>
+      </w:pPr>
+      <w:r>
+        <w:rPr>
+          <w:b/>
+        </w:rPr>
+        <w:t xml:space="preserve">Line 16. </w:t>
+      </w:r>
+      <w:r>
+        <w:rPr>
+          <w:b w:val="0"/>
+          <w:i w:val="0"/>
+        </w:rPr>
+        <w:t>Log, then raise. The level describes. The exception stops.</w:t>
+      </w:r>
+    </w:p>
+    <w:p>
+      <w:r>
+        <w:rPr>
+          <w:b w:val="0"/>
+          <w:i w:val="0"/>
+        </w:rPr>
+        <w:t>One named logger per module, levels that match severity, identifiers in every line, and a raise after every CRITICAL.</w:t>
+      </w:r>
+    </w:p>
+    <w:p>
+      <w:pPr>
+        <w:pStyle w:val="Heading4"/>
+      </w:pPr>
+      <w:r>
+        <w:t>Recap card</w:t>
       </w:r>
     </w:p>
     <w:p>
@@ -4008,10 +4114,17 @@
       </w:pPr>
       <w:r>
         <w:rPr>
-          <w:b w:val="0"/>
-          <w:i w:val="0"/>
-        </w:rPr>
-        <w:t>a) WARNING: the second call does nothing</w:t>
+          <w:b/>
+          <w:i w:val="0"/>
+        </w:rPr>
+        <w:t>Logging levels and numbers</w:t>
+      </w:r>
+      <w:r>
+        <w:rPr>
+          <w:b w:val="0"/>
+          <w:i w:val="0"/>
+        </w:rPr>
+        <w:t xml:space="preserve"> DEBUG 10, INFO 20, WARNING 30, ERROR 40, CRITICAL 50. Default effective level: WARNING.</w:t>
       </w:r>
     </w:p>
     <w:p>
@@ -4020,10 +4133,17 @@
       </w:pPr>
       <w:r>
         <w:rPr>
-          <w:b w:val="0"/>
-          <w:i w:val="0"/>
-        </w:rPr>
-        <w:t>b) DEBUG</w:t>
+          <w:b/>
+          <w:i w:val="0"/>
+        </w:rPr>
+        <w:t>basicConfig called twice</w:t>
+      </w:r>
+      <w:r>
+        <w:rPr>
+          <w:b w:val="0"/>
+          <w:i w:val="0"/>
+        </w:rPr>
+        <w:t xml:space="preserve"> The second call does nothing, unless force=True.</w:t>
       </w:r>
     </w:p>
     <w:p>
@@ -4032,10 +4152,17 @@
       </w:pPr>
       <w:r>
         <w:rPr>
-          <w:b w:val="0"/>
-          <w:i w:val="0"/>
-        </w:rPr>
-        <w:t>c) An error is raised</w:t>
+          <w:b/>
+          <w:i w:val="0"/>
+        </w:rPr>
+        <w:t>logger.exception</w:t>
+      </w:r>
+      <w:r>
+        <w:rPr>
+          <w:b w:val="0"/>
+          <w:i w:val="0"/>
+        </w:rPr>
+        <w:t xml:space="preserve"> Logs at ERROR with the traceback. Call it inside an except block.</w:t>
       </w:r>
     </w:p>
     <w:p>
@@ -4044,43 +4171,25 @@
       </w:pPr>
       <w:r>
         <w:rPr>
-          <w:b w:val="0"/>
-          <w:i w:val="0"/>
-        </w:rPr>
-        <w:t>d) Both handlers are active</w:t>
-      </w:r>
-    </w:p>
-    <w:p>
-      <w:r>
-        <w:rPr>
           <w:b/>
           <w:i w:val="0"/>
         </w:rPr>
-        <w:t>Why?</w:t>
+        <w:t>Does logger.critical stop the pipeline?</w:t>
+      </w:r>
+      <w:r>
+        <w:rPr>
+          <w:b w:val="0"/>
+          <w:i w:val="0"/>
+        </w:rPr>
+        <w:t xml:space="preserve"> No. Log, then raise.</w:t>
       </w:r>
     </w:p>
     <w:p>
       <w:pPr>
-        <w:pStyle w:val="ListBullet"/>
+        <w:pStyle w:val="Heading4"/>
       </w:pPr>
       <w:r>
-        <w:rPr>
-          <w:b w:val="0"/>
-          <w:i w:val="0"/>
-        </w:rPr>
-        <w:t>r1) basicConfig does nothing if the root logger already has handlers, unless force=True.</w:t>
-      </w:r>
-    </w:p>
-    <w:p>
-      <w:pPr>
-        <w:pStyle w:val="ListBullet"/>
-      </w:pPr>
-      <w:r>
-        <w:rPr>
-          <w:b w:val="0"/>
-          <w:i w:val="0"/>
-        </w:rPr>
-        <w:t>r2) Logging levels can never be lowered.</w:t>
+        <w:t>Practice</w:t>
       </w:r>
     </w:p>
     <w:p>
@@ -4088,7 +4197,7 @@
         <w:pStyle w:val="Heading5"/>
       </w:pPr>
       <w:r>
-        <w:t>Exercise 3. Fill the gap (level 2)</w:t>
+        <w:t>Exercise 1. Predict the output (level 1)</w:t>
       </w:r>
     </w:p>
     <w:p>
@@ -4097,7 +4206,7 @@
           <w:b w:val="0"/>
           <w:i w:val="0"/>
         </w:rPr>
-        <w:t>Log the failure with its traceback, then stop the pipeline.</w:t>
+        <w:t>Nothing has configured logging. What does this print?</w:t>
       </w:r>
     </w:p>
     <w:tbl>
@@ -4135,7 +4244,7 @@
                 <w:b w:val="0"/>
                 <w:sz w:val="16"/>
               </w:rPr>
-              <w:t>try:</w:t>
+              <w:t>import logging</w:t>
             </w:r>
           </w:p>
           <w:p>
@@ -4158,7 +4267,7 @@
                 <w:b w:val="0"/>
                 <w:sz w:val="16"/>
               </w:rPr>
-              <w:t xml:space="preserve">    validate(df)</w:t>
+              <w:t xml:space="preserve"> </w:t>
             </w:r>
           </w:p>
           <w:p>
@@ -4181,7 +4290,7 @@
                 <w:b w:val="0"/>
                 <w:sz w:val="16"/>
               </w:rPr>
-              <w:t>except ContractError:</w:t>
+              <w:t>logger = logging.getLogger("qa")</w:t>
             </w:r>
           </w:p>
           <w:p>
@@ -4204,7 +4313,7 @@
                 <w:b w:val="0"/>
                 <w:sz w:val="16"/>
               </w:rPr>
-              <w:t xml:space="preserve">    logger._____(1)("contract failed for wave %s", wave_id)</w:t>
+              <w:t>logger.info("rows written")</w:t>
             </w:r>
           </w:p>
           <w:p>
@@ -4227,7 +4336,7 @@
                 <w:b w:val="0"/>
                 <w:sz w:val="16"/>
               </w:rPr>
-              <w:t xml:space="preserve">    _____(2)</w:t>
+              <w:t>logger.warning("weight sum low")</w:t>
             </w:r>
           </w:p>
         </w:tc>
@@ -4239,7 +4348,7 @@
         <w:pStyle w:val="Heading5"/>
       </w:pPr>
       <w:r>
-        <w:t>Exercise 4. Write the function (level 3)</w:t>
+        <w:t>Exercise 2. Multiple choice (level 2)</w:t>
       </w:r>
     </w:p>
     <w:p>
@@ -4248,7 +4357,7 @@
           <w:b w:val="0"/>
           <w:i w:val="0"/>
         </w:rPr>
-        <w:t xml:space="preserve">Write </w:t>
+        <w:t xml:space="preserve">A notebook calls </w:t>
       </w:r>
       <w:r>
         <w:rPr>
@@ -4256,14 +4365,14 @@
           <w:b w:val="0"/>
           <w:sz w:val="19"/>
         </w:rPr>
-        <w:t>log_check(logger: logging.Logger, check: str, status: str, severity: str, wave_id: str) -&gt; None</w:t>
-      </w:r>
-      <w:r>
-        <w:rPr>
-          <w:b w:val="0"/>
-          <w:i w:val="0"/>
-        </w:rPr>
-        <w:t xml:space="preserve">. Log at INFO for </w:t>
+        <w:t>logging.basicConfig(level=logging.WARNING)</w:t>
+      </w:r>
+      <w:r>
+        <w:rPr>
+          <w:b w:val="0"/>
+          <w:i w:val="0"/>
+        </w:rPr>
+        <w:t xml:space="preserve"> in its first cell, then </w:t>
       </w:r>
       <w:r>
         <w:rPr>
@@ -4271,113 +4380,14 @@
           <w:b w:val="0"/>
           <w:sz w:val="19"/>
         </w:rPr>
-        <w:t>"PASS"</w:t>
-      </w:r>
-      <w:r>
-        <w:rPr>
-          <w:b w:val="0"/>
-          <w:i w:val="0"/>
-        </w:rPr>
-        <w:t xml:space="preserve">, WARNING for </w:t>
-      </w:r>
-      <w:r>
-        <w:rPr>
-          <w:rFonts w:ascii="Consolas" w:hAnsi="Consolas" w:eastAsia="Consolas"/>
-          <w:b w:val="0"/>
-          <w:sz w:val="19"/>
-        </w:rPr>
-        <w:t>"WARN"</w:t>
-      </w:r>
-      <w:r>
-        <w:rPr>
-          <w:b w:val="0"/>
-          <w:i w:val="0"/>
-        </w:rPr>
-        <w:t xml:space="preserve">, ERROR for </w:t>
-      </w:r>
-      <w:r>
-        <w:rPr>
-          <w:rFonts w:ascii="Consolas" w:hAnsi="Consolas" w:eastAsia="Consolas"/>
-          <w:b w:val="0"/>
-          <w:sz w:val="19"/>
-        </w:rPr>
-        <w:t>"FAIL"</w:t>
-      </w:r>
-      <w:r>
-        <w:rPr>
-          <w:b w:val="0"/>
-          <w:i w:val="0"/>
-        </w:rPr>
-        <w:t xml:space="preserve"> with non-CRITICAL severity, and CRITICAL for </w:t>
-      </w:r>
-      <w:r>
-        <w:rPr>
-          <w:rFonts w:ascii="Consolas" w:hAnsi="Consolas" w:eastAsia="Consolas"/>
-          <w:b w:val="0"/>
-          <w:sz w:val="19"/>
-        </w:rPr>
-        <w:t>"FAIL"</w:t>
-      </w:r>
-      <w:r>
-        <w:rPr>
-          <w:b w:val="0"/>
-          <w:i w:val="0"/>
-        </w:rPr>
-        <w:t xml:space="preserve"> with </w:t>
-      </w:r>
-      <w:r>
-        <w:rPr>
-          <w:rFonts w:ascii="Consolas" w:hAnsi="Consolas" w:eastAsia="Consolas"/>
-          <w:b w:val="0"/>
-          <w:sz w:val="19"/>
-        </w:rPr>
-        <w:t>"CRITICAL"</w:t>
-      </w:r>
-      <w:r>
-        <w:rPr>
-          <w:b w:val="0"/>
-          <w:i w:val="0"/>
-        </w:rPr>
-        <w:t xml:space="preserve"> severity, then raise </w:t>
-      </w:r>
-      <w:r>
-        <w:rPr>
-          <w:rFonts w:ascii="Consolas" w:hAnsi="Consolas" w:eastAsia="Consolas"/>
-          <w:b w:val="0"/>
-          <w:sz w:val="19"/>
-        </w:rPr>
-        <w:t>RuntimeError</w:t>
-      </w:r>
-      <w:r>
-        <w:rPr>
-          <w:b w:val="0"/>
-          <w:i w:val="0"/>
-        </w:rPr>
-        <w:t xml:space="preserve">. Every message contains the wave id and check name. Use %-style arguments, not f-strings, in the logging calls. Raise </w:t>
-      </w:r>
-      <w:r>
-        <w:rPr>
-          <w:rFonts w:ascii="Consolas" w:hAnsi="Consolas" w:eastAsia="Consolas"/>
-          <w:b w:val="0"/>
-          <w:sz w:val="19"/>
-        </w:rPr>
-        <w:t>ValueError</w:t>
-      </w:r>
-      <w:r>
-        <w:rPr>
-          <w:b w:val="0"/>
-          <w:i w:val="0"/>
-        </w:rPr>
-        <w:t xml:space="preserve"> for an unknown status.</w:t>
-      </w:r>
-    </w:p>
-    <w:p>
-      <w:r>
-        <w:rPr>
-          <w:b w:val="0"/>
-          <w:i w:val="0"/>
-        </w:rPr>
-        <w:t>Your code must pass these checks:</w:t>
+        <w:t>logging.basicConfig(level=logging.DEBUG)</w:t>
+      </w:r>
+      <w:r>
+        <w:rPr>
+          <w:b w:val="0"/>
+          <w:i w:val="0"/>
+        </w:rPr>
+        <w:t xml:space="preserve"> later. What is the root level after the second call?</w:t>
       </w:r>
     </w:p>
     <w:p>
@@ -4389,7 +4399,7 @@
           <w:b w:val="0"/>
           <w:i w:val="0"/>
         </w:rPr>
-        <w:t>PASS is INFO, WARN is WARNING, a non-critical FAIL is ERROR. Include the wave and check in each message.</w:t>
+        <w:t>a) WARNING: the second call does nothing</w:t>
       </w:r>
     </w:p>
     <w:p>
@@ -4401,7 +4411,7 @@
           <w:b w:val="0"/>
           <w:i w:val="0"/>
         </w:rPr>
-        <w:t>A CRITICAL failure logs at CRITICAL and then raises RuntimeError.</w:t>
+        <w:t>b) DEBUG</w:t>
       </w:r>
     </w:p>
     <w:p>
@@ -4413,16 +4423,69 @@
           <w:b w:val="0"/>
           <w:i w:val="0"/>
         </w:rPr>
-        <w:t>Unknown statuses raise ValueError.</w:t>
+        <w:t>c) An error is raised</w:t>
       </w:r>
     </w:p>
     <w:p>
-      <w:r>
-        <w:rPr>
-          <w:b w:val="0"/>
-          <w:i w:val="0"/>
-        </w:rPr>
-        <w:t>Shape of the answer. The reference solution defines these names. Write the bodies yourself.</w:t>
+      <w:pPr>
+        <w:pStyle w:val="ListBullet"/>
+      </w:pPr>
+      <w:r>
+        <w:rPr>
+          <w:b w:val="0"/>
+          <w:i w:val="0"/>
+        </w:rPr>
+        <w:t>d) Both handlers are active</w:t>
+      </w:r>
+    </w:p>
+    <w:p>
+      <w:r>
+        <w:rPr>
+          <w:b/>
+          <w:i w:val="0"/>
+        </w:rPr>
+        <w:t>Why?</w:t>
+      </w:r>
+    </w:p>
+    <w:p>
+      <w:pPr>
+        <w:pStyle w:val="ListBullet"/>
+      </w:pPr>
+      <w:r>
+        <w:rPr>
+          <w:b w:val="0"/>
+          <w:i w:val="0"/>
+        </w:rPr>
+        <w:t>r1) basicConfig does nothing if the root logger already has handlers, unless force=True.</w:t>
+      </w:r>
+    </w:p>
+    <w:p>
+      <w:pPr>
+        <w:pStyle w:val="ListBullet"/>
+      </w:pPr>
+      <w:r>
+        <w:rPr>
+          <w:b w:val="0"/>
+          <w:i w:val="0"/>
+        </w:rPr>
+        <w:t>r2) Logging levels can never be lowered.</w:t>
+      </w:r>
+    </w:p>
+    <w:p>
+      <w:pPr>
+        <w:pStyle w:val="Heading5"/>
+      </w:pPr>
+      <w:r>
+        <w:t>Exercise 3. Fill the gap (level 2)</w:t>
+      </w:r>
+    </w:p>
+    <w:p>
+      <w:r>
+        <w:rPr>
+          <w:b w:val="0"/>
+          <w:i w:val="0"/>
+        </w:rPr>
+        <w:t>Log the failure with its traceback, then stop the pipeline.</w:t>
       </w:r>
     </w:p>
     <w:tbl>
@@ -4460,7 +4523,7 @@
                 <w:b w:val="0"/>
                 <w:sz w:val="16"/>
               </w:rPr>
-              <w:t># Module constant.</w:t>
+              <w:t>try:</w:t>
             </w:r>
           </w:p>
           <w:p>
@@ -4483,7 +4546,7 @@
                 <w:b w:val="0"/>
                 <w:sz w:val="16"/>
               </w:rPr>
-              <w:t>STATUS_LEVELS = ...</w:t>
+              <w:t xml:space="preserve">    validate(df)</w:t>
             </w:r>
           </w:p>
           <w:p>
@@ -4506,7 +4569,7 @@
                 <w:b w:val="0"/>
                 <w:sz w:val="16"/>
               </w:rPr>
-              <w:t xml:space="preserve"> </w:t>
+              <w:t>except ContractError:</w:t>
             </w:r>
           </w:p>
           <w:p>
@@ -4529,7 +4592,7 @@
                 <w:b w:val="0"/>
                 <w:sz w:val="16"/>
               </w:rPr>
-              <w:t># Log one check result at a level matching its outcome.</w:t>
+              <w:t xml:space="preserve">    logger._____(1)("contract failed for wave %s", wave_id)</w:t>
             </w:r>
           </w:p>
           <w:p>
@@ -4552,145 +4615,7 @@
                 <w:b w:val="0"/>
                 <w:sz w:val="16"/>
               </w:rPr>
-              <w:t>def log_check(</w:t>
-            </w:r>
-          </w:p>
-          <w:p>
-            <w:pPr>
-              <w:spacing w:before="0" w:after="0" w:line="240" w:lineRule="auto"/>
-              <w:ind w:left="567" w:hanging="567"/>
-            </w:pPr>
-            <w:r>
-              <w:rPr>
-                <w:rFonts w:ascii="Consolas" w:hAnsi="Consolas" w:eastAsia="Consolas"/>
-                <w:b w:val="0"/>
-                <w:color w:val="5B6875"/>
-                <w:sz w:val="16"/>
-              </w:rPr>
-              <w:t xml:space="preserve">   6  </w:t>
-            </w:r>
-            <w:r>
-              <w:rPr>
-                <w:rFonts w:ascii="Consolas" w:hAnsi="Consolas" w:eastAsia="Consolas"/>
-                <w:b w:val="0"/>
-                <w:sz w:val="16"/>
-              </w:rPr>
-              <w:t xml:space="preserve">    logger: logging.Logger,</w:t>
-            </w:r>
-          </w:p>
-          <w:p>
-            <w:pPr>
-              <w:spacing w:before="0" w:after="0" w:line="240" w:lineRule="auto"/>
-              <w:ind w:left="567" w:hanging="567"/>
-            </w:pPr>
-            <w:r>
-              <w:rPr>
-                <w:rFonts w:ascii="Consolas" w:hAnsi="Consolas" w:eastAsia="Consolas"/>
-                <w:b w:val="0"/>
-                <w:color w:val="5B6875"/>
-                <w:sz w:val="16"/>
-              </w:rPr>
-              <w:t xml:space="preserve">   7  </w:t>
-            </w:r>
-            <w:r>
-              <w:rPr>
-                <w:rFonts w:ascii="Consolas" w:hAnsi="Consolas" w:eastAsia="Consolas"/>
-                <w:b w:val="0"/>
-                <w:sz w:val="16"/>
-              </w:rPr>
-              <w:t xml:space="preserve">    check: str,</w:t>
-            </w:r>
-          </w:p>
-          <w:p>
-            <w:pPr>
-              <w:spacing w:before="0" w:after="0" w:line="240" w:lineRule="auto"/>
-              <w:ind w:left="567" w:hanging="567"/>
-            </w:pPr>
-            <w:r>
-              <w:rPr>
-                <w:rFonts w:ascii="Consolas" w:hAnsi="Consolas" w:eastAsia="Consolas"/>
-                <w:b w:val="0"/>
-                <w:color w:val="5B6875"/>
-                <w:sz w:val="16"/>
-              </w:rPr>
-              <w:t xml:space="preserve">   8  </w:t>
-            </w:r>
-            <w:r>
-              <w:rPr>
-                <w:rFonts w:ascii="Consolas" w:hAnsi="Consolas" w:eastAsia="Consolas"/>
-                <w:b w:val="0"/>
-                <w:sz w:val="16"/>
-              </w:rPr>
-              <w:t xml:space="preserve">    status: str,</w:t>
-            </w:r>
-          </w:p>
-          <w:p>
-            <w:pPr>
-              <w:spacing w:before="0" w:after="0" w:line="240" w:lineRule="auto"/>
-              <w:ind w:left="567" w:hanging="567"/>
-            </w:pPr>
-            <w:r>
-              <w:rPr>
-                <w:rFonts w:ascii="Consolas" w:hAnsi="Consolas" w:eastAsia="Consolas"/>
-                <w:b w:val="0"/>
-                <w:color w:val="5B6875"/>
-                <w:sz w:val="16"/>
-              </w:rPr>
-              <w:t xml:space="preserve">   9  </w:t>
-            </w:r>
-            <w:r>
-              <w:rPr>
-                <w:rFonts w:ascii="Consolas" w:hAnsi="Consolas" w:eastAsia="Consolas"/>
-                <w:b w:val="0"/>
-                <w:sz w:val="16"/>
-              </w:rPr>
-              <w:t xml:space="preserve">    severity: str,</w:t>
-            </w:r>
-          </w:p>
-          <w:p>
-            <w:pPr>
-              <w:spacing w:before="0" w:after="0" w:line="240" w:lineRule="auto"/>
-              <w:ind w:left="567" w:hanging="567"/>
-            </w:pPr>
-            <w:r>
-              <w:rPr>
-                <w:rFonts w:ascii="Consolas" w:hAnsi="Consolas" w:eastAsia="Consolas"/>
-                <w:b w:val="0"/>
-                <w:color w:val="5B6875"/>
-                <w:sz w:val="16"/>
-              </w:rPr>
-              <w:t xml:space="preserve">  10  </w:t>
-            </w:r>
-            <w:r>
-              <w:rPr>
-                <w:rFonts w:ascii="Consolas" w:hAnsi="Consolas" w:eastAsia="Consolas"/>
-                <w:b w:val="0"/>
-                <w:sz w:val="16"/>
-              </w:rPr>
-              <w:t xml:space="preserve">    wave_id: str,</w:t>
-            </w:r>
-          </w:p>
-          <w:p>
-            <w:pPr>
-              <w:spacing w:before="0" w:after="0" w:line="240" w:lineRule="auto"/>
-              <w:ind w:left="567" w:hanging="567"/>
-            </w:pPr>
-            <w:r>
-              <w:rPr>
-                <w:rFonts w:ascii="Consolas" w:hAnsi="Consolas" w:eastAsia="Consolas"/>
-                <w:b w:val="0"/>
-                <w:color w:val="5B6875"/>
-                <w:sz w:val="16"/>
-              </w:rPr>
-              <w:t xml:space="preserve">  11  </w:t>
-            </w:r>
-            <w:r>
-              <w:rPr>
-                <w:rFonts w:ascii="Consolas" w:hAnsi="Consolas" w:eastAsia="Consolas"/>
-                <w:b w:val="0"/>
-                <w:sz w:val="16"/>
-              </w:rPr>
-              <w:t>) -&gt; None: ...</w:t>
+              <w:t xml:space="preserve">    _____(2)</w:t>
             </w:r>
           </w:p>
         </w:tc>
@@ -4698,12 +4623,280 @@
     </w:tbl>
     <w:p/>
     <w:p>
-      <w:r>
-        <w:rPr>
-          <w:b w:val="0"/>
-          <w:i w:val="0"/>
-        </w:rPr>
-        <w:t>Starter code:</w:t>
+      <w:pPr>
+        <w:pStyle w:val="Heading5"/>
+      </w:pPr>
+      <w:r>
+        <w:t>Exercise 4. Write the function (level 3)</w:t>
+      </w:r>
+    </w:p>
+    <w:p>
+      <w:r>
+        <w:rPr>
+          <w:b w:val="0"/>
+          <w:i w:val="0"/>
+        </w:rPr>
+        <w:t xml:space="preserve">Write </w:t>
+      </w:r>
+      <w:r>
+        <w:rPr>
+          <w:rFonts w:ascii="Consolas" w:hAnsi="Consolas" w:eastAsia="Consolas"/>
+          <w:b w:val="0"/>
+          <w:sz w:val="19"/>
+        </w:rPr>
+        <w:t>log_check(logger: logging.Logger, check: str, status: str, severity: str, wave_id: str) -&gt; None</w:t>
+      </w:r>
+      <w:r>
+        <w:rPr>
+          <w:b w:val="0"/>
+          <w:i w:val="0"/>
+        </w:rPr>
+        <w:t xml:space="preserve">. Log at INFO for </w:t>
+      </w:r>
+      <w:r>
+        <w:rPr>
+          <w:rFonts w:ascii="Consolas" w:hAnsi="Consolas" w:eastAsia="Consolas"/>
+          <w:b w:val="0"/>
+          <w:sz w:val="19"/>
+        </w:rPr>
+        <w:t>"PASS"</w:t>
+      </w:r>
+      <w:r>
+        <w:rPr>
+          <w:b w:val="0"/>
+          <w:i w:val="0"/>
+        </w:rPr>
+        <w:t xml:space="preserve">, WARNING for </w:t>
+      </w:r>
+      <w:r>
+        <w:rPr>
+          <w:rFonts w:ascii="Consolas" w:hAnsi="Consolas" w:eastAsia="Consolas"/>
+          <w:b w:val="0"/>
+          <w:sz w:val="19"/>
+        </w:rPr>
+        <w:t>"WARN"</w:t>
+      </w:r>
+      <w:r>
+        <w:rPr>
+          <w:b w:val="0"/>
+          <w:i w:val="0"/>
+        </w:rPr>
+        <w:t xml:space="preserve">, ERROR for </w:t>
+      </w:r>
+      <w:r>
+        <w:rPr>
+          <w:rFonts w:ascii="Consolas" w:hAnsi="Consolas" w:eastAsia="Consolas"/>
+          <w:b w:val="0"/>
+          <w:sz w:val="19"/>
+        </w:rPr>
+        <w:t>"FAIL"</w:t>
+      </w:r>
+      <w:r>
+        <w:rPr>
+          <w:b w:val="0"/>
+          <w:i w:val="0"/>
+        </w:rPr>
+        <w:t xml:space="preserve"> with non-CRITICAL severity, and CRITICAL for </w:t>
+      </w:r>
+      <w:r>
+        <w:rPr>
+          <w:rFonts w:ascii="Consolas" w:hAnsi="Consolas" w:eastAsia="Consolas"/>
+          <w:b w:val="0"/>
+          <w:sz w:val="19"/>
+        </w:rPr>
+        <w:t>"FAIL"</w:t>
+      </w:r>
+      <w:r>
+        <w:rPr>
+          <w:b w:val="0"/>
+          <w:i w:val="0"/>
+        </w:rPr>
+        <w:t xml:space="preserve"> with </w:t>
+      </w:r>
+      <w:r>
+        <w:rPr>
+          <w:rFonts w:ascii="Consolas" w:hAnsi="Consolas" w:eastAsia="Consolas"/>
+          <w:b w:val="0"/>
+          <w:sz w:val="19"/>
+        </w:rPr>
+        <w:t>"CRITICAL"</w:t>
+      </w:r>
+      <w:r>
+        <w:rPr>
+          <w:b w:val="0"/>
+          <w:i w:val="0"/>
+        </w:rPr>
+        <w:t xml:space="preserve"> severity, then raise </w:t>
+      </w:r>
+      <w:r>
+        <w:rPr>
+          <w:rFonts w:ascii="Consolas" w:hAnsi="Consolas" w:eastAsia="Consolas"/>
+          <w:b w:val="0"/>
+          <w:sz w:val="19"/>
+        </w:rPr>
+        <w:t>RuntimeError</w:t>
+      </w:r>
+      <w:r>
+        <w:rPr>
+          <w:b w:val="0"/>
+          <w:i w:val="0"/>
+        </w:rPr>
+        <w:t xml:space="preserve">. Every message contains the wave id and check name. Use %-style arguments, not f-strings, in the logging calls. Raise </w:t>
+      </w:r>
+      <w:r>
+        <w:rPr>
+          <w:rFonts w:ascii="Consolas" w:hAnsi="Consolas" w:eastAsia="Consolas"/>
+          <w:b w:val="0"/>
+          <w:sz w:val="19"/>
+        </w:rPr>
+        <w:t>ValueError</w:t>
+      </w:r>
+      <w:r>
+        <w:rPr>
+          <w:b w:val="0"/>
+          <w:i w:val="0"/>
+        </w:rPr>
+        <w:t xml:space="preserve"> for an unknown status.</w:t>
+      </w:r>
+    </w:p>
+    <w:p>
+      <w:r>
+        <w:rPr>
+          <w:b/>
+          <w:i w:val="0"/>
+        </w:rPr>
+        <w:t>What you need to know.</w:t>
+      </w:r>
+    </w:p>
+    <w:p>
+      <w:r>
+        <w:rPr>
+          <w:rFonts w:ascii="Consolas" w:hAnsi="Consolas" w:eastAsia="Consolas"/>
+          <w:b w:val="0"/>
+          <w:sz w:val="19"/>
+        </w:rPr>
+        <w:t>logging.Logger</w:t>
+      </w:r>
+      <w:r>
+        <w:rPr>
+          <w:b w:val="0"/>
+          <w:i w:val="0"/>
+        </w:rPr>
+        <w:t xml:space="preserve"> is the type of the object </w:t>
+      </w:r>
+      <w:r>
+        <w:rPr>
+          <w:rFonts w:ascii="Consolas" w:hAnsi="Consolas" w:eastAsia="Consolas"/>
+          <w:b w:val="0"/>
+          <w:sz w:val="19"/>
+        </w:rPr>
+        <w:t>logging.getLogger(name)</w:t>
+      </w:r>
+      <w:r>
+        <w:rPr>
+          <w:b w:val="0"/>
+          <w:i w:val="0"/>
+        </w:rPr>
+        <w:t xml:space="preserve"> returns. Each level is a number: </w:t>
+      </w:r>
+      <w:r>
+        <w:rPr>
+          <w:rFonts w:ascii="Consolas" w:hAnsi="Consolas" w:eastAsia="Consolas"/>
+          <w:b w:val="0"/>
+          <w:sz w:val="19"/>
+        </w:rPr>
+        <w:t>logging.INFO</w:t>
+      </w:r>
+      <w:r>
+        <w:rPr>
+          <w:b w:val="0"/>
+          <w:i w:val="0"/>
+        </w:rPr>
+        <w:t xml:space="preserve"> is 20, </w:t>
+      </w:r>
+      <w:r>
+        <w:rPr>
+          <w:rFonts w:ascii="Consolas" w:hAnsi="Consolas" w:eastAsia="Consolas"/>
+          <w:b w:val="0"/>
+          <w:sz w:val="19"/>
+        </w:rPr>
+        <w:t>WARNING</w:t>
+      </w:r>
+      <w:r>
+        <w:rPr>
+          <w:b w:val="0"/>
+          <w:i w:val="0"/>
+        </w:rPr>
+        <w:t xml:space="preserve"> 30, </w:t>
+      </w:r>
+      <w:r>
+        <w:rPr>
+          <w:rFonts w:ascii="Consolas" w:hAnsi="Consolas" w:eastAsia="Consolas"/>
+          <w:b w:val="0"/>
+          <w:sz w:val="19"/>
+        </w:rPr>
+        <w:t>ERROR</w:t>
+      </w:r>
+      <w:r>
+        <w:rPr>
+          <w:b w:val="0"/>
+          <w:i w:val="0"/>
+        </w:rPr>
+        <w:t xml:space="preserve"> 40, </w:t>
+      </w:r>
+      <w:r>
+        <w:rPr>
+          <w:rFonts w:ascii="Consolas" w:hAnsi="Consolas" w:eastAsia="Consolas"/>
+          <w:b w:val="0"/>
+          <w:sz w:val="19"/>
+        </w:rPr>
+        <w:t>CRITICAL</w:t>
+      </w:r>
+      <w:r>
+        <w:rPr>
+          <w:b w:val="0"/>
+          <w:i w:val="0"/>
+        </w:rPr>
+        <w:t xml:space="preserve"> 50. </w:t>
+      </w:r>
+      <w:r>
+        <w:rPr>
+          <w:rFonts w:ascii="Consolas" w:hAnsi="Consolas" w:eastAsia="Consolas"/>
+          <w:b w:val="0"/>
+          <w:sz w:val="19"/>
+        </w:rPr>
+        <w:t>logger.log(level, message, *args)</w:t>
+      </w:r>
+      <w:r>
+        <w:rPr>
+          <w:b w:val="0"/>
+          <w:i w:val="0"/>
+        </w:rPr>
+        <w:t xml:space="preserve"> logs at a level you pass in, so a dict can map each status to its level.</w:t>
+      </w:r>
+    </w:p>
+    <w:p>
+      <w:r>
+        <w:rPr>
+          <w:b w:val="0"/>
+          <w:i w:val="0"/>
+        </w:rPr>
+        <w:t xml:space="preserve">Pass values as arguments after a </w:t>
+      </w:r>
+      <w:r>
+        <w:rPr>
+          <w:rFonts w:ascii="Consolas" w:hAnsi="Consolas" w:eastAsia="Consolas"/>
+          <w:b w:val="0"/>
+          <w:sz w:val="19"/>
+        </w:rPr>
+        <w:t>%s</w:t>
+      </w:r>
+      <w:r>
+        <w:rPr>
+          <w:b w:val="0"/>
+          <w:i w:val="0"/>
+        </w:rPr>
+        <w:t xml:space="preserve"> template. Logging fills them in only when the message is actually emitted:</w:t>
       </w:r>
     </w:p>
     <w:tbl>
@@ -4741,7 +4934,7 @@
                 <w:b w:val="0"/>
                 <w:sz w:val="16"/>
               </w:rPr>
-              <w:t>import logging</w:t>
+              <w:t>logger.log(logging.WARNING, "wave %s has %d rows", "W1", 0)</w:t>
             </w:r>
           </w:p>
           <w:p>
@@ -4764,76 +4957,7 @@
                 <w:b w:val="0"/>
                 <w:sz w:val="16"/>
               </w:rPr>
-              <w:t xml:space="preserve"> </w:t>
-            </w:r>
-          </w:p>
-          <w:p>
-            <w:pPr>
-              <w:spacing w:before="0" w:after="0" w:line="240" w:lineRule="auto"/>
-              <w:ind w:left="567" w:hanging="567"/>
-            </w:pPr>
-            <w:r>
-              <w:rPr>
-                <w:rFonts w:ascii="Consolas" w:hAnsi="Consolas" w:eastAsia="Consolas"/>
-                <w:b w:val="0"/>
-                <w:color w:val="5B6875"/>
-                <w:sz w:val="16"/>
-              </w:rPr>
-              <w:t xml:space="preserve">   3  </w:t>
-            </w:r>
-            <w:r>
-              <w:rPr>
-                <w:rFonts w:ascii="Consolas" w:hAnsi="Consolas" w:eastAsia="Consolas"/>
-                <w:b w:val="0"/>
-                <w:sz w:val="16"/>
-              </w:rPr>
-              <w:t xml:space="preserve"> </w:t>
-            </w:r>
-          </w:p>
-          <w:p>
-            <w:pPr>
-              <w:spacing w:before="0" w:after="0" w:line="240" w:lineRule="auto"/>
-              <w:ind w:left="567" w:hanging="567"/>
-            </w:pPr>
-            <w:r>
-              <w:rPr>
-                <w:rFonts w:ascii="Consolas" w:hAnsi="Consolas" w:eastAsia="Consolas"/>
-                <w:b w:val="0"/>
-                <w:color w:val="5B6875"/>
-                <w:sz w:val="16"/>
-              </w:rPr>
-              <w:t xml:space="preserve">   4  </w:t>
-            </w:r>
-            <w:r>
-              <w:rPr>
-                <w:rFonts w:ascii="Consolas" w:hAnsi="Consolas" w:eastAsia="Consolas"/>
-                <w:b w:val="0"/>
-                <w:sz w:val="16"/>
-              </w:rPr>
-              <w:t>def log_check(logger, check, status, severity, wave_id):</w:t>
-            </w:r>
-          </w:p>
-          <w:p>
-            <w:pPr>
-              <w:spacing w:before="0" w:after="0" w:line="240" w:lineRule="auto"/>
-              <w:ind w:left="567" w:hanging="567"/>
-            </w:pPr>
-            <w:r>
-              <w:rPr>
-                <w:rFonts w:ascii="Consolas" w:hAnsi="Consolas" w:eastAsia="Consolas"/>
-                <w:b w:val="0"/>
-                <w:color w:val="5B6875"/>
-                <w:sz w:val="16"/>
-              </w:rPr>
-              <w:t xml:space="preserve">   5  </w:t>
-            </w:r>
-            <w:r>
-              <w:rPr>
-                <w:rFonts w:ascii="Consolas" w:hAnsi="Consolas" w:eastAsia="Consolas"/>
-                <w:b w:val="0"/>
-                <w:sz w:val="16"/>
-              </w:rPr>
-              <w:t xml:space="preserve">    logger.info(f"{check} {status}")</w:t>
+              <w:t># WARNING wave W1 has 0 rows</w:t>
             </w:r>
           </w:p>
         </w:tc>
@@ -4841,73 +4965,12 @@
     </w:tbl>
     <w:p/>
     <w:p>
-      <w:pPr>
-        <w:pStyle w:val="Heading5"/>
-      </w:pPr>
-      <w:r>
-        <w:t>Exercise 5. Architecture design (level 4)</w:t>
-      </w:r>
-    </w:p>
-    <w:p>
-      <w:r>
-        <w:rPr>
-          <w:b w:val="0"/>
-          <w:i w:val="0"/>
-        </w:rPr>
-        <w:t>Set the logging for a silver job that runs nightly on Databricks.</w:t>
-      </w:r>
-    </w:p>
-    <w:p>
-      <w:r>
-        <w:rPr>
-          <w:b w:val="0"/>
-          <w:i w:val="0"/>
-        </w:rPr>
-        <w:t>Options: INFO, with DEBUG switched on by a job parameter when investigating, DEBUG always.</w:t>
-      </w:r>
-    </w:p>
-    <w:p>
-      <w:pPr>
-        <w:pStyle w:val="ListNumber"/>
-      </w:pPr>
-      <w:r>
-        <w:rPr>
-          <w:b w:val="0"/>
-          <w:i w:val="0"/>
-        </w:rPr>
-        <w:t>Level in production</w:t>
-      </w:r>
-    </w:p>
-    <w:p>
-      <w:pPr>
-        <w:pStyle w:val="ListNumber"/>
-      </w:pPr>
-      <w:r>
-        <w:rPr>
-          <w:b w:val="0"/>
-          <w:i w:val="0"/>
-        </w:rPr>
-        <w:t>Each step's log line</w:t>
-      </w:r>
-    </w:p>
-    <w:p>
-      <w:pPr>
-        <w:pStyle w:val="ListNumber"/>
-      </w:pPr>
-      <w:r>
-        <w:rPr>
-          <w:b w:val="0"/>
-          <w:i w:val="0"/>
-        </w:rPr>
-        <w:t>Run history for dashboards</w:t>
-      </w:r>
-    </w:p>
-    <w:p>
-      <w:pPr>
-        <w:pStyle w:val="Heading4"/>
-      </w:pPr>
-      <w:r>
-        <w:t>Sources</w:t>
+      <w:r>
+        <w:rPr>
+          <w:b w:val="0"/>
+          <w:i w:val="0"/>
+        </w:rPr>
+        <w:t>Your code must pass these checks:</w:t>
       </w:r>
     </w:p>
     <w:p>
@@ -4919,7 +4982,7 @@
           <w:b w:val="0"/>
           <w:i w:val="0"/>
         </w:rPr>
-        <w:t>Default effective level WARNING; unconfigured output is the bare message; basicConfig second call no-op unless force=True; logger.exception logs at ERROR with traceback; level numbers 10 to 50. (verified: Local run on CPython 3.13.12, September 2026.)</w:t>
+        <w:t>PASS is INFO, WARN is WARNING, a non-critical FAIL is ERROR. Include the wave and check in each message.</w:t>
       </w:r>
     </w:p>
     <w:p>
@@ -4931,544 +4994,28 @@
           <w:b w:val="0"/>
           <w:i w:val="0"/>
         </w:rPr>
-        <w:t>ruff rule G004 flags f-strings in logging calls. (verified: ruff 0.16.9 run in this repo reports 'G004 Logging statement uses f-string'.)</w:t>
+        <w:t>A CRITICAL failure logs at CRITICAL and then raises RuntimeError.</w:t>
       </w:r>
     </w:p>
     <w:p>
       <w:pPr>
-        <w:pStyle w:val="Heading3"/>
+        <w:pStyle w:val="ListBullet"/>
       </w:pPr>
       <w:r>
-        <w:t>D2-L3 explain(), the Spark UI and the query profile</w:t>
+        <w:rPr>
+          <w:b w:val="0"/>
+          <w:i w:val="0"/>
+        </w:rPr>
+        <w:t>Unknown statuses raise ValueError.</w:t>
       </w:r>
     </w:p>
     <w:p>
-      <w:pPr>
-        <w:pStyle w:val="Heading4"/>
-      </w:pPr>
-      <w:r>
-        <w:t>Concept</w:t>
-      </w:r>
-    </w:p>
-    <w:p>
-      <w:r>
-        <w:rPr>
-          <w:b w:val="0"/>
-          <w:i w:val="0"/>
-        </w:rPr>
-        <w:t xml:space="preserve">A slow Spark job often shows why in its </w:t>
-      </w:r>
-      <w:r>
-        <w:rPr>
-          <w:b/>
-          <w:i w:val="0"/>
-        </w:rPr>
-        <w:t>plan</w:t>
-      </w:r>
-      <w:r>
-        <w:rPr>
-          <w:b w:val="0"/>
-          <w:i w:val="0"/>
-        </w:rPr>
-        <w:t>. Read it before you tune anything.</w:t>
-      </w:r>
-    </w:p>
-    <w:p>
-      <w:r>
-        <w:rPr>
-          <w:rFonts w:ascii="Consolas" w:hAnsi="Consolas" w:eastAsia="Consolas"/>
-          <w:b w:val="0"/>
-          <w:sz w:val="19"/>
-        </w:rPr>
-        <w:t>df.explain()</w:t>
-      </w:r>
-      <w:r>
-        <w:rPr>
-          <w:b w:val="0"/>
-          <w:i w:val="0"/>
-        </w:rPr>
-        <w:t xml:space="preserve"> prints the physical plan without running the query. </w:t>
-      </w:r>
-      <w:r>
-        <w:rPr>
-          <w:rFonts w:ascii="Consolas" w:hAnsi="Consolas" w:eastAsia="Consolas"/>
-          <w:b w:val="0"/>
-          <w:sz w:val="19"/>
-        </w:rPr>
-        <w:t>df.explain("formatted")</w:t>
-      </w:r>
-      <w:r>
-        <w:rPr>
-          <w:b w:val="0"/>
-          <w:i w:val="0"/>
-        </w:rPr>
-        <w:t xml:space="preserve"> numbers each operator and lists its details below. The other modes are </w:t>
-      </w:r>
-      <w:r>
-        <w:rPr>
-          <w:rFonts w:ascii="Consolas" w:hAnsi="Consolas" w:eastAsia="Consolas"/>
-          <w:b w:val="0"/>
-          <w:sz w:val="19"/>
-        </w:rPr>
-        <w:t>"simple"</w:t>
-      </w:r>
-      <w:r>
-        <w:rPr>
-          <w:b w:val="0"/>
-          <w:i w:val="0"/>
-        </w:rPr>
-        <w:t xml:space="preserve"> (the default), </w:t>
-      </w:r>
-      <w:r>
-        <w:rPr>
-          <w:rFonts w:ascii="Consolas" w:hAnsi="Consolas" w:eastAsia="Consolas"/>
-          <w:b w:val="0"/>
-          <w:sz w:val="19"/>
-        </w:rPr>
-        <w:t>"extended"</w:t>
-      </w:r>
-      <w:r>
-        <w:rPr>
-          <w:b w:val="0"/>
-          <w:i w:val="0"/>
-        </w:rPr>
-        <w:t xml:space="preserve">, </w:t>
-      </w:r>
-      <w:r>
-        <w:rPr>
-          <w:rFonts w:ascii="Consolas" w:hAnsi="Consolas" w:eastAsia="Consolas"/>
-          <w:b w:val="0"/>
-          <w:sz w:val="19"/>
-        </w:rPr>
-        <w:t>"codegen"</w:t>
-      </w:r>
-      <w:r>
-        <w:rPr>
-          <w:b w:val="0"/>
-          <w:i w:val="0"/>
-        </w:rPr>
-        <w:t xml:space="preserve"> and </w:t>
-      </w:r>
-      <w:r>
-        <w:rPr>
-          <w:rFonts w:ascii="Consolas" w:hAnsi="Consolas" w:eastAsia="Consolas"/>
-          <w:b w:val="0"/>
-          <w:sz w:val="19"/>
-        </w:rPr>
-        <w:t>"cost"</w:t>
-      </w:r>
-      <w:r>
-        <w:rPr>
-          <w:b w:val="0"/>
-          <w:i w:val="0"/>
-        </w:rPr>
-        <w:t xml:space="preserve">. Read the tree from the </w:t>
-      </w:r>
-      <w:r>
-        <w:rPr>
-          <w:b/>
-          <w:i w:val="0"/>
-        </w:rPr>
-        <w:t>bottom up</w:t>
-      </w:r>
-      <w:r>
-        <w:rPr>
-          <w:b w:val="0"/>
-          <w:i w:val="0"/>
-        </w:rPr>
-        <w:t>: the scan is at the bottom, the result at the top.</w:t>
-      </w:r>
-    </w:p>
-    <w:p>
-      <w:r>
-        <w:rPr>
-          <w:b w:val="0"/>
-          <w:i w:val="0"/>
-        </w:rPr>
-        <w:t>What to look for (examples from PySpark 4.0.4):</w:t>
-      </w:r>
-    </w:p>
-    <w:tbl>
-      <w:tblPr>
-        <w:tblStyle w:val="TableGrid"/>
-        <w:tblW w:type="auto" w:w="0"/>
-        <w:tblLook w:firstColumn="1" w:firstRow="1" w:lastColumn="0" w:lastRow="0" w:noHBand="0" w:noVBand="1" w:val="04A0"/>
-      </w:tblPr>
-      <w:tblGrid>
-        <w:gridCol w:w="4110"/>
-        <w:gridCol w:w="4110"/>
-      </w:tblGrid>
-      <w:tr>
-        <w:tc>
-          <w:tcPr>
-            <w:tcW w:type="dxa" w:w="4110"/>
-          </w:tcPr>
-          <w:p>
-            <w:r>
-              <w:rPr>
-                <w:b/>
-              </w:rPr>
-              <w:t>In the plan</w:t>
-            </w:r>
-          </w:p>
-        </w:tc>
-        <w:tc>
-          <w:tcPr>
-            <w:tcW w:type="dxa" w:w="4110"/>
-          </w:tcPr>
-          <w:p>
-            <w:r>
-              <w:rPr>
-                <w:b/>
-              </w:rPr>
-              <w:t>Means</w:t>
-            </w:r>
-          </w:p>
-        </w:tc>
-      </w:tr>
-      <w:tr>
-        <w:tc>
-          <w:tcPr>
-            <w:tcW w:type="dxa" w:w="4110"/>
-          </w:tcPr>
-          <w:p>
-            <w:r>
-              <w:t>PartitionFilters: [(wave_id = 3)]</w:t>
-            </w:r>
-          </w:p>
-        </w:tc>
-        <w:tc>
-          <w:tcPr>
-            <w:tcW w:type="dxa" w:w="4110"/>
-          </w:tcPr>
-          <w:p>
-            <w:r>
-              <w:t>Only matching partitions are read. Good.</w:t>
-            </w:r>
-          </w:p>
-        </w:tc>
-      </w:tr>
-      <w:tr>
-        <w:tc>
-          <w:tcPr>
-            <w:tcW w:type="dxa" w:w="4110"/>
-          </w:tcPr>
-          <w:p>
-            <w:r>
-              <w:t>PushedFilters: [GreaterThan(w,1.0)]</w:t>
-            </w:r>
-          </w:p>
-        </w:tc>
-        <w:tc>
-          <w:tcPr>
-            <w:tcW w:type="dxa" w:w="4110"/>
-          </w:tcPr>
-          <w:p>
-            <w:r>
-              <w:t>The filter runs inside the file reader. Good.</w:t>
-            </w:r>
-          </w:p>
-        </w:tc>
-      </w:tr>
-      <w:tr>
-        <w:tc>
-          <w:tcPr>
-            <w:tcW w:type="dxa" w:w="4110"/>
-          </w:tcPr>
-          <w:p>
-            <w:r>
-              <w:t>PushedFilters: [] on a filtered query</w:t>
-            </w:r>
-          </w:p>
-        </w:tc>
-        <w:tc>
-          <w:tcPr>
-            <w:tcW w:type="dxa" w:w="4110"/>
-          </w:tcPr>
-          <w:p>
-            <w:r>
-              <w:t>Nothing was pushed down. Check the filter's column and type.</w:t>
-            </w:r>
-          </w:p>
-        </w:tc>
-      </w:tr>
-      <w:tr>
-        <w:tc>
-          <w:tcPr>
-            <w:tcW w:type="dxa" w:w="4110"/>
-          </w:tcPr>
-          <w:p>
-            <w:r>
-              <w:t>Exchange hashpartitioning(...)</w:t>
-            </w:r>
-          </w:p>
-        </w:tc>
-        <w:tc>
-          <w:tcPr>
-            <w:tcW w:type="dxa" w:w="4110"/>
-          </w:tcPr>
-          <w:p>
-            <w:r>
-              <w:t>A shuffle: data moves across the cluster. Each one costs time.</w:t>
-            </w:r>
-          </w:p>
-        </w:tc>
-      </w:tr>
-      <w:tr>
-        <w:tc>
-          <w:tcPr>
-            <w:tcW w:type="dxa" w:w="4110"/>
-          </w:tcPr>
-          <w:p>
-            <w:r>
-              <w:t>BroadcastHashJoin</w:t>
-            </w:r>
-          </w:p>
-        </w:tc>
-        <w:tc>
-          <w:tcPr>
-            <w:tcW w:type="dxa" w:w="4110"/>
-          </w:tcPr>
-          <w:p>
-            <w:r>
-              <w:t>The small side is copied to every executor. No shuffle of the large side.</w:t>
-            </w:r>
-          </w:p>
-        </w:tc>
-      </w:tr>
-      <w:tr>
-        <w:tc>
-          <w:tcPr>
-            <w:tcW w:type="dxa" w:w="4110"/>
-          </w:tcPr>
-          <w:p>
-            <w:r>
-              <w:t>SortMergeJoin</w:t>
-            </w:r>
-          </w:p>
-        </w:tc>
-        <w:tc>
-          <w:tcPr>
-            <w:tcW w:type="dxa" w:w="4110"/>
-          </w:tcPr>
-          <w:p>
-            <w:r>
-              <w:t>Both sides are shuffled and sorted. Normal for two large tables.</w:t>
-            </w:r>
-          </w:p>
-        </w:tc>
-      </w:tr>
-      <w:tr>
-        <w:tc>
-          <w:tcPr>
-            <w:tcW w:type="dxa" w:w="4110"/>
-          </w:tcPr>
-          <w:p>
-            <w:r>
-              <w:t>CartesianProduct or BroadcastNestedLoopJoin</w:t>
-            </w:r>
-          </w:p>
-        </w:tc>
-        <w:tc>
-          <w:tcPr>
-            <w:tcW w:type="dxa" w:w="4110"/>
-          </w:tcPr>
-          <w:p>
-            <w:r>
-              <w:t>Every row meets every row. Usually a missing join condition.</w:t>
-            </w:r>
-          </w:p>
-        </w:tc>
-      </w:tr>
-      <w:tr>
-        <w:tc>
-          <w:tcPr>
-            <w:tcW w:type="dxa" w:w="4110"/>
-          </w:tcPr>
-          <w:p>
-            <w:r>
-              <w:t>BatchEvalPython</w:t>
-            </w:r>
-          </w:p>
-        </w:tc>
-        <w:tc>
-          <w:tcPr>
-            <w:tcW w:type="dxa" w:w="4110"/>
-          </w:tcPr>
-          <w:p>
-            <w:r>
-              <w:t>A Python UDF. Rows leave the JVM for a Python worker.</w:t>
-            </w:r>
-          </w:p>
-        </w:tc>
-      </w:tr>
-    </w:tbl>
-    <w:p>
-      <w:r>
-        <w:rPr>
-          <w:rFonts w:ascii="Consolas" w:hAnsi="Consolas" w:eastAsia="Consolas"/>
-          <w:b w:val="0"/>
-          <w:sz w:val="19"/>
-        </w:rPr>
-        <w:t>AdaptiveSparkPlan isFinalPlan=false</w:t>
-      </w:r>
-      <w:r>
-        <w:rPr>
-          <w:b w:val="0"/>
-          <w:i w:val="0"/>
-        </w:rPr>
-        <w:t xml:space="preserve"> means adaptive query execution will adjust the plan at run time, for example switching a join to broadcast. </w:t>
-      </w:r>
-      <w:r>
-        <w:rPr>
-          <w:rFonts w:ascii="Consolas" w:hAnsi="Consolas" w:eastAsia="Consolas"/>
-          <w:b w:val="0"/>
-          <w:sz w:val="19"/>
-        </w:rPr>
-        <w:t>explain()</w:t>
-      </w:r>
-      <w:r>
-        <w:rPr>
-          <w:b w:val="0"/>
-          <w:i w:val="0"/>
-        </w:rPr>
-        <w:t xml:space="preserve"> shows the starting plan.</w:t>
-      </w:r>
-    </w:p>
-    <w:p>
-      <w:r>
-        <w:rPr>
-          <w:b/>
-          <w:i w:val="0"/>
-        </w:rPr>
-        <w:t>After the run</w:t>
-      </w:r>
-      <w:r>
-        <w:rPr>
-          <w:b w:val="0"/>
-          <w:i w:val="0"/>
-        </w:rPr>
-        <w:t xml:space="preserve">, look at what happened. On classic compute, the </w:t>
-      </w:r>
-      <w:r>
-        <w:rPr>
-          <w:b/>
-          <w:i w:val="0"/>
-        </w:rPr>
-        <w:t>Spark UI</w:t>
-      </w:r>
-      <w:r>
-        <w:rPr>
-          <w:b w:val="0"/>
-          <w:i w:val="0"/>
-        </w:rPr>
-        <w:t xml:space="preserve"> shows jobs, stages, tasks and the SQL tab with row counts per operator. On </w:t>
-      </w:r>
-      <w:r>
-        <w:rPr>
-          <w:b/>
-          <w:i w:val="0"/>
-        </w:rPr>
-        <w:t>serverless</w:t>
-      </w:r>
-      <w:r>
-        <w:rPr>
-          <w:b w:val="0"/>
-          <w:i w:val="0"/>
-        </w:rPr>
-        <w:t xml:space="preserve">, the Spark UI is not available. Use the </w:t>
-      </w:r>
-      <w:r>
-        <w:rPr>
-          <w:b/>
-          <w:i w:val="0"/>
-        </w:rPr>
-        <w:t>query profile</w:t>
-      </w:r>
-      <w:r>
-        <w:rPr>
-          <w:b w:val="0"/>
-          <w:i w:val="0"/>
-        </w:rPr>
-        <w:t>, which shows each operator with its time spent, rows and memory peak, and a Top operators panel.</w:t>
-      </w:r>
-    </w:p>
-    <w:p>
-      <w:r>
-        <w:rPr>
-          <w:b w:val="0"/>
-          <w:i w:val="0"/>
-        </w:rPr>
-        <w:t xml:space="preserve">In the UI or profile, compare </w:t>
-      </w:r>
-      <w:r>
-        <w:rPr>
-          <w:b/>
-          <w:i w:val="0"/>
-        </w:rPr>
-        <w:t>rows out</w:t>
-      </w:r>
-      <w:r>
-        <w:rPr>
-          <w:b w:val="0"/>
-          <w:i w:val="0"/>
-        </w:rPr>
-        <w:t xml:space="preserve"> of each join with rows in. A join whose output exceeds its larger input is duplicating rows (lesson D3-L1). Look for one task far slower than the rest of its stage: that is skew.</w:t>
-      </w:r>
-    </w:p>
-    <w:p>
-      <w:pPr>
-        <w:pStyle w:val="Heading4"/>
-      </w:pPr>
-      <w:r>
-        <w:t>Why it matters</w:t>
-      </w:r>
-    </w:p>
-    <w:p>
-      <w:r>
-        <w:rPr>
-          <w:b w:val="0"/>
-          <w:i w:val="0"/>
-        </w:rPr>
-        <w:t xml:space="preserve">A gold job's runtime grew from 4 minutes to 70 over a month. Nobody had changed the code. </w:t>
-      </w:r>
-      <w:r>
-        <w:rPr>
-          <w:rFonts w:ascii="Consolas" w:hAnsi="Consolas" w:eastAsia="Consolas"/>
-          <w:b w:val="0"/>
-          <w:sz w:val="19"/>
-        </w:rPr>
-        <w:t>explain()</w:t>
-      </w:r>
-      <w:r>
-        <w:rPr>
-          <w:b w:val="0"/>
-          <w:i w:val="0"/>
-        </w:rPr>
-        <w:t xml:space="preserve"> showed </w:t>
-      </w:r>
-      <w:r>
-        <w:rPr>
-          <w:rFonts w:ascii="Consolas" w:hAnsi="Consolas" w:eastAsia="Consolas"/>
-          <w:b w:val="0"/>
-          <w:sz w:val="19"/>
-        </w:rPr>
-        <w:t>BroadcastNestedLoopJoin</w:t>
-      </w:r>
-      <w:r>
-        <w:rPr>
-          <w:b w:val="0"/>
-          <w:i w:val="0"/>
-        </w:rPr>
-        <w:t>: a join on a range condition, fine while the dimension held 50 rows, painful at 4,000. The plan named the problem in one line. Rewriting the range join as an equi-join on a precomputed band key brought it back to 5 minutes.</w:t>
-      </w:r>
-    </w:p>
-    <w:p>
-      <w:pPr>
-        <w:pStyle w:val="Heading4"/>
-      </w:pPr>
-      <w:r>
-        <w:t>Worked example: weak code</w:t>
+      <w:r>
+        <w:rPr>
+          <w:b w:val="0"/>
+          <w:i w:val="0"/>
+        </w:rPr>
+        <w:t>Shape of the answer. The reference solution defines these names. Write the bodies yourself.</w:t>
       </w:r>
     </w:p>
     <w:tbl>
@@ -5506,7 +5053,7 @@
                 <w:b w:val="0"/>
                 <w:sz w:val="16"/>
               </w:rPr>
-              <w:t>from pyspark.sql import functions as F</w:t>
+              <w:t># Module constant.</w:t>
             </w:r>
           </w:p>
           <w:p>
@@ -5529,7 +5076,7 @@
                 <w:b w:val="0"/>
                 <w:sz w:val="16"/>
               </w:rPr>
-              <w:t xml:space="preserve"> </w:t>
+              <w:t>STATUS_LEVELS = ...</w:t>
             </w:r>
           </w:p>
           <w:p>
@@ -5540,19 +5087,19 @@
             <w:r>
               <w:rPr>
                 <w:rFonts w:ascii="Consolas" w:hAnsi="Consolas" w:eastAsia="Consolas"/>
-                <w:b/>
+                <w:b w:val="0"/>
                 <w:color w:val="5B6875"/>
                 <w:sz w:val="16"/>
               </w:rPr>
-              <w:t xml:space="preserve"> [1]  </w:t>
-            </w:r>
-            <w:r>
-              <w:rPr>
-                <w:rFonts w:ascii="Consolas" w:hAnsi="Consolas" w:eastAsia="Consolas"/>
-                <w:b w:val="0"/>
-                <w:sz w:val="16"/>
-              </w:rPr>
-              <w:t>joined = respondents.crossJoin(regions).filter(</w:t>
+              <w:t xml:space="preserve">   3  </w:t>
+            </w:r>
+            <w:r>
+              <w:rPr>
+                <w:rFonts w:ascii="Consolas" w:hAnsi="Consolas" w:eastAsia="Consolas"/>
+                <w:b w:val="0"/>
+                <w:sz w:val="16"/>
+              </w:rPr>
+              <w:t xml:space="preserve"> </w:t>
             </w:r>
           </w:p>
           <w:p>
@@ -5575,7 +5122,7 @@
                 <w:b w:val="0"/>
                 <w:sz w:val="16"/>
               </w:rPr>
-              <w:t xml:space="preserve">    F.col("postcode_area") == F.col("area_code")</w:t>
+              <w:t># Log one check result at a level matching its outcome.</w:t>
             </w:r>
           </w:p>
           <w:p>
@@ -5598,7 +5145,7 @@
                 <w:b w:val="0"/>
                 <w:sz w:val="16"/>
               </w:rPr>
-              <w:t>)</w:t>
+              <w:t>def log_check(</w:t>
             </w:r>
           </w:p>
           <w:p>
@@ -5609,66 +5156,147 @@
             <w:r>
               <w:rPr>
                 <w:rFonts w:ascii="Consolas" w:hAnsi="Consolas" w:eastAsia="Consolas"/>
-                <w:b/>
+                <w:b w:val="0"/>
                 <w:color w:val="5B6875"/>
                 <w:sz w:val="16"/>
               </w:rPr>
-              <w:t xml:space="preserve"> [2]  </w:t>
-            </w:r>
-            <w:r>
-              <w:rPr>
-                <w:rFonts w:ascii="Consolas" w:hAnsi="Consolas" w:eastAsia="Consolas"/>
-                <w:b w:val="0"/>
-                <w:sz w:val="16"/>
-              </w:rPr>
-              <w:t>joined.write.mode("overwrite").saveAsTable("research_gold.nat_regions")</w:t>
+              <w:t xml:space="preserve">   6  </w:t>
+            </w:r>
+            <w:r>
+              <w:rPr>
+                <w:rFonts w:ascii="Consolas" w:hAnsi="Consolas" w:eastAsia="Consolas"/>
+                <w:b w:val="0"/>
+                <w:sz w:val="16"/>
+              </w:rPr>
+              <w:t xml:space="preserve">    logger: logging.Logger,</w:t>
+            </w:r>
+          </w:p>
+          <w:p>
+            <w:pPr>
+              <w:spacing w:before="0" w:after="0" w:line="240" w:lineRule="auto"/>
+              <w:ind w:left="567" w:hanging="567"/>
+            </w:pPr>
+            <w:r>
+              <w:rPr>
+                <w:rFonts w:ascii="Consolas" w:hAnsi="Consolas" w:eastAsia="Consolas"/>
+                <w:b w:val="0"/>
+                <w:color w:val="5B6875"/>
+                <w:sz w:val="16"/>
+              </w:rPr>
+              <w:t xml:space="preserve">   7  </w:t>
+            </w:r>
+            <w:r>
+              <w:rPr>
+                <w:rFonts w:ascii="Consolas" w:hAnsi="Consolas" w:eastAsia="Consolas"/>
+                <w:b w:val="0"/>
+                <w:sz w:val="16"/>
+              </w:rPr>
+              <w:t xml:space="preserve">    check: str,</w:t>
+            </w:r>
+          </w:p>
+          <w:p>
+            <w:pPr>
+              <w:spacing w:before="0" w:after="0" w:line="240" w:lineRule="auto"/>
+              <w:ind w:left="567" w:hanging="567"/>
+            </w:pPr>
+            <w:r>
+              <w:rPr>
+                <w:rFonts w:ascii="Consolas" w:hAnsi="Consolas" w:eastAsia="Consolas"/>
+                <w:b w:val="0"/>
+                <w:color w:val="5B6875"/>
+                <w:sz w:val="16"/>
+              </w:rPr>
+              <w:t xml:space="preserve">   8  </w:t>
+            </w:r>
+            <w:r>
+              <w:rPr>
+                <w:rFonts w:ascii="Consolas" w:hAnsi="Consolas" w:eastAsia="Consolas"/>
+                <w:b w:val="0"/>
+                <w:sz w:val="16"/>
+              </w:rPr>
+              <w:t xml:space="preserve">    status: str,</w:t>
+            </w:r>
+          </w:p>
+          <w:p>
+            <w:pPr>
+              <w:spacing w:before="0" w:after="0" w:line="240" w:lineRule="auto"/>
+              <w:ind w:left="567" w:hanging="567"/>
+            </w:pPr>
+            <w:r>
+              <w:rPr>
+                <w:rFonts w:ascii="Consolas" w:hAnsi="Consolas" w:eastAsia="Consolas"/>
+                <w:b w:val="0"/>
+                <w:color w:val="5B6875"/>
+                <w:sz w:val="16"/>
+              </w:rPr>
+              <w:t xml:space="preserve">   9  </w:t>
+            </w:r>
+            <w:r>
+              <w:rPr>
+                <w:rFonts w:ascii="Consolas" w:hAnsi="Consolas" w:eastAsia="Consolas"/>
+                <w:b w:val="0"/>
+                <w:sz w:val="16"/>
+              </w:rPr>
+              <w:t xml:space="preserve">    severity: str,</w:t>
+            </w:r>
+          </w:p>
+          <w:p>
+            <w:pPr>
+              <w:spacing w:before="0" w:after="0" w:line="240" w:lineRule="auto"/>
+              <w:ind w:left="567" w:hanging="567"/>
+            </w:pPr>
+            <w:r>
+              <w:rPr>
+                <w:rFonts w:ascii="Consolas" w:hAnsi="Consolas" w:eastAsia="Consolas"/>
+                <w:b w:val="0"/>
+                <w:color w:val="5B6875"/>
+                <w:sz w:val="16"/>
+              </w:rPr>
+              <w:t xml:space="preserve">  10  </w:t>
+            </w:r>
+            <w:r>
+              <w:rPr>
+                <w:rFonts w:ascii="Consolas" w:hAnsi="Consolas" w:eastAsia="Consolas"/>
+                <w:b w:val="0"/>
+                <w:sz w:val="16"/>
+              </w:rPr>
+              <w:t xml:space="preserve">    wave_id: str,</w:t>
+            </w:r>
+          </w:p>
+          <w:p>
+            <w:pPr>
+              <w:spacing w:before="0" w:after="0" w:line="240" w:lineRule="auto"/>
+              <w:ind w:left="567" w:hanging="567"/>
+            </w:pPr>
+            <w:r>
+              <w:rPr>
+                <w:rFonts w:ascii="Consolas" w:hAnsi="Consolas" w:eastAsia="Consolas"/>
+                <w:b w:val="0"/>
+                <w:color w:val="5B6875"/>
+                <w:sz w:val="16"/>
+              </w:rPr>
+              <w:t xml:space="preserve">  11  </w:t>
+            </w:r>
+            <w:r>
+              <w:rPr>
+                <w:rFonts w:ascii="Consolas" w:hAnsi="Consolas" w:eastAsia="Consolas"/>
+                <w:b w:val="0"/>
+                <w:sz w:val="16"/>
+              </w:rPr>
+              <w:t>) -&gt; None: ...</w:t>
             </w:r>
           </w:p>
         </w:tc>
       </w:tr>
     </w:tbl>
+    <w:p/>
     <w:p>
-      <w:pPr>
-        <w:pStyle w:val="ListNumber"/>
-      </w:pPr>
-      <w:r>
-        <w:rPr>
-          <w:b/>
-        </w:rPr>
-        <w:t xml:space="preserve">Line 3. </w:t>
-      </w:r>
-      <w:r>
-        <w:rPr>
-          <w:b w:val="0"/>
-          <w:i w:val="0"/>
-        </w:rPr>
-        <w:t>A cross join first, then a filter. Check the plan before you trust the optimiser to rewrite it.</w:t>
-      </w:r>
-    </w:p>
-    <w:p>
-      <w:pPr>
-        <w:pStyle w:val="ListNumber"/>
-      </w:pPr>
-      <w:r>
-        <w:rPr>
-          <w:b/>
-        </w:rPr>
-        <w:t xml:space="preserve">Line 6. </w:t>
-      </w:r>
-      <w:r>
-        <w:rPr>
-          <w:b w:val="0"/>
-          <w:i w:val="0"/>
-        </w:rPr>
-        <w:t>Runs without ever reading the plan.</w:t>
-      </w:r>
-    </w:p>
-    <w:p>
-      <w:pPr>
-        <w:pStyle w:val="Heading4"/>
-      </w:pPr>
-      <w:r>
-        <w:t>Worked example: strong code</w:t>
+      <w:r>
+        <w:rPr>
+          <w:b w:val="0"/>
+          <w:i w:val="0"/>
+        </w:rPr>
+        <w:t>Starter code:</w:t>
       </w:r>
     </w:p>
     <w:tbl>
@@ -5706,7 +5334,7 @@
                 <w:b w:val="0"/>
                 <w:sz w:val="16"/>
               </w:rPr>
-              <w:t>from pyspark.sql import functions as F</w:t>
+              <w:t>import logging</w:t>
             </w:r>
           </w:p>
           <w:p>
@@ -5752,7 +5380,7 @@
                 <w:b w:val="0"/>
                 <w:sz w:val="16"/>
               </w:rPr>
-              <w:t>joined = respondents.join(</w:t>
+              <w:t xml:space="preserve"> </w:t>
             </w:r>
           </w:p>
           <w:p>
@@ -5763,19 +5391,19 @@
             <w:r>
               <w:rPr>
                 <w:rFonts w:ascii="Consolas" w:hAnsi="Consolas" w:eastAsia="Consolas"/>
-                <w:b/>
+                <w:b w:val="0"/>
                 <w:color w:val="5B6875"/>
                 <w:sz w:val="16"/>
               </w:rPr>
-              <w:t xml:space="preserve"> [1]  </w:t>
-            </w:r>
-            <w:r>
-              <w:rPr>
-                <w:rFonts w:ascii="Consolas" w:hAnsi="Consolas" w:eastAsia="Consolas"/>
-                <w:b w:val="0"/>
-                <w:sz w:val="16"/>
-              </w:rPr>
-              <w:t xml:space="preserve">    F.broadcast(regions), respondents["postcode_area"] == regions["area_code"], "left"</w:t>
+              <w:t xml:space="preserve">   4  </w:t>
+            </w:r>
+            <w:r>
+              <w:rPr>
+                <w:rFonts w:ascii="Consolas" w:hAnsi="Consolas" w:eastAsia="Consolas"/>
+                <w:b w:val="0"/>
+                <w:sz w:val="16"/>
+              </w:rPr>
+              <w:t>def log_check(logger, check, status, severity, wave_id):</w:t>
             </w:r>
           </w:p>
           <w:p>
@@ -5798,115 +5426,564 @@
                 <w:b w:val="0"/>
                 <w:sz w:val="16"/>
               </w:rPr>
-              <w:t>)</w:t>
+              <w:t xml:space="preserve">    logger.info(f"{check} {status}")</w:t>
             </w:r>
           </w:p>
+        </w:tc>
+      </w:tr>
+    </w:tbl>
+    <w:p/>
+    <w:p>
+      <w:pPr>
+        <w:pStyle w:val="Heading5"/>
+      </w:pPr>
+      <w:r>
+        <w:t>Exercise 5. Architecture design (level 4)</w:t>
+      </w:r>
+    </w:p>
+    <w:p>
+      <w:r>
+        <w:rPr>
+          <w:b w:val="0"/>
+          <w:i w:val="0"/>
+        </w:rPr>
+        <w:t>Set the logging for a silver job that runs nightly on Databricks.</w:t>
+      </w:r>
+    </w:p>
+    <w:p>
+      <w:r>
+        <w:rPr>
+          <w:b w:val="0"/>
+          <w:i w:val="0"/>
+        </w:rPr>
+        <w:t>Options: INFO, with DEBUG switched on by a job parameter when investigating, DEBUG always.</w:t>
+      </w:r>
+    </w:p>
+    <w:p>
+      <w:pPr>
+        <w:pStyle w:val="ListNumber"/>
+      </w:pPr>
+      <w:r>
+        <w:rPr>
+          <w:b w:val="0"/>
+          <w:i w:val="0"/>
+        </w:rPr>
+        <w:t>Level in production</w:t>
+      </w:r>
+    </w:p>
+    <w:p>
+      <w:pPr>
+        <w:pStyle w:val="ListNumber"/>
+      </w:pPr>
+      <w:r>
+        <w:rPr>
+          <w:b w:val="0"/>
+          <w:i w:val="0"/>
+        </w:rPr>
+        <w:t>Each step's log line</w:t>
+      </w:r>
+    </w:p>
+    <w:p>
+      <w:pPr>
+        <w:pStyle w:val="ListNumber"/>
+      </w:pPr>
+      <w:r>
+        <w:rPr>
+          <w:b w:val="0"/>
+          <w:i w:val="0"/>
+        </w:rPr>
+        <w:t>Run history for dashboards</w:t>
+      </w:r>
+    </w:p>
+    <w:p>
+      <w:pPr>
+        <w:pStyle w:val="Heading4"/>
+      </w:pPr>
+      <w:r>
+        <w:t>Sources</w:t>
+      </w:r>
+    </w:p>
+    <w:p>
+      <w:pPr>
+        <w:pStyle w:val="ListBullet"/>
+      </w:pPr>
+      <w:r>
+        <w:rPr>
+          <w:b w:val="0"/>
+          <w:i w:val="0"/>
+        </w:rPr>
+        <w:t>Default effective level WARNING; unconfigured output is the bare message; basicConfig second call no-op unless force=True; logger.exception logs at ERROR with traceback; level numbers 10 to 50. (verified: Local run on CPython 3.13.12, September 2026.)</w:t>
+      </w:r>
+    </w:p>
+    <w:p>
+      <w:pPr>
+        <w:pStyle w:val="ListBullet"/>
+      </w:pPr>
+      <w:r>
+        <w:rPr>
+          <w:b w:val="0"/>
+          <w:i w:val="0"/>
+        </w:rPr>
+        <w:t>ruff rule G004 flags f-strings in logging calls. (verified: ruff 0.16.9 run in this repo reports 'G004 Logging statement uses f-string'.)</w:t>
+      </w:r>
+    </w:p>
+    <w:p>
+      <w:pPr>
+        <w:pStyle w:val="Heading3"/>
+      </w:pPr>
+      <w:r>
+        <w:t>D2-L3 explain(), the Spark UI and the query profile</w:t>
+      </w:r>
+    </w:p>
+    <w:p>
+      <w:pPr>
+        <w:pStyle w:val="Heading4"/>
+      </w:pPr>
+      <w:r>
+        <w:t>Concept</w:t>
+      </w:r>
+    </w:p>
+    <w:p>
+      <w:r>
+        <w:rPr>
+          <w:b w:val="0"/>
+          <w:i w:val="0"/>
+        </w:rPr>
+        <w:t xml:space="preserve">A slow Spark job often shows why in its </w:t>
+      </w:r>
+      <w:r>
+        <w:rPr>
+          <w:b/>
+          <w:i w:val="0"/>
+        </w:rPr>
+        <w:t>plan</w:t>
+      </w:r>
+      <w:r>
+        <w:rPr>
+          <w:b w:val="0"/>
+          <w:i w:val="0"/>
+        </w:rPr>
+        <w:t>. Read it before you tune anything.</w:t>
+      </w:r>
+    </w:p>
+    <w:p>
+      <w:r>
+        <w:rPr>
+          <w:rFonts w:ascii="Consolas" w:hAnsi="Consolas" w:eastAsia="Consolas"/>
+          <w:b w:val="0"/>
+          <w:sz w:val="19"/>
+        </w:rPr>
+        <w:t>df.explain()</w:t>
+      </w:r>
+      <w:r>
+        <w:rPr>
+          <w:b w:val="0"/>
+          <w:i w:val="0"/>
+        </w:rPr>
+        <w:t xml:space="preserve"> prints the physical plan without running the query. </w:t>
+      </w:r>
+      <w:r>
+        <w:rPr>
+          <w:rFonts w:ascii="Consolas" w:hAnsi="Consolas" w:eastAsia="Consolas"/>
+          <w:b w:val="0"/>
+          <w:sz w:val="19"/>
+        </w:rPr>
+        <w:t>df.explain("formatted")</w:t>
+      </w:r>
+      <w:r>
+        <w:rPr>
+          <w:b w:val="0"/>
+          <w:i w:val="0"/>
+        </w:rPr>
+        <w:t xml:space="preserve"> numbers each operator and lists its details below. The other modes are </w:t>
+      </w:r>
+      <w:r>
+        <w:rPr>
+          <w:rFonts w:ascii="Consolas" w:hAnsi="Consolas" w:eastAsia="Consolas"/>
+          <w:b w:val="0"/>
+          <w:sz w:val="19"/>
+        </w:rPr>
+        <w:t>"simple"</w:t>
+      </w:r>
+      <w:r>
+        <w:rPr>
+          <w:b w:val="0"/>
+          <w:i w:val="0"/>
+        </w:rPr>
+        <w:t xml:space="preserve"> (the default), </w:t>
+      </w:r>
+      <w:r>
+        <w:rPr>
+          <w:rFonts w:ascii="Consolas" w:hAnsi="Consolas" w:eastAsia="Consolas"/>
+          <w:b w:val="0"/>
+          <w:sz w:val="19"/>
+        </w:rPr>
+        <w:t>"extended"</w:t>
+      </w:r>
+      <w:r>
+        <w:rPr>
+          <w:b w:val="0"/>
+          <w:i w:val="0"/>
+        </w:rPr>
+        <w:t xml:space="preserve">, </w:t>
+      </w:r>
+      <w:r>
+        <w:rPr>
+          <w:rFonts w:ascii="Consolas" w:hAnsi="Consolas" w:eastAsia="Consolas"/>
+          <w:b w:val="0"/>
+          <w:sz w:val="19"/>
+        </w:rPr>
+        <w:t>"codegen"</w:t>
+      </w:r>
+      <w:r>
+        <w:rPr>
+          <w:b w:val="0"/>
+          <w:i w:val="0"/>
+        </w:rPr>
+        <w:t xml:space="preserve"> and </w:t>
+      </w:r>
+      <w:r>
+        <w:rPr>
+          <w:rFonts w:ascii="Consolas" w:hAnsi="Consolas" w:eastAsia="Consolas"/>
+          <w:b w:val="0"/>
+          <w:sz w:val="19"/>
+        </w:rPr>
+        <w:t>"cost"</w:t>
+      </w:r>
+      <w:r>
+        <w:rPr>
+          <w:b w:val="0"/>
+          <w:i w:val="0"/>
+        </w:rPr>
+        <w:t xml:space="preserve">. Read the tree from the </w:t>
+      </w:r>
+      <w:r>
+        <w:rPr>
+          <w:b/>
+          <w:i w:val="0"/>
+        </w:rPr>
+        <w:t>bottom up</w:t>
+      </w:r>
+      <w:r>
+        <w:rPr>
+          <w:b w:val="0"/>
+          <w:i w:val="0"/>
+        </w:rPr>
+        <w:t>: the scan is at the bottom, the result at the top.</w:t>
+      </w:r>
+    </w:p>
+    <w:p>
+      <w:r>
+        <w:rPr>
+          <w:b w:val="0"/>
+          <w:i w:val="0"/>
+        </w:rPr>
+        <w:t>What to look for (examples from PySpark 4.0.4):</w:t>
+      </w:r>
+    </w:p>
+    <w:tbl>
+      <w:tblPr>
+        <w:tblStyle w:val="TableGrid"/>
+        <w:tblW w:type="auto" w:w="0"/>
+        <w:tblLook w:firstColumn="1" w:firstRow="1" w:lastColumn="0" w:lastRow="0" w:noHBand="0" w:noVBand="1" w:val="04A0"/>
+      </w:tblPr>
+      <w:tblGrid>
+        <w:gridCol w:w="4110"/>
+        <w:gridCol w:w="4110"/>
+      </w:tblGrid>
+      <w:tr>
+        <w:tc>
+          <w:tcPr>
+            <w:tcW w:type="dxa" w:w="4110"/>
+          </w:tcPr>
           <w:p>
-            <w:pPr>
-              <w:spacing w:before="0" w:after="0" w:line="240" w:lineRule="auto"/>
-              <w:ind w:left="567" w:hanging="567"/>
-            </w:pPr>
-            <w:r>
-              <w:rPr>
-                <w:rFonts w:ascii="Consolas" w:hAnsi="Consolas" w:eastAsia="Consolas"/>
+            <w:r>
+              <w:rPr>
                 <w:b/>
-                <w:color w:val="5B6875"/>
-                <w:sz w:val="16"/>
-              </w:rPr>
-              <w:t xml:space="preserve"> [2]  </w:t>
-            </w:r>
-            <w:r>
-              <w:rPr>
-                <w:rFonts w:ascii="Consolas" w:hAnsi="Consolas" w:eastAsia="Consolas"/>
-                <w:b w:val="0"/>
-                <w:sz w:val="16"/>
-              </w:rPr>
-              <w:t>joined.explain("formatted")</w:t>
+              </w:rPr>
+              <w:t>In the plan</w:t>
             </w:r>
           </w:p>
+        </w:tc>
+        <w:tc>
+          <w:tcPr>
+            <w:tcW w:type="dxa" w:w="4110"/>
+          </w:tcPr>
           <w:p>
-            <w:pPr>
-              <w:spacing w:before="0" w:after="0" w:line="240" w:lineRule="auto"/>
-              <w:ind w:left="567" w:hanging="567"/>
-            </w:pPr>
-            <w:r>
-              <w:rPr>
-                <w:rFonts w:ascii="Consolas" w:hAnsi="Consolas" w:eastAsia="Consolas"/>
-                <w:b w:val="0"/>
-                <w:color w:val="5B6875"/>
-                <w:sz w:val="16"/>
-              </w:rPr>
-              <w:t xml:space="preserve">   7  </w:t>
-            </w:r>
-            <w:r>
-              <w:rPr>
-                <w:rFonts w:ascii="Consolas" w:hAnsi="Consolas" w:eastAsia="Consolas"/>
-                <w:b w:val="0"/>
-                <w:sz w:val="16"/>
-              </w:rPr>
-              <w:t># Expect BroadcastHashJoin, no CartesianProduct, one scan of respondents.</w:t>
+            <w:r>
+              <w:rPr>
+                <w:b/>
+              </w:rPr>
+              <w:t>Means</w:t>
             </w:r>
           </w:p>
+        </w:tc>
+      </w:tr>
+      <w:tr>
+        <w:tc>
+          <w:tcPr>
+            <w:tcW w:type="dxa" w:w="4110"/>
+          </w:tcPr>
           <w:p>
-            <w:pPr>
-              <w:spacing w:before="0" w:after="0" w:line="240" w:lineRule="auto"/>
-              <w:ind w:left="567" w:hanging="567"/>
-            </w:pPr>
-            <w:r>
-              <w:rPr>
-                <w:rFonts w:ascii="Consolas" w:hAnsi="Consolas" w:eastAsia="Consolas"/>
-                <w:b w:val="0"/>
-                <w:color w:val="5B6875"/>
-                <w:sz w:val="16"/>
-              </w:rPr>
-              <w:t xml:space="preserve">   8  </w:t>
-            </w:r>
-            <w:r>
-              <w:rPr>
-                <w:rFonts w:ascii="Consolas" w:hAnsi="Consolas" w:eastAsia="Consolas"/>
-                <w:b w:val="0"/>
-                <w:sz w:val="16"/>
-              </w:rPr>
-              <w:t>joined.write.mode("overwrite").saveAsTable("research_gold.nat_regions")</w:t>
+            <w:r>
+              <w:t>PartitionFilters: [(wave_id = 3)]</w:t>
+            </w:r>
+          </w:p>
+        </w:tc>
+        <w:tc>
+          <w:tcPr>
+            <w:tcW w:type="dxa" w:w="4110"/>
+          </w:tcPr>
+          <w:p>
+            <w:r>
+              <w:t>Only matching partitions are read. Good.</w:t>
+            </w:r>
+          </w:p>
+        </w:tc>
+      </w:tr>
+      <w:tr>
+        <w:tc>
+          <w:tcPr>
+            <w:tcW w:type="dxa" w:w="4110"/>
+          </w:tcPr>
+          <w:p>
+            <w:r>
+              <w:t>PushedFilters: [GreaterThan(w,1.0)]</w:t>
+            </w:r>
+          </w:p>
+        </w:tc>
+        <w:tc>
+          <w:tcPr>
+            <w:tcW w:type="dxa" w:w="4110"/>
+          </w:tcPr>
+          <w:p>
+            <w:r>
+              <w:t>The filter runs inside the file reader. Good.</w:t>
+            </w:r>
+          </w:p>
+        </w:tc>
+      </w:tr>
+      <w:tr>
+        <w:tc>
+          <w:tcPr>
+            <w:tcW w:type="dxa" w:w="4110"/>
+          </w:tcPr>
+          <w:p>
+            <w:r>
+              <w:t>PushedFilters: [] on a filtered query</w:t>
+            </w:r>
+          </w:p>
+        </w:tc>
+        <w:tc>
+          <w:tcPr>
+            <w:tcW w:type="dxa" w:w="4110"/>
+          </w:tcPr>
+          <w:p>
+            <w:r>
+              <w:t>Nothing was pushed down. Check the filter's column and type.</w:t>
+            </w:r>
+          </w:p>
+        </w:tc>
+      </w:tr>
+      <w:tr>
+        <w:tc>
+          <w:tcPr>
+            <w:tcW w:type="dxa" w:w="4110"/>
+          </w:tcPr>
+          <w:p>
+            <w:r>
+              <w:t>Exchange hashpartitioning(...)</w:t>
+            </w:r>
+          </w:p>
+        </w:tc>
+        <w:tc>
+          <w:tcPr>
+            <w:tcW w:type="dxa" w:w="4110"/>
+          </w:tcPr>
+          <w:p>
+            <w:r>
+              <w:t>A shuffle: data moves across the cluster. Each one costs time.</w:t>
+            </w:r>
+          </w:p>
+        </w:tc>
+      </w:tr>
+      <w:tr>
+        <w:tc>
+          <w:tcPr>
+            <w:tcW w:type="dxa" w:w="4110"/>
+          </w:tcPr>
+          <w:p>
+            <w:r>
+              <w:t>BroadcastHashJoin</w:t>
+            </w:r>
+          </w:p>
+        </w:tc>
+        <w:tc>
+          <w:tcPr>
+            <w:tcW w:type="dxa" w:w="4110"/>
+          </w:tcPr>
+          <w:p>
+            <w:r>
+              <w:t>The small side is copied to every executor. No shuffle of the large side.</w:t>
+            </w:r>
+          </w:p>
+        </w:tc>
+      </w:tr>
+      <w:tr>
+        <w:tc>
+          <w:tcPr>
+            <w:tcW w:type="dxa" w:w="4110"/>
+          </w:tcPr>
+          <w:p>
+            <w:r>
+              <w:t>SortMergeJoin</w:t>
+            </w:r>
+          </w:p>
+        </w:tc>
+        <w:tc>
+          <w:tcPr>
+            <w:tcW w:type="dxa" w:w="4110"/>
+          </w:tcPr>
+          <w:p>
+            <w:r>
+              <w:t>Both sides are shuffled and sorted. Normal for two large tables.</w:t>
+            </w:r>
+          </w:p>
+        </w:tc>
+      </w:tr>
+      <w:tr>
+        <w:tc>
+          <w:tcPr>
+            <w:tcW w:type="dxa" w:w="4110"/>
+          </w:tcPr>
+          <w:p>
+            <w:r>
+              <w:t>CartesianProduct or BroadcastNestedLoopJoin</w:t>
+            </w:r>
+          </w:p>
+        </w:tc>
+        <w:tc>
+          <w:tcPr>
+            <w:tcW w:type="dxa" w:w="4110"/>
+          </w:tcPr>
+          <w:p>
+            <w:r>
+              <w:t>Every row meets every row. Usually a missing join condition.</w:t>
+            </w:r>
+          </w:p>
+        </w:tc>
+      </w:tr>
+      <w:tr>
+        <w:tc>
+          <w:tcPr>
+            <w:tcW w:type="dxa" w:w="4110"/>
+          </w:tcPr>
+          <w:p>
+            <w:r>
+              <w:t>BatchEvalPython</w:t>
+            </w:r>
+          </w:p>
+        </w:tc>
+        <w:tc>
+          <w:tcPr>
+            <w:tcW w:type="dxa" w:w="4110"/>
+          </w:tcPr>
+          <w:p>
+            <w:r>
+              <w:t>A Python UDF. Rows leave the JVM for a Python worker.</w:t>
             </w:r>
           </w:p>
         </w:tc>
       </w:tr>
     </w:tbl>
     <w:p>
-      <w:pPr>
-        <w:pStyle w:val="ListNumber"/>
-      </w:pPr>
-      <w:r>
-        <w:rPr>
-          <w:b/>
-        </w:rPr>
-        <w:t xml:space="preserve">Line 4. </w:t>
-      </w:r>
-      <w:r>
-        <w:rPr>
-          <w:b w:val="0"/>
-          <w:i w:val="0"/>
-        </w:rPr>
-        <w:t>An explicit equi-join with the small side broadcast.</w:t>
+      <w:r>
+        <w:rPr>
+          <w:rFonts w:ascii="Consolas" w:hAnsi="Consolas" w:eastAsia="Consolas"/>
+          <w:b w:val="0"/>
+          <w:sz w:val="19"/>
+        </w:rPr>
+        <w:t>AdaptiveSparkPlan isFinalPlan=false</w:t>
+      </w:r>
+      <w:r>
+        <w:rPr>
+          <w:b w:val="0"/>
+          <w:i w:val="0"/>
+        </w:rPr>
+        <w:t xml:space="preserve"> means adaptive query execution will adjust the plan at run time, for example switching a join to broadcast. </w:t>
+      </w:r>
+      <w:r>
+        <w:rPr>
+          <w:rFonts w:ascii="Consolas" w:hAnsi="Consolas" w:eastAsia="Consolas"/>
+          <w:b w:val="0"/>
+          <w:sz w:val="19"/>
+        </w:rPr>
+        <w:t>explain()</w:t>
+      </w:r>
+      <w:r>
+        <w:rPr>
+          <w:b w:val="0"/>
+          <w:i w:val="0"/>
+        </w:rPr>
+        <w:t xml:space="preserve"> shows the starting plan.</w:t>
       </w:r>
     </w:p>
     <w:p>
-      <w:pPr>
-        <w:pStyle w:val="ListNumber"/>
-      </w:pPr>
       <w:r>
         <w:rPr>
           <w:b/>
-        </w:rPr>
-        <w:t xml:space="preserve">Line 6. </w:t>
-      </w:r>
-      <w:r>
-        <w:rPr>
-          <w:b w:val="0"/>
-          <w:i w:val="0"/>
-        </w:rPr>
-        <w:t>Read the plan once, when you write the code, and again when data volumes change.</w:t>
+          <w:i w:val="0"/>
+        </w:rPr>
+        <w:t>After the run</w:t>
+      </w:r>
+      <w:r>
+        <w:rPr>
+          <w:b w:val="0"/>
+          <w:i w:val="0"/>
+        </w:rPr>
+        <w:t xml:space="preserve">, look at what happened. On classic compute, the </w:t>
+      </w:r>
+      <w:r>
+        <w:rPr>
+          <w:b/>
+          <w:i w:val="0"/>
+        </w:rPr>
+        <w:t>Spark UI</w:t>
+      </w:r>
+      <w:r>
+        <w:rPr>
+          <w:b w:val="0"/>
+          <w:i w:val="0"/>
+        </w:rPr>
+        <w:t xml:space="preserve"> shows jobs, stages, tasks and the SQL tab with row counts per operator. On </w:t>
+      </w:r>
+      <w:r>
+        <w:rPr>
+          <w:b/>
+          <w:i w:val="0"/>
+        </w:rPr>
+        <w:t>serverless</w:t>
+      </w:r>
+      <w:r>
+        <w:rPr>
+          <w:b w:val="0"/>
+          <w:i w:val="0"/>
+        </w:rPr>
+        <w:t xml:space="preserve">, the Spark UI is not available. Use the </w:t>
+      </w:r>
+      <w:r>
+        <w:rPr>
+          <w:b/>
+          <w:i w:val="0"/>
+        </w:rPr>
+        <w:t>query profile</w:t>
+      </w:r>
+      <w:r>
+        <w:rPr>
+          <w:b w:val="0"/>
+          <w:i w:val="0"/>
+        </w:rPr>
+        <w:t>, which shows each operator with its time spent, rows and memory peak, and a Top operators panel.</w:t>
       </w:r>
     </w:p>
     <w:p>
@@ -5915,7 +5992,21 @@
           <w:b w:val="0"/>
           <w:i w:val="0"/>
         </w:rPr>
-        <w:t>Read the plan bottom up, look for pushed filters, shuffles, join types and Python UDFs, then confirm rows per operator in the Spark UI or query profile.</w:t>
+        <w:t xml:space="preserve">In the UI or profile, compare </w:t>
+      </w:r>
+      <w:r>
+        <w:rPr>
+          <w:b/>
+          <w:i w:val="0"/>
+        </w:rPr>
+        <w:t>rows out</w:t>
+      </w:r>
+      <w:r>
+        <w:rPr>
+          <w:b w:val="0"/>
+          <w:i w:val="0"/>
+        </w:rPr>
+        <w:t xml:space="preserve"> of each join with rows in. A join whose output exceeds its larger input is duplicating rows (lesson D3-L1). Look for one task far slower than the rest of its stage: that is skew.</w:t>
       </w:r>
     </w:p>
     <w:p>
@@ -5923,83 +6014,46 @@
         <w:pStyle w:val="Heading4"/>
       </w:pPr>
       <w:r>
-        <w:t>Recap card</w:t>
+        <w:t>Why it matters</w:t>
       </w:r>
     </w:p>
     <w:p>
-      <w:pPr>
-        <w:pStyle w:val="ListBullet"/>
-      </w:pPr>
-      <w:r>
-        <w:rPr>
-          <w:b/>
-          <w:i w:val="0"/>
-        </w:rPr>
-        <w:t>Read a physical plan in which direction?</w:t>
-      </w:r>
-      <w:r>
-        <w:rPr>
-          <w:b w:val="0"/>
-          <w:i w:val="0"/>
-        </w:rPr>
-        <w:t xml:space="preserve"> Bottom up: scan at the bottom, result at the top.</w:t>
-      </w:r>
-    </w:p>
-    <w:p>
-      <w:pPr>
-        <w:pStyle w:val="ListBullet"/>
-      </w:pPr>
-      <w:r>
-        <w:rPr>
-          <w:b/>
-          <w:i w:val="0"/>
-        </w:rPr>
-        <w:t>PartitionFilters and PushedFilters</w:t>
-      </w:r>
-      <w:r>
-        <w:rPr>
-          <w:b w:val="0"/>
-          <w:i w:val="0"/>
-        </w:rPr>
-        <w:t xml:space="preserve"> Filters applied while reading. Empty PushedFilters on a filtered query means no pushdown.</w:t>
-      </w:r>
-    </w:p>
-    <w:p>
-      <w:pPr>
-        <w:pStyle w:val="ListBullet"/>
-      </w:pPr>
-      <w:r>
-        <w:rPr>
-          <w:b/>
-          <w:i w:val="0"/>
-        </w:rPr>
-        <w:t>Plan operators that signal trouble</w:t>
-      </w:r>
-      <w:r>
-        <w:rPr>
-          <w:b w:val="0"/>
-          <w:i w:val="0"/>
-        </w:rPr>
-        <w:t xml:space="preserve"> CartesianProduct or BroadcastNestedLoopJoin (cross join), BatchEvalPython (Python UDF), many Exchange (shuffles).</w:t>
-      </w:r>
-    </w:p>
-    <w:p>
-      <w:pPr>
-        <w:pStyle w:val="ListBullet"/>
-      </w:pPr>
-      <w:r>
-        <w:rPr>
-          <w:b/>
-          <w:i w:val="0"/>
-        </w:rPr>
-        <w:t>Spark UI on serverless</w:t>
-      </w:r>
-      <w:r>
-        <w:rPr>
-          <w:b w:val="0"/>
-          <w:i w:val="0"/>
-        </w:rPr>
-        <w:t xml:space="preserve"> Not available. Use the query profile: time spent, rows and memory per operator.</w:t>
+      <w:r>
+        <w:rPr>
+          <w:b w:val="0"/>
+          <w:i w:val="0"/>
+        </w:rPr>
+        <w:t xml:space="preserve">A gold job's runtime grew from 4 minutes to 70 over a month. Nobody had changed the code. </w:t>
+      </w:r>
+      <w:r>
+        <w:rPr>
+          <w:rFonts w:ascii="Consolas" w:hAnsi="Consolas" w:eastAsia="Consolas"/>
+          <w:b w:val="0"/>
+          <w:sz w:val="19"/>
+        </w:rPr>
+        <w:t>explain()</w:t>
+      </w:r>
+      <w:r>
+        <w:rPr>
+          <w:b w:val="0"/>
+          <w:i w:val="0"/>
+        </w:rPr>
+        <w:t xml:space="preserve"> showed </w:t>
+      </w:r>
+      <w:r>
+        <w:rPr>
+          <w:rFonts w:ascii="Consolas" w:hAnsi="Consolas" w:eastAsia="Consolas"/>
+          <w:b w:val="0"/>
+          <w:sz w:val="19"/>
+        </w:rPr>
+        <w:t>BroadcastNestedLoopJoin</w:t>
+      </w:r>
+      <w:r>
+        <w:rPr>
+          <w:b w:val="0"/>
+          <w:i w:val="0"/>
+        </w:rPr>
+        <w:t>: a join on a range condition, fine while the dimension held 50 rows, painful at 4,000. The plan named the problem in one line. Rewriting the range join as an equi-join on a precomputed band key brought it back to 5 minutes.</w:t>
       </w:r>
     </w:p>
     <w:p>
@@ -6007,152 +6061,7 @@
         <w:pStyle w:val="Heading4"/>
       </w:pPr>
       <w:r>
-        <w:t>Practice</w:t>
-      </w:r>
-    </w:p>
-    <w:p>
-      <w:pPr>
-        <w:pStyle w:val="Heading5"/>
-      </w:pPr>
-      <w:r>
-        <w:t>Exercise 1. Multiple choice (level 1)</w:t>
-      </w:r>
-    </w:p>
-    <w:p>
-      <w:r>
-        <w:rPr>
-          <w:b w:val="0"/>
-          <w:i w:val="0"/>
-        </w:rPr>
-        <w:t xml:space="preserve">A job's plan contains </w:t>
-      </w:r>
-      <w:r>
-        <w:rPr>
-          <w:rFonts w:ascii="Consolas" w:hAnsi="Consolas" w:eastAsia="Consolas"/>
-          <w:b w:val="0"/>
-          <w:sz w:val="19"/>
-        </w:rPr>
-        <w:t>CartesianProduct</w:t>
-      </w:r>
-      <w:r>
-        <w:rPr>
-          <w:b w:val="0"/>
-          <w:i w:val="0"/>
-        </w:rPr>
-        <w:t>. What is the most likely cause?</w:t>
-      </w:r>
-    </w:p>
-    <w:p>
-      <w:pPr>
-        <w:pStyle w:val="ListBullet"/>
-      </w:pPr>
-      <w:r>
-        <w:rPr>
-          <w:b w:val="0"/>
-          <w:i w:val="0"/>
-        </w:rPr>
-        <w:t>a) A join without an equality condition, so every row meets every row</w:t>
-      </w:r>
-    </w:p>
-    <w:p>
-      <w:pPr>
-        <w:pStyle w:val="ListBullet"/>
-      </w:pPr>
-      <w:r>
-        <w:rPr>
-          <w:b w:val="0"/>
-          <w:i w:val="0"/>
-        </w:rPr>
-        <w:t>b) A broadcast join</w:t>
-      </w:r>
-    </w:p>
-    <w:p>
-      <w:pPr>
-        <w:pStyle w:val="ListBullet"/>
-      </w:pPr>
-      <w:r>
-        <w:rPr>
-          <w:b w:val="0"/>
-          <w:i w:val="0"/>
-        </w:rPr>
-        <w:t>c) A Python UDF</w:t>
-      </w:r>
-    </w:p>
-    <w:p>
-      <w:pPr>
-        <w:pStyle w:val="ListBullet"/>
-      </w:pPr>
-      <w:r>
-        <w:rPr>
-          <w:b w:val="0"/>
-          <w:i w:val="0"/>
-        </w:rPr>
-        <w:t>d) Partition pruning</w:t>
-      </w:r>
-    </w:p>
-    <w:p>
-      <w:r>
-        <w:rPr>
-          <w:b/>
-          <w:i w:val="0"/>
-        </w:rPr>
-        <w:t>Why?</w:t>
-      </w:r>
-    </w:p>
-    <w:p>
-      <w:pPr>
-        <w:pStyle w:val="ListBullet"/>
-      </w:pPr>
-      <w:r>
-        <w:rPr>
-          <w:b w:val="0"/>
-          <w:i w:val="0"/>
-        </w:rPr>
-        <w:t>r1) A Cartesian product pairs every row with every row. It comes from a cross join or a join condition Spark cannot use as an equi-join.</w:t>
-      </w:r>
-    </w:p>
-    <w:p>
-      <w:pPr>
-        <w:pStyle w:val="ListBullet"/>
-      </w:pPr>
-      <w:r>
-        <w:rPr>
-          <w:b w:val="0"/>
-          <w:i w:val="0"/>
-        </w:rPr>
-        <w:t>r2) Spark uses Cartesian products for all small tables.</w:t>
-      </w:r>
-    </w:p>
-    <w:p>
-      <w:pPr>
-        <w:pStyle w:val="Heading5"/>
-      </w:pPr>
-      <w:r>
-        <w:t>Exercise 2. Spot the bug (level 2)</w:t>
-      </w:r>
-    </w:p>
-    <w:p>
-      <w:r>
-        <w:rPr>
-          <w:b w:val="0"/>
-          <w:i w:val="0"/>
-        </w:rPr>
-        <w:t xml:space="preserve">This is the formatted plan for </w:t>
-      </w:r>
-      <w:r>
-        <w:rPr>
-          <w:rFonts w:ascii="Consolas" w:hAnsi="Consolas" w:eastAsia="Consolas"/>
-          <w:b w:val="0"/>
-          <w:sz w:val="19"/>
-        </w:rPr>
-        <w:t>spark.read.parquet(path).filter(F.col("w") &gt; 1.0).groupBy("wave_id").agg(F.sum("w"))</w:t>
-      </w:r>
-      <w:r>
-        <w:rPr>
-          <w:b w:val="0"/>
-          <w:i w:val="0"/>
-        </w:rPr>
-        <w:t>. Tap the line that shows a shuffle.</w:t>
+        <w:t>Worked example: weak code</w:t>
       </w:r>
     </w:p>
     <w:tbl>
@@ -6190,7 +6099,7 @@
                 <w:b w:val="0"/>
                 <w:sz w:val="16"/>
               </w:rPr>
-              <w:t>AdaptiveSparkPlan (6)</w:t>
+              <w:t>from pyspark.sql import functions as F</w:t>
             </w:r>
           </w:p>
           <w:p>
@@ -6213,7 +6122,7 @@
                 <w:b w:val="0"/>
                 <w:sz w:val="16"/>
               </w:rPr>
-              <w:t>+- HashAggregate (5)</w:t>
+              <w:t xml:space="preserve"> </w:t>
             </w:r>
           </w:p>
           <w:p>
@@ -6224,19 +6133,19 @@
             <w:r>
               <w:rPr>
                 <w:rFonts w:ascii="Consolas" w:hAnsi="Consolas" w:eastAsia="Consolas"/>
-                <w:b w:val="0"/>
+                <w:b/>
                 <w:color w:val="5B6875"/>
                 <w:sz w:val="16"/>
               </w:rPr>
-              <w:t xml:space="preserve">   3  </w:t>
-            </w:r>
-            <w:r>
-              <w:rPr>
-                <w:rFonts w:ascii="Consolas" w:hAnsi="Consolas" w:eastAsia="Consolas"/>
-                <w:b w:val="0"/>
-                <w:sz w:val="16"/>
-              </w:rPr>
-              <w:t xml:space="preserve">   +- Exchange (4)</w:t>
+              <w:t xml:space="preserve"> [1]  </w:t>
+            </w:r>
+            <w:r>
+              <w:rPr>
+                <w:rFonts w:ascii="Consolas" w:hAnsi="Consolas" w:eastAsia="Consolas"/>
+                <w:b w:val="0"/>
+                <w:sz w:val="16"/>
+              </w:rPr>
+              <w:t>joined = respondents.crossJoin(regions).filter(</w:t>
             </w:r>
           </w:p>
           <w:p>
@@ -6259,7 +6168,7 @@
                 <w:b w:val="0"/>
                 <w:sz w:val="16"/>
               </w:rPr>
-              <w:t xml:space="preserve">      +- HashAggregate (3)</w:t>
+              <w:t xml:space="preserve">    F.col("postcode_area") == F.col("area_code")</w:t>
             </w:r>
           </w:p>
           <w:p>
@@ -6282,7 +6191,7 @@
                 <w:b w:val="0"/>
                 <w:sz w:val="16"/>
               </w:rPr>
-              <w:t xml:space="preserve">         +- Filter (2)</w:t>
+              <w:t>)</w:t>
             </w:r>
           </w:p>
           <w:p>
@@ -6293,6 +6202,690 @@
             <w:r>
               <w:rPr>
                 <w:rFonts w:ascii="Consolas" w:hAnsi="Consolas" w:eastAsia="Consolas"/>
+                <w:b/>
+                <w:color w:val="5B6875"/>
+                <w:sz w:val="16"/>
+              </w:rPr>
+              <w:t xml:space="preserve"> [2]  </w:t>
+            </w:r>
+            <w:r>
+              <w:rPr>
+                <w:rFonts w:ascii="Consolas" w:hAnsi="Consolas" w:eastAsia="Consolas"/>
+                <w:b w:val="0"/>
+                <w:sz w:val="16"/>
+              </w:rPr>
+              <w:t>joined.write.mode("overwrite").saveAsTable("research_gold.nat_regions")</w:t>
+            </w:r>
+          </w:p>
+        </w:tc>
+      </w:tr>
+    </w:tbl>
+    <w:p>
+      <w:pPr>
+        <w:pStyle w:val="ListNumber"/>
+      </w:pPr>
+      <w:r>
+        <w:rPr>
+          <w:b/>
+        </w:rPr>
+        <w:t xml:space="preserve">Line 3. </w:t>
+      </w:r>
+      <w:r>
+        <w:rPr>
+          <w:b w:val="0"/>
+          <w:i w:val="0"/>
+        </w:rPr>
+        <w:t>A cross join first, then a filter. Check the plan before you trust the optimiser to rewrite it.</w:t>
+      </w:r>
+    </w:p>
+    <w:p>
+      <w:pPr>
+        <w:pStyle w:val="ListNumber"/>
+      </w:pPr>
+      <w:r>
+        <w:rPr>
+          <w:b/>
+        </w:rPr>
+        <w:t xml:space="preserve">Line 6. </w:t>
+      </w:r>
+      <w:r>
+        <w:rPr>
+          <w:b w:val="0"/>
+          <w:i w:val="0"/>
+        </w:rPr>
+        <w:t>Runs without ever reading the plan.</w:t>
+      </w:r>
+    </w:p>
+    <w:p>
+      <w:pPr>
+        <w:pStyle w:val="Heading4"/>
+      </w:pPr>
+      <w:r>
+        <w:t>Worked example: strong code</w:t>
+      </w:r>
+    </w:p>
+    <w:tbl>
+      <w:tblPr>
+        <w:tblW w:type="auto" w:w="0"/>
+        <w:jc w:val="left"/>
+        <w:tblLook w:firstColumn="1" w:firstRow="1" w:lastColumn="0" w:lastRow="0" w:noHBand="0" w:noVBand="1" w:val="04A0"/>
+      </w:tblPr>
+      <w:tblGrid>
+        <w:gridCol w:w="8221"/>
+      </w:tblGrid>
+      <w:tr>
+        <w:tc>
+          <w:tcPr>
+            <w:tcW w:type="dxa" w:w="8221"/>
+            <w:shd w:val="clear" w:color="auto" w:fill="F2F4F7"/>
+          </w:tcPr>
+          <w:p>
+            <w:pPr>
+              <w:spacing w:before="0" w:after="0" w:line="240" w:lineRule="auto"/>
+              <w:ind w:left="567" w:hanging="567"/>
+            </w:pPr>
+            <w:r>
+              <w:rPr>
+                <w:rFonts w:ascii="Consolas" w:hAnsi="Consolas" w:eastAsia="Consolas"/>
+                <w:b w:val="0"/>
+                <w:color w:val="5B6875"/>
+                <w:sz w:val="16"/>
+              </w:rPr>
+              <w:t xml:space="preserve">   1  </w:t>
+            </w:r>
+            <w:r>
+              <w:rPr>
+                <w:rFonts w:ascii="Consolas" w:hAnsi="Consolas" w:eastAsia="Consolas"/>
+                <w:b w:val="0"/>
+                <w:sz w:val="16"/>
+              </w:rPr>
+              <w:t>from pyspark.sql import functions as F</w:t>
+            </w:r>
+          </w:p>
+          <w:p>
+            <w:pPr>
+              <w:spacing w:before="0" w:after="0" w:line="240" w:lineRule="auto"/>
+              <w:ind w:left="567" w:hanging="567"/>
+            </w:pPr>
+            <w:r>
+              <w:rPr>
+                <w:rFonts w:ascii="Consolas" w:hAnsi="Consolas" w:eastAsia="Consolas"/>
+                <w:b w:val="0"/>
+                <w:color w:val="5B6875"/>
+                <w:sz w:val="16"/>
+              </w:rPr>
+              <w:t xml:space="preserve">   2  </w:t>
+            </w:r>
+            <w:r>
+              <w:rPr>
+                <w:rFonts w:ascii="Consolas" w:hAnsi="Consolas" w:eastAsia="Consolas"/>
+                <w:b w:val="0"/>
+                <w:sz w:val="16"/>
+              </w:rPr>
+              <w:t xml:space="preserve"> </w:t>
+            </w:r>
+          </w:p>
+          <w:p>
+            <w:pPr>
+              <w:spacing w:before="0" w:after="0" w:line="240" w:lineRule="auto"/>
+              <w:ind w:left="567" w:hanging="567"/>
+            </w:pPr>
+            <w:r>
+              <w:rPr>
+                <w:rFonts w:ascii="Consolas" w:hAnsi="Consolas" w:eastAsia="Consolas"/>
+                <w:b w:val="0"/>
+                <w:color w:val="5B6875"/>
+                <w:sz w:val="16"/>
+              </w:rPr>
+              <w:t xml:space="preserve">   3  </w:t>
+            </w:r>
+            <w:r>
+              <w:rPr>
+                <w:rFonts w:ascii="Consolas" w:hAnsi="Consolas" w:eastAsia="Consolas"/>
+                <w:b w:val="0"/>
+                <w:sz w:val="16"/>
+              </w:rPr>
+              <w:t>joined = respondents.join(</w:t>
+            </w:r>
+          </w:p>
+          <w:p>
+            <w:pPr>
+              <w:spacing w:before="0" w:after="0" w:line="240" w:lineRule="auto"/>
+              <w:ind w:left="567" w:hanging="567"/>
+            </w:pPr>
+            <w:r>
+              <w:rPr>
+                <w:rFonts w:ascii="Consolas" w:hAnsi="Consolas" w:eastAsia="Consolas"/>
+                <w:b/>
+                <w:color w:val="5B6875"/>
+                <w:sz w:val="16"/>
+              </w:rPr>
+              <w:t xml:space="preserve"> [1]  </w:t>
+            </w:r>
+            <w:r>
+              <w:rPr>
+                <w:rFonts w:ascii="Consolas" w:hAnsi="Consolas" w:eastAsia="Consolas"/>
+                <w:b w:val="0"/>
+                <w:sz w:val="16"/>
+              </w:rPr>
+              <w:t xml:space="preserve">    F.broadcast(regions), respondents["postcode_area"] == regions["area_code"], "left"</w:t>
+            </w:r>
+          </w:p>
+          <w:p>
+            <w:pPr>
+              <w:spacing w:before="0" w:after="0" w:line="240" w:lineRule="auto"/>
+              <w:ind w:left="567" w:hanging="567"/>
+            </w:pPr>
+            <w:r>
+              <w:rPr>
+                <w:rFonts w:ascii="Consolas" w:hAnsi="Consolas" w:eastAsia="Consolas"/>
+                <w:b w:val="0"/>
+                <w:color w:val="5B6875"/>
+                <w:sz w:val="16"/>
+              </w:rPr>
+              <w:t xml:space="preserve">   5  </w:t>
+            </w:r>
+            <w:r>
+              <w:rPr>
+                <w:rFonts w:ascii="Consolas" w:hAnsi="Consolas" w:eastAsia="Consolas"/>
+                <w:b w:val="0"/>
+                <w:sz w:val="16"/>
+              </w:rPr>
+              <w:t>)</w:t>
+            </w:r>
+          </w:p>
+          <w:p>
+            <w:pPr>
+              <w:spacing w:before="0" w:after="0" w:line="240" w:lineRule="auto"/>
+              <w:ind w:left="567" w:hanging="567"/>
+            </w:pPr>
+            <w:r>
+              <w:rPr>
+                <w:rFonts w:ascii="Consolas" w:hAnsi="Consolas" w:eastAsia="Consolas"/>
+                <w:b/>
+                <w:color w:val="5B6875"/>
+                <w:sz w:val="16"/>
+              </w:rPr>
+              <w:t xml:space="preserve"> [2]  </w:t>
+            </w:r>
+            <w:r>
+              <w:rPr>
+                <w:rFonts w:ascii="Consolas" w:hAnsi="Consolas" w:eastAsia="Consolas"/>
+                <w:b w:val="0"/>
+                <w:sz w:val="16"/>
+              </w:rPr>
+              <w:t>joined.explain("formatted")</w:t>
+            </w:r>
+          </w:p>
+          <w:p>
+            <w:pPr>
+              <w:spacing w:before="0" w:after="0" w:line="240" w:lineRule="auto"/>
+              <w:ind w:left="567" w:hanging="567"/>
+            </w:pPr>
+            <w:r>
+              <w:rPr>
+                <w:rFonts w:ascii="Consolas" w:hAnsi="Consolas" w:eastAsia="Consolas"/>
+                <w:b w:val="0"/>
+                <w:color w:val="5B6875"/>
+                <w:sz w:val="16"/>
+              </w:rPr>
+              <w:t xml:space="preserve">   7  </w:t>
+            </w:r>
+            <w:r>
+              <w:rPr>
+                <w:rFonts w:ascii="Consolas" w:hAnsi="Consolas" w:eastAsia="Consolas"/>
+                <w:b w:val="0"/>
+                <w:sz w:val="16"/>
+              </w:rPr>
+              <w:t># Expect BroadcastHashJoin, no CartesianProduct, one scan of respondents.</w:t>
+            </w:r>
+          </w:p>
+          <w:p>
+            <w:pPr>
+              <w:spacing w:before="0" w:after="0" w:line="240" w:lineRule="auto"/>
+              <w:ind w:left="567" w:hanging="567"/>
+            </w:pPr>
+            <w:r>
+              <w:rPr>
+                <w:rFonts w:ascii="Consolas" w:hAnsi="Consolas" w:eastAsia="Consolas"/>
+                <w:b w:val="0"/>
+                <w:color w:val="5B6875"/>
+                <w:sz w:val="16"/>
+              </w:rPr>
+              <w:t xml:space="preserve">   8  </w:t>
+            </w:r>
+            <w:r>
+              <w:rPr>
+                <w:rFonts w:ascii="Consolas" w:hAnsi="Consolas" w:eastAsia="Consolas"/>
+                <w:b w:val="0"/>
+                <w:sz w:val="16"/>
+              </w:rPr>
+              <w:t>joined.write.mode("overwrite").saveAsTable("research_gold.nat_regions")</w:t>
+            </w:r>
+          </w:p>
+        </w:tc>
+      </w:tr>
+    </w:tbl>
+    <w:p>
+      <w:pPr>
+        <w:pStyle w:val="ListNumber"/>
+      </w:pPr>
+      <w:r>
+        <w:rPr>
+          <w:b/>
+        </w:rPr>
+        <w:t xml:space="preserve">Line 4. </w:t>
+      </w:r>
+      <w:r>
+        <w:rPr>
+          <w:b w:val="0"/>
+          <w:i w:val="0"/>
+        </w:rPr>
+        <w:t>An explicit equi-join with the small side broadcast.</w:t>
+      </w:r>
+    </w:p>
+    <w:p>
+      <w:pPr>
+        <w:pStyle w:val="ListNumber"/>
+      </w:pPr>
+      <w:r>
+        <w:rPr>
+          <w:b/>
+        </w:rPr>
+        <w:t xml:space="preserve">Line 6. </w:t>
+      </w:r>
+      <w:r>
+        <w:rPr>
+          <w:b w:val="0"/>
+          <w:i w:val="0"/>
+        </w:rPr>
+        <w:t>Read the plan once, when you write the code, and again when data volumes change.</w:t>
+      </w:r>
+    </w:p>
+    <w:p>
+      <w:r>
+        <w:rPr>
+          <w:b w:val="0"/>
+          <w:i w:val="0"/>
+        </w:rPr>
+        <w:t>Read the plan bottom up, look for pushed filters, shuffles, join types and Python UDFs, then confirm rows per operator in the Spark UI or query profile.</w:t>
+      </w:r>
+    </w:p>
+    <w:p>
+      <w:pPr>
+        <w:pStyle w:val="Heading4"/>
+      </w:pPr>
+      <w:r>
+        <w:t>Recap card</w:t>
+      </w:r>
+    </w:p>
+    <w:p>
+      <w:pPr>
+        <w:pStyle w:val="ListBullet"/>
+      </w:pPr>
+      <w:r>
+        <w:rPr>
+          <w:b/>
+          <w:i w:val="0"/>
+        </w:rPr>
+        <w:t>Read a physical plan in which direction?</w:t>
+      </w:r>
+      <w:r>
+        <w:rPr>
+          <w:b w:val="0"/>
+          <w:i w:val="0"/>
+        </w:rPr>
+        <w:t xml:space="preserve"> Bottom up: scan at the bottom, result at the top.</w:t>
+      </w:r>
+    </w:p>
+    <w:p>
+      <w:pPr>
+        <w:pStyle w:val="ListBullet"/>
+      </w:pPr>
+      <w:r>
+        <w:rPr>
+          <w:b/>
+          <w:i w:val="0"/>
+        </w:rPr>
+        <w:t>PartitionFilters and PushedFilters</w:t>
+      </w:r>
+      <w:r>
+        <w:rPr>
+          <w:b w:val="0"/>
+          <w:i w:val="0"/>
+        </w:rPr>
+        <w:t xml:space="preserve"> Filters applied while reading. Empty PushedFilters on a filtered query means no pushdown.</w:t>
+      </w:r>
+    </w:p>
+    <w:p>
+      <w:pPr>
+        <w:pStyle w:val="ListBullet"/>
+      </w:pPr>
+      <w:r>
+        <w:rPr>
+          <w:b/>
+          <w:i w:val="0"/>
+        </w:rPr>
+        <w:t>Plan operators that signal trouble</w:t>
+      </w:r>
+      <w:r>
+        <w:rPr>
+          <w:b w:val="0"/>
+          <w:i w:val="0"/>
+        </w:rPr>
+        <w:t xml:space="preserve"> CartesianProduct or BroadcastNestedLoopJoin (cross join), BatchEvalPython (Python UDF), many Exchange (shuffles).</w:t>
+      </w:r>
+    </w:p>
+    <w:p>
+      <w:pPr>
+        <w:pStyle w:val="ListBullet"/>
+      </w:pPr>
+      <w:r>
+        <w:rPr>
+          <w:b/>
+          <w:i w:val="0"/>
+        </w:rPr>
+        <w:t>Spark UI on serverless</w:t>
+      </w:r>
+      <w:r>
+        <w:rPr>
+          <w:b w:val="0"/>
+          <w:i w:val="0"/>
+        </w:rPr>
+        <w:t xml:space="preserve"> Not available. Use the query profile: time spent, rows and memory per operator.</w:t>
+      </w:r>
+    </w:p>
+    <w:p>
+      <w:pPr>
+        <w:pStyle w:val="Heading4"/>
+      </w:pPr>
+      <w:r>
+        <w:t>Practice</w:t>
+      </w:r>
+    </w:p>
+    <w:p>
+      <w:pPr>
+        <w:pStyle w:val="Heading5"/>
+      </w:pPr>
+      <w:r>
+        <w:t>Exercise 1. Multiple choice (level 1)</w:t>
+      </w:r>
+    </w:p>
+    <w:p>
+      <w:r>
+        <w:rPr>
+          <w:b w:val="0"/>
+          <w:i w:val="0"/>
+        </w:rPr>
+        <w:t xml:space="preserve">A job's plan contains </w:t>
+      </w:r>
+      <w:r>
+        <w:rPr>
+          <w:rFonts w:ascii="Consolas" w:hAnsi="Consolas" w:eastAsia="Consolas"/>
+          <w:b w:val="0"/>
+          <w:sz w:val="19"/>
+        </w:rPr>
+        <w:t>CartesianProduct</w:t>
+      </w:r>
+      <w:r>
+        <w:rPr>
+          <w:b w:val="0"/>
+          <w:i w:val="0"/>
+        </w:rPr>
+        <w:t>. What is the most likely cause?</w:t>
+      </w:r>
+    </w:p>
+    <w:p>
+      <w:pPr>
+        <w:pStyle w:val="ListBullet"/>
+      </w:pPr>
+      <w:r>
+        <w:rPr>
+          <w:b w:val="0"/>
+          <w:i w:val="0"/>
+        </w:rPr>
+        <w:t>a) A join without an equality condition, so every row meets every row</w:t>
+      </w:r>
+    </w:p>
+    <w:p>
+      <w:pPr>
+        <w:pStyle w:val="ListBullet"/>
+      </w:pPr>
+      <w:r>
+        <w:rPr>
+          <w:b w:val="0"/>
+          <w:i w:val="0"/>
+        </w:rPr>
+        <w:t>b) A broadcast join</w:t>
+      </w:r>
+    </w:p>
+    <w:p>
+      <w:pPr>
+        <w:pStyle w:val="ListBullet"/>
+      </w:pPr>
+      <w:r>
+        <w:rPr>
+          <w:b w:val="0"/>
+          <w:i w:val="0"/>
+        </w:rPr>
+        <w:t>c) A Python UDF</w:t>
+      </w:r>
+    </w:p>
+    <w:p>
+      <w:pPr>
+        <w:pStyle w:val="ListBullet"/>
+      </w:pPr>
+      <w:r>
+        <w:rPr>
+          <w:b w:val="0"/>
+          <w:i w:val="0"/>
+        </w:rPr>
+        <w:t>d) Partition pruning</w:t>
+      </w:r>
+    </w:p>
+    <w:p>
+      <w:r>
+        <w:rPr>
+          <w:b/>
+          <w:i w:val="0"/>
+        </w:rPr>
+        <w:t>Why?</w:t>
+      </w:r>
+    </w:p>
+    <w:p>
+      <w:pPr>
+        <w:pStyle w:val="ListBullet"/>
+      </w:pPr>
+      <w:r>
+        <w:rPr>
+          <w:b w:val="0"/>
+          <w:i w:val="0"/>
+        </w:rPr>
+        <w:t>r1) A Cartesian product pairs every row with every row. It comes from a cross join or a join condition Spark cannot use as an equi-join.</w:t>
+      </w:r>
+    </w:p>
+    <w:p>
+      <w:pPr>
+        <w:pStyle w:val="ListBullet"/>
+      </w:pPr>
+      <w:r>
+        <w:rPr>
+          <w:b w:val="0"/>
+          <w:i w:val="0"/>
+        </w:rPr>
+        <w:t>r2) Spark uses Cartesian products for all small tables.</w:t>
+      </w:r>
+    </w:p>
+    <w:p>
+      <w:pPr>
+        <w:pStyle w:val="Heading5"/>
+      </w:pPr>
+      <w:r>
+        <w:t>Exercise 2. Spot the bug (level 2)</w:t>
+      </w:r>
+    </w:p>
+    <w:p>
+      <w:r>
+        <w:rPr>
+          <w:b w:val="0"/>
+          <w:i w:val="0"/>
+        </w:rPr>
+        <w:t xml:space="preserve">This is the formatted plan for </w:t>
+      </w:r>
+      <w:r>
+        <w:rPr>
+          <w:rFonts w:ascii="Consolas" w:hAnsi="Consolas" w:eastAsia="Consolas"/>
+          <w:b w:val="0"/>
+          <w:sz w:val="19"/>
+        </w:rPr>
+        <w:t>spark.read.parquet(path).filter(F.col("w") &gt; 1.0).groupBy("wave_id").agg(F.sum("w"))</w:t>
+      </w:r>
+      <w:r>
+        <w:rPr>
+          <w:b w:val="0"/>
+          <w:i w:val="0"/>
+        </w:rPr>
+        <w:t>. Tap the line that shows a shuffle.</w:t>
+      </w:r>
+    </w:p>
+    <w:tbl>
+      <w:tblPr>
+        <w:tblW w:type="auto" w:w="0"/>
+        <w:jc w:val="left"/>
+        <w:tblLook w:firstColumn="1" w:firstRow="1" w:lastColumn="0" w:lastRow="0" w:noHBand="0" w:noVBand="1" w:val="04A0"/>
+      </w:tblPr>
+      <w:tblGrid>
+        <w:gridCol w:w="8221"/>
+      </w:tblGrid>
+      <w:tr>
+        <w:tc>
+          <w:tcPr>
+            <w:tcW w:type="dxa" w:w="8221"/>
+            <w:shd w:val="clear" w:color="auto" w:fill="F2F4F7"/>
+          </w:tcPr>
+          <w:p>
+            <w:pPr>
+              <w:spacing w:before="0" w:after="0" w:line="240" w:lineRule="auto"/>
+              <w:ind w:left="567" w:hanging="567"/>
+            </w:pPr>
+            <w:r>
+              <w:rPr>
+                <w:rFonts w:ascii="Consolas" w:hAnsi="Consolas" w:eastAsia="Consolas"/>
+                <w:b w:val="0"/>
+                <w:color w:val="5B6875"/>
+                <w:sz w:val="16"/>
+              </w:rPr>
+              <w:t xml:space="preserve">   1  </w:t>
+            </w:r>
+            <w:r>
+              <w:rPr>
+                <w:rFonts w:ascii="Consolas" w:hAnsi="Consolas" w:eastAsia="Consolas"/>
+                <w:b w:val="0"/>
+                <w:sz w:val="16"/>
+              </w:rPr>
+              <w:t>AdaptiveSparkPlan (6)</w:t>
+            </w:r>
+          </w:p>
+          <w:p>
+            <w:pPr>
+              <w:spacing w:before="0" w:after="0" w:line="240" w:lineRule="auto"/>
+              <w:ind w:left="567" w:hanging="567"/>
+            </w:pPr>
+            <w:r>
+              <w:rPr>
+                <w:rFonts w:ascii="Consolas" w:hAnsi="Consolas" w:eastAsia="Consolas"/>
+                <w:b w:val="0"/>
+                <w:color w:val="5B6875"/>
+                <w:sz w:val="16"/>
+              </w:rPr>
+              <w:t xml:space="preserve">   2  </w:t>
+            </w:r>
+            <w:r>
+              <w:rPr>
+                <w:rFonts w:ascii="Consolas" w:hAnsi="Consolas" w:eastAsia="Consolas"/>
+                <w:b w:val="0"/>
+                <w:sz w:val="16"/>
+              </w:rPr>
+              <w:t>+- HashAggregate (5)</w:t>
+            </w:r>
+          </w:p>
+          <w:p>
+            <w:pPr>
+              <w:spacing w:before="0" w:after="0" w:line="240" w:lineRule="auto"/>
+              <w:ind w:left="567" w:hanging="567"/>
+            </w:pPr>
+            <w:r>
+              <w:rPr>
+                <w:rFonts w:ascii="Consolas" w:hAnsi="Consolas" w:eastAsia="Consolas"/>
+                <w:b w:val="0"/>
+                <w:color w:val="5B6875"/>
+                <w:sz w:val="16"/>
+              </w:rPr>
+              <w:t xml:space="preserve">   3  </w:t>
+            </w:r>
+            <w:r>
+              <w:rPr>
+                <w:rFonts w:ascii="Consolas" w:hAnsi="Consolas" w:eastAsia="Consolas"/>
+                <w:b w:val="0"/>
+                <w:sz w:val="16"/>
+              </w:rPr>
+              <w:t xml:space="preserve">   +- Exchange (4)</w:t>
+            </w:r>
+          </w:p>
+          <w:p>
+            <w:pPr>
+              <w:spacing w:before="0" w:after="0" w:line="240" w:lineRule="auto"/>
+              <w:ind w:left="567" w:hanging="567"/>
+            </w:pPr>
+            <w:r>
+              <w:rPr>
+                <w:rFonts w:ascii="Consolas" w:hAnsi="Consolas" w:eastAsia="Consolas"/>
+                <w:b w:val="0"/>
+                <w:color w:val="5B6875"/>
+                <w:sz w:val="16"/>
+              </w:rPr>
+              <w:t xml:space="preserve">   4  </w:t>
+            </w:r>
+            <w:r>
+              <w:rPr>
+                <w:rFonts w:ascii="Consolas" w:hAnsi="Consolas" w:eastAsia="Consolas"/>
+                <w:b w:val="0"/>
+                <w:sz w:val="16"/>
+              </w:rPr>
+              <w:t xml:space="preserve">      +- HashAggregate (3)</w:t>
+            </w:r>
+          </w:p>
+          <w:p>
+            <w:pPr>
+              <w:spacing w:before="0" w:after="0" w:line="240" w:lineRule="auto"/>
+              <w:ind w:left="567" w:hanging="567"/>
+            </w:pPr>
+            <w:r>
+              <w:rPr>
+                <w:rFonts w:ascii="Consolas" w:hAnsi="Consolas" w:eastAsia="Consolas"/>
+                <w:b w:val="0"/>
+                <w:color w:val="5B6875"/>
+                <w:sz w:val="16"/>
+              </w:rPr>
+              <w:t xml:space="preserve">   5  </w:t>
+            </w:r>
+            <w:r>
+              <w:rPr>
+                <w:rFonts w:ascii="Consolas" w:hAnsi="Consolas" w:eastAsia="Consolas"/>
+                <w:b w:val="0"/>
+                <w:sz w:val="16"/>
+              </w:rPr>
+              <w:t xml:space="preserve">         +- Filter (2)</w:t>
+            </w:r>
+          </w:p>
+          <w:p>
+            <w:pPr>
+              <w:spacing w:before="0" w:after="0" w:line="240" w:lineRule="auto"/>
+              <w:ind w:left="567" w:hanging="567"/>
+            </w:pPr>
+            <w:r>
+              <w:rPr>
+                <w:rFonts w:ascii="Consolas" w:hAnsi="Consolas" w:eastAsia="Consolas"/>
                 <w:b w:val="0"/>
                 <w:color w:val="5B6875"/>
                 <w:sz w:val="16"/>
@@ -6630,6 +7223,318 @@
         <w:t>.</w:t>
       </w:r>
     </w:p>
+    <w:p>
+      <w:r>
+        <w:rPr>
+          <w:b/>
+          <w:i w:val="0"/>
+        </w:rPr>
+        <w:t>What you need to know.</w:t>
+      </w:r>
+    </w:p>
+    <w:p>
+      <w:r>
+        <w:rPr>
+          <w:rFonts w:ascii="Consolas" w:hAnsi="Consolas" w:eastAsia="Consolas"/>
+          <w:b w:val="0"/>
+          <w:sz w:val="19"/>
+        </w:rPr>
+        <w:t>re.findall(pattern, text)</w:t>
+      </w:r>
+      <w:r>
+        <w:rPr>
+          <w:b w:val="0"/>
+          <w:i w:val="0"/>
+        </w:rPr>
+        <w:t xml:space="preserve">, or </w:t>
+      </w:r>
+      <w:r>
+        <w:rPr>
+          <w:rFonts w:ascii="Consolas" w:hAnsi="Consolas" w:eastAsia="Consolas"/>
+          <w:b w:val="0"/>
+          <w:sz w:val="19"/>
+        </w:rPr>
+        <w:t>compiled.findall(text)</w:t>
+      </w:r>
+      <w:r>
+        <w:rPr>
+          <w:b w:val="0"/>
+          <w:i w:val="0"/>
+        </w:rPr>
+        <w:t xml:space="preserve">, returns every match as a list, so </w:t>
+      </w:r>
+      <w:r>
+        <w:rPr>
+          <w:rFonts w:ascii="Consolas" w:hAnsi="Consolas" w:eastAsia="Consolas"/>
+          <w:b w:val="0"/>
+          <w:sz w:val="19"/>
+        </w:rPr>
+        <w:t>len(...)</w:t>
+      </w:r>
+      <w:r>
+        <w:rPr>
+          <w:b w:val="0"/>
+          <w:i w:val="0"/>
+        </w:rPr>
+        <w:t xml:space="preserve"> counts them. Two pattern tools control what counts:</w:t>
+      </w:r>
+    </w:p>
+    <w:p>
+      <w:pPr>
+        <w:pStyle w:val="ListBullet"/>
+      </w:pPr>
+      <w:r>
+        <w:rPr>
+          <w:rFonts w:ascii="Consolas" w:hAnsi="Consolas" w:eastAsia="Consolas"/>
+          <w:b w:val="0"/>
+          <w:sz w:val="19"/>
+        </w:rPr>
+        <w:t>\b</w:t>
+      </w:r>
+      <w:r>
+        <w:rPr>
+          <w:b w:val="0"/>
+          <w:i w:val="0"/>
+        </w:rPr>
+        <w:t xml:space="preserve"> marks a word boundary: </w:t>
+      </w:r>
+      <w:r>
+        <w:rPr>
+          <w:rFonts w:ascii="Consolas" w:hAnsi="Consolas" w:eastAsia="Consolas"/>
+          <w:b w:val="0"/>
+          <w:sz w:val="19"/>
+        </w:rPr>
+        <w:t>\bcat\b</w:t>
+      </w:r>
+      <w:r>
+        <w:rPr>
+          <w:b w:val="0"/>
+          <w:i w:val="0"/>
+        </w:rPr>
+        <w:t xml:space="preserve"> matches </w:t>
+      </w:r>
+      <w:r>
+        <w:rPr>
+          <w:rFonts w:ascii="Consolas" w:hAnsi="Consolas" w:eastAsia="Consolas"/>
+          <w:b w:val="0"/>
+          <w:sz w:val="19"/>
+        </w:rPr>
+        <w:t>cat</w:t>
+      </w:r>
+      <w:r>
+        <w:rPr>
+          <w:b w:val="0"/>
+          <w:i w:val="0"/>
+        </w:rPr>
+        <w:t xml:space="preserve"> as a whole word only.</w:t>
+      </w:r>
+    </w:p>
+    <w:p>
+      <w:pPr>
+        <w:pStyle w:val="ListBullet"/>
+      </w:pPr>
+      <w:r>
+        <w:rPr>
+          <w:rFonts w:ascii="Consolas" w:hAnsi="Consolas" w:eastAsia="Consolas"/>
+          <w:b w:val="0"/>
+          <w:sz w:val="19"/>
+        </w:rPr>
+        <w:t>(?&lt;!con)</w:t>
+      </w:r>
+      <w:r>
+        <w:rPr>
+          <w:b w:val="0"/>
+          <w:i w:val="0"/>
+        </w:rPr>
+        <w:t xml:space="preserve"> is a </w:t>
+      </w:r>
+      <w:r>
+        <w:rPr>
+          <w:b/>
+          <w:i w:val="0"/>
+        </w:rPr>
+        <w:t>negative lookbehind</w:t>
+      </w:r>
+      <w:r>
+        <w:rPr>
+          <w:b w:val="0"/>
+          <w:i w:val="0"/>
+        </w:rPr>
+        <w:t xml:space="preserve">: the match counts only when </w:t>
+      </w:r>
+      <w:r>
+        <w:rPr>
+          <w:rFonts w:ascii="Consolas" w:hAnsi="Consolas" w:eastAsia="Consolas"/>
+          <w:b w:val="0"/>
+          <w:sz w:val="19"/>
+        </w:rPr>
+        <w:t>con</w:t>
+      </w:r>
+      <w:r>
+        <w:rPr>
+          <w:b w:val="0"/>
+          <w:i w:val="0"/>
+        </w:rPr>
+        <w:t xml:space="preserve"> does not come right before it.</w:t>
+      </w:r>
+    </w:p>
+    <w:tbl>
+      <w:tblPr>
+        <w:tblW w:type="auto" w:w="0"/>
+        <w:jc w:val="left"/>
+        <w:tblLook w:firstColumn="1" w:firstRow="1" w:lastColumn="0" w:lastRow="0" w:noHBand="0" w:noVBand="1" w:val="04A0"/>
+      </w:tblPr>
+      <w:tblGrid>
+        <w:gridCol w:w="8221"/>
+      </w:tblGrid>
+      <w:tr>
+        <w:tc>
+          <w:tcPr>
+            <w:tcW w:type="dxa" w:w="8221"/>
+            <w:shd w:val="clear" w:color="auto" w:fill="F2F4F7"/>
+          </w:tcPr>
+          <w:p>
+            <w:pPr>
+              <w:spacing w:before="0" w:after="0" w:line="240" w:lineRule="auto"/>
+              <w:ind w:left="567" w:hanging="567"/>
+            </w:pPr>
+            <w:r>
+              <w:rPr>
+                <w:rFonts w:ascii="Consolas" w:hAnsi="Consolas" w:eastAsia="Consolas"/>
+                <w:b w:val="0"/>
+                <w:color w:val="5B6875"/>
+                <w:sz w:val="16"/>
+              </w:rPr>
+              <w:t xml:space="preserve">   1  </w:t>
+            </w:r>
+            <w:r>
+              <w:rPr>
+                <w:rFonts w:ascii="Consolas" w:hAnsi="Consolas" w:eastAsia="Consolas"/>
+                <w:b w:val="0"/>
+                <w:sz w:val="16"/>
+              </w:rPr>
+              <w:t>import re</w:t>
+            </w:r>
+          </w:p>
+          <w:p>
+            <w:pPr>
+              <w:spacing w:before="0" w:after="0" w:line="240" w:lineRule="auto"/>
+              <w:ind w:left="567" w:hanging="567"/>
+            </w:pPr>
+            <w:r>
+              <w:rPr>
+                <w:rFonts w:ascii="Consolas" w:hAnsi="Consolas" w:eastAsia="Consolas"/>
+                <w:b w:val="0"/>
+                <w:color w:val="5B6875"/>
+                <w:sz w:val="16"/>
+              </w:rPr>
+              <w:t xml:space="preserve">   2  </w:t>
+            </w:r>
+            <w:r>
+              <w:rPr>
+                <w:rFonts w:ascii="Consolas" w:hAnsi="Consolas" w:eastAsia="Consolas"/>
+                <w:b w:val="0"/>
+                <w:sz w:val="16"/>
+              </w:rPr>
+              <w:t xml:space="preserve"> </w:t>
+            </w:r>
+          </w:p>
+          <w:p>
+            <w:pPr>
+              <w:spacing w:before="0" w:after="0" w:line="240" w:lineRule="auto"/>
+              <w:ind w:left="567" w:hanging="567"/>
+            </w:pPr>
+            <w:r>
+              <w:rPr>
+                <w:rFonts w:ascii="Consolas" w:hAnsi="Consolas" w:eastAsia="Consolas"/>
+                <w:b w:val="0"/>
+                <w:color w:val="5B6875"/>
+                <w:sz w:val="16"/>
+              </w:rPr>
+              <w:t xml:space="preserve">   3  </w:t>
+            </w:r>
+            <w:r>
+              <w:rPr>
+                <w:rFonts w:ascii="Consolas" w:hAnsi="Consolas" w:eastAsia="Consolas"/>
+                <w:b w:val="0"/>
+                <w:sz w:val="16"/>
+              </w:rPr>
+              <w:t>text = "cat concat bobcat"</w:t>
+            </w:r>
+          </w:p>
+          <w:p>
+            <w:pPr>
+              <w:spacing w:before="0" w:after="0" w:line="240" w:lineRule="auto"/>
+              <w:ind w:left="567" w:hanging="567"/>
+            </w:pPr>
+            <w:r>
+              <w:rPr>
+                <w:rFonts w:ascii="Consolas" w:hAnsi="Consolas" w:eastAsia="Consolas"/>
+                <w:b w:val="0"/>
+                <w:color w:val="5B6875"/>
+                <w:sz w:val="16"/>
+              </w:rPr>
+              <w:t xml:space="preserve">   4  </w:t>
+            </w:r>
+            <w:r>
+              <w:rPr>
+                <w:rFonts w:ascii="Consolas" w:hAnsi="Consolas" w:eastAsia="Consolas"/>
+                <w:b w:val="0"/>
+                <w:sz w:val="16"/>
+              </w:rPr>
+              <w:t>re.findall(r"cat", text)           # ['cat', 'cat', 'cat']</w:t>
+            </w:r>
+          </w:p>
+          <w:p>
+            <w:pPr>
+              <w:spacing w:before="0" w:after="0" w:line="240" w:lineRule="auto"/>
+              <w:ind w:left="567" w:hanging="567"/>
+            </w:pPr>
+            <w:r>
+              <w:rPr>
+                <w:rFonts w:ascii="Consolas" w:hAnsi="Consolas" w:eastAsia="Consolas"/>
+                <w:b w:val="0"/>
+                <w:color w:val="5B6875"/>
+                <w:sz w:val="16"/>
+              </w:rPr>
+              <w:t xml:space="preserve">   5  </w:t>
+            </w:r>
+            <w:r>
+              <w:rPr>
+                <w:rFonts w:ascii="Consolas" w:hAnsi="Consolas" w:eastAsia="Consolas"/>
+                <w:b w:val="0"/>
+                <w:sz w:val="16"/>
+              </w:rPr>
+              <w:t>re.findall(r"(?&lt;!con)cat", text)   # ['cat', 'cat']: not the one in concat</w:t>
+            </w:r>
+          </w:p>
+          <w:p>
+            <w:pPr>
+              <w:spacing w:before="0" w:after="0" w:line="240" w:lineRule="auto"/>
+              <w:ind w:left="567" w:hanging="567"/>
+            </w:pPr>
+            <w:r>
+              <w:rPr>
+                <w:rFonts w:ascii="Consolas" w:hAnsi="Consolas" w:eastAsia="Consolas"/>
+                <w:b w:val="0"/>
+                <w:color w:val="5B6875"/>
+                <w:sz w:val="16"/>
+              </w:rPr>
+              <w:t xml:space="preserve">   6  </w:t>
+            </w:r>
+            <w:r>
+              <w:rPr>
+                <w:rFonts w:ascii="Consolas" w:hAnsi="Consolas" w:eastAsia="Consolas"/>
+                <w:b w:val="0"/>
+                <w:sz w:val="16"/>
+              </w:rPr>
+              <w:t>re.findall(r"\bcat\b", text)       # ['cat']</w:t>
+            </w:r>
+          </w:p>
+        </w:tc>
+      </w:tr>
+    </w:tbl>
+    <w:p/>
     <w:p>
       <w:r>
         <w:rPr>
